--- a/docs/CAMPUSGUARD.docx
+++ b/docs/CAMPUSGUARD.docx
@@ -106,42 +106,8366 @@
         <w:pStyle w:val="Heading2"/>
       </w:pPr>
       <w:r>
-        <w:t xml:space="preserve">Design Patterns </w:t>
+        <w:t>Design Patterns</w:t>
+      </w:r>
+    </w:p>
+    <w:p>
+      <w:pPr>
+        <w:pStyle w:val="Heading4"/>
+        <w:rPr>
+          <w:rStyle w:val="IntenseEmphasis"/>
+        </w:rPr>
+      </w:pPr>
+      <w:r>
+        <w:rPr>
+          <w:rStyle w:val="IntenseEmphasis"/>
+        </w:rPr>
+        <w:t>FAÇADE</w:t>
       </w:r>
     </w:p>
     <w:p>
       <w:r>
-        <w:t xml:space="preserve">Façade </w:t>
+        <w:t xml:space="preserve">REASONING </w:t>
       </w:r>
     </w:p>
     <w:p>
+      <w:pPr>
+        <w:pStyle w:val="ListParagraph"/>
+        <w:numPr>
+          <w:ilvl w:val="0"/>
+          <w:numId w:val="4"/>
+        </w:numPr>
+      </w:pPr>
       <w:r>
-        <w:t xml:space="preserve">Command </w:t>
+        <w:t xml:space="preserve">The EmergencyResponseFacade is responsible for delegating the different functions associated with each underlying subsystem and reducing the information needed by the client to utilize the software therefore it is important that the EmergencyResponseFacade also deletes the attributes it owns </w:t>
+      </w:r>
+    </w:p>
+    <w:p/>
+    <w:p>
+      <w:r>
+        <w:t xml:space="preserve">PARTICIPANTS </w:t>
+      </w:r>
+    </w:p>
+    <w:tbl>
+      <w:tblPr>
+        <w:tblStyle w:val="GridTable6Colorful-Accent1"/>
+        <w:tblW w:w="0" w:type="auto"/>
+        <w:tblLook w:val="04A0" w:firstRow="1" w:lastRow="0" w:firstColumn="1" w:lastColumn="0" w:noHBand="0" w:noVBand="1"/>
+      </w:tblPr>
+      <w:tblGrid>
+        <w:gridCol w:w="4508"/>
+        <w:gridCol w:w="4508"/>
+      </w:tblGrid>
+      <w:tr>
+        <w:trPr>
+          <w:cnfStyle w:val="100000000000" w:firstRow="1" w:lastRow="0" w:firstColumn="0" w:lastColumn="0" w:oddVBand="0" w:evenVBand="0" w:oddHBand="0" w:evenHBand="0" w:firstRowFirstColumn="0" w:firstRowLastColumn="0" w:lastRowFirstColumn="0" w:lastRowLastColumn="0"/>
+        </w:trPr>
+        <w:tc>
+          <w:tcPr>
+            <w:cnfStyle w:val="001000000000" w:firstRow="0" w:lastRow="0" w:firstColumn="1" w:lastColumn="0" w:oddVBand="0" w:evenVBand="0" w:oddHBand="0" w:evenHBand="0" w:firstRowFirstColumn="0" w:firstRowLastColumn="0" w:lastRowFirstColumn="0" w:lastRowLastColumn="0"/>
+            <w:tcW w:w="4508" w:type="dxa"/>
+          </w:tcPr>
+          <w:p>
+            <w:r>
+              <w:t>Façade</w:t>
+            </w:r>
+          </w:p>
+        </w:tc>
+        <w:tc>
+          <w:tcPr>
+            <w:tcW w:w="4508" w:type="dxa"/>
+          </w:tcPr>
+          <w:p>
+            <w:pPr>
+              <w:cnfStyle w:val="100000000000" w:firstRow="1" w:lastRow="0" w:firstColumn="0" w:lastColumn="0" w:oddVBand="0" w:evenVBand="0" w:oddHBand="0" w:evenHBand="0" w:firstRowFirstColumn="0" w:firstRowLastColumn="0" w:lastRowFirstColumn="0" w:lastRowLastColumn="0"/>
+            </w:pPr>
+            <w:r>
+              <w:t>EmergencyResponseFacade</w:t>
+            </w:r>
+          </w:p>
+        </w:tc>
+      </w:tr>
+      <w:tr>
+        <w:trPr>
+          <w:cnfStyle w:val="000000100000" w:firstRow="0" w:lastRow="0" w:firstColumn="0" w:lastColumn="0" w:oddVBand="0" w:evenVBand="0" w:oddHBand="1" w:evenHBand="0" w:firstRowFirstColumn="0" w:firstRowLastColumn="0" w:lastRowFirstColumn="0" w:lastRowLastColumn="0"/>
+        </w:trPr>
+        <w:tc>
+          <w:tcPr>
+            <w:cnfStyle w:val="001000000000" w:firstRow="0" w:lastRow="0" w:firstColumn="1" w:lastColumn="0" w:oddVBand="0" w:evenVBand="0" w:oddHBand="0" w:evenHBand="0" w:firstRowFirstColumn="0" w:firstRowLastColumn="0" w:lastRowFirstColumn="0" w:lastRowLastColumn="0"/>
+            <w:tcW w:w="4508" w:type="dxa"/>
+          </w:tcPr>
+          <w:p>
+            <w:r>
+              <w:t>Subsystem classes</w:t>
+            </w:r>
+          </w:p>
+        </w:tc>
+        <w:tc>
+          <w:tcPr>
+            <w:tcW w:w="4508" w:type="dxa"/>
+          </w:tcPr>
+          <w:p>
+            <w:pPr>
+              <w:cnfStyle w:val="000000100000" w:firstRow="0" w:lastRow="0" w:firstColumn="0" w:lastColumn="0" w:oddVBand="0" w:evenVBand="0" w:oddHBand="1" w:evenHBand="0" w:firstRowFirstColumn="0" w:firstRowLastColumn="0" w:lastRowFirstColumn="0" w:lastRowLastColumn="0"/>
+            </w:pPr>
+            <w:r>
+              <w:t>Dispatcher, IncidentControl, CommunicationHub, SecurityGuards, FirstAidTeam, FacilityStaff, AccessControlTeam, AmbulanceAdapter, PoliceAdapter, FireFighterAdapter, IncidentHistory</w:t>
+            </w:r>
+          </w:p>
+        </w:tc>
+      </w:tr>
+    </w:tbl>
+    <w:p/>
+    <w:p>
+      <w:r>
+        <w:t xml:space="preserve">OWNERSHIP SUMMARY </w:t>
+      </w:r>
+    </w:p>
+    <w:tbl>
+      <w:tblPr>
+        <w:tblStyle w:val="GridTable4-Accent1"/>
+        <w:tblW w:w="0" w:type="auto"/>
+        <w:tblLook w:val="04A0" w:firstRow="1" w:lastRow="0" w:firstColumn="1" w:lastColumn="0" w:noHBand="0" w:noVBand="1"/>
+      </w:tblPr>
+      <w:tblGrid>
+        <w:gridCol w:w="2414"/>
+        <w:gridCol w:w="3100"/>
+        <w:gridCol w:w="3393"/>
+      </w:tblGrid>
+      <w:tr>
+        <w:trPr>
+          <w:cnfStyle w:val="100000000000" w:firstRow="1" w:lastRow="0" w:firstColumn="0" w:lastColumn="0" w:oddVBand="0" w:evenVBand="0" w:oddHBand="0" w:evenHBand="0" w:firstRowFirstColumn="0" w:firstRowLastColumn="0" w:lastRowFirstColumn="0" w:lastRowLastColumn="0"/>
+        </w:trPr>
+        <w:tc>
+          <w:tcPr>
+            <w:cnfStyle w:val="001000000000" w:firstRow="0" w:lastRow="0" w:firstColumn="1" w:lastColumn="0" w:oddVBand="0" w:evenVBand="0" w:oddHBand="0" w:evenHBand="0" w:firstRowFirstColumn="0" w:firstRowLastColumn="0" w:lastRowFirstColumn="0" w:lastRowLastColumn="0"/>
+            <w:tcW w:w="2268" w:type="dxa"/>
+          </w:tcPr>
+          <w:p>
+            <w:r>
+              <w:t xml:space="preserve"> Object </w:t>
+            </w:r>
+          </w:p>
+        </w:tc>
+        <w:tc>
+          <w:tcPr>
+            <w:tcW w:w="3100" w:type="dxa"/>
+          </w:tcPr>
+          <w:p>
+            <w:pPr>
+              <w:cnfStyle w:val="100000000000" w:firstRow="1" w:lastRow="0" w:firstColumn="0" w:lastColumn="0" w:oddVBand="0" w:evenVBand="0" w:oddHBand="0" w:evenHBand="0" w:firstRowFirstColumn="0" w:firstRowLastColumn="0" w:lastRowFirstColumn="0" w:lastRowLastColumn="0"/>
+            </w:pPr>
+            <w:r>
+              <w:t xml:space="preserve"> Owner </w:t>
+            </w:r>
+          </w:p>
+        </w:tc>
+        <w:tc>
+          <w:tcPr>
+            <w:tcW w:w="3393" w:type="dxa"/>
+          </w:tcPr>
+          <w:p>
+            <w:pPr>
+              <w:cnfStyle w:val="100000000000" w:firstRow="1" w:lastRow="0" w:firstColumn="0" w:lastColumn="0" w:oddVBand="0" w:evenVBand="0" w:oddHBand="0" w:evenHBand="0" w:firstRowFirstColumn="0" w:firstRowLastColumn="0" w:lastRowFirstColumn="0" w:lastRowLastColumn="0"/>
+            </w:pPr>
+            <w:r>
+              <w:t xml:space="preserve"> Deleted in </w:t>
+            </w:r>
+          </w:p>
+        </w:tc>
+      </w:tr>
+      <w:tr>
+        <w:trPr>
+          <w:cnfStyle w:val="000000100000" w:firstRow="0" w:lastRow="0" w:firstColumn="0" w:lastColumn="0" w:oddVBand="0" w:evenVBand="0" w:oddHBand="1" w:evenHBand="0" w:firstRowFirstColumn="0" w:firstRowLastColumn="0" w:lastRowFirstColumn="0" w:lastRowLastColumn="0"/>
+        </w:trPr>
+        <w:tc>
+          <w:tcPr>
+            <w:cnfStyle w:val="001000000000" w:firstRow="0" w:lastRow="0" w:firstColumn="1" w:lastColumn="0" w:oddVBand="0" w:evenVBand="0" w:oddHBand="0" w:evenHBand="0" w:firstRowFirstColumn="0" w:firstRowLastColumn="0" w:lastRowFirstColumn="0" w:lastRowLastColumn="0"/>
+            <w:tcW w:w="2268" w:type="dxa"/>
+          </w:tcPr>
+          <w:p>
+            <w:r>
+              <w:t xml:space="preserve"> CommunicationHub </w:t>
+            </w:r>
+          </w:p>
+        </w:tc>
+        <w:tc>
+          <w:tcPr>
+            <w:tcW w:w="3100" w:type="dxa"/>
+          </w:tcPr>
+          <w:p>
+            <w:pPr>
+              <w:cnfStyle w:val="000000100000" w:firstRow="0" w:lastRow="0" w:firstColumn="0" w:lastColumn="0" w:oddVBand="0" w:evenVBand="0" w:oddHBand="1" w:evenHBand="0" w:firstRowFirstColumn="0" w:firstRowLastColumn="0" w:lastRowFirstColumn="0" w:lastRowLastColumn="0"/>
+            </w:pPr>
+            <w:r>
+              <w:t xml:space="preserve"> EmergencyResponseFacade </w:t>
+            </w:r>
+          </w:p>
+        </w:tc>
+        <w:tc>
+          <w:tcPr>
+            <w:tcW w:w="3393" w:type="dxa"/>
+          </w:tcPr>
+          <w:p>
+            <w:pPr>
+              <w:cnfStyle w:val="000000100000" w:firstRow="0" w:lastRow="0" w:firstColumn="0" w:lastColumn="0" w:oddVBand="0" w:evenVBand="0" w:oddHBand="1" w:evenHBand="0" w:firstRowFirstColumn="0" w:firstRowLastColumn="0" w:lastRowFirstColumn="0" w:lastRowLastColumn="0"/>
+            </w:pPr>
+            <w:r>
+              <w:t xml:space="preserve"> ~</w:t>
+            </w:r>
+            <w:proofErr w:type="gramStart"/>
+            <w:r>
+              <w:t>EmergencyResponseFacade(</w:t>
+            </w:r>
+            <w:proofErr w:type="gramEnd"/>
+            <w:r>
+              <w:t xml:space="preserve">) </w:t>
+            </w:r>
+          </w:p>
+        </w:tc>
+      </w:tr>
+      <w:tr>
+        <w:tc>
+          <w:tcPr>
+            <w:cnfStyle w:val="001000000000" w:firstRow="0" w:lastRow="0" w:firstColumn="1" w:lastColumn="0" w:oddVBand="0" w:evenVBand="0" w:oddHBand="0" w:evenHBand="0" w:firstRowFirstColumn="0" w:firstRowLastColumn="0" w:lastRowFirstColumn="0" w:lastRowLastColumn="0"/>
+            <w:tcW w:w="2268" w:type="dxa"/>
+          </w:tcPr>
+          <w:p>
+            <w:r>
+              <w:t xml:space="preserve"> SecurityGuards, FirstAidTeam, FacilityStaff, AccessControlTeam </w:t>
+            </w:r>
+          </w:p>
+        </w:tc>
+        <w:tc>
+          <w:tcPr>
+            <w:tcW w:w="3100" w:type="dxa"/>
+          </w:tcPr>
+          <w:p>
+            <w:pPr>
+              <w:cnfStyle w:val="000000000000" w:firstRow="0" w:lastRow="0" w:firstColumn="0" w:lastColumn="0" w:oddVBand="0" w:evenVBand="0" w:oddHBand="0" w:evenHBand="0" w:firstRowFirstColumn="0" w:firstRowLastColumn="0" w:lastRowFirstColumn="0" w:lastRowLastColumn="0"/>
+            </w:pPr>
+            <w:r>
+              <w:t xml:space="preserve"> EmergencyResponseFacade </w:t>
+            </w:r>
+          </w:p>
+        </w:tc>
+        <w:tc>
+          <w:tcPr>
+            <w:tcW w:w="3393" w:type="dxa"/>
+          </w:tcPr>
+          <w:p>
+            <w:pPr>
+              <w:cnfStyle w:val="000000000000" w:firstRow="0" w:lastRow="0" w:firstColumn="0" w:lastColumn="0" w:oddVBand="0" w:evenVBand="0" w:oddHBand="0" w:evenHBand="0" w:firstRowFirstColumn="0" w:firstRowLastColumn="0" w:lastRowFirstColumn="0" w:lastRowLastColumn="0"/>
+            </w:pPr>
+            <w:r>
+              <w:t xml:space="preserve"> ~</w:t>
+            </w:r>
+            <w:proofErr w:type="gramStart"/>
+            <w:r>
+              <w:t>EmergencyResponseFacade(</w:t>
+            </w:r>
+            <w:proofErr w:type="gramEnd"/>
+            <w:r>
+              <w:t xml:space="preserve">) </w:t>
+            </w:r>
+          </w:p>
+        </w:tc>
+      </w:tr>
+      <w:tr>
+        <w:trPr>
+          <w:cnfStyle w:val="000000100000" w:firstRow="0" w:lastRow="0" w:firstColumn="0" w:lastColumn="0" w:oddVBand="0" w:evenVBand="0" w:oddHBand="1" w:evenHBand="0" w:firstRowFirstColumn="0" w:firstRowLastColumn="0" w:lastRowFirstColumn="0" w:lastRowLastColumn="0"/>
+        </w:trPr>
+        <w:tc>
+          <w:tcPr>
+            <w:cnfStyle w:val="001000000000" w:firstRow="0" w:lastRow="0" w:firstColumn="1" w:lastColumn="0" w:oddVBand="0" w:evenVBand="0" w:oddHBand="0" w:evenHBand="0" w:firstRowFirstColumn="0" w:firstRowLastColumn="0" w:lastRowFirstColumn="0" w:lastRowLastColumn="0"/>
+            <w:tcW w:w="2268" w:type="dxa"/>
+          </w:tcPr>
+          <w:p>
+            <w:r>
+              <w:t xml:space="preserve"> AmbulanceAdapter, PoliceAdapter, FireFighterAdapter </w:t>
+            </w:r>
+          </w:p>
+        </w:tc>
+        <w:tc>
+          <w:tcPr>
+            <w:tcW w:w="3100" w:type="dxa"/>
+          </w:tcPr>
+          <w:p>
+            <w:pPr>
+              <w:cnfStyle w:val="000000100000" w:firstRow="0" w:lastRow="0" w:firstColumn="0" w:lastColumn="0" w:oddVBand="0" w:evenVBand="0" w:oddHBand="1" w:evenHBand="0" w:firstRowFirstColumn="0" w:firstRowLastColumn="0" w:lastRowFirstColumn="0" w:lastRowLastColumn="0"/>
+            </w:pPr>
+            <w:r>
+              <w:t xml:space="preserve"> EmergencyResponseFacade </w:t>
+            </w:r>
+          </w:p>
+        </w:tc>
+        <w:tc>
+          <w:tcPr>
+            <w:tcW w:w="3393" w:type="dxa"/>
+          </w:tcPr>
+          <w:p>
+            <w:pPr>
+              <w:cnfStyle w:val="000000100000" w:firstRow="0" w:lastRow="0" w:firstColumn="0" w:lastColumn="0" w:oddVBand="0" w:evenVBand="0" w:oddHBand="1" w:evenHBand="0" w:firstRowFirstColumn="0" w:firstRowLastColumn="0" w:lastRowFirstColumn="0" w:lastRowLastColumn="0"/>
+            </w:pPr>
+            <w:r>
+              <w:t xml:space="preserve"> ~</w:t>
+            </w:r>
+            <w:proofErr w:type="gramStart"/>
+            <w:r>
+              <w:t>EmergencyResponseFacade(</w:t>
+            </w:r>
+            <w:proofErr w:type="gramEnd"/>
+            <w:r>
+              <w:t xml:space="preserve">) </w:t>
+            </w:r>
+          </w:p>
+        </w:tc>
+      </w:tr>
+      <w:tr>
+        <w:tc>
+          <w:tcPr>
+            <w:cnfStyle w:val="001000000000" w:firstRow="0" w:lastRow="0" w:firstColumn="1" w:lastColumn="0" w:oddVBand="0" w:evenVBand="0" w:oddHBand="0" w:evenHBand="0" w:firstRowFirstColumn="0" w:firstRowLastColumn="0" w:lastRowFirstColumn="0" w:lastRowLastColumn="0"/>
+            <w:tcW w:w="2268" w:type="dxa"/>
+          </w:tcPr>
+          <w:p>
+            <w:r>
+              <w:t xml:space="preserve"> Ambulance </w:t>
+            </w:r>
+          </w:p>
+        </w:tc>
+        <w:tc>
+          <w:tcPr>
+            <w:tcW w:w="3100" w:type="dxa"/>
+          </w:tcPr>
+          <w:p>
+            <w:pPr>
+              <w:cnfStyle w:val="000000000000" w:firstRow="0" w:lastRow="0" w:firstColumn="0" w:lastColumn="0" w:oddVBand="0" w:evenVBand="0" w:oddHBand="0" w:evenHBand="0" w:firstRowFirstColumn="0" w:firstRowLastColumn="0" w:lastRowFirstColumn="0" w:lastRowLastColumn="0"/>
+            </w:pPr>
+            <w:r>
+              <w:t xml:space="preserve"> AmbulanceAdapter </w:t>
+            </w:r>
+          </w:p>
+        </w:tc>
+        <w:tc>
+          <w:tcPr>
+            <w:tcW w:w="3393" w:type="dxa"/>
+          </w:tcPr>
+          <w:p>
+            <w:pPr>
+              <w:cnfStyle w:val="000000000000" w:firstRow="0" w:lastRow="0" w:firstColumn="0" w:lastColumn="0" w:oddVBand="0" w:evenVBand="0" w:oddHBand="0" w:evenHBand="0" w:firstRowFirstColumn="0" w:firstRowLastColumn="0" w:lastRowFirstColumn="0" w:lastRowLastColumn="0"/>
+            </w:pPr>
+            <w:r>
+              <w:t xml:space="preserve"> ~</w:t>
+            </w:r>
+            <w:proofErr w:type="gramStart"/>
+            <w:r>
+              <w:t>AmbulanceAdapter(</w:t>
+            </w:r>
+            <w:proofErr w:type="gramEnd"/>
+            <w:r>
+              <w:t xml:space="preserve">) </w:t>
+            </w:r>
+          </w:p>
+        </w:tc>
+      </w:tr>
+      <w:tr>
+        <w:trPr>
+          <w:cnfStyle w:val="000000100000" w:firstRow="0" w:lastRow="0" w:firstColumn="0" w:lastColumn="0" w:oddVBand="0" w:evenVBand="0" w:oddHBand="1" w:evenHBand="0" w:firstRowFirstColumn="0" w:firstRowLastColumn="0" w:lastRowFirstColumn="0" w:lastRowLastColumn="0"/>
+        </w:trPr>
+        <w:tc>
+          <w:tcPr>
+            <w:cnfStyle w:val="001000000000" w:firstRow="0" w:lastRow="0" w:firstColumn="1" w:lastColumn="0" w:oddVBand="0" w:evenVBand="0" w:oddHBand="0" w:evenHBand="0" w:firstRowFirstColumn="0" w:firstRowLastColumn="0" w:lastRowFirstColumn="0" w:lastRowLastColumn="0"/>
+            <w:tcW w:w="2268" w:type="dxa"/>
+          </w:tcPr>
+          <w:p>
+            <w:r>
+              <w:t xml:space="preserve"> Police </w:t>
+            </w:r>
+          </w:p>
+        </w:tc>
+        <w:tc>
+          <w:tcPr>
+            <w:tcW w:w="3100" w:type="dxa"/>
+          </w:tcPr>
+          <w:p>
+            <w:pPr>
+              <w:cnfStyle w:val="000000100000" w:firstRow="0" w:lastRow="0" w:firstColumn="0" w:lastColumn="0" w:oddVBand="0" w:evenVBand="0" w:oddHBand="1" w:evenHBand="0" w:firstRowFirstColumn="0" w:firstRowLastColumn="0" w:lastRowFirstColumn="0" w:lastRowLastColumn="0"/>
+            </w:pPr>
+            <w:r>
+              <w:t xml:space="preserve"> PoliceAdapter </w:t>
+            </w:r>
+          </w:p>
+        </w:tc>
+        <w:tc>
+          <w:tcPr>
+            <w:tcW w:w="3393" w:type="dxa"/>
+          </w:tcPr>
+          <w:p>
+            <w:pPr>
+              <w:cnfStyle w:val="000000100000" w:firstRow="0" w:lastRow="0" w:firstColumn="0" w:lastColumn="0" w:oddVBand="0" w:evenVBand="0" w:oddHBand="1" w:evenHBand="0" w:firstRowFirstColumn="0" w:firstRowLastColumn="0" w:lastRowFirstColumn="0" w:lastRowLastColumn="0"/>
+            </w:pPr>
+            <w:r>
+              <w:t xml:space="preserve"> ~</w:t>
+            </w:r>
+            <w:proofErr w:type="gramStart"/>
+            <w:r>
+              <w:t>PoliceAdapter(</w:t>
+            </w:r>
+            <w:proofErr w:type="gramEnd"/>
+            <w:r>
+              <w:t xml:space="preserve">) </w:t>
+            </w:r>
+          </w:p>
+        </w:tc>
+      </w:tr>
+      <w:tr>
+        <w:tc>
+          <w:tcPr>
+            <w:cnfStyle w:val="001000000000" w:firstRow="0" w:lastRow="0" w:firstColumn="1" w:lastColumn="0" w:oddVBand="0" w:evenVBand="0" w:oddHBand="0" w:evenHBand="0" w:firstRowFirstColumn="0" w:firstRowLastColumn="0" w:lastRowFirstColumn="0" w:lastRowLastColumn="0"/>
+            <w:tcW w:w="2268" w:type="dxa"/>
+          </w:tcPr>
+          <w:p>
+            <w:r>
+              <w:t xml:space="preserve"> </w:t>
+            </w:r>
+            <w:proofErr w:type="spellStart"/>
+            <w:r>
+              <w:t>FireFighter</w:t>
+            </w:r>
+            <w:proofErr w:type="spellEnd"/>
+            <w:r>
+              <w:t xml:space="preserve"> </w:t>
+            </w:r>
+          </w:p>
+        </w:tc>
+        <w:tc>
+          <w:tcPr>
+            <w:tcW w:w="3100" w:type="dxa"/>
+          </w:tcPr>
+          <w:p>
+            <w:pPr>
+              <w:cnfStyle w:val="000000000000" w:firstRow="0" w:lastRow="0" w:firstColumn="0" w:lastColumn="0" w:oddVBand="0" w:evenVBand="0" w:oddHBand="0" w:evenHBand="0" w:firstRowFirstColumn="0" w:firstRowLastColumn="0" w:lastRowFirstColumn="0" w:lastRowLastColumn="0"/>
+            </w:pPr>
+            <w:r>
+              <w:t xml:space="preserve"> FireFighterAdapter </w:t>
+            </w:r>
+          </w:p>
+        </w:tc>
+        <w:tc>
+          <w:tcPr>
+            <w:tcW w:w="3393" w:type="dxa"/>
+          </w:tcPr>
+          <w:p>
+            <w:pPr>
+              <w:cnfStyle w:val="000000000000" w:firstRow="0" w:lastRow="0" w:firstColumn="0" w:lastColumn="0" w:oddVBand="0" w:evenVBand="0" w:oddHBand="0" w:evenHBand="0" w:firstRowFirstColumn="0" w:firstRowLastColumn="0" w:lastRowFirstColumn="0" w:lastRowLastColumn="0"/>
+            </w:pPr>
+            <w:r>
+              <w:t xml:space="preserve"> ~</w:t>
+            </w:r>
+            <w:proofErr w:type="gramStart"/>
+            <w:r>
+              <w:t>FireFighterAdapter(</w:t>
+            </w:r>
+            <w:proofErr w:type="gramEnd"/>
+            <w:r>
+              <w:t xml:space="preserve">) </w:t>
+            </w:r>
+          </w:p>
+        </w:tc>
+      </w:tr>
+      <w:tr>
+        <w:trPr>
+          <w:cnfStyle w:val="000000100000" w:firstRow="0" w:lastRow="0" w:firstColumn="0" w:lastColumn="0" w:oddVBand="0" w:evenVBand="0" w:oddHBand="1" w:evenHBand="0" w:firstRowFirstColumn="0" w:firstRowLastColumn="0" w:lastRowFirstColumn="0" w:lastRowLastColumn="0"/>
+        </w:trPr>
+        <w:tc>
+          <w:tcPr>
+            <w:cnfStyle w:val="001000000000" w:firstRow="0" w:lastRow="0" w:firstColumn="1" w:lastColumn="0" w:oddVBand="0" w:evenVBand="0" w:oddHBand="0" w:evenHBand="0" w:firstRowFirstColumn="0" w:firstRowLastColumn="0" w:lastRowFirstColumn="0" w:lastRowLastColumn="0"/>
+            <w:tcW w:w="2268" w:type="dxa"/>
+          </w:tcPr>
+          <w:p>
+            <w:r>
+              <w:t xml:space="preserve"> Dispatcher </w:t>
+            </w:r>
+          </w:p>
+        </w:tc>
+        <w:tc>
+          <w:tcPr>
+            <w:tcW w:w="3100" w:type="dxa"/>
+          </w:tcPr>
+          <w:p>
+            <w:pPr>
+              <w:cnfStyle w:val="000000100000" w:firstRow="0" w:lastRow="0" w:firstColumn="0" w:lastColumn="0" w:oddVBand="0" w:evenVBand="0" w:oddHBand="1" w:evenHBand="0" w:firstRowFirstColumn="0" w:firstRowLastColumn="0" w:lastRowFirstColumn="0" w:lastRowLastColumn="0"/>
+            </w:pPr>
+            <w:r>
+              <w:t xml:space="preserve"> EmergencyResponseFacade </w:t>
+            </w:r>
+          </w:p>
+        </w:tc>
+        <w:tc>
+          <w:tcPr>
+            <w:tcW w:w="3393" w:type="dxa"/>
+          </w:tcPr>
+          <w:p>
+            <w:pPr>
+              <w:cnfStyle w:val="000000100000" w:firstRow="0" w:lastRow="0" w:firstColumn="0" w:lastColumn="0" w:oddVBand="0" w:evenVBand="0" w:oddHBand="1" w:evenHBand="0" w:firstRowFirstColumn="0" w:firstRowLastColumn="0" w:lastRowFirstColumn="0" w:lastRowLastColumn="0"/>
+            </w:pPr>
+            <w:r>
+              <w:t xml:space="preserve"> ~</w:t>
+            </w:r>
+            <w:proofErr w:type="gramStart"/>
+            <w:r>
+              <w:t>EmergencyResponseFacade(</w:t>
+            </w:r>
+            <w:proofErr w:type="gramEnd"/>
+            <w:r>
+              <w:t xml:space="preserve">) </w:t>
+            </w:r>
+          </w:p>
+        </w:tc>
+      </w:tr>
+      <w:tr>
+        <w:tc>
+          <w:tcPr>
+            <w:cnfStyle w:val="001000000000" w:firstRow="0" w:lastRow="0" w:firstColumn="1" w:lastColumn="0" w:oddVBand="0" w:evenVBand="0" w:oddHBand="0" w:evenHBand="0" w:firstRowFirstColumn="0" w:firstRowLastColumn="0" w:lastRowFirstColumn="0" w:lastRowLastColumn="0"/>
+            <w:tcW w:w="2268" w:type="dxa"/>
+          </w:tcPr>
+          <w:p>
+            <w:r>
+              <w:lastRenderedPageBreak/>
+              <w:t xml:space="preserve"> IncidentControl </w:t>
+            </w:r>
+          </w:p>
+        </w:tc>
+        <w:tc>
+          <w:tcPr>
+            <w:tcW w:w="3100" w:type="dxa"/>
+          </w:tcPr>
+          <w:p>
+            <w:pPr>
+              <w:cnfStyle w:val="000000000000" w:firstRow="0" w:lastRow="0" w:firstColumn="0" w:lastColumn="0" w:oddVBand="0" w:evenVBand="0" w:oddHBand="0" w:evenHBand="0" w:firstRowFirstColumn="0" w:firstRowLastColumn="0" w:lastRowFirstColumn="0" w:lastRowLastColumn="0"/>
+            </w:pPr>
+            <w:r>
+              <w:t xml:space="preserve"> EmergencyResponseFacade </w:t>
+            </w:r>
+          </w:p>
+        </w:tc>
+        <w:tc>
+          <w:tcPr>
+            <w:tcW w:w="3393" w:type="dxa"/>
+          </w:tcPr>
+          <w:p>
+            <w:pPr>
+              <w:cnfStyle w:val="000000000000" w:firstRow="0" w:lastRow="0" w:firstColumn="0" w:lastColumn="0" w:oddVBand="0" w:evenVBand="0" w:oddHBand="0" w:evenHBand="0" w:firstRowFirstColumn="0" w:firstRowLastColumn="0" w:lastRowFirstColumn="0" w:lastRowLastColumn="0"/>
+            </w:pPr>
+            <w:r>
+              <w:t xml:space="preserve"> ~</w:t>
+            </w:r>
+            <w:proofErr w:type="gramStart"/>
+            <w:r>
+              <w:t>EmergencyResponseFacade(</w:t>
+            </w:r>
+            <w:proofErr w:type="gramEnd"/>
+            <w:r>
+              <w:t xml:space="preserve">) </w:t>
+            </w:r>
+          </w:p>
+        </w:tc>
+      </w:tr>
+      <w:tr>
+        <w:trPr>
+          <w:cnfStyle w:val="000000100000" w:firstRow="0" w:lastRow="0" w:firstColumn="0" w:lastColumn="0" w:oddVBand="0" w:evenVBand="0" w:oddHBand="1" w:evenHBand="0" w:firstRowFirstColumn="0" w:firstRowLastColumn="0" w:lastRowFirstColumn="0" w:lastRowLastColumn="0"/>
+        </w:trPr>
+        <w:tc>
+          <w:tcPr>
+            <w:cnfStyle w:val="001000000000" w:firstRow="0" w:lastRow="0" w:firstColumn="1" w:lastColumn="0" w:oddVBand="0" w:evenVBand="0" w:oddHBand="0" w:evenHBand="0" w:firstRowFirstColumn="0" w:firstRowLastColumn="0" w:lastRowFirstColumn="0" w:lastRowLastColumn="0"/>
+            <w:tcW w:w="2268" w:type="dxa"/>
+          </w:tcPr>
+          <w:p>
+            <w:r>
+              <w:t xml:space="preserve"> IncidentHistory </w:t>
+            </w:r>
+          </w:p>
+        </w:tc>
+        <w:tc>
+          <w:tcPr>
+            <w:tcW w:w="3100" w:type="dxa"/>
+          </w:tcPr>
+          <w:p>
+            <w:pPr>
+              <w:cnfStyle w:val="000000100000" w:firstRow="0" w:lastRow="0" w:firstColumn="0" w:lastColumn="0" w:oddVBand="0" w:evenVBand="0" w:oddHBand="1" w:evenHBand="0" w:firstRowFirstColumn="0" w:firstRowLastColumn="0" w:lastRowFirstColumn="0" w:lastRowLastColumn="0"/>
+            </w:pPr>
+            <w:r>
+              <w:t xml:space="preserve"> EmergencyResponseFacade </w:t>
+            </w:r>
+          </w:p>
+        </w:tc>
+        <w:tc>
+          <w:tcPr>
+            <w:tcW w:w="3393" w:type="dxa"/>
+          </w:tcPr>
+          <w:p>
+            <w:pPr>
+              <w:cnfStyle w:val="000000100000" w:firstRow="0" w:lastRow="0" w:firstColumn="0" w:lastColumn="0" w:oddVBand="0" w:evenVBand="0" w:oddHBand="1" w:evenHBand="0" w:firstRowFirstColumn="0" w:firstRowLastColumn="0" w:lastRowFirstColumn="0" w:lastRowLastColumn="0"/>
+            </w:pPr>
+            <w:r>
+              <w:t xml:space="preserve"> ~</w:t>
+            </w:r>
+            <w:proofErr w:type="gramStart"/>
+            <w:r>
+              <w:t>EmergencyResponseFacade(</w:t>
+            </w:r>
+            <w:proofErr w:type="gramEnd"/>
+            <w:r>
+              <w:t xml:space="preserve">) </w:t>
+            </w:r>
+          </w:p>
+        </w:tc>
+      </w:tr>
+      <w:tr>
+        <w:tc>
+          <w:tcPr>
+            <w:cnfStyle w:val="001000000000" w:firstRow="0" w:lastRow="0" w:firstColumn="1" w:lastColumn="0" w:oddVBand="0" w:evenVBand="0" w:oddHBand="0" w:evenHBand="0" w:firstRowFirstColumn="0" w:firstRowLastColumn="0" w:lastRowFirstColumn="0" w:lastRowLastColumn="0"/>
+            <w:tcW w:w="2268" w:type="dxa"/>
+          </w:tcPr>
+          <w:p>
+            <w:r>
+              <w:t xml:space="preserve"> Protocol* commands </w:t>
+            </w:r>
+          </w:p>
+        </w:tc>
+        <w:tc>
+          <w:tcPr>
+            <w:tcW w:w="3100" w:type="dxa"/>
+          </w:tcPr>
+          <w:p>
+            <w:pPr>
+              <w:cnfStyle w:val="000000000000" w:firstRow="0" w:lastRow="0" w:firstColumn="0" w:lastColumn="0" w:oddVBand="0" w:evenVBand="0" w:oddHBand="0" w:evenHBand="0" w:firstRowFirstColumn="0" w:firstRowLastColumn="0" w:lastRowFirstColumn="0" w:lastRowLastColumn="0"/>
+            </w:pPr>
+            <w:r>
+              <w:t xml:space="preserve"> Dispatcher </w:t>
+            </w:r>
+          </w:p>
+        </w:tc>
+        <w:tc>
+          <w:tcPr>
+            <w:tcW w:w="3393" w:type="dxa"/>
+          </w:tcPr>
+          <w:p>
+            <w:pPr>
+              <w:cnfStyle w:val="000000000000" w:firstRow="0" w:lastRow="0" w:firstColumn="0" w:lastColumn="0" w:oddVBand="0" w:evenVBand="0" w:oddHBand="0" w:evenHBand="0" w:firstRowFirstColumn="0" w:firstRowLastColumn="0" w:lastRowFirstColumn="0" w:lastRowLastColumn="0"/>
+            </w:pPr>
+            <w:r>
+              <w:t xml:space="preserve"> </w:t>
+            </w:r>
+            <w:proofErr w:type="gramStart"/>
+            <w:r>
+              <w:t>undoLast(</w:t>
+            </w:r>
+            <w:proofErr w:type="gramEnd"/>
+            <w:r>
+              <w:t>) or ~</w:t>
+            </w:r>
+            <w:proofErr w:type="gramStart"/>
+            <w:r>
+              <w:t>Dispatcher(</w:t>
+            </w:r>
+            <w:proofErr w:type="gramEnd"/>
+            <w:r>
+              <w:t xml:space="preserve">) </w:t>
+            </w:r>
+          </w:p>
+        </w:tc>
+      </w:tr>
+      <w:tr>
+        <w:trPr>
+          <w:cnfStyle w:val="000000100000" w:firstRow="0" w:lastRow="0" w:firstColumn="0" w:lastColumn="0" w:oddVBand="0" w:evenVBand="0" w:oddHBand="1" w:evenHBand="0" w:firstRowFirstColumn="0" w:firstRowLastColumn="0" w:lastRowFirstColumn="0" w:lastRowLastColumn="0"/>
+        </w:trPr>
+        <w:tc>
+          <w:tcPr>
+            <w:cnfStyle w:val="001000000000" w:firstRow="0" w:lastRow="0" w:firstColumn="1" w:lastColumn="0" w:oddVBand="0" w:evenVBand="0" w:oddHBand="0" w:evenHBand="0" w:firstRowFirstColumn="0" w:firstRowLastColumn="0" w:lastRowFirstColumn="0" w:lastRowLastColumn="0"/>
+            <w:tcW w:w="2268" w:type="dxa"/>
+          </w:tcPr>
+          <w:p>
+            <w:r>
+              <w:t xml:space="preserve"> </w:t>
+            </w:r>
+            <w:proofErr w:type="spellStart"/>
+            <w:r>
+              <w:t>IncidentState</w:t>
+            </w:r>
+            <w:proofErr w:type="spellEnd"/>
+            <w:r>
+              <w:t xml:space="preserve">* </w:t>
+            </w:r>
+          </w:p>
+        </w:tc>
+        <w:tc>
+          <w:tcPr>
+            <w:tcW w:w="3100" w:type="dxa"/>
+          </w:tcPr>
+          <w:p>
+            <w:pPr>
+              <w:cnfStyle w:val="000000100000" w:firstRow="0" w:lastRow="0" w:firstColumn="0" w:lastColumn="0" w:oddVBand="0" w:evenVBand="0" w:oddHBand="1" w:evenHBand="0" w:firstRowFirstColumn="0" w:firstRowLastColumn="0" w:lastRowFirstColumn="0" w:lastRowLastColumn="0"/>
+            </w:pPr>
+            <w:r>
+              <w:t xml:space="preserve"> IncidentControl </w:t>
+            </w:r>
+          </w:p>
+        </w:tc>
+        <w:tc>
+          <w:tcPr>
+            <w:tcW w:w="3393" w:type="dxa"/>
+          </w:tcPr>
+          <w:p>
+            <w:pPr>
+              <w:cnfStyle w:val="000000100000" w:firstRow="0" w:lastRow="0" w:firstColumn="0" w:lastColumn="0" w:oddVBand="0" w:evenVBand="0" w:oddHBand="1" w:evenHBand="0" w:firstRowFirstColumn="0" w:firstRowLastColumn="0" w:lastRowFirstColumn="0" w:lastRowLastColumn="0"/>
+            </w:pPr>
+            <w:r>
+              <w:t xml:space="preserve"> </w:t>
+            </w:r>
+            <w:proofErr w:type="gramStart"/>
+            <w:r>
+              <w:t>setState(</w:t>
+            </w:r>
+            <w:proofErr w:type="gramEnd"/>
+            <w:r>
+              <w:t>) or ~</w:t>
+            </w:r>
+            <w:proofErr w:type="gramStart"/>
+            <w:r>
+              <w:t>IncidentControl(</w:t>
+            </w:r>
+            <w:proofErr w:type="gramEnd"/>
+            <w:r>
+              <w:t xml:space="preserve">) </w:t>
+            </w:r>
+          </w:p>
+        </w:tc>
+      </w:tr>
+      <w:tr>
+        <w:tc>
+          <w:tcPr>
+            <w:cnfStyle w:val="001000000000" w:firstRow="0" w:lastRow="0" w:firstColumn="1" w:lastColumn="0" w:oddVBand="0" w:evenVBand="0" w:oddHBand="0" w:evenHBand="0" w:firstRowFirstColumn="0" w:firstRowLastColumn="0" w:lastRowFirstColumn="0" w:lastRowLastColumn="0"/>
+            <w:tcW w:w="2268" w:type="dxa"/>
+          </w:tcPr>
+          <w:p>
+            <w:r>
+              <w:t xml:space="preserve"> IncidentMemento* </w:t>
+            </w:r>
+          </w:p>
+        </w:tc>
+        <w:tc>
+          <w:tcPr>
+            <w:tcW w:w="3100" w:type="dxa"/>
+          </w:tcPr>
+          <w:p>
+            <w:pPr>
+              <w:cnfStyle w:val="000000000000" w:firstRow="0" w:lastRow="0" w:firstColumn="0" w:lastColumn="0" w:oddVBand="0" w:evenVBand="0" w:oddHBand="0" w:evenHBand="0" w:firstRowFirstColumn="0" w:firstRowLastColumn="0" w:lastRowFirstColumn="0" w:lastRowLastColumn="0"/>
+            </w:pPr>
+            <w:r>
+              <w:t xml:space="preserve"> IncidentHistory </w:t>
+            </w:r>
+          </w:p>
+        </w:tc>
+        <w:tc>
+          <w:tcPr>
+            <w:tcW w:w="3393" w:type="dxa"/>
+          </w:tcPr>
+          <w:p>
+            <w:pPr>
+              <w:cnfStyle w:val="000000000000" w:firstRow="0" w:lastRow="0" w:firstColumn="0" w:lastColumn="0" w:oddVBand="0" w:evenVBand="0" w:oddHBand="0" w:evenHBand="0" w:firstRowFirstColumn="0" w:firstRowLastColumn="0" w:lastRowFirstColumn="0" w:lastRowLastColumn="0"/>
+            </w:pPr>
+            <w:r>
+              <w:t xml:space="preserve"> Transferred to caller on </w:t>
+            </w:r>
+            <w:proofErr w:type="gramStart"/>
+            <w:r>
+              <w:t>pop(</w:t>
+            </w:r>
+            <w:proofErr w:type="gramEnd"/>
+            <w:r>
+              <w:t xml:space="preserve">); caller must delete after </w:t>
+            </w:r>
+          </w:p>
+        </w:tc>
+      </w:tr>
+    </w:tbl>
+    <w:p/>
+    <w:p>
+      <w:pPr>
+        <w:rPr>
+          <w:b/>
+          <w:bCs/>
+        </w:rPr>
+      </w:pPr>
+      <w:r>
+        <w:rPr>
+          <w:b/>
+          <w:bCs/>
+        </w:rPr>
+        <w:t>Subsystem Attributes Owned by Facade</w:t>
+      </w:r>
+    </w:p>
+    <w:tbl>
+      <w:tblPr>
+        <w:tblStyle w:val="GridTable4-Accent1"/>
+        <w:tblW w:w="0" w:type="auto"/>
+        <w:tblLook w:val="04A0" w:firstRow="1" w:lastRow="0" w:firstColumn="1" w:lastColumn="0" w:noHBand="0" w:noVBand="1"/>
+      </w:tblPr>
+      <w:tblGrid>
+        <w:gridCol w:w="1789"/>
+        <w:gridCol w:w="2610"/>
+        <w:gridCol w:w="1290"/>
+        <w:gridCol w:w="3327"/>
+      </w:tblGrid>
+      <w:tr>
+        <w:trPr>
+          <w:cnfStyle w:val="100000000000" w:firstRow="1" w:lastRow="0" w:firstColumn="0" w:lastColumn="0" w:oddVBand="0" w:evenVBand="0" w:oddHBand="0" w:evenHBand="0" w:firstRowFirstColumn="0" w:firstRowLastColumn="0" w:lastRowFirstColumn="0" w:lastRowLastColumn="0"/>
+        </w:trPr>
+        <w:tc>
+          <w:tcPr>
+            <w:cnfStyle w:val="001000000000" w:firstRow="0" w:lastRow="0" w:firstColumn="1" w:lastColumn="0" w:oddVBand="0" w:evenVBand="0" w:oddHBand="0" w:evenHBand="0" w:firstRowFirstColumn="0" w:firstRowLastColumn="0" w:lastRowFirstColumn="0" w:lastRowLastColumn="0"/>
+            <w:tcW w:w="0" w:type="auto"/>
+            <w:hideMark/>
+          </w:tcPr>
+          <w:p>
+            <w:pPr>
+              <w:spacing w:after="160" w:line="259" w:lineRule="auto"/>
+            </w:pPr>
+            <w:r>
+              <w:t>Attribute Name MD</w:t>
+            </w:r>
+          </w:p>
+        </w:tc>
+        <w:tc>
+          <w:tcPr>
+            <w:tcW w:w="0" w:type="auto"/>
+            <w:hideMark/>
+          </w:tcPr>
+          <w:p>
+            <w:pPr>
+              <w:spacing w:after="160" w:line="259" w:lineRule="auto"/>
+              <w:cnfStyle w:val="100000000000" w:firstRow="1" w:lastRow="0" w:firstColumn="0" w:lastColumn="0" w:oddVBand="0" w:evenVBand="0" w:oddHBand="0" w:evenHBand="0" w:firstRowFirstColumn="0" w:firstRowLastColumn="0" w:lastRowFirstColumn="0" w:lastRowLastColumn="0"/>
+            </w:pPr>
+            <w:r>
+              <w:t>Type MD</w:t>
+            </w:r>
+          </w:p>
+        </w:tc>
+        <w:tc>
+          <w:tcPr>
+            <w:tcW w:w="0" w:type="auto"/>
+            <w:hideMark/>
+          </w:tcPr>
+          <w:p>
+            <w:pPr>
+              <w:spacing w:after="160" w:line="259" w:lineRule="auto"/>
+              <w:cnfStyle w:val="100000000000" w:firstRow="1" w:lastRow="0" w:firstColumn="0" w:lastColumn="0" w:oddVBand="0" w:evenVBand="0" w:oddHBand="0" w:evenHBand="0" w:firstRowFirstColumn="0" w:firstRowLastColumn="0" w:lastRowFirstColumn="0" w:lastRowLastColumn="0"/>
+            </w:pPr>
+            <w:r>
+              <w:t>Owned? MD</w:t>
+            </w:r>
+          </w:p>
+        </w:tc>
+        <w:tc>
+          <w:tcPr>
+            <w:tcW w:w="0" w:type="auto"/>
+            <w:hideMark/>
+          </w:tcPr>
+          <w:p>
+            <w:pPr>
+              <w:spacing w:after="160" w:line="259" w:lineRule="auto"/>
+              <w:cnfStyle w:val="100000000000" w:firstRow="1" w:lastRow="0" w:firstColumn="0" w:lastColumn="0" w:oddVBand="0" w:evenVBand="0" w:oddHBand="0" w:evenHBand="0" w:firstRowFirstColumn="0" w:firstRowLastColumn="0" w:lastRowFirstColumn="0" w:lastRowLastColumn="0"/>
+            </w:pPr>
+            <w:r>
+              <w:t>Purpose MD</w:t>
+            </w:r>
+          </w:p>
+        </w:tc>
+      </w:tr>
+      <w:tr>
+        <w:trPr>
+          <w:cnfStyle w:val="000000100000" w:firstRow="0" w:lastRow="0" w:firstColumn="0" w:lastColumn="0" w:oddVBand="0" w:evenVBand="0" w:oddHBand="1" w:evenHBand="0" w:firstRowFirstColumn="0" w:firstRowLastColumn="0" w:lastRowFirstColumn="0" w:lastRowLastColumn="0"/>
+        </w:trPr>
+        <w:tc>
+          <w:tcPr>
+            <w:cnfStyle w:val="001000000000" w:firstRow="0" w:lastRow="0" w:firstColumn="1" w:lastColumn="0" w:oddVBand="0" w:evenVBand="0" w:oddHBand="0" w:evenHBand="0" w:firstRowFirstColumn="0" w:firstRowLastColumn="0" w:lastRowFirstColumn="0" w:lastRowLastColumn="0"/>
+            <w:tcW w:w="0" w:type="auto"/>
+            <w:hideMark/>
+          </w:tcPr>
+          <w:p>
+            <w:pPr>
+              <w:spacing w:after="160" w:line="259" w:lineRule="auto"/>
+            </w:pPr>
+            <w:r>
+              <w:t>dispatcher</w:t>
+            </w:r>
+          </w:p>
+        </w:tc>
+        <w:tc>
+          <w:tcPr>
+            <w:tcW w:w="0" w:type="auto"/>
+            <w:hideMark/>
+          </w:tcPr>
+          <w:p>
+            <w:pPr>
+              <w:spacing w:after="160" w:line="259" w:lineRule="auto"/>
+              <w:cnfStyle w:val="000000100000" w:firstRow="0" w:lastRow="0" w:firstColumn="0" w:lastColumn="0" w:oddVBand="0" w:evenVBand="0" w:oddHBand="1" w:evenHBand="0" w:firstRowFirstColumn="0" w:firstRowLastColumn="0" w:lastRowFirstColumn="0" w:lastRowLastColumn="0"/>
+            </w:pPr>
+            <w:r>
+              <w:t>Dispatcher*</w:t>
+            </w:r>
+          </w:p>
+        </w:tc>
+        <w:tc>
+          <w:tcPr>
+            <w:tcW w:w="0" w:type="auto"/>
+            <w:hideMark/>
+          </w:tcPr>
+          <w:p>
+            <w:pPr>
+              <w:spacing w:after="160" w:line="259" w:lineRule="auto"/>
+              <w:cnfStyle w:val="000000100000" w:firstRow="0" w:lastRow="0" w:firstColumn="0" w:lastColumn="0" w:oddVBand="0" w:evenVBand="0" w:oddHBand="1" w:evenHBand="0" w:firstRowFirstColumn="0" w:firstRowLastColumn="0" w:lastRowFirstColumn="0" w:lastRowLastColumn="0"/>
+            </w:pPr>
+            <w:r>
+              <w:t xml:space="preserve">YES </w:t>
+            </w:r>
+          </w:p>
+        </w:tc>
+        <w:tc>
+          <w:tcPr>
+            <w:tcW w:w="0" w:type="auto"/>
+            <w:hideMark/>
+          </w:tcPr>
+          <w:p>
+            <w:pPr>
+              <w:spacing w:after="160" w:line="259" w:lineRule="auto"/>
+              <w:cnfStyle w:val="000000100000" w:firstRow="0" w:lastRow="0" w:firstColumn="0" w:lastColumn="0" w:oddVBand="0" w:evenVBand="0" w:oddHBand="1" w:evenHBand="0" w:firstRowFirstColumn="0" w:firstRowLastColumn="0" w:lastRowFirstColumn="0" w:lastRowLastColumn="0"/>
+            </w:pPr>
+            <w:r>
+              <w:t xml:space="preserve">Internal command invoker and history manager </w:t>
+            </w:r>
+          </w:p>
+        </w:tc>
+      </w:tr>
+      <w:tr>
+        <w:tc>
+          <w:tcPr>
+            <w:cnfStyle w:val="001000000000" w:firstRow="0" w:lastRow="0" w:firstColumn="1" w:lastColumn="0" w:oddVBand="0" w:evenVBand="0" w:oddHBand="0" w:evenHBand="0" w:firstRowFirstColumn="0" w:firstRowLastColumn="0" w:lastRowFirstColumn="0" w:lastRowLastColumn="0"/>
+            <w:tcW w:w="0" w:type="auto"/>
+            <w:hideMark/>
+          </w:tcPr>
+          <w:p>
+            <w:pPr>
+              <w:spacing w:after="160" w:line="259" w:lineRule="auto"/>
+            </w:pPr>
+            <w:r>
+              <w:t>controller</w:t>
+            </w:r>
+          </w:p>
+        </w:tc>
+        <w:tc>
+          <w:tcPr>
+            <w:tcW w:w="0" w:type="auto"/>
+            <w:hideMark/>
+          </w:tcPr>
+          <w:p>
+            <w:pPr>
+              <w:spacing w:after="160" w:line="259" w:lineRule="auto"/>
+              <w:cnfStyle w:val="000000000000" w:firstRow="0" w:lastRow="0" w:firstColumn="0" w:lastColumn="0" w:oddVBand="0" w:evenVBand="0" w:oddHBand="0" w:evenHBand="0" w:firstRowFirstColumn="0" w:firstRowLastColumn="0" w:lastRowFirstColumn="0" w:lastRowLastColumn="0"/>
+            </w:pPr>
+            <w:r>
+              <w:t>IncidentControl*</w:t>
+            </w:r>
+          </w:p>
+        </w:tc>
+        <w:tc>
+          <w:tcPr>
+            <w:tcW w:w="0" w:type="auto"/>
+            <w:hideMark/>
+          </w:tcPr>
+          <w:p>
+            <w:pPr>
+              <w:spacing w:after="160" w:line="259" w:lineRule="auto"/>
+              <w:cnfStyle w:val="000000000000" w:firstRow="0" w:lastRow="0" w:firstColumn="0" w:lastColumn="0" w:oddVBand="0" w:evenVBand="0" w:oddHBand="0" w:evenHBand="0" w:firstRowFirstColumn="0" w:firstRowLastColumn="0" w:lastRowFirstColumn="0" w:lastRowLastColumn="0"/>
+            </w:pPr>
+            <w:r>
+              <w:t xml:space="preserve">YES </w:t>
+            </w:r>
+          </w:p>
+        </w:tc>
+        <w:tc>
+          <w:tcPr>
+            <w:tcW w:w="0" w:type="auto"/>
+            <w:hideMark/>
+          </w:tcPr>
+          <w:p>
+            <w:pPr>
+              <w:spacing w:after="160" w:line="259" w:lineRule="auto"/>
+              <w:cnfStyle w:val="000000000000" w:firstRow="0" w:lastRow="0" w:firstColumn="0" w:lastColumn="0" w:oddVBand="0" w:evenVBand="0" w:oddHBand="0" w:evenHBand="0" w:firstRowFirstColumn="0" w:firstRowLastColumn="0" w:lastRowFirstColumn="0" w:lastRowLastColumn="0"/>
+            </w:pPr>
+            <w:r>
+              <w:t xml:space="preserve">State machine context and memento originator </w:t>
+            </w:r>
+          </w:p>
+        </w:tc>
+      </w:tr>
+      <w:tr>
+        <w:trPr>
+          <w:cnfStyle w:val="000000100000" w:firstRow="0" w:lastRow="0" w:firstColumn="0" w:lastColumn="0" w:oddVBand="0" w:evenVBand="0" w:oddHBand="1" w:evenHBand="0" w:firstRowFirstColumn="0" w:firstRowLastColumn="0" w:lastRowFirstColumn="0" w:lastRowLastColumn="0"/>
+        </w:trPr>
+        <w:tc>
+          <w:tcPr>
+            <w:cnfStyle w:val="001000000000" w:firstRow="0" w:lastRow="0" w:firstColumn="1" w:lastColumn="0" w:oddVBand="0" w:evenVBand="0" w:oddHBand="0" w:evenHBand="0" w:firstRowFirstColumn="0" w:firstRowLastColumn="0" w:lastRowFirstColumn="0" w:lastRowLastColumn="0"/>
+            <w:tcW w:w="0" w:type="auto"/>
+            <w:hideMark/>
+          </w:tcPr>
+          <w:p>
+            <w:pPr>
+              <w:spacing w:after="160" w:line="259" w:lineRule="auto"/>
+            </w:pPr>
+            <w:r>
+              <w:t>hub</w:t>
+            </w:r>
+          </w:p>
+        </w:tc>
+        <w:tc>
+          <w:tcPr>
+            <w:tcW w:w="0" w:type="auto"/>
+            <w:hideMark/>
+          </w:tcPr>
+          <w:p>
+            <w:pPr>
+              <w:spacing w:after="160" w:line="259" w:lineRule="auto"/>
+              <w:cnfStyle w:val="000000100000" w:firstRow="0" w:lastRow="0" w:firstColumn="0" w:lastColumn="0" w:oddVBand="0" w:evenVBand="0" w:oddHBand="1" w:evenHBand="0" w:firstRowFirstColumn="0" w:firstRowLastColumn="0" w:lastRowFirstColumn="0" w:lastRowLastColumn="0"/>
+            </w:pPr>
+            <w:r>
+              <w:t>CommunicationHub*</w:t>
+            </w:r>
+          </w:p>
+        </w:tc>
+        <w:tc>
+          <w:tcPr>
+            <w:tcW w:w="0" w:type="auto"/>
+            <w:hideMark/>
+          </w:tcPr>
+          <w:p>
+            <w:pPr>
+              <w:spacing w:after="160" w:line="259" w:lineRule="auto"/>
+              <w:cnfStyle w:val="000000100000" w:firstRow="0" w:lastRow="0" w:firstColumn="0" w:lastColumn="0" w:oddVBand="0" w:evenVBand="0" w:oddHBand="1" w:evenHBand="0" w:firstRowFirstColumn="0" w:firstRowLastColumn="0" w:lastRowFirstColumn="0" w:lastRowLastColumn="0"/>
+            </w:pPr>
+            <w:r>
+              <w:t xml:space="preserve">YES </w:t>
+            </w:r>
+          </w:p>
+        </w:tc>
+        <w:tc>
+          <w:tcPr>
+            <w:tcW w:w="0" w:type="auto"/>
+            <w:hideMark/>
+          </w:tcPr>
+          <w:p>
+            <w:pPr>
+              <w:spacing w:after="160" w:line="259" w:lineRule="auto"/>
+              <w:cnfStyle w:val="000000100000" w:firstRow="0" w:lastRow="0" w:firstColumn="0" w:lastColumn="0" w:oddVBand="0" w:evenVBand="0" w:oddHBand="1" w:evenHBand="0" w:firstRowFirstColumn="0" w:firstRowLastColumn="0" w:lastRowFirstColumn="0" w:lastRowLastColumn="0"/>
+            </w:pPr>
+            <w:r>
+              <w:t xml:space="preserve">Internal mediator hub for colleague broadcasts </w:t>
+            </w:r>
+          </w:p>
+        </w:tc>
+      </w:tr>
+      <w:tr>
+        <w:tc>
+          <w:tcPr>
+            <w:cnfStyle w:val="001000000000" w:firstRow="0" w:lastRow="0" w:firstColumn="1" w:lastColumn="0" w:oddVBand="0" w:evenVBand="0" w:oddHBand="0" w:evenHBand="0" w:firstRowFirstColumn="0" w:firstRowLastColumn="0" w:lastRowFirstColumn="0" w:lastRowLastColumn="0"/>
+            <w:tcW w:w="0" w:type="auto"/>
+            <w:hideMark/>
+          </w:tcPr>
+          <w:p>
+            <w:pPr>
+              <w:spacing w:after="160" w:line="259" w:lineRule="auto"/>
+            </w:pPr>
+            <w:r>
+              <w:t>guards</w:t>
+            </w:r>
+          </w:p>
+        </w:tc>
+        <w:tc>
+          <w:tcPr>
+            <w:tcW w:w="0" w:type="auto"/>
+            <w:hideMark/>
+          </w:tcPr>
+          <w:p>
+            <w:pPr>
+              <w:spacing w:after="160" w:line="259" w:lineRule="auto"/>
+              <w:cnfStyle w:val="000000000000" w:firstRow="0" w:lastRow="0" w:firstColumn="0" w:lastColumn="0" w:oddVBand="0" w:evenVBand="0" w:oddHBand="0" w:evenHBand="0" w:firstRowFirstColumn="0" w:firstRowLastColumn="0" w:lastRowFirstColumn="0" w:lastRowLastColumn="0"/>
+            </w:pPr>
+            <w:r>
+              <w:t>SecurityGuards*</w:t>
+            </w:r>
+          </w:p>
+        </w:tc>
+        <w:tc>
+          <w:tcPr>
+            <w:tcW w:w="0" w:type="auto"/>
+            <w:hideMark/>
+          </w:tcPr>
+          <w:p>
+            <w:pPr>
+              <w:spacing w:after="160" w:line="259" w:lineRule="auto"/>
+              <w:cnfStyle w:val="000000000000" w:firstRow="0" w:lastRow="0" w:firstColumn="0" w:lastColumn="0" w:oddVBand="0" w:evenVBand="0" w:oddHBand="0" w:evenHBand="0" w:firstRowFirstColumn="0" w:firstRowLastColumn="0" w:lastRowFirstColumn="0" w:lastRowLastColumn="0"/>
+            </w:pPr>
+            <w:r>
+              <w:t xml:space="preserve">YES </w:t>
+            </w:r>
+          </w:p>
+        </w:tc>
+        <w:tc>
+          <w:tcPr>
+            <w:tcW w:w="0" w:type="auto"/>
+            <w:hideMark/>
+          </w:tcPr>
+          <w:p>
+            <w:pPr>
+              <w:spacing w:after="160" w:line="259" w:lineRule="auto"/>
+              <w:cnfStyle w:val="000000000000" w:firstRow="0" w:lastRow="0" w:firstColumn="0" w:lastColumn="0" w:oddVBand="0" w:evenVBand="0" w:oddHBand="0" w:evenHBand="0" w:firstRowFirstColumn="0" w:firstRowLastColumn="0" w:lastRowFirstColumn="0" w:lastRowLastColumn="0"/>
+            </w:pPr>
+            <w:r>
+              <w:t xml:space="preserve">Security team colleague </w:t>
+            </w:r>
+          </w:p>
+        </w:tc>
+      </w:tr>
+      <w:tr>
+        <w:trPr>
+          <w:cnfStyle w:val="000000100000" w:firstRow="0" w:lastRow="0" w:firstColumn="0" w:lastColumn="0" w:oddVBand="0" w:evenVBand="0" w:oddHBand="1" w:evenHBand="0" w:firstRowFirstColumn="0" w:firstRowLastColumn="0" w:lastRowFirstColumn="0" w:lastRowLastColumn="0"/>
+        </w:trPr>
+        <w:tc>
+          <w:tcPr>
+            <w:cnfStyle w:val="001000000000" w:firstRow="0" w:lastRow="0" w:firstColumn="1" w:lastColumn="0" w:oddVBand="0" w:evenVBand="0" w:oddHBand="0" w:evenHBand="0" w:firstRowFirstColumn="0" w:firstRowLastColumn="0" w:lastRowFirstColumn="0" w:lastRowLastColumn="0"/>
+            <w:tcW w:w="0" w:type="auto"/>
+            <w:hideMark/>
+          </w:tcPr>
+          <w:p>
+            <w:pPr>
+              <w:spacing w:after="160" w:line="259" w:lineRule="auto"/>
+            </w:pPr>
+            <w:r>
+              <w:t>medics</w:t>
+            </w:r>
+          </w:p>
+        </w:tc>
+        <w:tc>
+          <w:tcPr>
+            <w:tcW w:w="0" w:type="auto"/>
+            <w:hideMark/>
+          </w:tcPr>
+          <w:p>
+            <w:pPr>
+              <w:spacing w:after="160" w:line="259" w:lineRule="auto"/>
+              <w:cnfStyle w:val="000000100000" w:firstRow="0" w:lastRow="0" w:firstColumn="0" w:lastColumn="0" w:oddVBand="0" w:evenVBand="0" w:oddHBand="1" w:evenHBand="0" w:firstRowFirstColumn="0" w:firstRowLastColumn="0" w:lastRowFirstColumn="0" w:lastRowLastColumn="0"/>
+            </w:pPr>
+            <w:r>
+              <w:t>FirstAidTeam*</w:t>
+            </w:r>
+          </w:p>
+        </w:tc>
+        <w:tc>
+          <w:tcPr>
+            <w:tcW w:w="0" w:type="auto"/>
+            <w:hideMark/>
+          </w:tcPr>
+          <w:p>
+            <w:pPr>
+              <w:spacing w:after="160" w:line="259" w:lineRule="auto"/>
+              <w:cnfStyle w:val="000000100000" w:firstRow="0" w:lastRow="0" w:firstColumn="0" w:lastColumn="0" w:oddVBand="0" w:evenVBand="0" w:oddHBand="1" w:evenHBand="0" w:firstRowFirstColumn="0" w:firstRowLastColumn="0" w:lastRowFirstColumn="0" w:lastRowLastColumn="0"/>
+            </w:pPr>
+            <w:r>
+              <w:t xml:space="preserve">YES </w:t>
+            </w:r>
+          </w:p>
+        </w:tc>
+        <w:tc>
+          <w:tcPr>
+            <w:tcW w:w="0" w:type="auto"/>
+            <w:hideMark/>
+          </w:tcPr>
+          <w:p>
+            <w:pPr>
+              <w:spacing w:after="160" w:line="259" w:lineRule="auto"/>
+              <w:cnfStyle w:val="000000100000" w:firstRow="0" w:lastRow="0" w:firstColumn="0" w:lastColumn="0" w:oddVBand="0" w:evenVBand="0" w:oddHBand="1" w:evenHBand="0" w:firstRowFirstColumn="0" w:firstRowLastColumn="0" w:lastRowFirstColumn="0" w:lastRowLastColumn="0"/>
+            </w:pPr>
+            <w:r>
+              <w:t xml:space="preserve">Medical team colleague </w:t>
+            </w:r>
+          </w:p>
+        </w:tc>
+      </w:tr>
+      <w:tr>
+        <w:tc>
+          <w:tcPr>
+            <w:cnfStyle w:val="001000000000" w:firstRow="0" w:lastRow="0" w:firstColumn="1" w:lastColumn="0" w:oddVBand="0" w:evenVBand="0" w:oddHBand="0" w:evenHBand="0" w:firstRowFirstColumn="0" w:firstRowLastColumn="0" w:lastRowFirstColumn="0" w:lastRowLastColumn="0"/>
+            <w:tcW w:w="0" w:type="auto"/>
+            <w:hideMark/>
+          </w:tcPr>
+          <w:p>
+            <w:pPr>
+              <w:spacing w:after="160" w:line="259" w:lineRule="auto"/>
+            </w:pPr>
+            <w:r>
+              <w:t>facility</w:t>
+            </w:r>
+          </w:p>
+        </w:tc>
+        <w:tc>
+          <w:tcPr>
+            <w:tcW w:w="0" w:type="auto"/>
+            <w:hideMark/>
+          </w:tcPr>
+          <w:p>
+            <w:pPr>
+              <w:spacing w:after="160" w:line="259" w:lineRule="auto"/>
+              <w:cnfStyle w:val="000000000000" w:firstRow="0" w:lastRow="0" w:firstColumn="0" w:lastColumn="0" w:oddVBand="0" w:evenVBand="0" w:oddHBand="0" w:evenHBand="0" w:firstRowFirstColumn="0" w:firstRowLastColumn="0" w:lastRowFirstColumn="0" w:lastRowLastColumn="0"/>
+            </w:pPr>
+            <w:r>
+              <w:t>FacilityStaff*</w:t>
+            </w:r>
+          </w:p>
+        </w:tc>
+        <w:tc>
+          <w:tcPr>
+            <w:tcW w:w="0" w:type="auto"/>
+            <w:hideMark/>
+          </w:tcPr>
+          <w:p>
+            <w:pPr>
+              <w:spacing w:after="160" w:line="259" w:lineRule="auto"/>
+              <w:cnfStyle w:val="000000000000" w:firstRow="0" w:lastRow="0" w:firstColumn="0" w:lastColumn="0" w:oddVBand="0" w:evenVBand="0" w:oddHBand="0" w:evenHBand="0" w:firstRowFirstColumn="0" w:firstRowLastColumn="0" w:lastRowFirstColumn="0" w:lastRowLastColumn="0"/>
+            </w:pPr>
+            <w:r>
+              <w:t xml:space="preserve">YES </w:t>
+            </w:r>
+          </w:p>
+        </w:tc>
+        <w:tc>
+          <w:tcPr>
+            <w:tcW w:w="0" w:type="auto"/>
+            <w:hideMark/>
+          </w:tcPr>
+          <w:p>
+            <w:pPr>
+              <w:spacing w:after="160" w:line="259" w:lineRule="auto"/>
+              <w:cnfStyle w:val="000000000000" w:firstRow="0" w:lastRow="0" w:firstColumn="0" w:lastColumn="0" w:oddVBand="0" w:evenVBand="0" w:oddHBand="0" w:evenHBand="0" w:firstRowFirstColumn="0" w:firstRowLastColumn="0" w:lastRowFirstColumn="0" w:lastRowLastColumn="0"/>
+            </w:pPr>
+            <w:r>
+              <w:t xml:space="preserve">Facility staff colleague </w:t>
+            </w:r>
+          </w:p>
+        </w:tc>
+      </w:tr>
+      <w:tr>
+        <w:trPr>
+          <w:cnfStyle w:val="000000100000" w:firstRow="0" w:lastRow="0" w:firstColumn="0" w:lastColumn="0" w:oddVBand="0" w:evenVBand="0" w:oddHBand="1" w:evenHBand="0" w:firstRowFirstColumn="0" w:firstRowLastColumn="0" w:lastRowFirstColumn="0" w:lastRowLastColumn="0"/>
+        </w:trPr>
+        <w:tc>
+          <w:tcPr>
+            <w:cnfStyle w:val="001000000000" w:firstRow="0" w:lastRow="0" w:firstColumn="1" w:lastColumn="0" w:oddVBand="0" w:evenVBand="0" w:oddHBand="0" w:evenHBand="0" w:firstRowFirstColumn="0" w:firstRowLastColumn="0" w:lastRowFirstColumn="0" w:lastRowLastColumn="0"/>
+            <w:tcW w:w="0" w:type="auto"/>
+            <w:hideMark/>
+          </w:tcPr>
+          <w:p>
+            <w:pPr>
+              <w:spacing w:after="160" w:line="259" w:lineRule="auto"/>
+            </w:pPr>
+            <w:r>
+              <w:t>access</w:t>
+            </w:r>
+          </w:p>
+        </w:tc>
+        <w:tc>
+          <w:tcPr>
+            <w:tcW w:w="0" w:type="auto"/>
+            <w:hideMark/>
+          </w:tcPr>
+          <w:p>
+            <w:pPr>
+              <w:spacing w:after="160" w:line="259" w:lineRule="auto"/>
+              <w:cnfStyle w:val="000000100000" w:firstRow="0" w:lastRow="0" w:firstColumn="0" w:lastColumn="0" w:oddVBand="0" w:evenVBand="0" w:oddHBand="1" w:evenHBand="0" w:firstRowFirstColumn="0" w:firstRowLastColumn="0" w:lastRowFirstColumn="0" w:lastRowLastColumn="0"/>
+            </w:pPr>
+            <w:r>
+              <w:t>AccessControlTeam*</w:t>
+            </w:r>
+          </w:p>
+        </w:tc>
+        <w:tc>
+          <w:tcPr>
+            <w:tcW w:w="0" w:type="auto"/>
+            <w:hideMark/>
+          </w:tcPr>
+          <w:p>
+            <w:pPr>
+              <w:spacing w:after="160" w:line="259" w:lineRule="auto"/>
+              <w:cnfStyle w:val="000000100000" w:firstRow="0" w:lastRow="0" w:firstColumn="0" w:lastColumn="0" w:oddVBand="0" w:evenVBand="0" w:oddHBand="1" w:evenHBand="0" w:firstRowFirstColumn="0" w:firstRowLastColumn="0" w:lastRowFirstColumn="0" w:lastRowLastColumn="0"/>
+            </w:pPr>
+            <w:r>
+              <w:t xml:space="preserve">YES </w:t>
+            </w:r>
+          </w:p>
+        </w:tc>
+        <w:tc>
+          <w:tcPr>
+            <w:tcW w:w="0" w:type="auto"/>
+            <w:hideMark/>
+          </w:tcPr>
+          <w:p>
+            <w:pPr>
+              <w:spacing w:after="160" w:line="259" w:lineRule="auto"/>
+              <w:cnfStyle w:val="000000100000" w:firstRow="0" w:lastRow="0" w:firstColumn="0" w:lastColumn="0" w:oddVBand="0" w:evenVBand="0" w:oddHBand="1" w:evenHBand="0" w:firstRowFirstColumn="0" w:firstRowLastColumn="0" w:lastRowFirstColumn="0" w:lastRowLastColumn="0"/>
+            </w:pPr>
+            <w:r>
+              <w:t xml:space="preserve">Access control team colleague </w:t>
+            </w:r>
+          </w:p>
+        </w:tc>
+      </w:tr>
+      <w:tr>
+        <w:tc>
+          <w:tcPr>
+            <w:cnfStyle w:val="001000000000" w:firstRow="0" w:lastRow="0" w:firstColumn="1" w:lastColumn="0" w:oddVBand="0" w:evenVBand="0" w:oddHBand="0" w:evenHBand="0" w:firstRowFirstColumn="0" w:firstRowLastColumn="0" w:lastRowFirstColumn="0" w:lastRowLastColumn="0"/>
+            <w:tcW w:w="0" w:type="auto"/>
+            <w:hideMark/>
+          </w:tcPr>
+          <w:p>
+            <w:pPr>
+              <w:spacing w:after="160" w:line="259" w:lineRule="auto"/>
+            </w:pPr>
+            <w:r>
+              <w:t>police</w:t>
+            </w:r>
+          </w:p>
+        </w:tc>
+        <w:tc>
+          <w:tcPr>
+            <w:tcW w:w="0" w:type="auto"/>
+            <w:hideMark/>
+          </w:tcPr>
+          <w:p>
+            <w:pPr>
+              <w:spacing w:after="160" w:line="259" w:lineRule="auto"/>
+              <w:cnfStyle w:val="000000000000" w:firstRow="0" w:lastRow="0" w:firstColumn="0" w:lastColumn="0" w:oddVBand="0" w:evenVBand="0" w:oddHBand="0" w:evenHBand="0" w:firstRowFirstColumn="0" w:firstRowLastColumn="0" w:lastRowFirstColumn="0" w:lastRowLastColumn="0"/>
+            </w:pPr>
+            <w:proofErr w:type="spellStart"/>
+            <w:r>
+              <w:t>EmergencyResponder</w:t>
+            </w:r>
+            <w:proofErr w:type="spellEnd"/>
+            <w:r>
+              <w:t>*</w:t>
+            </w:r>
+          </w:p>
+        </w:tc>
+        <w:tc>
+          <w:tcPr>
+            <w:tcW w:w="0" w:type="auto"/>
+            <w:hideMark/>
+          </w:tcPr>
+          <w:p>
+            <w:pPr>
+              <w:spacing w:after="160" w:line="259" w:lineRule="auto"/>
+              <w:cnfStyle w:val="000000000000" w:firstRow="0" w:lastRow="0" w:firstColumn="0" w:lastColumn="0" w:oddVBand="0" w:evenVBand="0" w:oddHBand="0" w:evenHBand="0" w:firstRowFirstColumn="0" w:firstRowLastColumn="0" w:lastRowFirstColumn="0" w:lastRowLastColumn="0"/>
+            </w:pPr>
+            <w:r>
+              <w:t xml:space="preserve">YES </w:t>
+            </w:r>
+          </w:p>
+        </w:tc>
+        <w:tc>
+          <w:tcPr>
+            <w:tcW w:w="0" w:type="auto"/>
+            <w:hideMark/>
+          </w:tcPr>
+          <w:p>
+            <w:pPr>
+              <w:spacing w:after="160" w:line="259" w:lineRule="auto"/>
+              <w:cnfStyle w:val="000000000000" w:firstRow="0" w:lastRow="0" w:firstColumn="0" w:lastColumn="0" w:oddVBand="0" w:evenVBand="0" w:oddHBand="0" w:evenHBand="0" w:firstRowFirstColumn="0" w:firstRowLastColumn="0" w:lastRowFirstColumn="0" w:lastRowLastColumn="0"/>
+            </w:pPr>
+            <w:r>
+              <w:t>Points to PoliceAdapter</w:t>
+            </w:r>
+          </w:p>
+        </w:tc>
+      </w:tr>
+      <w:tr>
+        <w:trPr>
+          <w:cnfStyle w:val="000000100000" w:firstRow="0" w:lastRow="0" w:firstColumn="0" w:lastColumn="0" w:oddVBand="0" w:evenVBand="0" w:oddHBand="1" w:evenHBand="0" w:firstRowFirstColumn="0" w:firstRowLastColumn="0" w:lastRowFirstColumn="0" w:lastRowLastColumn="0"/>
+        </w:trPr>
+        <w:tc>
+          <w:tcPr>
+            <w:cnfStyle w:val="001000000000" w:firstRow="0" w:lastRow="0" w:firstColumn="1" w:lastColumn="0" w:oddVBand="0" w:evenVBand="0" w:oddHBand="0" w:evenHBand="0" w:firstRowFirstColumn="0" w:firstRowLastColumn="0" w:lastRowFirstColumn="0" w:lastRowLastColumn="0"/>
+            <w:tcW w:w="0" w:type="auto"/>
+            <w:hideMark/>
+          </w:tcPr>
+          <w:p>
+            <w:pPr>
+              <w:spacing w:after="160" w:line="259" w:lineRule="auto"/>
+            </w:pPr>
+            <w:r>
+              <w:t>ambulance</w:t>
+            </w:r>
+          </w:p>
+        </w:tc>
+        <w:tc>
+          <w:tcPr>
+            <w:tcW w:w="0" w:type="auto"/>
+            <w:hideMark/>
+          </w:tcPr>
+          <w:p>
+            <w:pPr>
+              <w:spacing w:after="160" w:line="259" w:lineRule="auto"/>
+              <w:cnfStyle w:val="000000100000" w:firstRow="0" w:lastRow="0" w:firstColumn="0" w:lastColumn="0" w:oddVBand="0" w:evenVBand="0" w:oddHBand="1" w:evenHBand="0" w:firstRowFirstColumn="0" w:firstRowLastColumn="0" w:lastRowFirstColumn="0" w:lastRowLastColumn="0"/>
+            </w:pPr>
+            <w:proofErr w:type="spellStart"/>
+            <w:r>
+              <w:t>EmergencyResponder</w:t>
+            </w:r>
+            <w:proofErr w:type="spellEnd"/>
+            <w:r>
+              <w:t>*</w:t>
+            </w:r>
+          </w:p>
+        </w:tc>
+        <w:tc>
+          <w:tcPr>
+            <w:tcW w:w="0" w:type="auto"/>
+            <w:hideMark/>
+          </w:tcPr>
+          <w:p>
+            <w:pPr>
+              <w:spacing w:after="160" w:line="259" w:lineRule="auto"/>
+              <w:cnfStyle w:val="000000100000" w:firstRow="0" w:lastRow="0" w:firstColumn="0" w:lastColumn="0" w:oddVBand="0" w:evenVBand="0" w:oddHBand="1" w:evenHBand="0" w:firstRowFirstColumn="0" w:firstRowLastColumn="0" w:lastRowFirstColumn="0" w:lastRowLastColumn="0"/>
+            </w:pPr>
+            <w:r>
+              <w:t xml:space="preserve">YES </w:t>
+            </w:r>
+          </w:p>
+        </w:tc>
+        <w:tc>
+          <w:tcPr>
+            <w:tcW w:w="0" w:type="auto"/>
+            <w:hideMark/>
+          </w:tcPr>
+          <w:p>
+            <w:pPr>
+              <w:spacing w:after="160" w:line="259" w:lineRule="auto"/>
+              <w:cnfStyle w:val="000000100000" w:firstRow="0" w:lastRow="0" w:firstColumn="0" w:lastColumn="0" w:oddVBand="0" w:evenVBand="0" w:oddHBand="1" w:evenHBand="0" w:firstRowFirstColumn="0" w:firstRowLastColumn="0" w:lastRowFirstColumn="0" w:lastRowLastColumn="0"/>
+            </w:pPr>
+            <w:r>
+              <w:t>Points to AmbulanceAdapter</w:t>
+            </w:r>
+          </w:p>
+        </w:tc>
+      </w:tr>
+      <w:tr>
+        <w:tc>
+          <w:tcPr>
+            <w:cnfStyle w:val="001000000000" w:firstRow="0" w:lastRow="0" w:firstColumn="1" w:lastColumn="0" w:oddVBand="0" w:evenVBand="0" w:oddHBand="0" w:evenHBand="0" w:firstRowFirstColumn="0" w:firstRowLastColumn="0" w:lastRowFirstColumn="0" w:lastRowLastColumn="0"/>
+            <w:tcW w:w="0" w:type="auto"/>
+            <w:hideMark/>
+          </w:tcPr>
+          <w:p>
+            <w:pPr>
+              <w:spacing w:after="160" w:line="259" w:lineRule="auto"/>
+            </w:pPr>
+            <w:r>
+              <w:t>fire</w:t>
+            </w:r>
+          </w:p>
+        </w:tc>
+        <w:tc>
+          <w:tcPr>
+            <w:tcW w:w="0" w:type="auto"/>
+            <w:hideMark/>
+          </w:tcPr>
+          <w:p>
+            <w:pPr>
+              <w:spacing w:after="160" w:line="259" w:lineRule="auto"/>
+              <w:cnfStyle w:val="000000000000" w:firstRow="0" w:lastRow="0" w:firstColumn="0" w:lastColumn="0" w:oddVBand="0" w:evenVBand="0" w:oddHBand="0" w:evenHBand="0" w:firstRowFirstColumn="0" w:firstRowLastColumn="0" w:lastRowFirstColumn="0" w:lastRowLastColumn="0"/>
+            </w:pPr>
+            <w:proofErr w:type="spellStart"/>
+            <w:r>
+              <w:t>EmergencyResponder</w:t>
+            </w:r>
+            <w:proofErr w:type="spellEnd"/>
+            <w:r>
+              <w:t>*</w:t>
+            </w:r>
+          </w:p>
+        </w:tc>
+        <w:tc>
+          <w:tcPr>
+            <w:tcW w:w="0" w:type="auto"/>
+            <w:hideMark/>
+          </w:tcPr>
+          <w:p>
+            <w:pPr>
+              <w:spacing w:after="160" w:line="259" w:lineRule="auto"/>
+              <w:cnfStyle w:val="000000000000" w:firstRow="0" w:lastRow="0" w:firstColumn="0" w:lastColumn="0" w:oddVBand="0" w:evenVBand="0" w:oddHBand="0" w:evenHBand="0" w:firstRowFirstColumn="0" w:firstRowLastColumn="0" w:lastRowFirstColumn="0" w:lastRowLastColumn="0"/>
+            </w:pPr>
+            <w:r>
+              <w:t xml:space="preserve">YES </w:t>
+            </w:r>
+          </w:p>
+        </w:tc>
+        <w:tc>
+          <w:tcPr>
+            <w:tcW w:w="0" w:type="auto"/>
+            <w:hideMark/>
+          </w:tcPr>
+          <w:p>
+            <w:pPr>
+              <w:spacing w:after="160" w:line="259" w:lineRule="auto"/>
+              <w:cnfStyle w:val="000000000000" w:firstRow="0" w:lastRow="0" w:firstColumn="0" w:lastColumn="0" w:oddVBand="0" w:evenVBand="0" w:oddHBand="0" w:evenHBand="0" w:firstRowFirstColumn="0" w:firstRowLastColumn="0" w:lastRowFirstColumn="0" w:lastRowLastColumn="0"/>
+            </w:pPr>
+            <w:r>
+              <w:t>Points to FireFighterAdapter</w:t>
+            </w:r>
+          </w:p>
+        </w:tc>
+      </w:tr>
+      <w:tr>
+        <w:trPr>
+          <w:cnfStyle w:val="000000100000" w:firstRow="0" w:lastRow="0" w:firstColumn="0" w:lastColumn="0" w:oddVBand="0" w:evenVBand="0" w:oddHBand="1" w:evenHBand="0" w:firstRowFirstColumn="0" w:firstRowLastColumn="0" w:lastRowFirstColumn="0" w:lastRowLastColumn="0"/>
+        </w:trPr>
+        <w:tc>
+          <w:tcPr>
+            <w:cnfStyle w:val="001000000000" w:firstRow="0" w:lastRow="0" w:firstColumn="1" w:lastColumn="0" w:oddVBand="0" w:evenVBand="0" w:oddHBand="0" w:evenHBand="0" w:firstRowFirstColumn="0" w:firstRowLastColumn="0" w:lastRowFirstColumn="0" w:lastRowLastColumn="0"/>
+            <w:tcW w:w="0" w:type="auto"/>
+            <w:hideMark/>
+          </w:tcPr>
+          <w:p>
+            <w:pPr>
+              <w:spacing w:after="160" w:line="259" w:lineRule="auto"/>
+            </w:pPr>
+            <w:r>
+              <w:t>history</w:t>
+            </w:r>
+          </w:p>
+        </w:tc>
+        <w:tc>
+          <w:tcPr>
+            <w:tcW w:w="0" w:type="auto"/>
+            <w:hideMark/>
+          </w:tcPr>
+          <w:p>
+            <w:pPr>
+              <w:spacing w:after="160" w:line="259" w:lineRule="auto"/>
+              <w:cnfStyle w:val="000000100000" w:firstRow="0" w:lastRow="0" w:firstColumn="0" w:lastColumn="0" w:oddVBand="0" w:evenVBand="0" w:oddHBand="1" w:evenHBand="0" w:firstRowFirstColumn="0" w:firstRowLastColumn="0" w:lastRowFirstColumn="0" w:lastRowLastColumn="0"/>
+            </w:pPr>
+            <w:r>
+              <w:t>IncidentHistory*</w:t>
+            </w:r>
+          </w:p>
+        </w:tc>
+        <w:tc>
+          <w:tcPr>
+            <w:tcW w:w="0" w:type="auto"/>
+            <w:hideMark/>
+          </w:tcPr>
+          <w:p>
+            <w:pPr>
+              <w:spacing w:after="160" w:line="259" w:lineRule="auto"/>
+              <w:cnfStyle w:val="000000100000" w:firstRow="0" w:lastRow="0" w:firstColumn="0" w:lastColumn="0" w:oddVBand="0" w:evenVBand="0" w:oddHBand="1" w:evenHBand="0" w:firstRowFirstColumn="0" w:firstRowLastColumn="0" w:lastRowFirstColumn="0" w:lastRowLastColumn="0"/>
+            </w:pPr>
+            <w:r>
+              <w:t xml:space="preserve">YES </w:t>
+            </w:r>
+          </w:p>
+        </w:tc>
+        <w:tc>
+          <w:tcPr>
+            <w:tcW w:w="0" w:type="auto"/>
+            <w:hideMark/>
+          </w:tcPr>
+          <w:p>
+            <w:pPr>
+              <w:spacing w:after="160" w:line="259" w:lineRule="auto"/>
+              <w:cnfStyle w:val="000000100000" w:firstRow="0" w:lastRow="0" w:firstColumn="0" w:lastColumn="0" w:oddVBand="0" w:evenVBand="0" w:oddHBand="1" w:evenHBand="0" w:firstRowFirstColumn="0" w:firstRowLastColumn="0" w:lastRowFirstColumn="0" w:lastRowLastColumn="0"/>
+            </w:pPr>
+            <w:r>
+              <w:t xml:space="preserve">Memento caretaker history stack </w:t>
+            </w:r>
+          </w:p>
+        </w:tc>
+      </w:tr>
+    </w:tbl>
+    <w:p>
+      <w:pPr>
+        <w:rPr>
+          <w:b/>
+          <w:bCs/>
+        </w:rPr>
+      </w:pPr>
+      <w:r>
+        <w:rPr>
+          <w:b/>
+          <w:bCs/>
+        </w:rPr>
+        <w:t>Facade Workflow Subsystem Coordination</w:t>
       </w:r>
     </w:p>
     <w:p>
+      <w:pPr>
+        <w:rPr>
+          <w:b/>
+          <w:bCs/>
+        </w:rPr>
+      </w:pPr>
+      <w:proofErr w:type="spellStart"/>
+      <w:proofErr w:type="gramStart"/>
       <w:r>
-        <w:t xml:space="preserve">Mediator </w:t>
+        <w:rPr>
+          <w:b/>
+          <w:bCs/>
+        </w:rPr>
+        <w:t>reportIncident</w:t>
+      </w:r>
+      <w:proofErr w:type="spellEnd"/>
+      <w:r>
+        <w:rPr>
+          <w:b/>
+          <w:bCs/>
+        </w:rPr>
+        <w:t>(</w:t>
+      </w:r>
+      <w:proofErr w:type="gramEnd"/>
+      <w:r>
+        <w:rPr>
+          <w:b/>
+          <w:bCs/>
+        </w:rPr>
+        <w:t>)</w:t>
+      </w:r>
+    </w:p>
+    <w:tbl>
+      <w:tblPr>
+        <w:tblStyle w:val="GridTable4-Accent1"/>
+        <w:tblW w:w="0" w:type="auto"/>
+        <w:tblLook w:val="04A0" w:firstRow="1" w:lastRow="0" w:firstColumn="1" w:lastColumn="0" w:noHBand="0" w:noVBand="1"/>
+      </w:tblPr>
+      <w:tblGrid>
+        <w:gridCol w:w="820"/>
+        <w:gridCol w:w="2241"/>
+        <w:gridCol w:w="4538"/>
+        <w:gridCol w:w="1417"/>
+      </w:tblGrid>
+      <w:tr>
+        <w:trPr>
+          <w:cnfStyle w:val="100000000000" w:firstRow="1" w:lastRow="0" w:firstColumn="0" w:lastColumn="0" w:oddVBand="0" w:evenVBand="0" w:oddHBand="0" w:evenHBand="0" w:firstRowFirstColumn="0" w:firstRowLastColumn="0" w:lastRowFirstColumn="0" w:lastRowLastColumn="0"/>
+        </w:trPr>
+        <w:tc>
+          <w:tcPr>
+            <w:cnfStyle w:val="001000000000" w:firstRow="0" w:lastRow="0" w:firstColumn="1" w:lastColumn="0" w:oddVBand="0" w:evenVBand="0" w:oddHBand="0" w:evenHBand="0" w:firstRowFirstColumn="0" w:firstRowLastColumn="0" w:lastRowFirstColumn="0" w:lastRowLastColumn="0"/>
+            <w:tcW w:w="0" w:type="auto"/>
+            <w:hideMark/>
+          </w:tcPr>
+          <w:p>
+            <w:pPr>
+              <w:spacing w:after="160" w:line="259" w:lineRule="auto"/>
+            </w:pPr>
+            <w:r>
+              <w:t>Step MD</w:t>
+            </w:r>
+          </w:p>
+        </w:tc>
+        <w:tc>
+          <w:tcPr>
+            <w:tcW w:w="0" w:type="auto"/>
+            <w:hideMark/>
+          </w:tcPr>
+          <w:p>
+            <w:pPr>
+              <w:spacing w:after="160" w:line="259" w:lineRule="auto"/>
+              <w:cnfStyle w:val="100000000000" w:firstRow="1" w:lastRow="0" w:firstColumn="0" w:lastColumn="0" w:oddVBand="0" w:evenVBand="0" w:oddHBand="0" w:evenHBand="0" w:firstRowFirstColumn="0" w:firstRowLastColumn="0" w:lastRowFirstColumn="0" w:lastRowLastColumn="0"/>
+            </w:pPr>
+            <w:r>
+              <w:t>Subsystem MD</w:t>
+            </w:r>
+          </w:p>
+        </w:tc>
+        <w:tc>
+          <w:tcPr>
+            <w:tcW w:w="0" w:type="auto"/>
+            <w:hideMark/>
+          </w:tcPr>
+          <w:p>
+            <w:pPr>
+              <w:spacing w:after="160" w:line="259" w:lineRule="auto"/>
+              <w:cnfStyle w:val="100000000000" w:firstRow="1" w:lastRow="0" w:firstColumn="0" w:lastColumn="0" w:oddVBand="0" w:evenVBand="0" w:oddHBand="0" w:evenHBand="0" w:firstRowFirstColumn="0" w:firstRowLastColumn="0" w:lastRowFirstColumn="0" w:lastRowLastColumn="0"/>
+            </w:pPr>
+            <w:r>
+              <w:t>Action Taken MD</w:t>
+            </w:r>
+          </w:p>
+        </w:tc>
+        <w:tc>
+          <w:tcPr>
+            <w:tcW w:w="0" w:type="auto"/>
+            <w:hideMark/>
+          </w:tcPr>
+          <w:p>
+            <w:pPr>
+              <w:spacing w:after="160" w:line="259" w:lineRule="auto"/>
+              <w:cnfStyle w:val="100000000000" w:firstRow="1" w:lastRow="0" w:firstColumn="0" w:lastColumn="0" w:oddVBand="0" w:evenVBand="0" w:oddHBand="0" w:evenHBand="0" w:firstRowFirstColumn="0" w:firstRowLastColumn="0" w:lastRowFirstColumn="0" w:lastRowLastColumn="0"/>
+            </w:pPr>
+            <w:r>
+              <w:t>Pattern(s) MD</w:t>
+            </w:r>
+          </w:p>
+        </w:tc>
+      </w:tr>
+      <w:tr>
+        <w:trPr>
+          <w:cnfStyle w:val="000000100000" w:firstRow="0" w:lastRow="0" w:firstColumn="0" w:lastColumn="0" w:oddVBand="0" w:evenVBand="0" w:oddHBand="1" w:evenHBand="0" w:firstRowFirstColumn="0" w:firstRowLastColumn="0" w:lastRowFirstColumn="0" w:lastRowLastColumn="0"/>
+        </w:trPr>
+        <w:tc>
+          <w:tcPr>
+            <w:cnfStyle w:val="001000000000" w:firstRow="0" w:lastRow="0" w:firstColumn="1" w:lastColumn="0" w:oddVBand="0" w:evenVBand="0" w:oddHBand="0" w:evenHBand="0" w:firstRowFirstColumn="0" w:firstRowLastColumn="0" w:lastRowFirstColumn="0" w:lastRowLastColumn="0"/>
+            <w:tcW w:w="0" w:type="auto"/>
+            <w:hideMark/>
+          </w:tcPr>
+          <w:p>
+            <w:pPr>
+              <w:spacing w:after="160" w:line="259" w:lineRule="auto"/>
+            </w:pPr>
+            <w:r>
+              <w:t>1</w:t>
+            </w:r>
+          </w:p>
+        </w:tc>
+        <w:tc>
+          <w:tcPr>
+            <w:tcW w:w="0" w:type="auto"/>
+            <w:hideMark/>
+          </w:tcPr>
+          <w:p>
+            <w:pPr>
+              <w:spacing w:after="160" w:line="259" w:lineRule="auto"/>
+              <w:cnfStyle w:val="000000100000" w:firstRow="0" w:lastRow="0" w:firstColumn="0" w:lastColumn="0" w:oddVBand="0" w:evenVBand="0" w:oddHBand="1" w:evenHBand="0" w:firstRowFirstColumn="0" w:firstRowLastColumn="0" w:lastRowFirstColumn="0" w:lastRowLastColumn="0"/>
+            </w:pPr>
+            <w:r>
+              <w:t>IncidentControl</w:t>
+            </w:r>
+          </w:p>
+        </w:tc>
+        <w:tc>
+          <w:tcPr>
+            <w:tcW w:w="0" w:type="auto"/>
+            <w:hideMark/>
+          </w:tcPr>
+          <w:p>
+            <w:pPr>
+              <w:spacing w:after="160" w:line="259" w:lineRule="auto"/>
+              <w:cnfStyle w:val="000000100000" w:firstRow="0" w:lastRow="0" w:firstColumn="0" w:lastColumn="0" w:oddVBand="0" w:evenVBand="0" w:oddHBand="1" w:evenHBand="0" w:firstRowFirstColumn="0" w:firstRowLastColumn="0" w:lastRowFirstColumn="0" w:lastRowLastColumn="0"/>
+            </w:pPr>
+            <w:r>
+              <w:t>controller-&gt;</w:t>
+            </w:r>
+            <w:proofErr w:type="spellStart"/>
+            <w:proofErr w:type="gramStart"/>
+            <w:r>
+              <w:t>addThreat</w:t>
+            </w:r>
+            <w:proofErr w:type="spellEnd"/>
+            <w:r>
+              <w:t>(</w:t>
+            </w:r>
+            <w:proofErr w:type="gramEnd"/>
+            <w:r>
+              <w:t xml:space="preserve">location, threat) registers threat and escalates </w:t>
+            </w:r>
+            <w:proofErr w:type="gramStart"/>
+            <w:r>
+              <w:t>to</w:t>
+            </w:r>
+            <w:proofErr w:type="gramEnd"/>
+            <w:r>
+              <w:t xml:space="preserve"> Urgent</w:t>
+            </w:r>
+          </w:p>
+        </w:tc>
+        <w:tc>
+          <w:tcPr>
+            <w:tcW w:w="0" w:type="auto"/>
+            <w:hideMark/>
+          </w:tcPr>
+          <w:p>
+            <w:pPr>
+              <w:spacing w:after="160" w:line="259" w:lineRule="auto"/>
+              <w:cnfStyle w:val="000000100000" w:firstRow="0" w:lastRow="0" w:firstColumn="0" w:lastColumn="0" w:oddVBand="0" w:evenVBand="0" w:oddHBand="1" w:evenHBand="0" w:firstRowFirstColumn="0" w:firstRowLastColumn="0" w:lastRowFirstColumn="0" w:lastRowLastColumn="0"/>
+            </w:pPr>
+            <w:r>
+              <w:t xml:space="preserve">State </w:t>
+            </w:r>
+          </w:p>
+        </w:tc>
+      </w:tr>
+      <w:tr>
+        <w:tc>
+          <w:tcPr>
+            <w:cnfStyle w:val="001000000000" w:firstRow="0" w:lastRow="0" w:firstColumn="1" w:lastColumn="0" w:oddVBand="0" w:evenVBand="0" w:oddHBand="0" w:evenHBand="0" w:firstRowFirstColumn="0" w:firstRowLastColumn="0" w:lastRowFirstColumn="0" w:lastRowLastColumn="0"/>
+            <w:tcW w:w="0" w:type="auto"/>
+            <w:hideMark/>
+          </w:tcPr>
+          <w:p>
+            <w:pPr>
+              <w:spacing w:after="160" w:line="259" w:lineRule="auto"/>
+            </w:pPr>
+            <w:r>
+              <w:t>2</w:t>
+            </w:r>
+          </w:p>
+        </w:tc>
+        <w:tc>
+          <w:tcPr>
+            <w:tcW w:w="0" w:type="auto"/>
+            <w:hideMark/>
+          </w:tcPr>
+          <w:p>
+            <w:pPr>
+              <w:spacing w:after="160" w:line="259" w:lineRule="auto"/>
+              <w:cnfStyle w:val="000000000000" w:firstRow="0" w:lastRow="0" w:firstColumn="0" w:lastColumn="0" w:oddVBand="0" w:evenVBand="0" w:oddHBand="0" w:evenHBand="0" w:firstRowFirstColumn="0" w:firstRowLastColumn="0" w:lastRowFirstColumn="0" w:lastRowLastColumn="0"/>
+            </w:pPr>
+            <w:r>
+              <w:t>IncidentHistory</w:t>
+            </w:r>
+          </w:p>
+        </w:tc>
+        <w:tc>
+          <w:tcPr>
+            <w:tcW w:w="0" w:type="auto"/>
+            <w:hideMark/>
+          </w:tcPr>
+          <w:p>
+            <w:pPr>
+              <w:spacing w:after="160" w:line="259" w:lineRule="auto"/>
+              <w:cnfStyle w:val="000000000000" w:firstRow="0" w:lastRow="0" w:firstColumn="0" w:lastColumn="0" w:oddVBand="0" w:evenVBand="0" w:oddHBand="0" w:evenHBand="0" w:firstRowFirstColumn="0" w:firstRowLastColumn="0" w:lastRowFirstColumn="0" w:lastRowLastColumn="0"/>
+            </w:pPr>
+            <w:r>
+              <w:t>history-&gt;push(controller-&gt;</w:t>
+            </w:r>
+            <w:proofErr w:type="spellStart"/>
+            <w:proofErr w:type="gramStart"/>
+            <w:r>
+              <w:t>createMemento</w:t>
+            </w:r>
+            <w:proofErr w:type="spellEnd"/>
+            <w:r>
+              <w:t>(</w:t>
+            </w:r>
+            <w:proofErr w:type="gramEnd"/>
+            <w:r>
+              <w:t xml:space="preserve">)) saves post-threat snapshot </w:t>
+            </w:r>
+          </w:p>
+        </w:tc>
+        <w:tc>
+          <w:tcPr>
+            <w:tcW w:w="0" w:type="auto"/>
+            <w:hideMark/>
+          </w:tcPr>
+          <w:p>
+            <w:pPr>
+              <w:spacing w:after="160" w:line="259" w:lineRule="auto"/>
+              <w:cnfStyle w:val="000000000000" w:firstRow="0" w:lastRow="0" w:firstColumn="0" w:lastColumn="0" w:oddVBand="0" w:evenVBand="0" w:oddHBand="0" w:evenHBand="0" w:firstRowFirstColumn="0" w:firstRowLastColumn="0" w:lastRowFirstColumn="0" w:lastRowLastColumn="0"/>
+            </w:pPr>
+            <w:r>
+              <w:t xml:space="preserve">Memento </w:t>
+            </w:r>
+          </w:p>
+        </w:tc>
+      </w:tr>
+      <w:tr>
+        <w:trPr>
+          <w:cnfStyle w:val="000000100000" w:firstRow="0" w:lastRow="0" w:firstColumn="0" w:lastColumn="0" w:oddVBand="0" w:evenVBand="0" w:oddHBand="1" w:evenHBand="0" w:firstRowFirstColumn="0" w:firstRowLastColumn="0" w:lastRowFirstColumn="0" w:lastRowLastColumn="0"/>
+        </w:trPr>
+        <w:tc>
+          <w:tcPr>
+            <w:cnfStyle w:val="001000000000" w:firstRow="0" w:lastRow="0" w:firstColumn="1" w:lastColumn="0" w:oddVBand="0" w:evenVBand="0" w:oddHBand="0" w:evenHBand="0" w:firstRowFirstColumn="0" w:firstRowLastColumn="0" w:lastRowFirstColumn="0" w:lastRowLastColumn="0"/>
+            <w:tcW w:w="0" w:type="auto"/>
+            <w:hideMark/>
+          </w:tcPr>
+          <w:p>
+            <w:pPr>
+              <w:spacing w:after="160" w:line="259" w:lineRule="auto"/>
+            </w:pPr>
+            <w:r>
+              <w:lastRenderedPageBreak/>
+              <w:t>3</w:t>
+            </w:r>
+          </w:p>
+        </w:tc>
+        <w:tc>
+          <w:tcPr>
+            <w:tcW w:w="0" w:type="auto"/>
+            <w:hideMark/>
+          </w:tcPr>
+          <w:p>
+            <w:pPr>
+              <w:spacing w:after="160" w:line="259" w:lineRule="auto"/>
+              <w:cnfStyle w:val="000000100000" w:firstRow="0" w:lastRow="0" w:firstColumn="0" w:lastColumn="0" w:oddVBand="0" w:evenVBand="0" w:oddHBand="1" w:evenHBand="0" w:firstRowFirstColumn="0" w:firstRowLastColumn="0" w:lastRowFirstColumn="0" w:lastRowLastColumn="0"/>
+            </w:pPr>
+            <w:r>
+              <w:t>CommunicationHub</w:t>
+            </w:r>
+          </w:p>
+        </w:tc>
+        <w:tc>
+          <w:tcPr>
+            <w:tcW w:w="0" w:type="auto"/>
+            <w:hideMark/>
+          </w:tcPr>
+          <w:p>
+            <w:pPr>
+              <w:spacing w:after="160" w:line="259" w:lineRule="auto"/>
+              <w:cnfStyle w:val="000000100000" w:firstRow="0" w:lastRow="0" w:firstColumn="0" w:lastColumn="0" w:oddVBand="0" w:evenVBand="0" w:oddHBand="1" w:evenHBand="0" w:firstRowFirstColumn="0" w:firstRowLastColumn="0" w:lastRowFirstColumn="0" w:lastRowLastColumn="0"/>
+            </w:pPr>
+            <w:r>
+              <w:t>hub-&gt;</w:t>
+            </w:r>
+            <w:proofErr w:type="gramStart"/>
+            <w:r>
+              <w:t>notify(</w:t>
+            </w:r>
+            <w:proofErr w:type="spellStart"/>
+            <w:proofErr w:type="gramEnd"/>
+            <w:r>
+              <w:t>nullptr</w:t>
+            </w:r>
+            <w:proofErr w:type="spellEnd"/>
+            <w:r>
+              <w:t xml:space="preserve">, "INCIDENT_REPORTED") broadcasts event to all colleagues </w:t>
+            </w:r>
+          </w:p>
+        </w:tc>
+        <w:tc>
+          <w:tcPr>
+            <w:tcW w:w="0" w:type="auto"/>
+            <w:hideMark/>
+          </w:tcPr>
+          <w:p>
+            <w:pPr>
+              <w:spacing w:after="160" w:line="259" w:lineRule="auto"/>
+              <w:cnfStyle w:val="000000100000" w:firstRow="0" w:lastRow="0" w:firstColumn="0" w:lastColumn="0" w:oddVBand="0" w:evenVBand="0" w:oddHBand="1" w:evenHBand="0" w:firstRowFirstColumn="0" w:firstRowLastColumn="0" w:lastRowFirstColumn="0" w:lastRowLastColumn="0"/>
+            </w:pPr>
+            <w:r>
+              <w:t xml:space="preserve">Mediator </w:t>
+            </w:r>
+          </w:p>
+        </w:tc>
+      </w:tr>
+      <w:tr>
+        <w:tc>
+          <w:tcPr>
+            <w:cnfStyle w:val="001000000000" w:firstRow="0" w:lastRow="0" w:firstColumn="1" w:lastColumn="0" w:oddVBand="0" w:evenVBand="0" w:oddHBand="0" w:evenHBand="0" w:firstRowFirstColumn="0" w:firstRowLastColumn="0" w:lastRowFirstColumn="0" w:lastRowLastColumn="0"/>
+            <w:tcW w:w="0" w:type="auto"/>
+            <w:hideMark/>
+          </w:tcPr>
+          <w:p>
+            <w:pPr>
+              <w:spacing w:after="160" w:line="259" w:lineRule="auto"/>
+            </w:pPr>
+            <w:r>
+              <w:t>4</w:t>
+            </w:r>
+          </w:p>
+        </w:tc>
+        <w:tc>
+          <w:tcPr>
+            <w:tcW w:w="0" w:type="auto"/>
+            <w:hideMark/>
+          </w:tcPr>
+          <w:p>
+            <w:pPr>
+              <w:spacing w:after="160" w:line="259" w:lineRule="auto"/>
+              <w:cnfStyle w:val="000000000000" w:firstRow="0" w:lastRow="0" w:firstColumn="0" w:lastColumn="0" w:oddVBand="0" w:evenVBand="0" w:oddHBand="0" w:evenHBand="0" w:firstRowFirstColumn="0" w:firstRowLastColumn="0" w:lastRowFirstColumn="0" w:lastRowLastColumn="0"/>
+            </w:pPr>
+            <w:r>
+              <w:t>Dispatcher</w:t>
+            </w:r>
+          </w:p>
+        </w:tc>
+        <w:tc>
+          <w:tcPr>
+            <w:tcW w:w="0" w:type="auto"/>
+            <w:hideMark/>
+          </w:tcPr>
+          <w:p>
+            <w:pPr>
+              <w:spacing w:after="160" w:line="259" w:lineRule="auto"/>
+              <w:cnfStyle w:val="000000000000" w:firstRow="0" w:lastRow="0" w:firstColumn="0" w:lastColumn="0" w:oddVBand="0" w:evenVBand="0" w:oddHBand="0" w:evenHBand="0" w:firstRowFirstColumn="0" w:firstRowLastColumn="0" w:lastRowFirstColumn="0" w:lastRowLastColumn="0"/>
+            </w:pPr>
+            <w:r>
+              <w:t>dispatcher-&gt;</w:t>
+            </w:r>
+            <w:proofErr w:type="spellStart"/>
+            <w:proofErr w:type="gramStart"/>
+            <w:r>
+              <w:t>issueCommand</w:t>
+            </w:r>
+            <w:proofErr w:type="spellEnd"/>
+            <w:r>
+              <w:t>(</w:t>
+            </w:r>
+            <w:proofErr w:type="gramEnd"/>
+            <w:r>
+              <w:t xml:space="preserve">new </w:t>
+            </w:r>
+            <w:proofErr w:type="gramStart"/>
+            <w:r>
+              <w:t>Isolate(</w:t>
+            </w:r>
+            <w:proofErr w:type="gramEnd"/>
+            <w:r>
+              <w:t xml:space="preserve">access, location)) isolates zone </w:t>
+            </w:r>
+          </w:p>
+        </w:tc>
+        <w:tc>
+          <w:tcPr>
+            <w:tcW w:w="0" w:type="auto"/>
+            <w:hideMark/>
+          </w:tcPr>
+          <w:p>
+            <w:pPr>
+              <w:spacing w:after="160" w:line="259" w:lineRule="auto"/>
+              <w:cnfStyle w:val="000000000000" w:firstRow="0" w:lastRow="0" w:firstColumn="0" w:lastColumn="0" w:oddVBand="0" w:evenVBand="0" w:oddHBand="0" w:evenHBand="0" w:firstRowFirstColumn="0" w:firstRowLastColumn="0" w:lastRowFirstColumn="0" w:lastRowLastColumn="0"/>
+            </w:pPr>
+            <w:r>
+              <w:t xml:space="preserve">Command </w:t>
+            </w:r>
+          </w:p>
+        </w:tc>
+      </w:tr>
+    </w:tbl>
+    <w:p>
+      <w:pPr>
+        <w:rPr>
+          <w:b/>
+          <w:bCs/>
+        </w:rPr>
+      </w:pPr>
+      <w:proofErr w:type="spellStart"/>
+      <w:proofErr w:type="gramStart"/>
+      <w:r>
+        <w:rPr>
+          <w:b/>
+          <w:bCs/>
+        </w:rPr>
+        <w:t>escalateToEmergency</w:t>
+      </w:r>
+      <w:proofErr w:type="spellEnd"/>
+      <w:r>
+        <w:rPr>
+          <w:b/>
+          <w:bCs/>
+        </w:rPr>
+        <w:t>(</w:t>
+      </w:r>
+      <w:proofErr w:type="gramEnd"/>
+      <w:r>
+        <w:rPr>
+          <w:b/>
+          <w:bCs/>
+        </w:rPr>
+        <w:t>)</w:t>
+      </w:r>
+    </w:p>
+    <w:tbl>
+      <w:tblPr>
+        <w:tblStyle w:val="GridTable4-Accent1"/>
+        <w:tblW w:w="0" w:type="auto"/>
+        <w:tblLook w:val="04A0" w:firstRow="1" w:lastRow="0" w:firstColumn="1" w:lastColumn="0" w:noHBand="0" w:noVBand="1"/>
+      </w:tblPr>
+      <w:tblGrid>
+        <w:gridCol w:w="766"/>
+        <w:gridCol w:w="2241"/>
+        <w:gridCol w:w="4517"/>
+        <w:gridCol w:w="1492"/>
+      </w:tblGrid>
+      <w:tr>
+        <w:trPr>
+          <w:cnfStyle w:val="100000000000" w:firstRow="1" w:lastRow="0" w:firstColumn="0" w:lastColumn="0" w:oddVBand="0" w:evenVBand="0" w:oddHBand="0" w:evenHBand="0" w:firstRowFirstColumn="0" w:firstRowLastColumn="0" w:lastRowFirstColumn="0" w:lastRowLastColumn="0"/>
+        </w:trPr>
+        <w:tc>
+          <w:tcPr>
+            <w:cnfStyle w:val="001000000000" w:firstRow="0" w:lastRow="0" w:firstColumn="1" w:lastColumn="0" w:oddVBand="0" w:evenVBand="0" w:oddHBand="0" w:evenHBand="0" w:firstRowFirstColumn="0" w:firstRowLastColumn="0" w:lastRowFirstColumn="0" w:lastRowLastColumn="0"/>
+            <w:tcW w:w="0" w:type="auto"/>
+            <w:hideMark/>
+          </w:tcPr>
+          <w:p>
+            <w:pPr>
+              <w:spacing w:after="160" w:line="259" w:lineRule="auto"/>
+            </w:pPr>
+            <w:r>
+              <w:t>Step MD</w:t>
+            </w:r>
+          </w:p>
+        </w:tc>
+        <w:tc>
+          <w:tcPr>
+            <w:tcW w:w="0" w:type="auto"/>
+            <w:hideMark/>
+          </w:tcPr>
+          <w:p>
+            <w:pPr>
+              <w:spacing w:after="160" w:line="259" w:lineRule="auto"/>
+              <w:cnfStyle w:val="100000000000" w:firstRow="1" w:lastRow="0" w:firstColumn="0" w:lastColumn="0" w:oddVBand="0" w:evenVBand="0" w:oddHBand="0" w:evenHBand="0" w:firstRowFirstColumn="0" w:firstRowLastColumn="0" w:lastRowFirstColumn="0" w:lastRowLastColumn="0"/>
+            </w:pPr>
+            <w:r>
+              <w:t>Subsystem MD</w:t>
+            </w:r>
+          </w:p>
+        </w:tc>
+        <w:tc>
+          <w:tcPr>
+            <w:tcW w:w="0" w:type="auto"/>
+            <w:hideMark/>
+          </w:tcPr>
+          <w:p>
+            <w:pPr>
+              <w:spacing w:after="160" w:line="259" w:lineRule="auto"/>
+              <w:cnfStyle w:val="100000000000" w:firstRow="1" w:lastRow="0" w:firstColumn="0" w:lastColumn="0" w:oddVBand="0" w:evenVBand="0" w:oddHBand="0" w:evenHBand="0" w:firstRowFirstColumn="0" w:firstRowLastColumn="0" w:lastRowFirstColumn="0" w:lastRowLastColumn="0"/>
+            </w:pPr>
+            <w:r>
+              <w:t>Action Taken MD</w:t>
+            </w:r>
+          </w:p>
+        </w:tc>
+        <w:tc>
+          <w:tcPr>
+            <w:tcW w:w="0" w:type="auto"/>
+            <w:hideMark/>
+          </w:tcPr>
+          <w:p>
+            <w:pPr>
+              <w:spacing w:after="160" w:line="259" w:lineRule="auto"/>
+              <w:cnfStyle w:val="100000000000" w:firstRow="1" w:lastRow="0" w:firstColumn="0" w:lastColumn="0" w:oddVBand="0" w:evenVBand="0" w:oddHBand="0" w:evenHBand="0" w:firstRowFirstColumn="0" w:firstRowLastColumn="0" w:lastRowFirstColumn="0" w:lastRowLastColumn="0"/>
+            </w:pPr>
+            <w:r>
+              <w:t>Pattern(s) MD</w:t>
+            </w:r>
+          </w:p>
+        </w:tc>
+      </w:tr>
+      <w:tr>
+        <w:trPr>
+          <w:cnfStyle w:val="000000100000" w:firstRow="0" w:lastRow="0" w:firstColumn="0" w:lastColumn="0" w:oddVBand="0" w:evenVBand="0" w:oddHBand="1" w:evenHBand="0" w:firstRowFirstColumn="0" w:firstRowLastColumn="0" w:lastRowFirstColumn="0" w:lastRowLastColumn="0"/>
+        </w:trPr>
+        <w:tc>
+          <w:tcPr>
+            <w:cnfStyle w:val="001000000000" w:firstRow="0" w:lastRow="0" w:firstColumn="1" w:lastColumn="0" w:oddVBand="0" w:evenVBand="0" w:oddHBand="0" w:evenHBand="0" w:firstRowFirstColumn="0" w:firstRowLastColumn="0" w:lastRowFirstColumn="0" w:lastRowLastColumn="0"/>
+            <w:tcW w:w="0" w:type="auto"/>
+            <w:hideMark/>
+          </w:tcPr>
+          <w:p>
+            <w:pPr>
+              <w:spacing w:after="160" w:line="259" w:lineRule="auto"/>
+            </w:pPr>
+            <w:r>
+              <w:t>1</w:t>
+            </w:r>
+          </w:p>
+        </w:tc>
+        <w:tc>
+          <w:tcPr>
+            <w:tcW w:w="0" w:type="auto"/>
+            <w:hideMark/>
+          </w:tcPr>
+          <w:p>
+            <w:pPr>
+              <w:spacing w:after="160" w:line="259" w:lineRule="auto"/>
+              <w:cnfStyle w:val="000000100000" w:firstRow="0" w:lastRow="0" w:firstColumn="0" w:lastColumn="0" w:oddVBand="0" w:evenVBand="0" w:oddHBand="1" w:evenHBand="0" w:firstRowFirstColumn="0" w:firstRowLastColumn="0" w:lastRowFirstColumn="0" w:lastRowLastColumn="0"/>
+            </w:pPr>
+            <w:r>
+              <w:t>IncidentControl</w:t>
+            </w:r>
+          </w:p>
+        </w:tc>
+        <w:tc>
+          <w:tcPr>
+            <w:tcW w:w="0" w:type="auto"/>
+            <w:hideMark/>
+          </w:tcPr>
+          <w:p>
+            <w:pPr>
+              <w:spacing w:after="160" w:line="259" w:lineRule="auto"/>
+              <w:cnfStyle w:val="000000100000" w:firstRow="0" w:lastRow="0" w:firstColumn="0" w:lastColumn="0" w:oddVBand="0" w:evenVBand="0" w:oddHBand="1" w:evenHBand="0" w:firstRowFirstColumn="0" w:firstRowLastColumn="0" w:lastRowFirstColumn="0" w:lastRowLastColumn="0"/>
+            </w:pPr>
+            <w:r>
+              <w:t>controller-&gt;</w:t>
+            </w:r>
+            <w:proofErr w:type="gramStart"/>
+            <w:r>
+              <w:t>escalate(</w:t>
+            </w:r>
+            <w:proofErr w:type="gramEnd"/>
+            <w:r>
+              <w:t xml:space="preserve">) transitions context to Emergency state </w:t>
+            </w:r>
+          </w:p>
+        </w:tc>
+        <w:tc>
+          <w:tcPr>
+            <w:tcW w:w="0" w:type="auto"/>
+            <w:hideMark/>
+          </w:tcPr>
+          <w:p>
+            <w:pPr>
+              <w:spacing w:after="160" w:line="259" w:lineRule="auto"/>
+              <w:cnfStyle w:val="000000100000" w:firstRow="0" w:lastRow="0" w:firstColumn="0" w:lastColumn="0" w:oddVBand="0" w:evenVBand="0" w:oddHBand="1" w:evenHBand="0" w:firstRowFirstColumn="0" w:firstRowLastColumn="0" w:lastRowFirstColumn="0" w:lastRowLastColumn="0"/>
+            </w:pPr>
+            <w:r>
+              <w:t xml:space="preserve">State </w:t>
+            </w:r>
+          </w:p>
+        </w:tc>
+      </w:tr>
+      <w:tr>
+        <w:tc>
+          <w:tcPr>
+            <w:cnfStyle w:val="001000000000" w:firstRow="0" w:lastRow="0" w:firstColumn="1" w:lastColumn="0" w:oddVBand="0" w:evenVBand="0" w:oddHBand="0" w:evenHBand="0" w:firstRowFirstColumn="0" w:firstRowLastColumn="0" w:lastRowFirstColumn="0" w:lastRowLastColumn="0"/>
+            <w:tcW w:w="0" w:type="auto"/>
+            <w:hideMark/>
+          </w:tcPr>
+          <w:p>
+            <w:pPr>
+              <w:spacing w:after="160" w:line="259" w:lineRule="auto"/>
+            </w:pPr>
+            <w:r>
+              <w:t>2</w:t>
+            </w:r>
+          </w:p>
+        </w:tc>
+        <w:tc>
+          <w:tcPr>
+            <w:tcW w:w="0" w:type="auto"/>
+            <w:hideMark/>
+          </w:tcPr>
+          <w:p>
+            <w:pPr>
+              <w:spacing w:after="160" w:line="259" w:lineRule="auto"/>
+              <w:cnfStyle w:val="000000000000" w:firstRow="0" w:lastRow="0" w:firstColumn="0" w:lastColumn="0" w:oddVBand="0" w:evenVBand="0" w:oddHBand="0" w:evenHBand="0" w:firstRowFirstColumn="0" w:firstRowLastColumn="0" w:lastRowFirstColumn="0" w:lastRowLastColumn="0"/>
+            </w:pPr>
+            <w:r>
+              <w:t>IncidentHistory</w:t>
+            </w:r>
+          </w:p>
+        </w:tc>
+        <w:tc>
+          <w:tcPr>
+            <w:tcW w:w="0" w:type="auto"/>
+            <w:hideMark/>
+          </w:tcPr>
+          <w:p>
+            <w:pPr>
+              <w:spacing w:after="160" w:line="259" w:lineRule="auto"/>
+              <w:cnfStyle w:val="000000000000" w:firstRow="0" w:lastRow="0" w:firstColumn="0" w:lastColumn="0" w:oddVBand="0" w:evenVBand="0" w:oddHBand="0" w:evenHBand="0" w:firstRowFirstColumn="0" w:firstRowLastColumn="0" w:lastRowFirstColumn="0" w:lastRowLastColumn="0"/>
+            </w:pPr>
+            <w:r>
+              <w:t>history-&gt;push(controller-&gt;</w:t>
+            </w:r>
+            <w:proofErr w:type="spellStart"/>
+            <w:proofErr w:type="gramStart"/>
+            <w:r>
+              <w:t>createMemento</w:t>
+            </w:r>
+            <w:proofErr w:type="spellEnd"/>
+            <w:r>
+              <w:t>(</w:t>
+            </w:r>
+            <w:proofErr w:type="gramEnd"/>
+            <w:r>
+              <w:t>)) saves snapshot with label "EMERGENCY"</w:t>
+            </w:r>
+          </w:p>
+        </w:tc>
+        <w:tc>
+          <w:tcPr>
+            <w:tcW w:w="0" w:type="auto"/>
+            <w:hideMark/>
+          </w:tcPr>
+          <w:p>
+            <w:pPr>
+              <w:spacing w:after="160" w:line="259" w:lineRule="auto"/>
+              <w:cnfStyle w:val="000000000000" w:firstRow="0" w:lastRow="0" w:firstColumn="0" w:lastColumn="0" w:oddVBand="0" w:evenVBand="0" w:oddHBand="0" w:evenHBand="0" w:firstRowFirstColumn="0" w:firstRowLastColumn="0" w:lastRowFirstColumn="0" w:lastRowLastColumn="0"/>
+            </w:pPr>
+            <w:r>
+              <w:t xml:space="preserve">Memento </w:t>
+            </w:r>
+          </w:p>
+        </w:tc>
+      </w:tr>
+      <w:tr>
+        <w:trPr>
+          <w:cnfStyle w:val="000000100000" w:firstRow="0" w:lastRow="0" w:firstColumn="0" w:lastColumn="0" w:oddVBand="0" w:evenVBand="0" w:oddHBand="1" w:evenHBand="0" w:firstRowFirstColumn="0" w:firstRowLastColumn="0" w:lastRowFirstColumn="0" w:lastRowLastColumn="0"/>
+        </w:trPr>
+        <w:tc>
+          <w:tcPr>
+            <w:cnfStyle w:val="001000000000" w:firstRow="0" w:lastRow="0" w:firstColumn="1" w:lastColumn="0" w:oddVBand="0" w:evenVBand="0" w:oddHBand="0" w:evenHBand="0" w:firstRowFirstColumn="0" w:firstRowLastColumn="0" w:lastRowFirstColumn="0" w:lastRowLastColumn="0"/>
+            <w:tcW w:w="0" w:type="auto"/>
+            <w:hideMark/>
+          </w:tcPr>
+          <w:p>
+            <w:pPr>
+              <w:spacing w:after="160" w:line="259" w:lineRule="auto"/>
+            </w:pPr>
+            <w:r>
+              <w:t>3</w:t>
+            </w:r>
+          </w:p>
+        </w:tc>
+        <w:tc>
+          <w:tcPr>
+            <w:tcW w:w="0" w:type="auto"/>
+            <w:hideMark/>
+          </w:tcPr>
+          <w:p>
+            <w:pPr>
+              <w:spacing w:after="160" w:line="259" w:lineRule="auto"/>
+              <w:cnfStyle w:val="000000100000" w:firstRow="0" w:lastRow="0" w:firstColumn="0" w:lastColumn="0" w:oddVBand="0" w:evenVBand="0" w:oddHBand="1" w:evenHBand="0" w:firstRowFirstColumn="0" w:firstRowLastColumn="0" w:lastRowFirstColumn="0" w:lastRowLastColumn="0"/>
+            </w:pPr>
+            <w:r>
+              <w:t>Dispatcher</w:t>
+            </w:r>
+          </w:p>
+        </w:tc>
+        <w:tc>
+          <w:tcPr>
+            <w:tcW w:w="0" w:type="auto"/>
+            <w:hideMark/>
+          </w:tcPr>
+          <w:p>
+            <w:pPr>
+              <w:spacing w:after="160" w:line="259" w:lineRule="auto"/>
+              <w:cnfStyle w:val="000000100000" w:firstRow="0" w:lastRow="0" w:firstColumn="0" w:lastColumn="0" w:oddVBand="0" w:evenVBand="0" w:oddHBand="1" w:evenHBand="0" w:firstRowFirstColumn="0" w:firstRowLastColumn="0" w:lastRowFirstColumn="0" w:lastRowLastColumn="0"/>
+            </w:pPr>
+            <w:r>
+              <w:t xml:space="preserve">Issues </w:t>
+            </w:r>
+            <w:proofErr w:type="spellStart"/>
+            <w:r>
+              <w:t>EmergencyEscalation</w:t>
+            </w:r>
+            <w:proofErr w:type="spellEnd"/>
+            <w:r>
+              <w:t xml:space="preserve"> command calling </w:t>
+            </w:r>
+            <w:proofErr w:type="gramStart"/>
+            <w:r>
+              <w:t>respond(</w:t>
+            </w:r>
+            <w:proofErr w:type="gramEnd"/>
+            <w:r>
+              <w:t xml:space="preserve">) on adapters </w:t>
+            </w:r>
+          </w:p>
+        </w:tc>
+        <w:tc>
+          <w:tcPr>
+            <w:tcW w:w="0" w:type="auto"/>
+            <w:hideMark/>
+          </w:tcPr>
+          <w:p>
+            <w:pPr>
+              <w:spacing w:after="160" w:line="259" w:lineRule="auto"/>
+              <w:cnfStyle w:val="000000100000" w:firstRow="0" w:lastRow="0" w:firstColumn="0" w:lastColumn="0" w:oddVBand="0" w:evenVBand="0" w:oddHBand="1" w:evenHBand="0" w:firstRowFirstColumn="0" w:firstRowLastColumn="0" w:lastRowFirstColumn="0" w:lastRowLastColumn="0"/>
+            </w:pPr>
+            <w:r>
+              <w:t xml:space="preserve">Command + Adapter </w:t>
+            </w:r>
+          </w:p>
+        </w:tc>
+      </w:tr>
+      <w:tr>
+        <w:tc>
+          <w:tcPr>
+            <w:cnfStyle w:val="001000000000" w:firstRow="0" w:lastRow="0" w:firstColumn="1" w:lastColumn="0" w:oddVBand="0" w:evenVBand="0" w:oddHBand="0" w:evenHBand="0" w:firstRowFirstColumn="0" w:firstRowLastColumn="0" w:lastRowFirstColumn="0" w:lastRowLastColumn="0"/>
+            <w:tcW w:w="0" w:type="auto"/>
+            <w:hideMark/>
+          </w:tcPr>
+          <w:p>
+            <w:pPr>
+              <w:spacing w:after="160" w:line="259" w:lineRule="auto"/>
+            </w:pPr>
+            <w:r>
+              <w:t>4</w:t>
+            </w:r>
+          </w:p>
+        </w:tc>
+        <w:tc>
+          <w:tcPr>
+            <w:tcW w:w="0" w:type="auto"/>
+            <w:hideMark/>
+          </w:tcPr>
+          <w:p>
+            <w:pPr>
+              <w:spacing w:after="160" w:line="259" w:lineRule="auto"/>
+              <w:cnfStyle w:val="000000000000" w:firstRow="0" w:lastRow="0" w:firstColumn="0" w:lastColumn="0" w:oddVBand="0" w:evenVBand="0" w:oddHBand="0" w:evenHBand="0" w:firstRowFirstColumn="0" w:firstRowLastColumn="0" w:lastRowFirstColumn="0" w:lastRowLastColumn="0"/>
+            </w:pPr>
+            <w:r>
+              <w:t>CommunicationHub</w:t>
+            </w:r>
+          </w:p>
+        </w:tc>
+        <w:tc>
+          <w:tcPr>
+            <w:tcW w:w="0" w:type="auto"/>
+            <w:hideMark/>
+          </w:tcPr>
+          <w:p>
+            <w:pPr>
+              <w:spacing w:after="160" w:line="259" w:lineRule="auto"/>
+              <w:cnfStyle w:val="000000000000" w:firstRow="0" w:lastRow="0" w:firstColumn="0" w:lastColumn="0" w:oddVBand="0" w:evenVBand="0" w:oddHBand="0" w:evenHBand="0" w:firstRowFirstColumn="0" w:firstRowLastColumn="0" w:lastRowFirstColumn="0" w:lastRowLastColumn="0"/>
+            </w:pPr>
+            <w:r>
+              <w:t>hub-&gt;</w:t>
+            </w:r>
+            <w:proofErr w:type="gramStart"/>
+            <w:r>
+              <w:t>notify(</w:t>
+            </w:r>
+            <w:proofErr w:type="spellStart"/>
+            <w:proofErr w:type="gramEnd"/>
+            <w:r>
+              <w:t>nullptr</w:t>
+            </w:r>
+            <w:proofErr w:type="spellEnd"/>
+            <w:r>
+              <w:t xml:space="preserve">, "EMERGENCY_DECLARED") triggers emergency reactions across all teams </w:t>
+            </w:r>
+          </w:p>
+        </w:tc>
+        <w:tc>
+          <w:tcPr>
+            <w:tcW w:w="0" w:type="auto"/>
+            <w:hideMark/>
+          </w:tcPr>
+          <w:p>
+            <w:pPr>
+              <w:spacing w:after="160" w:line="259" w:lineRule="auto"/>
+              <w:cnfStyle w:val="000000000000" w:firstRow="0" w:lastRow="0" w:firstColumn="0" w:lastColumn="0" w:oddVBand="0" w:evenVBand="0" w:oddHBand="0" w:evenHBand="0" w:firstRowFirstColumn="0" w:firstRowLastColumn="0" w:lastRowFirstColumn="0" w:lastRowLastColumn="0"/>
+            </w:pPr>
+            <w:r>
+              <w:t xml:space="preserve">Mediator </w:t>
+            </w:r>
+          </w:p>
+        </w:tc>
+      </w:tr>
+    </w:tbl>
+    <w:p>
+      <w:pPr>
+        <w:rPr>
+          <w:b/>
+          <w:bCs/>
+        </w:rPr>
+      </w:pPr>
+      <w:proofErr w:type="spellStart"/>
+      <w:proofErr w:type="gramStart"/>
+      <w:r>
+        <w:rPr>
+          <w:b/>
+          <w:bCs/>
+        </w:rPr>
+        <w:t>resolveIncident</w:t>
+      </w:r>
+      <w:proofErr w:type="spellEnd"/>
+      <w:r>
+        <w:rPr>
+          <w:b/>
+          <w:bCs/>
+        </w:rPr>
+        <w:t>(</w:t>
+      </w:r>
+      <w:proofErr w:type="gramEnd"/>
+      <w:r>
+        <w:rPr>
+          <w:b/>
+          <w:bCs/>
+        </w:rPr>
+        <w:t>)</w:t>
+      </w:r>
+    </w:p>
+    <w:tbl>
+      <w:tblPr>
+        <w:tblStyle w:val="GridTable4-Accent1"/>
+        <w:tblW w:w="0" w:type="auto"/>
+        <w:tblLook w:val="04A0" w:firstRow="1" w:lastRow="0" w:firstColumn="1" w:lastColumn="0" w:noHBand="0" w:noVBand="1"/>
+      </w:tblPr>
+      <w:tblGrid>
+        <w:gridCol w:w="780"/>
+        <w:gridCol w:w="2241"/>
+        <w:gridCol w:w="4617"/>
+        <w:gridCol w:w="1378"/>
+      </w:tblGrid>
+      <w:tr>
+        <w:trPr>
+          <w:cnfStyle w:val="100000000000" w:firstRow="1" w:lastRow="0" w:firstColumn="0" w:lastColumn="0" w:oddVBand="0" w:evenVBand="0" w:oddHBand="0" w:evenHBand="0" w:firstRowFirstColumn="0" w:firstRowLastColumn="0" w:lastRowFirstColumn="0" w:lastRowLastColumn="0"/>
+        </w:trPr>
+        <w:tc>
+          <w:tcPr>
+            <w:cnfStyle w:val="001000000000" w:firstRow="0" w:lastRow="0" w:firstColumn="1" w:lastColumn="0" w:oddVBand="0" w:evenVBand="0" w:oddHBand="0" w:evenHBand="0" w:firstRowFirstColumn="0" w:firstRowLastColumn="0" w:lastRowFirstColumn="0" w:lastRowLastColumn="0"/>
+            <w:tcW w:w="0" w:type="auto"/>
+            <w:hideMark/>
+          </w:tcPr>
+          <w:p>
+            <w:pPr>
+              <w:spacing w:after="160" w:line="259" w:lineRule="auto"/>
+            </w:pPr>
+            <w:r>
+              <w:t>Step MD</w:t>
+            </w:r>
+          </w:p>
+        </w:tc>
+        <w:tc>
+          <w:tcPr>
+            <w:tcW w:w="0" w:type="auto"/>
+            <w:hideMark/>
+          </w:tcPr>
+          <w:p>
+            <w:pPr>
+              <w:spacing w:after="160" w:line="259" w:lineRule="auto"/>
+              <w:cnfStyle w:val="100000000000" w:firstRow="1" w:lastRow="0" w:firstColumn="0" w:lastColumn="0" w:oddVBand="0" w:evenVBand="0" w:oddHBand="0" w:evenHBand="0" w:firstRowFirstColumn="0" w:firstRowLastColumn="0" w:lastRowFirstColumn="0" w:lastRowLastColumn="0"/>
+            </w:pPr>
+            <w:r>
+              <w:t>Subsystem MD</w:t>
+            </w:r>
+          </w:p>
+        </w:tc>
+        <w:tc>
+          <w:tcPr>
+            <w:tcW w:w="0" w:type="auto"/>
+            <w:hideMark/>
+          </w:tcPr>
+          <w:p>
+            <w:pPr>
+              <w:spacing w:after="160" w:line="259" w:lineRule="auto"/>
+              <w:cnfStyle w:val="100000000000" w:firstRow="1" w:lastRow="0" w:firstColumn="0" w:lastColumn="0" w:oddVBand="0" w:evenVBand="0" w:oddHBand="0" w:evenHBand="0" w:firstRowFirstColumn="0" w:firstRowLastColumn="0" w:lastRowFirstColumn="0" w:lastRowLastColumn="0"/>
+            </w:pPr>
+            <w:r>
+              <w:t>Action Taken MD</w:t>
+            </w:r>
+          </w:p>
+        </w:tc>
+        <w:tc>
+          <w:tcPr>
+            <w:tcW w:w="0" w:type="auto"/>
+            <w:hideMark/>
+          </w:tcPr>
+          <w:p>
+            <w:pPr>
+              <w:spacing w:after="160" w:line="259" w:lineRule="auto"/>
+              <w:cnfStyle w:val="100000000000" w:firstRow="1" w:lastRow="0" w:firstColumn="0" w:lastColumn="0" w:oddVBand="0" w:evenVBand="0" w:oddHBand="0" w:evenHBand="0" w:firstRowFirstColumn="0" w:firstRowLastColumn="0" w:lastRowFirstColumn="0" w:lastRowLastColumn="0"/>
+            </w:pPr>
+            <w:r>
+              <w:t>Pattern(s) MD</w:t>
+            </w:r>
+          </w:p>
+        </w:tc>
+      </w:tr>
+      <w:tr>
+        <w:trPr>
+          <w:cnfStyle w:val="000000100000" w:firstRow="0" w:lastRow="0" w:firstColumn="0" w:lastColumn="0" w:oddVBand="0" w:evenVBand="0" w:oddHBand="1" w:evenHBand="0" w:firstRowFirstColumn="0" w:firstRowLastColumn="0" w:lastRowFirstColumn="0" w:lastRowLastColumn="0"/>
+        </w:trPr>
+        <w:tc>
+          <w:tcPr>
+            <w:cnfStyle w:val="001000000000" w:firstRow="0" w:lastRow="0" w:firstColumn="1" w:lastColumn="0" w:oddVBand="0" w:evenVBand="0" w:oddHBand="0" w:evenHBand="0" w:firstRowFirstColumn="0" w:firstRowLastColumn="0" w:lastRowFirstColumn="0" w:lastRowLastColumn="0"/>
+            <w:tcW w:w="0" w:type="auto"/>
+            <w:hideMark/>
+          </w:tcPr>
+          <w:p>
+            <w:pPr>
+              <w:spacing w:after="160" w:line="259" w:lineRule="auto"/>
+            </w:pPr>
+            <w:r>
+              <w:t>1</w:t>
+            </w:r>
+          </w:p>
+        </w:tc>
+        <w:tc>
+          <w:tcPr>
+            <w:tcW w:w="0" w:type="auto"/>
+            <w:hideMark/>
+          </w:tcPr>
+          <w:p>
+            <w:pPr>
+              <w:spacing w:after="160" w:line="259" w:lineRule="auto"/>
+              <w:cnfStyle w:val="000000100000" w:firstRow="0" w:lastRow="0" w:firstColumn="0" w:lastColumn="0" w:oddVBand="0" w:evenVBand="0" w:oddHBand="1" w:evenHBand="0" w:firstRowFirstColumn="0" w:firstRowLastColumn="0" w:lastRowFirstColumn="0" w:lastRowLastColumn="0"/>
+            </w:pPr>
+            <w:r>
+              <w:t>Dispatcher</w:t>
+            </w:r>
+          </w:p>
+        </w:tc>
+        <w:tc>
+          <w:tcPr>
+            <w:tcW w:w="0" w:type="auto"/>
+            <w:hideMark/>
+          </w:tcPr>
+          <w:p>
+            <w:pPr>
+              <w:spacing w:after="160" w:line="259" w:lineRule="auto"/>
+              <w:cnfStyle w:val="000000100000" w:firstRow="0" w:lastRow="0" w:firstColumn="0" w:lastColumn="0" w:oddVBand="0" w:evenVBand="0" w:oddHBand="1" w:evenHBand="0" w:firstRowFirstColumn="0" w:firstRowLastColumn="0" w:lastRowFirstColumn="0" w:lastRowLastColumn="0"/>
+            </w:pPr>
+            <w:r>
+              <w:t>dispatcher-&gt;</w:t>
+            </w:r>
+            <w:proofErr w:type="spellStart"/>
+            <w:proofErr w:type="gramStart"/>
+            <w:r>
+              <w:t>issueCommand</w:t>
+            </w:r>
+            <w:proofErr w:type="spellEnd"/>
+            <w:r>
+              <w:t>(</w:t>
+            </w:r>
+            <w:proofErr w:type="gramEnd"/>
+            <w:r>
+              <w:t xml:space="preserve">new </w:t>
+            </w:r>
+            <w:proofErr w:type="gramStart"/>
+            <w:r>
+              <w:t>Resolve(</w:t>
+            </w:r>
+            <w:proofErr w:type="gramEnd"/>
+            <w:r>
+              <w:t xml:space="preserve">facility, access)) restores access and dispatches maintenance </w:t>
+            </w:r>
+          </w:p>
+        </w:tc>
+        <w:tc>
+          <w:tcPr>
+            <w:tcW w:w="0" w:type="auto"/>
+            <w:hideMark/>
+          </w:tcPr>
+          <w:p>
+            <w:pPr>
+              <w:spacing w:after="160" w:line="259" w:lineRule="auto"/>
+              <w:cnfStyle w:val="000000100000" w:firstRow="0" w:lastRow="0" w:firstColumn="0" w:lastColumn="0" w:oddVBand="0" w:evenVBand="0" w:oddHBand="1" w:evenHBand="0" w:firstRowFirstColumn="0" w:firstRowLastColumn="0" w:lastRowFirstColumn="0" w:lastRowLastColumn="0"/>
+            </w:pPr>
+            <w:r>
+              <w:t xml:space="preserve">Command </w:t>
+            </w:r>
+          </w:p>
+        </w:tc>
+      </w:tr>
+      <w:tr>
+        <w:tc>
+          <w:tcPr>
+            <w:cnfStyle w:val="001000000000" w:firstRow="0" w:lastRow="0" w:firstColumn="1" w:lastColumn="0" w:oddVBand="0" w:evenVBand="0" w:oddHBand="0" w:evenHBand="0" w:firstRowFirstColumn="0" w:firstRowLastColumn="0" w:lastRowFirstColumn="0" w:lastRowLastColumn="0"/>
+            <w:tcW w:w="0" w:type="auto"/>
+            <w:hideMark/>
+          </w:tcPr>
+          <w:p>
+            <w:pPr>
+              <w:spacing w:after="160" w:line="259" w:lineRule="auto"/>
+            </w:pPr>
+            <w:r>
+              <w:t>2</w:t>
+            </w:r>
+          </w:p>
+        </w:tc>
+        <w:tc>
+          <w:tcPr>
+            <w:tcW w:w="0" w:type="auto"/>
+            <w:hideMark/>
+          </w:tcPr>
+          <w:p>
+            <w:pPr>
+              <w:spacing w:after="160" w:line="259" w:lineRule="auto"/>
+              <w:cnfStyle w:val="000000000000" w:firstRow="0" w:lastRow="0" w:firstColumn="0" w:lastColumn="0" w:oddVBand="0" w:evenVBand="0" w:oddHBand="0" w:evenHBand="0" w:firstRowFirstColumn="0" w:firstRowLastColumn="0" w:lastRowFirstColumn="0" w:lastRowLastColumn="0"/>
+            </w:pPr>
+            <w:r>
+              <w:t>IncidentControl</w:t>
+            </w:r>
+          </w:p>
+        </w:tc>
+        <w:tc>
+          <w:tcPr>
+            <w:tcW w:w="0" w:type="auto"/>
+            <w:hideMark/>
+          </w:tcPr>
+          <w:p>
+            <w:pPr>
+              <w:spacing w:after="160" w:line="259" w:lineRule="auto"/>
+              <w:cnfStyle w:val="000000000000" w:firstRow="0" w:lastRow="0" w:firstColumn="0" w:lastColumn="0" w:oddVBand="0" w:evenVBand="0" w:oddHBand="0" w:evenHBand="0" w:firstRowFirstColumn="0" w:firstRowLastColumn="0" w:lastRowFirstColumn="0" w:lastRowLastColumn="0"/>
+            </w:pPr>
+            <w:r>
+              <w:t>controller-&gt;</w:t>
+            </w:r>
+            <w:proofErr w:type="gramStart"/>
+            <w:r>
+              <w:t>deescalate(</w:t>
+            </w:r>
+            <w:proofErr w:type="gramEnd"/>
+            <w:r>
+              <w:t>) transitions state to Resolved</w:t>
+            </w:r>
+          </w:p>
+        </w:tc>
+        <w:tc>
+          <w:tcPr>
+            <w:tcW w:w="0" w:type="auto"/>
+            <w:hideMark/>
+          </w:tcPr>
+          <w:p>
+            <w:pPr>
+              <w:spacing w:after="160" w:line="259" w:lineRule="auto"/>
+              <w:cnfStyle w:val="000000000000" w:firstRow="0" w:lastRow="0" w:firstColumn="0" w:lastColumn="0" w:oddVBand="0" w:evenVBand="0" w:oddHBand="0" w:evenHBand="0" w:firstRowFirstColumn="0" w:firstRowLastColumn="0" w:lastRowFirstColumn="0" w:lastRowLastColumn="0"/>
+            </w:pPr>
+            <w:r>
+              <w:t xml:space="preserve">State </w:t>
+            </w:r>
+          </w:p>
+        </w:tc>
+      </w:tr>
+      <w:tr>
+        <w:trPr>
+          <w:cnfStyle w:val="000000100000" w:firstRow="0" w:lastRow="0" w:firstColumn="0" w:lastColumn="0" w:oddVBand="0" w:evenVBand="0" w:oddHBand="1" w:evenHBand="0" w:firstRowFirstColumn="0" w:firstRowLastColumn="0" w:lastRowFirstColumn="0" w:lastRowLastColumn="0"/>
+        </w:trPr>
+        <w:tc>
+          <w:tcPr>
+            <w:cnfStyle w:val="001000000000" w:firstRow="0" w:lastRow="0" w:firstColumn="1" w:lastColumn="0" w:oddVBand="0" w:evenVBand="0" w:oddHBand="0" w:evenHBand="0" w:firstRowFirstColumn="0" w:firstRowLastColumn="0" w:lastRowFirstColumn="0" w:lastRowLastColumn="0"/>
+            <w:tcW w:w="0" w:type="auto"/>
+            <w:hideMark/>
+          </w:tcPr>
+          <w:p>
+            <w:pPr>
+              <w:spacing w:after="160" w:line="259" w:lineRule="auto"/>
+            </w:pPr>
+            <w:r>
+              <w:t>3</w:t>
+            </w:r>
+          </w:p>
+        </w:tc>
+        <w:tc>
+          <w:tcPr>
+            <w:tcW w:w="0" w:type="auto"/>
+            <w:hideMark/>
+          </w:tcPr>
+          <w:p>
+            <w:pPr>
+              <w:spacing w:after="160" w:line="259" w:lineRule="auto"/>
+              <w:cnfStyle w:val="000000100000" w:firstRow="0" w:lastRow="0" w:firstColumn="0" w:lastColumn="0" w:oddVBand="0" w:evenVBand="0" w:oddHBand="1" w:evenHBand="0" w:firstRowFirstColumn="0" w:firstRowLastColumn="0" w:lastRowFirstColumn="0" w:lastRowLastColumn="0"/>
+            </w:pPr>
+            <w:r>
+              <w:t>IncidentHistory</w:t>
+            </w:r>
+          </w:p>
+        </w:tc>
+        <w:tc>
+          <w:tcPr>
+            <w:tcW w:w="0" w:type="auto"/>
+            <w:hideMark/>
+          </w:tcPr>
+          <w:p>
+            <w:pPr>
+              <w:spacing w:after="160" w:line="259" w:lineRule="auto"/>
+              <w:cnfStyle w:val="000000100000" w:firstRow="0" w:lastRow="0" w:firstColumn="0" w:lastColumn="0" w:oddVBand="0" w:evenVBand="0" w:oddHBand="1" w:evenHBand="0" w:firstRowFirstColumn="0" w:firstRowLastColumn="0" w:lastRowFirstColumn="0" w:lastRowLastColumn="0"/>
+            </w:pPr>
+            <w:r>
+              <w:t>history-&gt;push(controller-&gt;</w:t>
+            </w:r>
+            <w:proofErr w:type="spellStart"/>
+            <w:proofErr w:type="gramStart"/>
+            <w:r>
+              <w:t>createMemento</w:t>
+            </w:r>
+            <w:proofErr w:type="spellEnd"/>
+            <w:r>
+              <w:t>(</w:t>
+            </w:r>
+            <w:proofErr w:type="gramEnd"/>
+            <w:r>
+              <w:t xml:space="preserve">)) saves post-resolve snapshot </w:t>
+            </w:r>
+          </w:p>
+        </w:tc>
+        <w:tc>
+          <w:tcPr>
+            <w:tcW w:w="0" w:type="auto"/>
+            <w:hideMark/>
+          </w:tcPr>
+          <w:p>
+            <w:pPr>
+              <w:spacing w:after="160" w:line="259" w:lineRule="auto"/>
+              <w:cnfStyle w:val="000000100000" w:firstRow="0" w:lastRow="0" w:firstColumn="0" w:lastColumn="0" w:oddVBand="0" w:evenVBand="0" w:oddHBand="1" w:evenHBand="0" w:firstRowFirstColumn="0" w:firstRowLastColumn="0" w:lastRowFirstColumn="0" w:lastRowLastColumn="0"/>
+            </w:pPr>
+            <w:r>
+              <w:t xml:space="preserve">Memento </w:t>
+            </w:r>
+          </w:p>
+        </w:tc>
+      </w:tr>
+      <w:tr>
+        <w:tc>
+          <w:tcPr>
+            <w:cnfStyle w:val="001000000000" w:firstRow="0" w:lastRow="0" w:firstColumn="1" w:lastColumn="0" w:oddVBand="0" w:evenVBand="0" w:oddHBand="0" w:evenHBand="0" w:firstRowFirstColumn="0" w:firstRowLastColumn="0" w:lastRowFirstColumn="0" w:lastRowLastColumn="0"/>
+            <w:tcW w:w="0" w:type="auto"/>
+            <w:hideMark/>
+          </w:tcPr>
+          <w:p>
+            <w:pPr>
+              <w:spacing w:after="160" w:line="259" w:lineRule="auto"/>
+            </w:pPr>
+            <w:r>
+              <w:t>4</w:t>
+            </w:r>
+          </w:p>
+        </w:tc>
+        <w:tc>
+          <w:tcPr>
+            <w:tcW w:w="0" w:type="auto"/>
+            <w:hideMark/>
+          </w:tcPr>
+          <w:p>
+            <w:pPr>
+              <w:spacing w:after="160" w:line="259" w:lineRule="auto"/>
+              <w:cnfStyle w:val="000000000000" w:firstRow="0" w:lastRow="0" w:firstColumn="0" w:lastColumn="0" w:oddVBand="0" w:evenVBand="0" w:oddHBand="0" w:evenHBand="0" w:firstRowFirstColumn="0" w:firstRowLastColumn="0" w:lastRowFirstColumn="0" w:lastRowLastColumn="0"/>
+            </w:pPr>
+            <w:r>
+              <w:t>CommunicationHub</w:t>
+            </w:r>
+          </w:p>
+        </w:tc>
+        <w:tc>
+          <w:tcPr>
+            <w:tcW w:w="0" w:type="auto"/>
+            <w:hideMark/>
+          </w:tcPr>
+          <w:p>
+            <w:pPr>
+              <w:spacing w:after="160" w:line="259" w:lineRule="auto"/>
+              <w:cnfStyle w:val="000000000000" w:firstRow="0" w:lastRow="0" w:firstColumn="0" w:lastColumn="0" w:oddVBand="0" w:evenVBand="0" w:oddHBand="0" w:evenHBand="0" w:firstRowFirstColumn="0" w:firstRowLastColumn="0" w:lastRowFirstColumn="0" w:lastRowLastColumn="0"/>
+            </w:pPr>
+            <w:r>
+              <w:t>hub-&gt;</w:t>
+            </w:r>
+            <w:proofErr w:type="gramStart"/>
+            <w:r>
+              <w:t>notify(</w:t>
+            </w:r>
+            <w:proofErr w:type="spellStart"/>
+            <w:proofErr w:type="gramEnd"/>
+            <w:r>
+              <w:t>nullptr</w:t>
+            </w:r>
+            <w:proofErr w:type="spellEnd"/>
+            <w:r>
+              <w:t xml:space="preserve">, "INCIDENT_RESOLVED") stands down security and restores normal rules </w:t>
+            </w:r>
+          </w:p>
+        </w:tc>
+        <w:tc>
+          <w:tcPr>
+            <w:tcW w:w="0" w:type="auto"/>
+            <w:hideMark/>
+          </w:tcPr>
+          <w:p>
+            <w:pPr>
+              <w:spacing w:after="160" w:line="259" w:lineRule="auto"/>
+              <w:cnfStyle w:val="000000000000" w:firstRow="0" w:lastRow="0" w:firstColumn="0" w:lastColumn="0" w:oddVBand="0" w:evenVBand="0" w:oddHBand="0" w:evenHBand="0" w:firstRowFirstColumn="0" w:firstRowLastColumn="0" w:lastRowFirstColumn="0" w:lastRowLastColumn="0"/>
+            </w:pPr>
+            <w:r>
+              <w:t xml:space="preserve">Mediator </w:t>
+            </w:r>
+          </w:p>
+        </w:tc>
+      </w:tr>
+    </w:tbl>
+    <w:p>
+      <w:pPr>
+        <w:rPr>
+          <w:b/>
+          <w:bCs/>
+        </w:rPr>
+      </w:pPr>
+      <w:proofErr w:type="spellStart"/>
+      <w:proofErr w:type="gramStart"/>
+      <w:r>
+        <w:rPr>
+          <w:b/>
+          <w:bCs/>
+        </w:rPr>
+        <w:t>rollbackLastAction</w:t>
+      </w:r>
+      <w:proofErr w:type="spellEnd"/>
+      <w:r>
+        <w:rPr>
+          <w:b/>
+          <w:bCs/>
+        </w:rPr>
+        <w:t>(</w:t>
+      </w:r>
+      <w:proofErr w:type="gramEnd"/>
+      <w:r>
+        <w:rPr>
+          <w:b/>
+          <w:bCs/>
+        </w:rPr>
+        <w:t>)</w:t>
+      </w:r>
+    </w:p>
+    <w:tbl>
+      <w:tblPr>
+        <w:tblStyle w:val="GridTable4-Accent1"/>
+        <w:tblW w:w="0" w:type="auto"/>
+        <w:tblLook w:val="04A0" w:firstRow="1" w:lastRow="0" w:firstColumn="1" w:lastColumn="0" w:noHBand="0" w:noVBand="1"/>
+      </w:tblPr>
+      <w:tblGrid>
+        <w:gridCol w:w="859"/>
+        <w:gridCol w:w="1826"/>
+        <w:gridCol w:w="4799"/>
+        <w:gridCol w:w="1532"/>
+      </w:tblGrid>
+      <w:tr>
+        <w:trPr>
+          <w:cnfStyle w:val="100000000000" w:firstRow="1" w:lastRow="0" w:firstColumn="0" w:lastColumn="0" w:oddVBand="0" w:evenVBand="0" w:oddHBand="0" w:evenHBand="0" w:firstRowFirstColumn="0" w:firstRowLastColumn="0" w:lastRowFirstColumn="0" w:lastRowLastColumn="0"/>
+        </w:trPr>
+        <w:tc>
+          <w:tcPr>
+            <w:cnfStyle w:val="001000000000" w:firstRow="0" w:lastRow="0" w:firstColumn="1" w:lastColumn="0" w:oddVBand="0" w:evenVBand="0" w:oddHBand="0" w:evenHBand="0" w:firstRowFirstColumn="0" w:firstRowLastColumn="0" w:lastRowFirstColumn="0" w:lastRowLastColumn="0"/>
+            <w:tcW w:w="0" w:type="auto"/>
+            <w:hideMark/>
+          </w:tcPr>
+          <w:p>
+            <w:pPr>
+              <w:spacing w:after="160" w:line="259" w:lineRule="auto"/>
+            </w:pPr>
+            <w:r>
+              <w:t>Step MD</w:t>
+            </w:r>
+          </w:p>
+        </w:tc>
+        <w:tc>
+          <w:tcPr>
+            <w:tcW w:w="0" w:type="auto"/>
+            <w:hideMark/>
+          </w:tcPr>
+          <w:p>
+            <w:pPr>
+              <w:spacing w:after="160" w:line="259" w:lineRule="auto"/>
+              <w:cnfStyle w:val="100000000000" w:firstRow="1" w:lastRow="0" w:firstColumn="0" w:lastColumn="0" w:oddVBand="0" w:evenVBand="0" w:oddHBand="0" w:evenHBand="0" w:firstRowFirstColumn="0" w:firstRowLastColumn="0" w:lastRowFirstColumn="0" w:lastRowLastColumn="0"/>
+            </w:pPr>
+            <w:r>
+              <w:t>Subsystem MD</w:t>
+            </w:r>
+          </w:p>
+        </w:tc>
+        <w:tc>
+          <w:tcPr>
+            <w:tcW w:w="0" w:type="auto"/>
+            <w:hideMark/>
+          </w:tcPr>
+          <w:p>
+            <w:pPr>
+              <w:spacing w:after="160" w:line="259" w:lineRule="auto"/>
+              <w:cnfStyle w:val="100000000000" w:firstRow="1" w:lastRow="0" w:firstColumn="0" w:lastColumn="0" w:oddVBand="0" w:evenVBand="0" w:oddHBand="0" w:evenHBand="0" w:firstRowFirstColumn="0" w:firstRowLastColumn="0" w:lastRowFirstColumn="0" w:lastRowLastColumn="0"/>
+            </w:pPr>
+            <w:r>
+              <w:t>Action Taken MD</w:t>
+            </w:r>
+          </w:p>
+        </w:tc>
+        <w:tc>
+          <w:tcPr>
+            <w:tcW w:w="0" w:type="auto"/>
+            <w:hideMark/>
+          </w:tcPr>
+          <w:p>
+            <w:pPr>
+              <w:spacing w:after="160" w:line="259" w:lineRule="auto"/>
+              <w:cnfStyle w:val="100000000000" w:firstRow="1" w:lastRow="0" w:firstColumn="0" w:lastColumn="0" w:oddVBand="0" w:evenVBand="0" w:oddHBand="0" w:evenHBand="0" w:firstRowFirstColumn="0" w:firstRowLastColumn="0" w:lastRowFirstColumn="0" w:lastRowLastColumn="0"/>
+            </w:pPr>
+            <w:r>
+              <w:t>Pattern(s) MD</w:t>
+            </w:r>
+          </w:p>
+        </w:tc>
+      </w:tr>
+      <w:tr>
+        <w:trPr>
+          <w:cnfStyle w:val="000000100000" w:firstRow="0" w:lastRow="0" w:firstColumn="0" w:lastColumn="0" w:oddVBand="0" w:evenVBand="0" w:oddHBand="1" w:evenHBand="0" w:firstRowFirstColumn="0" w:firstRowLastColumn="0" w:lastRowFirstColumn="0" w:lastRowLastColumn="0"/>
+        </w:trPr>
+        <w:tc>
+          <w:tcPr>
+            <w:cnfStyle w:val="001000000000" w:firstRow="0" w:lastRow="0" w:firstColumn="1" w:lastColumn="0" w:oddVBand="0" w:evenVBand="0" w:oddHBand="0" w:evenHBand="0" w:firstRowFirstColumn="0" w:firstRowLastColumn="0" w:lastRowFirstColumn="0" w:lastRowLastColumn="0"/>
+            <w:tcW w:w="0" w:type="auto"/>
+            <w:hideMark/>
+          </w:tcPr>
+          <w:p>
+            <w:pPr>
+              <w:spacing w:after="160" w:line="259" w:lineRule="auto"/>
+            </w:pPr>
+            <w:r>
+              <w:t>1</w:t>
+            </w:r>
+          </w:p>
+        </w:tc>
+        <w:tc>
+          <w:tcPr>
+            <w:tcW w:w="0" w:type="auto"/>
+            <w:hideMark/>
+          </w:tcPr>
+          <w:p>
+            <w:pPr>
+              <w:spacing w:after="160" w:line="259" w:lineRule="auto"/>
+              <w:cnfStyle w:val="000000100000" w:firstRow="0" w:lastRow="0" w:firstColumn="0" w:lastColumn="0" w:oddVBand="0" w:evenVBand="0" w:oddHBand="1" w:evenHBand="0" w:firstRowFirstColumn="0" w:firstRowLastColumn="0" w:lastRowFirstColumn="0" w:lastRowLastColumn="0"/>
+            </w:pPr>
+            <w:r>
+              <w:t>IncidentHistory</w:t>
+            </w:r>
+          </w:p>
+        </w:tc>
+        <w:tc>
+          <w:tcPr>
+            <w:tcW w:w="0" w:type="auto"/>
+            <w:hideMark/>
+          </w:tcPr>
+          <w:p>
+            <w:pPr>
+              <w:spacing w:after="160" w:line="259" w:lineRule="auto"/>
+              <w:cnfStyle w:val="000000100000" w:firstRow="0" w:lastRow="0" w:firstColumn="0" w:lastColumn="0" w:oddVBand="0" w:evenVBand="0" w:oddHBand="1" w:evenHBand="0" w:firstRowFirstColumn="0" w:firstRowLastColumn="0" w:lastRowFirstColumn="0" w:lastRowLastColumn="0"/>
+            </w:pPr>
+            <w:r>
+              <w:t>history-&gt;</w:t>
+            </w:r>
+            <w:proofErr w:type="gramStart"/>
+            <w:r>
+              <w:t>pop(</w:t>
+            </w:r>
+            <w:proofErr w:type="gramEnd"/>
+            <w:r>
+              <w:t>) removes and returns top IncidentMemento*</w:t>
+            </w:r>
+          </w:p>
+        </w:tc>
+        <w:tc>
+          <w:tcPr>
+            <w:tcW w:w="0" w:type="auto"/>
+            <w:hideMark/>
+          </w:tcPr>
+          <w:p>
+            <w:pPr>
+              <w:spacing w:after="160" w:line="259" w:lineRule="auto"/>
+              <w:cnfStyle w:val="000000100000" w:firstRow="0" w:lastRow="0" w:firstColumn="0" w:lastColumn="0" w:oddVBand="0" w:evenVBand="0" w:oddHBand="1" w:evenHBand="0" w:firstRowFirstColumn="0" w:firstRowLastColumn="0" w:lastRowFirstColumn="0" w:lastRowLastColumn="0"/>
+            </w:pPr>
+            <w:r>
+              <w:t xml:space="preserve">Memento </w:t>
+            </w:r>
+          </w:p>
+        </w:tc>
+      </w:tr>
+      <w:tr>
+        <w:tc>
+          <w:tcPr>
+            <w:cnfStyle w:val="001000000000" w:firstRow="0" w:lastRow="0" w:firstColumn="1" w:lastColumn="0" w:oddVBand="0" w:evenVBand="0" w:oddHBand="0" w:evenHBand="0" w:firstRowFirstColumn="0" w:firstRowLastColumn="0" w:lastRowFirstColumn="0" w:lastRowLastColumn="0"/>
+            <w:tcW w:w="0" w:type="auto"/>
+            <w:hideMark/>
+          </w:tcPr>
+          <w:p>
+            <w:pPr>
+              <w:spacing w:after="160" w:line="259" w:lineRule="auto"/>
+            </w:pPr>
+            <w:r>
+              <w:t>2</w:t>
+            </w:r>
+          </w:p>
+        </w:tc>
+        <w:tc>
+          <w:tcPr>
+            <w:tcW w:w="0" w:type="auto"/>
+            <w:hideMark/>
+          </w:tcPr>
+          <w:p>
+            <w:pPr>
+              <w:spacing w:after="160" w:line="259" w:lineRule="auto"/>
+              <w:cnfStyle w:val="000000000000" w:firstRow="0" w:lastRow="0" w:firstColumn="0" w:lastColumn="0" w:oddVBand="0" w:evenVBand="0" w:oddHBand="0" w:evenHBand="0" w:firstRowFirstColumn="0" w:firstRowLastColumn="0" w:lastRowFirstColumn="0" w:lastRowLastColumn="0"/>
+            </w:pPr>
+            <w:r>
+              <w:t>IncidentControl</w:t>
+            </w:r>
+          </w:p>
+        </w:tc>
+        <w:tc>
+          <w:tcPr>
+            <w:tcW w:w="0" w:type="auto"/>
+            <w:hideMark/>
+          </w:tcPr>
+          <w:p>
+            <w:pPr>
+              <w:spacing w:after="160" w:line="259" w:lineRule="auto"/>
+              <w:cnfStyle w:val="000000000000" w:firstRow="0" w:lastRow="0" w:firstColumn="0" w:lastColumn="0" w:oddVBand="0" w:evenVBand="0" w:oddHBand="0" w:evenHBand="0" w:firstRowFirstColumn="0" w:firstRowLastColumn="0" w:lastRowFirstColumn="0" w:lastRowLastColumn="0"/>
+            </w:pPr>
+            <w:r>
+              <w:t xml:space="preserve">controller-&gt;restore(memento) reconstructs previous threat count, threats, and state </w:t>
+            </w:r>
+          </w:p>
+        </w:tc>
+        <w:tc>
+          <w:tcPr>
+            <w:tcW w:w="0" w:type="auto"/>
+            <w:hideMark/>
+          </w:tcPr>
+          <w:p>
+            <w:pPr>
+              <w:spacing w:after="160" w:line="259" w:lineRule="auto"/>
+              <w:cnfStyle w:val="000000000000" w:firstRow="0" w:lastRow="0" w:firstColumn="0" w:lastColumn="0" w:oddVBand="0" w:evenVBand="0" w:oddHBand="0" w:evenHBand="0" w:firstRowFirstColumn="0" w:firstRowLastColumn="0" w:lastRowFirstColumn="0" w:lastRowLastColumn="0"/>
+            </w:pPr>
+            <w:r>
+              <w:t xml:space="preserve">Memento + State </w:t>
+            </w:r>
+          </w:p>
+        </w:tc>
+      </w:tr>
+      <w:tr>
+        <w:trPr>
+          <w:cnfStyle w:val="000000100000" w:firstRow="0" w:lastRow="0" w:firstColumn="0" w:lastColumn="0" w:oddVBand="0" w:evenVBand="0" w:oddHBand="1" w:evenHBand="0" w:firstRowFirstColumn="0" w:firstRowLastColumn="0" w:lastRowFirstColumn="0" w:lastRowLastColumn="0"/>
+        </w:trPr>
+        <w:tc>
+          <w:tcPr>
+            <w:cnfStyle w:val="001000000000" w:firstRow="0" w:lastRow="0" w:firstColumn="1" w:lastColumn="0" w:oddVBand="0" w:evenVBand="0" w:oddHBand="0" w:evenHBand="0" w:firstRowFirstColumn="0" w:firstRowLastColumn="0" w:lastRowFirstColumn="0" w:lastRowLastColumn="0"/>
+            <w:tcW w:w="0" w:type="auto"/>
+            <w:hideMark/>
+          </w:tcPr>
+          <w:p>
+            <w:pPr>
+              <w:spacing w:after="160" w:line="259" w:lineRule="auto"/>
+            </w:pPr>
+            <w:r>
+              <w:lastRenderedPageBreak/>
+              <w:t>3</w:t>
+            </w:r>
+          </w:p>
+        </w:tc>
+        <w:tc>
+          <w:tcPr>
+            <w:tcW w:w="0" w:type="auto"/>
+            <w:hideMark/>
+          </w:tcPr>
+          <w:p>
+            <w:pPr>
+              <w:spacing w:after="160" w:line="259" w:lineRule="auto"/>
+              <w:cnfStyle w:val="000000100000" w:firstRow="0" w:lastRow="0" w:firstColumn="0" w:lastColumn="0" w:oddVBand="0" w:evenVBand="0" w:oddHBand="1" w:evenHBand="0" w:firstRowFirstColumn="0" w:firstRowLastColumn="0" w:lastRowFirstColumn="0" w:lastRowLastColumn="0"/>
+            </w:pPr>
+            <w:r>
+              <w:t>Dispatcher</w:t>
+            </w:r>
+          </w:p>
+        </w:tc>
+        <w:tc>
+          <w:tcPr>
+            <w:tcW w:w="0" w:type="auto"/>
+            <w:hideMark/>
+          </w:tcPr>
+          <w:p>
+            <w:pPr>
+              <w:spacing w:after="160" w:line="259" w:lineRule="auto"/>
+              <w:cnfStyle w:val="000000100000" w:firstRow="0" w:lastRow="0" w:firstColumn="0" w:lastColumn="0" w:oddVBand="0" w:evenVBand="0" w:oddHBand="1" w:evenHBand="0" w:firstRowFirstColumn="0" w:firstRowLastColumn="0" w:lastRowFirstColumn="0" w:lastRowLastColumn="0"/>
+            </w:pPr>
+            <w:r>
+              <w:t>dispatcher-&gt;</w:t>
+            </w:r>
+            <w:proofErr w:type="gramStart"/>
+            <w:r>
+              <w:t>undoLast(</w:t>
+            </w:r>
+            <w:proofErr w:type="gramEnd"/>
+            <w:r>
+              <w:t xml:space="preserve">) calls </w:t>
+            </w:r>
+            <w:proofErr w:type="gramStart"/>
+            <w:r>
+              <w:t>undo(</w:t>
+            </w:r>
+            <w:proofErr w:type="gramEnd"/>
+            <w:r>
+              <w:t xml:space="preserve">) on last command and deletes it </w:t>
+            </w:r>
+          </w:p>
+        </w:tc>
+        <w:tc>
+          <w:tcPr>
+            <w:tcW w:w="0" w:type="auto"/>
+            <w:hideMark/>
+          </w:tcPr>
+          <w:p>
+            <w:pPr>
+              <w:spacing w:after="160" w:line="259" w:lineRule="auto"/>
+              <w:cnfStyle w:val="000000100000" w:firstRow="0" w:lastRow="0" w:firstColumn="0" w:lastColumn="0" w:oddVBand="0" w:evenVBand="0" w:oddHBand="1" w:evenHBand="0" w:firstRowFirstColumn="0" w:firstRowLastColumn="0" w:lastRowFirstColumn="0" w:lastRowLastColumn="0"/>
+            </w:pPr>
+            <w:r>
+              <w:t xml:space="preserve">Command </w:t>
+            </w:r>
+          </w:p>
+        </w:tc>
+      </w:tr>
+    </w:tbl>
+    <w:p>
+      <w:pPr>
+        <w:rPr>
+          <w:b/>
+          <w:bCs/>
+        </w:rPr>
+      </w:pPr>
+      <w:r>
+        <w:rPr>
+          <w:b/>
+          <w:bCs/>
+        </w:rPr>
+        <w:t>2. COMMAND PATTERN</w:t>
       </w:r>
     </w:p>
     <w:p>
+      <w:pPr>
+        <w:rPr>
+          <w:b/>
+          <w:bCs/>
+        </w:rPr>
+      </w:pPr>
       <w:r>
-        <w:t xml:space="preserve">Adapter </w:t>
+        <w:rPr>
+          <w:b/>
+          <w:bCs/>
+        </w:rPr>
+        <w:t>Participants</w:t>
+      </w:r>
+    </w:p>
+    <w:tbl>
+      <w:tblPr>
+        <w:tblStyle w:val="GridTable4-Accent1"/>
+        <w:tblW w:w="0" w:type="auto"/>
+        <w:tblLook w:val="04A0" w:firstRow="1" w:lastRow="0" w:firstColumn="1" w:lastColumn="0" w:noHBand="0" w:noVBand="1"/>
+      </w:tblPr>
+      <w:tblGrid>
+        <w:gridCol w:w="2451"/>
+        <w:gridCol w:w="6565"/>
+      </w:tblGrid>
+      <w:tr>
+        <w:trPr>
+          <w:cnfStyle w:val="100000000000" w:firstRow="1" w:lastRow="0" w:firstColumn="0" w:lastColumn="0" w:oddVBand="0" w:evenVBand="0" w:oddHBand="0" w:evenHBand="0" w:firstRowFirstColumn="0" w:firstRowLastColumn="0" w:lastRowFirstColumn="0" w:lastRowLastColumn="0"/>
+        </w:trPr>
+        <w:tc>
+          <w:tcPr>
+            <w:cnfStyle w:val="001000000000" w:firstRow="0" w:lastRow="0" w:firstColumn="1" w:lastColumn="0" w:oddVBand="0" w:evenVBand="0" w:oddHBand="0" w:evenHBand="0" w:firstRowFirstColumn="0" w:firstRowLastColumn="0" w:lastRowFirstColumn="0" w:lastRowLastColumn="0"/>
+            <w:tcW w:w="0" w:type="auto"/>
+            <w:hideMark/>
+          </w:tcPr>
+          <w:p>
+            <w:pPr>
+              <w:spacing w:after="160" w:line="259" w:lineRule="auto"/>
+            </w:pPr>
+            <w:r>
+              <w:t>Role MD</w:t>
+            </w:r>
+          </w:p>
+        </w:tc>
+        <w:tc>
+          <w:tcPr>
+            <w:tcW w:w="0" w:type="auto"/>
+            <w:hideMark/>
+          </w:tcPr>
+          <w:p>
+            <w:pPr>
+              <w:spacing w:after="160" w:line="259" w:lineRule="auto"/>
+              <w:cnfStyle w:val="100000000000" w:firstRow="1" w:lastRow="0" w:firstColumn="0" w:lastColumn="0" w:oddVBand="0" w:evenVBand="0" w:oddHBand="0" w:evenHBand="0" w:firstRowFirstColumn="0" w:firstRowLastColumn="0" w:lastRowFirstColumn="0" w:lastRowLastColumn="0"/>
+            </w:pPr>
+            <w:r>
+              <w:t>Class(es) MD</w:t>
+            </w:r>
+          </w:p>
+        </w:tc>
+      </w:tr>
+      <w:tr>
+        <w:trPr>
+          <w:cnfStyle w:val="000000100000" w:firstRow="0" w:lastRow="0" w:firstColumn="0" w:lastColumn="0" w:oddVBand="0" w:evenVBand="0" w:oddHBand="1" w:evenHBand="0" w:firstRowFirstColumn="0" w:firstRowLastColumn="0" w:lastRowFirstColumn="0" w:lastRowLastColumn="0"/>
+        </w:trPr>
+        <w:tc>
+          <w:tcPr>
+            <w:cnfStyle w:val="001000000000" w:firstRow="0" w:lastRow="0" w:firstColumn="1" w:lastColumn="0" w:oddVBand="0" w:evenVBand="0" w:oddHBand="0" w:evenHBand="0" w:firstRowFirstColumn="0" w:firstRowLastColumn="0" w:lastRowFirstColumn="0" w:lastRowLastColumn="0"/>
+            <w:tcW w:w="0" w:type="auto"/>
+            <w:hideMark/>
+          </w:tcPr>
+          <w:p>
+            <w:pPr>
+              <w:spacing w:after="160" w:line="259" w:lineRule="auto"/>
+            </w:pPr>
+            <w:r>
+              <w:t>Command Interface</w:t>
+            </w:r>
+          </w:p>
+        </w:tc>
+        <w:tc>
+          <w:tcPr>
+            <w:tcW w:w="0" w:type="auto"/>
+            <w:hideMark/>
+          </w:tcPr>
+          <w:p>
+            <w:pPr>
+              <w:spacing w:after="160" w:line="259" w:lineRule="auto"/>
+              <w:cnfStyle w:val="000000100000" w:firstRow="0" w:lastRow="0" w:firstColumn="0" w:lastColumn="0" w:oddVBand="0" w:evenVBand="0" w:oddHBand="1" w:evenHBand="0" w:firstRowFirstColumn="0" w:firstRowLastColumn="0" w:lastRowFirstColumn="0" w:lastRowLastColumn="0"/>
+            </w:pPr>
+            <w:r>
+              <w:t>Protocol</w:t>
+            </w:r>
+          </w:p>
+        </w:tc>
+      </w:tr>
+      <w:tr>
+        <w:tc>
+          <w:tcPr>
+            <w:cnfStyle w:val="001000000000" w:firstRow="0" w:lastRow="0" w:firstColumn="1" w:lastColumn="0" w:oddVBand="0" w:evenVBand="0" w:oddHBand="0" w:evenHBand="0" w:firstRowFirstColumn="0" w:firstRowLastColumn="0" w:lastRowFirstColumn="0" w:lastRowLastColumn="0"/>
+            <w:tcW w:w="0" w:type="auto"/>
+            <w:hideMark/>
+          </w:tcPr>
+          <w:p>
+            <w:pPr>
+              <w:spacing w:after="160" w:line="259" w:lineRule="auto"/>
+            </w:pPr>
+            <w:r>
+              <w:t>Invoker</w:t>
+            </w:r>
+          </w:p>
+        </w:tc>
+        <w:tc>
+          <w:tcPr>
+            <w:tcW w:w="0" w:type="auto"/>
+            <w:hideMark/>
+          </w:tcPr>
+          <w:p>
+            <w:pPr>
+              <w:spacing w:after="160" w:line="259" w:lineRule="auto"/>
+              <w:cnfStyle w:val="000000000000" w:firstRow="0" w:lastRow="0" w:firstColumn="0" w:lastColumn="0" w:oddVBand="0" w:evenVBand="0" w:oddHBand="0" w:evenHBand="0" w:firstRowFirstColumn="0" w:firstRowLastColumn="0" w:lastRowFirstColumn="0" w:lastRowLastColumn="0"/>
+            </w:pPr>
+            <w:r>
+              <w:t>Dispatcher</w:t>
+            </w:r>
+          </w:p>
+        </w:tc>
+      </w:tr>
+      <w:tr>
+        <w:trPr>
+          <w:cnfStyle w:val="000000100000" w:firstRow="0" w:lastRow="0" w:firstColumn="0" w:lastColumn="0" w:oddVBand="0" w:evenVBand="0" w:oddHBand="1" w:evenHBand="0" w:firstRowFirstColumn="0" w:firstRowLastColumn="0" w:lastRowFirstColumn="0" w:lastRowLastColumn="0"/>
+        </w:trPr>
+        <w:tc>
+          <w:tcPr>
+            <w:cnfStyle w:val="001000000000" w:firstRow="0" w:lastRow="0" w:firstColumn="1" w:lastColumn="0" w:oddVBand="0" w:evenVBand="0" w:oddHBand="0" w:evenHBand="0" w:firstRowFirstColumn="0" w:firstRowLastColumn="0" w:lastRowFirstColumn="0" w:lastRowLastColumn="0"/>
+            <w:tcW w:w="0" w:type="auto"/>
+            <w:hideMark/>
+          </w:tcPr>
+          <w:p>
+            <w:pPr>
+              <w:spacing w:after="160" w:line="259" w:lineRule="auto"/>
+            </w:pPr>
+            <w:proofErr w:type="spellStart"/>
+            <w:r>
+              <w:t>ConcreteCommands</w:t>
+            </w:r>
+            <w:proofErr w:type="spellEnd"/>
+          </w:p>
+        </w:tc>
+        <w:tc>
+          <w:tcPr>
+            <w:tcW w:w="0" w:type="auto"/>
+            <w:hideMark/>
+          </w:tcPr>
+          <w:p>
+            <w:pPr>
+              <w:spacing w:after="160" w:line="259" w:lineRule="auto"/>
+              <w:cnfStyle w:val="000000100000" w:firstRow="0" w:lastRow="0" w:firstColumn="0" w:lastColumn="0" w:oddVBand="0" w:evenVBand="0" w:oddHBand="1" w:evenHBand="0" w:firstRowFirstColumn="0" w:firstRowLastColumn="0" w:lastRowFirstColumn="0" w:lastRowLastColumn="0"/>
+            </w:pPr>
+            <w:r>
+              <w:t xml:space="preserve">Evacuate, Deescalate, </w:t>
+            </w:r>
+            <w:proofErr w:type="spellStart"/>
+            <w:r>
+              <w:t>EmergencyEscalation</w:t>
+            </w:r>
+            <w:proofErr w:type="spellEnd"/>
+            <w:r>
+              <w:t xml:space="preserve">, Resolve, Assist, </w:t>
+            </w:r>
+            <w:proofErr w:type="spellStart"/>
+            <w:r>
+              <w:t>GrantAccess</w:t>
+            </w:r>
+            <w:proofErr w:type="spellEnd"/>
+            <w:r>
+              <w:t>, Isolate</w:t>
+            </w:r>
+          </w:p>
+        </w:tc>
+      </w:tr>
+      <w:tr>
+        <w:tc>
+          <w:tcPr>
+            <w:cnfStyle w:val="001000000000" w:firstRow="0" w:lastRow="0" w:firstColumn="1" w:lastColumn="0" w:oddVBand="0" w:evenVBand="0" w:oddHBand="0" w:evenHBand="0" w:firstRowFirstColumn="0" w:firstRowLastColumn="0" w:lastRowFirstColumn="0" w:lastRowLastColumn="0"/>
+            <w:tcW w:w="0" w:type="auto"/>
+            <w:hideMark/>
+          </w:tcPr>
+          <w:p>
+            <w:pPr>
+              <w:spacing w:after="160" w:line="259" w:lineRule="auto"/>
+            </w:pPr>
+            <w:r>
+              <w:t>Receivers</w:t>
+            </w:r>
+          </w:p>
+        </w:tc>
+        <w:tc>
+          <w:tcPr>
+            <w:tcW w:w="0" w:type="auto"/>
+            <w:hideMark/>
+          </w:tcPr>
+          <w:p>
+            <w:pPr>
+              <w:spacing w:after="160" w:line="259" w:lineRule="auto"/>
+              <w:cnfStyle w:val="000000000000" w:firstRow="0" w:lastRow="0" w:firstColumn="0" w:lastColumn="0" w:oddVBand="0" w:evenVBand="0" w:oddHBand="0" w:evenHBand="0" w:firstRowFirstColumn="0" w:firstRowLastColumn="0" w:lastRowFirstColumn="0" w:lastRowLastColumn="0"/>
+            </w:pPr>
+            <w:r>
+              <w:t xml:space="preserve">SecurityGuards, FirstAidTeam, FacilityStaff, AccessControlTeam, </w:t>
+            </w:r>
+            <w:proofErr w:type="spellStart"/>
+            <w:r>
+              <w:t>EmergencyResponder</w:t>
+            </w:r>
+            <w:proofErr w:type="spellEnd"/>
+          </w:p>
+        </w:tc>
+      </w:tr>
+    </w:tbl>
+    <w:p>
+      <w:pPr>
+        <w:rPr>
+          <w:b/>
+          <w:bCs/>
+        </w:rPr>
+      </w:pPr>
+      <w:r>
+        <w:rPr>
+          <w:b/>
+          <w:bCs/>
+        </w:rPr>
+        <w:t>Protocol Interface Methods</w:t>
+      </w:r>
+    </w:p>
+    <w:tbl>
+      <w:tblPr>
+        <w:tblStyle w:val="GridTable4-Accent1"/>
+        <w:tblW w:w="0" w:type="auto"/>
+        <w:tblLook w:val="04A0" w:firstRow="1" w:lastRow="0" w:firstColumn="1" w:lastColumn="0" w:noHBand="0" w:noVBand="1"/>
+      </w:tblPr>
+      <w:tblGrid>
+        <w:gridCol w:w="1452"/>
+        <w:gridCol w:w="1528"/>
+        <w:gridCol w:w="1477"/>
+        <w:gridCol w:w="4559"/>
+      </w:tblGrid>
+      <w:tr>
+        <w:trPr>
+          <w:cnfStyle w:val="100000000000" w:firstRow="1" w:lastRow="0" w:firstColumn="0" w:lastColumn="0" w:oddVBand="0" w:evenVBand="0" w:oddHBand="0" w:evenHBand="0" w:firstRowFirstColumn="0" w:firstRowLastColumn="0" w:lastRowFirstColumn="0" w:lastRowLastColumn="0"/>
+        </w:trPr>
+        <w:tc>
+          <w:tcPr>
+            <w:cnfStyle w:val="001000000000" w:firstRow="0" w:lastRow="0" w:firstColumn="1" w:lastColumn="0" w:oddVBand="0" w:evenVBand="0" w:oddHBand="0" w:evenHBand="0" w:firstRowFirstColumn="0" w:firstRowLastColumn="0" w:lastRowFirstColumn="0" w:lastRowLastColumn="0"/>
+            <w:tcW w:w="0" w:type="auto"/>
+            <w:hideMark/>
+          </w:tcPr>
+          <w:p>
+            <w:pPr>
+              <w:spacing w:after="160" w:line="259" w:lineRule="auto"/>
+            </w:pPr>
+            <w:r>
+              <w:t>Method MD</w:t>
+            </w:r>
+          </w:p>
+        </w:tc>
+        <w:tc>
+          <w:tcPr>
+            <w:tcW w:w="0" w:type="auto"/>
+            <w:hideMark/>
+          </w:tcPr>
+          <w:p>
+            <w:pPr>
+              <w:spacing w:after="160" w:line="259" w:lineRule="auto"/>
+              <w:cnfStyle w:val="100000000000" w:firstRow="1" w:lastRow="0" w:firstColumn="0" w:lastColumn="0" w:oddVBand="0" w:evenVBand="0" w:oddHBand="0" w:evenHBand="0" w:firstRowFirstColumn="0" w:firstRowLastColumn="0" w:lastRowFirstColumn="0" w:lastRowLastColumn="0"/>
+            </w:pPr>
+            <w:r>
+              <w:t>Virtual? MD</w:t>
+            </w:r>
+          </w:p>
+        </w:tc>
+        <w:tc>
+          <w:tcPr>
+            <w:tcW w:w="0" w:type="auto"/>
+            <w:hideMark/>
+          </w:tcPr>
+          <w:p>
+            <w:pPr>
+              <w:spacing w:after="160" w:line="259" w:lineRule="auto"/>
+              <w:cnfStyle w:val="100000000000" w:firstRow="1" w:lastRow="0" w:firstColumn="0" w:lastColumn="0" w:oddVBand="0" w:evenVBand="0" w:oddHBand="0" w:evenHBand="0" w:firstRowFirstColumn="0" w:firstRowLastColumn="0" w:lastRowFirstColumn="0" w:lastRowLastColumn="0"/>
+            </w:pPr>
+            <w:r>
+              <w:t>Return Type MD</w:t>
+            </w:r>
+          </w:p>
+        </w:tc>
+        <w:tc>
+          <w:tcPr>
+            <w:tcW w:w="0" w:type="auto"/>
+            <w:hideMark/>
+          </w:tcPr>
+          <w:p>
+            <w:pPr>
+              <w:spacing w:after="160" w:line="259" w:lineRule="auto"/>
+              <w:cnfStyle w:val="100000000000" w:firstRow="1" w:lastRow="0" w:firstColumn="0" w:lastColumn="0" w:oddVBand="0" w:evenVBand="0" w:oddHBand="0" w:evenHBand="0" w:firstRowFirstColumn="0" w:firstRowLastColumn="0" w:lastRowFirstColumn="0" w:lastRowLastColumn="0"/>
+            </w:pPr>
+            <w:r>
+              <w:t>Purpose MD</w:t>
+            </w:r>
+          </w:p>
+        </w:tc>
+      </w:tr>
+      <w:tr>
+        <w:trPr>
+          <w:cnfStyle w:val="000000100000" w:firstRow="0" w:lastRow="0" w:firstColumn="0" w:lastColumn="0" w:oddVBand="0" w:evenVBand="0" w:oddHBand="1" w:evenHBand="0" w:firstRowFirstColumn="0" w:firstRowLastColumn="0" w:lastRowFirstColumn="0" w:lastRowLastColumn="0"/>
+        </w:trPr>
+        <w:tc>
+          <w:tcPr>
+            <w:cnfStyle w:val="001000000000" w:firstRow="0" w:lastRow="0" w:firstColumn="1" w:lastColumn="0" w:oddVBand="0" w:evenVBand="0" w:oddHBand="0" w:evenHBand="0" w:firstRowFirstColumn="0" w:firstRowLastColumn="0" w:lastRowFirstColumn="0" w:lastRowLastColumn="0"/>
+            <w:tcW w:w="0" w:type="auto"/>
+            <w:hideMark/>
+          </w:tcPr>
+          <w:p>
+            <w:pPr>
+              <w:spacing w:after="160" w:line="259" w:lineRule="auto"/>
+            </w:pPr>
+            <w:proofErr w:type="gramStart"/>
+            <w:r>
+              <w:t>execute(</w:t>
+            </w:r>
+            <w:proofErr w:type="gramEnd"/>
+            <w:r>
+              <w:t>)</w:t>
+            </w:r>
+          </w:p>
+        </w:tc>
+        <w:tc>
+          <w:tcPr>
+            <w:tcW w:w="0" w:type="auto"/>
+            <w:hideMark/>
+          </w:tcPr>
+          <w:p>
+            <w:pPr>
+              <w:spacing w:after="160" w:line="259" w:lineRule="auto"/>
+              <w:cnfStyle w:val="000000100000" w:firstRow="0" w:lastRow="0" w:firstColumn="0" w:lastColumn="0" w:oddVBand="0" w:evenVBand="0" w:oddHBand="1" w:evenHBand="0" w:firstRowFirstColumn="0" w:firstRowLastColumn="0" w:lastRowFirstColumn="0" w:lastRowLastColumn="0"/>
+            </w:pPr>
+            <w:r>
+              <w:t xml:space="preserve">Pure virtual </w:t>
+            </w:r>
+          </w:p>
+        </w:tc>
+        <w:tc>
+          <w:tcPr>
+            <w:tcW w:w="0" w:type="auto"/>
+            <w:hideMark/>
+          </w:tcPr>
+          <w:p>
+            <w:pPr>
+              <w:spacing w:after="160" w:line="259" w:lineRule="auto"/>
+              <w:cnfStyle w:val="000000100000" w:firstRow="0" w:lastRow="0" w:firstColumn="0" w:lastColumn="0" w:oddVBand="0" w:evenVBand="0" w:oddHBand="1" w:evenHBand="0" w:firstRowFirstColumn="0" w:firstRowLastColumn="0" w:lastRowFirstColumn="0" w:lastRowLastColumn="0"/>
+            </w:pPr>
+            <w:r>
+              <w:t>void</w:t>
+            </w:r>
+          </w:p>
+        </w:tc>
+        <w:tc>
+          <w:tcPr>
+            <w:tcW w:w="0" w:type="auto"/>
+            <w:hideMark/>
+          </w:tcPr>
+          <w:p>
+            <w:pPr>
+              <w:spacing w:after="160" w:line="259" w:lineRule="auto"/>
+              <w:cnfStyle w:val="000000100000" w:firstRow="0" w:lastRow="0" w:firstColumn="0" w:lastColumn="0" w:oddVBand="0" w:evenVBand="0" w:oddHBand="1" w:evenHBand="0" w:firstRowFirstColumn="0" w:firstRowLastColumn="0" w:lastRowFirstColumn="0" w:lastRowLastColumn="0"/>
+            </w:pPr>
+            <w:r>
+              <w:t xml:space="preserve">Executes the concrete command operation on its receiver entities </w:t>
+            </w:r>
+          </w:p>
+        </w:tc>
+      </w:tr>
+      <w:tr>
+        <w:tc>
+          <w:tcPr>
+            <w:cnfStyle w:val="001000000000" w:firstRow="0" w:lastRow="0" w:firstColumn="1" w:lastColumn="0" w:oddVBand="0" w:evenVBand="0" w:oddHBand="0" w:evenHBand="0" w:firstRowFirstColumn="0" w:firstRowLastColumn="0" w:lastRowFirstColumn="0" w:lastRowLastColumn="0"/>
+            <w:tcW w:w="0" w:type="auto"/>
+            <w:hideMark/>
+          </w:tcPr>
+          <w:p>
+            <w:pPr>
+              <w:spacing w:after="160" w:line="259" w:lineRule="auto"/>
+            </w:pPr>
+            <w:proofErr w:type="gramStart"/>
+            <w:r>
+              <w:t>undo(</w:t>
+            </w:r>
+            <w:proofErr w:type="gramEnd"/>
+            <w:r>
+              <w:t>)</w:t>
+            </w:r>
+          </w:p>
+        </w:tc>
+        <w:tc>
+          <w:tcPr>
+            <w:tcW w:w="0" w:type="auto"/>
+            <w:hideMark/>
+          </w:tcPr>
+          <w:p>
+            <w:pPr>
+              <w:spacing w:after="160" w:line="259" w:lineRule="auto"/>
+              <w:cnfStyle w:val="000000000000" w:firstRow="0" w:lastRow="0" w:firstColumn="0" w:lastColumn="0" w:oddVBand="0" w:evenVBand="0" w:oddHBand="0" w:evenHBand="0" w:firstRowFirstColumn="0" w:firstRowLastColumn="0" w:lastRowFirstColumn="0" w:lastRowLastColumn="0"/>
+            </w:pPr>
+            <w:r>
+              <w:t xml:space="preserve">Pure virtual </w:t>
+            </w:r>
+          </w:p>
+        </w:tc>
+        <w:tc>
+          <w:tcPr>
+            <w:tcW w:w="0" w:type="auto"/>
+            <w:hideMark/>
+          </w:tcPr>
+          <w:p>
+            <w:pPr>
+              <w:spacing w:after="160" w:line="259" w:lineRule="auto"/>
+              <w:cnfStyle w:val="000000000000" w:firstRow="0" w:lastRow="0" w:firstColumn="0" w:lastColumn="0" w:oddVBand="0" w:evenVBand="0" w:oddHBand="0" w:evenHBand="0" w:firstRowFirstColumn="0" w:firstRowLastColumn="0" w:lastRowFirstColumn="0" w:lastRowLastColumn="0"/>
+            </w:pPr>
+            <w:r>
+              <w:t>void</w:t>
+            </w:r>
+          </w:p>
+        </w:tc>
+        <w:tc>
+          <w:tcPr>
+            <w:tcW w:w="0" w:type="auto"/>
+            <w:hideMark/>
+          </w:tcPr>
+          <w:p>
+            <w:pPr>
+              <w:spacing w:after="160" w:line="259" w:lineRule="auto"/>
+              <w:cnfStyle w:val="000000000000" w:firstRow="0" w:lastRow="0" w:firstColumn="0" w:lastColumn="0" w:oddVBand="0" w:evenVBand="0" w:oddHBand="0" w:evenHBand="0" w:firstRowFirstColumn="0" w:firstRowLastColumn="0" w:lastRowFirstColumn="0" w:lastRowLastColumn="0"/>
+            </w:pPr>
+            <w:r>
+              <w:t xml:space="preserve">Reverses the effects of the previously executed command on its receivers </w:t>
+            </w:r>
+          </w:p>
+        </w:tc>
+      </w:tr>
+      <w:tr>
+        <w:trPr>
+          <w:cnfStyle w:val="000000100000" w:firstRow="0" w:lastRow="0" w:firstColumn="0" w:lastColumn="0" w:oddVBand="0" w:evenVBand="0" w:oddHBand="1" w:evenHBand="0" w:firstRowFirstColumn="0" w:firstRowLastColumn="0" w:lastRowFirstColumn="0" w:lastRowLastColumn="0"/>
+        </w:trPr>
+        <w:tc>
+          <w:tcPr>
+            <w:cnfStyle w:val="001000000000" w:firstRow="0" w:lastRow="0" w:firstColumn="1" w:lastColumn="0" w:oddVBand="0" w:evenVBand="0" w:oddHBand="0" w:evenHBand="0" w:firstRowFirstColumn="0" w:firstRowLastColumn="0" w:lastRowFirstColumn="0" w:lastRowLastColumn="0"/>
+            <w:tcW w:w="0" w:type="auto"/>
+            <w:hideMark/>
+          </w:tcPr>
+          <w:p>
+            <w:pPr>
+              <w:spacing w:after="160" w:line="259" w:lineRule="auto"/>
+            </w:pPr>
+            <w:r>
+              <w:t>~</w:t>
+            </w:r>
+            <w:proofErr w:type="gramStart"/>
+            <w:r>
+              <w:t>Protocol(</w:t>
+            </w:r>
+            <w:proofErr w:type="gramEnd"/>
+            <w:r>
+              <w:t>)</w:t>
+            </w:r>
+          </w:p>
+        </w:tc>
+        <w:tc>
+          <w:tcPr>
+            <w:tcW w:w="0" w:type="auto"/>
+            <w:hideMark/>
+          </w:tcPr>
+          <w:p>
+            <w:pPr>
+              <w:spacing w:after="160" w:line="259" w:lineRule="auto"/>
+              <w:cnfStyle w:val="000000100000" w:firstRow="0" w:lastRow="0" w:firstColumn="0" w:lastColumn="0" w:oddVBand="0" w:evenVBand="0" w:oddHBand="1" w:evenHBand="0" w:firstRowFirstColumn="0" w:firstRowLastColumn="0" w:lastRowFirstColumn="0" w:lastRowLastColumn="0"/>
+            </w:pPr>
+            <w:r>
+              <w:t xml:space="preserve">Virtual (not pure) </w:t>
+            </w:r>
+          </w:p>
+        </w:tc>
+        <w:tc>
+          <w:tcPr>
+            <w:tcW w:w="0" w:type="auto"/>
+            <w:hideMark/>
+          </w:tcPr>
+          <w:p>
+            <w:pPr>
+              <w:spacing w:after="160" w:line="259" w:lineRule="auto"/>
+              <w:cnfStyle w:val="000000100000" w:firstRow="0" w:lastRow="0" w:firstColumn="0" w:lastColumn="0" w:oddVBand="0" w:evenVBand="0" w:oddHBand="1" w:evenHBand="0" w:firstRowFirstColumn="0" w:firstRowLastColumn="0" w:lastRowFirstColumn="0" w:lastRowLastColumn="0"/>
+            </w:pPr>
+            <w:r>
+              <w:t>void</w:t>
+            </w:r>
+          </w:p>
+        </w:tc>
+        <w:tc>
+          <w:tcPr>
+            <w:tcW w:w="0" w:type="auto"/>
+            <w:hideMark/>
+          </w:tcPr>
+          <w:p>
+            <w:pPr>
+              <w:spacing w:after="160" w:line="259" w:lineRule="auto"/>
+              <w:cnfStyle w:val="000000100000" w:firstRow="0" w:lastRow="0" w:firstColumn="0" w:lastColumn="0" w:oddVBand="0" w:evenVBand="0" w:oddHBand="1" w:evenHBand="0" w:firstRowFirstColumn="0" w:firstRowLastColumn="0" w:lastRowFirstColumn="0" w:lastRowLastColumn="0"/>
+            </w:pPr>
+            <w:r>
+              <w:t xml:space="preserve">Ensures safe polymorphic destruction of concrete command objects </w:t>
+            </w:r>
+          </w:p>
+        </w:tc>
+      </w:tr>
+    </w:tbl>
+    <w:p>
+      <w:pPr>
+        <w:rPr>
+          <w:b/>
+          <w:bCs/>
+        </w:rPr>
+      </w:pPr>
+      <w:r>
+        <w:rPr>
+          <w:b/>
+          <w:bCs/>
+        </w:rPr>
+        <w:t>Dispatcher Class Members</w:t>
+      </w:r>
+    </w:p>
+    <w:tbl>
+      <w:tblPr>
+        <w:tblStyle w:val="GridTable4-Accent1"/>
+        <w:tblW w:w="0" w:type="auto"/>
+        <w:tblLook w:val="04A0" w:firstRow="1" w:lastRow="0" w:firstColumn="1" w:lastColumn="0" w:noHBand="0" w:noVBand="1"/>
+      </w:tblPr>
+      <w:tblGrid>
+        <w:gridCol w:w="2094"/>
+        <w:gridCol w:w="2903"/>
+        <w:gridCol w:w="1073"/>
+        <w:gridCol w:w="2946"/>
+      </w:tblGrid>
+      <w:tr>
+        <w:trPr>
+          <w:cnfStyle w:val="100000000000" w:firstRow="1" w:lastRow="0" w:firstColumn="0" w:lastColumn="0" w:oddVBand="0" w:evenVBand="0" w:oddHBand="0" w:evenHBand="0" w:firstRowFirstColumn="0" w:firstRowLastColumn="0" w:lastRowFirstColumn="0" w:lastRowLastColumn="0"/>
+        </w:trPr>
+        <w:tc>
+          <w:tcPr>
+            <w:cnfStyle w:val="001000000000" w:firstRow="0" w:lastRow="0" w:firstColumn="1" w:lastColumn="0" w:oddVBand="0" w:evenVBand="0" w:oddHBand="0" w:evenHBand="0" w:firstRowFirstColumn="0" w:firstRowLastColumn="0" w:lastRowFirstColumn="0" w:lastRowLastColumn="0"/>
+            <w:tcW w:w="0" w:type="auto"/>
+            <w:hideMark/>
+          </w:tcPr>
+          <w:p>
+            <w:pPr>
+              <w:spacing w:after="160" w:line="259" w:lineRule="auto"/>
+            </w:pPr>
+            <w:r>
+              <w:t>Name MD</w:t>
+            </w:r>
+          </w:p>
+        </w:tc>
+        <w:tc>
+          <w:tcPr>
+            <w:tcW w:w="0" w:type="auto"/>
+            <w:hideMark/>
+          </w:tcPr>
+          <w:p>
+            <w:pPr>
+              <w:spacing w:after="160" w:line="259" w:lineRule="auto"/>
+              <w:cnfStyle w:val="100000000000" w:firstRow="1" w:lastRow="0" w:firstColumn="0" w:lastColumn="0" w:oddVBand="0" w:evenVBand="0" w:oddHBand="0" w:evenHBand="0" w:firstRowFirstColumn="0" w:firstRowLastColumn="0" w:lastRowFirstColumn="0" w:lastRowLastColumn="0"/>
+            </w:pPr>
+            <w:r>
+              <w:t>Type / Signature MD</w:t>
+            </w:r>
+          </w:p>
+        </w:tc>
+        <w:tc>
+          <w:tcPr>
+            <w:tcW w:w="0" w:type="auto"/>
+            <w:hideMark/>
+          </w:tcPr>
+          <w:p>
+            <w:pPr>
+              <w:spacing w:after="160" w:line="259" w:lineRule="auto"/>
+              <w:cnfStyle w:val="100000000000" w:firstRow="1" w:lastRow="0" w:firstColumn="0" w:lastColumn="0" w:oddVBand="0" w:evenVBand="0" w:oddHBand="0" w:evenHBand="0" w:firstRowFirstColumn="0" w:firstRowLastColumn="0" w:lastRowFirstColumn="0" w:lastRowLastColumn="0"/>
+            </w:pPr>
+            <w:r>
+              <w:t>Access MD</w:t>
+            </w:r>
+          </w:p>
+        </w:tc>
+        <w:tc>
+          <w:tcPr>
+            <w:tcW w:w="0" w:type="auto"/>
+            <w:hideMark/>
+          </w:tcPr>
+          <w:p>
+            <w:pPr>
+              <w:spacing w:after="160" w:line="259" w:lineRule="auto"/>
+              <w:cnfStyle w:val="100000000000" w:firstRow="1" w:lastRow="0" w:firstColumn="0" w:lastColumn="0" w:oddVBand="0" w:evenVBand="0" w:oddHBand="0" w:evenHBand="0" w:firstRowFirstColumn="0" w:firstRowLastColumn="0" w:lastRowFirstColumn="0" w:lastRowLastColumn="0"/>
+            </w:pPr>
+            <w:r>
+              <w:t>Purpose MD</w:t>
+            </w:r>
+          </w:p>
+        </w:tc>
+      </w:tr>
+      <w:tr>
+        <w:trPr>
+          <w:cnfStyle w:val="000000100000" w:firstRow="0" w:lastRow="0" w:firstColumn="0" w:lastColumn="0" w:oddVBand="0" w:evenVBand="0" w:oddHBand="1" w:evenHBand="0" w:firstRowFirstColumn="0" w:firstRowLastColumn="0" w:lastRowFirstColumn="0" w:lastRowLastColumn="0"/>
+        </w:trPr>
+        <w:tc>
+          <w:tcPr>
+            <w:cnfStyle w:val="001000000000" w:firstRow="0" w:lastRow="0" w:firstColumn="1" w:lastColumn="0" w:oddVBand="0" w:evenVBand="0" w:oddHBand="0" w:evenHBand="0" w:firstRowFirstColumn="0" w:firstRowLastColumn="0" w:lastRowFirstColumn="0" w:lastRowLastColumn="0"/>
+            <w:tcW w:w="0" w:type="auto"/>
+            <w:hideMark/>
+          </w:tcPr>
+          <w:p>
+            <w:pPr>
+              <w:spacing w:after="160" w:line="259" w:lineRule="auto"/>
+            </w:pPr>
+            <w:proofErr w:type="spellStart"/>
+            <w:r>
+              <w:t>commandQueue</w:t>
+            </w:r>
+            <w:proofErr w:type="spellEnd"/>
+          </w:p>
+        </w:tc>
+        <w:tc>
+          <w:tcPr>
+            <w:tcW w:w="0" w:type="auto"/>
+            <w:hideMark/>
+          </w:tcPr>
+          <w:p>
+            <w:pPr>
+              <w:spacing w:after="160" w:line="259" w:lineRule="auto"/>
+              <w:cnfStyle w:val="000000100000" w:firstRow="0" w:lastRow="0" w:firstColumn="0" w:lastColumn="0" w:oddVBand="0" w:evenVBand="0" w:oddHBand="1" w:evenHBand="0" w:firstRowFirstColumn="0" w:firstRowLastColumn="0" w:lastRowFirstColumn="0" w:lastRowLastColumn="0"/>
+            </w:pPr>
+            <w:proofErr w:type="gramStart"/>
+            <w:r>
+              <w:t>std::</w:t>
+            </w:r>
+            <w:proofErr w:type="gramEnd"/>
+            <w:r>
+              <w:t>queue&lt;Protocol*&gt;</w:t>
+            </w:r>
+          </w:p>
+        </w:tc>
+        <w:tc>
+          <w:tcPr>
+            <w:tcW w:w="0" w:type="auto"/>
+            <w:hideMark/>
+          </w:tcPr>
+          <w:p>
+            <w:pPr>
+              <w:spacing w:after="160" w:line="259" w:lineRule="auto"/>
+              <w:cnfStyle w:val="000000100000" w:firstRow="0" w:lastRow="0" w:firstColumn="0" w:lastColumn="0" w:oddVBand="0" w:evenVBand="0" w:oddHBand="1" w:evenHBand="0" w:firstRowFirstColumn="0" w:firstRowLastColumn="0" w:lastRowFirstColumn="0" w:lastRowLastColumn="0"/>
+            </w:pPr>
+            <w:r>
+              <w:t xml:space="preserve">Private </w:t>
+            </w:r>
+          </w:p>
+        </w:tc>
+        <w:tc>
+          <w:tcPr>
+            <w:tcW w:w="0" w:type="auto"/>
+            <w:hideMark/>
+          </w:tcPr>
+          <w:p>
+            <w:pPr>
+              <w:spacing w:after="160" w:line="259" w:lineRule="auto"/>
+              <w:cnfStyle w:val="000000100000" w:firstRow="0" w:lastRow="0" w:firstColumn="0" w:lastColumn="0" w:oddVBand="0" w:evenVBand="0" w:oddHBand="1" w:evenHBand="0" w:firstRowFirstColumn="0" w:firstRowLastColumn="0" w:lastRowFirstColumn="0" w:lastRowLastColumn="0"/>
+            </w:pPr>
+            <w:r>
+              <w:t xml:space="preserve">Stores pending commands scheduled for future execution </w:t>
+            </w:r>
+          </w:p>
+        </w:tc>
+      </w:tr>
+      <w:tr>
+        <w:tc>
+          <w:tcPr>
+            <w:cnfStyle w:val="001000000000" w:firstRow="0" w:lastRow="0" w:firstColumn="1" w:lastColumn="0" w:oddVBand="0" w:evenVBand="0" w:oddHBand="0" w:evenHBand="0" w:firstRowFirstColumn="0" w:firstRowLastColumn="0" w:lastRowFirstColumn="0" w:lastRowLastColumn="0"/>
+            <w:tcW w:w="0" w:type="auto"/>
+            <w:hideMark/>
+          </w:tcPr>
+          <w:p>
+            <w:pPr>
+              <w:spacing w:after="160" w:line="259" w:lineRule="auto"/>
+            </w:pPr>
+            <w:proofErr w:type="spellStart"/>
+            <w:r>
+              <w:t>commandHistory</w:t>
+            </w:r>
+            <w:proofErr w:type="spellEnd"/>
+          </w:p>
+        </w:tc>
+        <w:tc>
+          <w:tcPr>
+            <w:tcW w:w="0" w:type="auto"/>
+            <w:hideMark/>
+          </w:tcPr>
+          <w:p>
+            <w:pPr>
+              <w:spacing w:after="160" w:line="259" w:lineRule="auto"/>
+              <w:cnfStyle w:val="000000000000" w:firstRow="0" w:lastRow="0" w:firstColumn="0" w:lastColumn="0" w:oddVBand="0" w:evenVBand="0" w:oddHBand="0" w:evenHBand="0" w:firstRowFirstColumn="0" w:firstRowLastColumn="0" w:lastRowFirstColumn="0" w:lastRowLastColumn="0"/>
+            </w:pPr>
+            <w:proofErr w:type="gramStart"/>
+            <w:r>
+              <w:t>std::</w:t>
+            </w:r>
+            <w:proofErr w:type="gramEnd"/>
+            <w:r>
+              <w:t>stack&lt;Protocol*&gt;</w:t>
+            </w:r>
+          </w:p>
+        </w:tc>
+        <w:tc>
+          <w:tcPr>
+            <w:tcW w:w="0" w:type="auto"/>
+            <w:hideMark/>
+          </w:tcPr>
+          <w:p>
+            <w:pPr>
+              <w:spacing w:after="160" w:line="259" w:lineRule="auto"/>
+              <w:cnfStyle w:val="000000000000" w:firstRow="0" w:lastRow="0" w:firstColumn="0" w:lastColumn="0" w:oddVBand="0" w:evenVBand="0" w:oddHBand="0" w:evenHBand="0" w:firstRowFirstColumn="0" w:firstRowLastColumn="0" w:lastRowFirstColumn="0" w:lastRowLastColumn="0"/>
+            </w:pPr>
+            <w:r>
+              <w:t xml:space="preserve">Private </w:t>
+            </w:r>
+          </w:p>
+        </w:tc>
+        <w:tc>
+          <w:tcPr>
+            <w:tcW w:w="0" w:type="auto"/>
+            <w:hideMark/>
+          </w:tcPr>
+          <w:p>
+            <w:pPr>
+              <w:spacing w:after="160" w:line="259" w:lineRule="auto"/>
+              <w:cnfStyle w:val="000000000000" w:firstRow="0" w:lastRow="0" w:firstColumn="0" w:lastColumn="0" w:oddVBand="0" w:evenVBand="0" w:oddHBand="0" w:evenHBand="0" w:firstRowFirstColumn="0" w:firstRowLastColumn="0" w:lastRowFirstColumn="0" w:lastRowLastColumn="0"/>
+            </w:pPr>
+            <w:r>
+              <w:t xml:space="preserve">Stores executed commands for sequential undo operations </w:t>
+            </w:r>
+          </w:p>
+        </w:tc>
+      </w:tr>
+      <w:tr>
+        <w:trPr>
+          <w:cnfStyle w:val="000000100000" w:firstRow="0" w:lastRow="0" w:firstColumn="0" w:lastColumn="0" w:oddVBand="0" w:evenVBand="0" w:oddHBand="1" w:evenHBand="0" w:firstRowFirstColumn="0" w:firstRowLastColumn="0" w:lastRowFirstColumn="0" w:lastRowLastColumn="0"/>
+        </w:trPr>
+        <w:tc>
+          <w:tcPr>
+            <w:cnfStyle w:val="001000000000" w:firstRow="0" w:lastRow="0" w:firstColumn="1" w:lastColumn="0" w:oddVBand="0" w:evenVBand="0" w:oddHBand="0" w:evenHBand="0" w:firstRowFirstColumn="0" w:firstRowLastColumn="0" w:lastRowFirstColumn="0" w:lastRowLastColumn="0"/>
+            <w:tcW w:w="0" w:type="auto"/>
+            <w:hideMark/>
+          </w:tcPr>
+          <w:p>
+            <w:pPr>
+              <w:spacing w:after="160" w:line="259" w:lineRule="auto"/>
+            </w:pPr>
+            <w:proofErr w:type="spellStart"/>
+            <w:proofErr w:type="gramStart"/>
+            <w:r>
+              <w:t>issueCommand</w:t>
+            </w:r>
+            <w:proofErr w:type="spellEnd"/>
+            <w:r>
+              <w:t>(</w:t>
+            </w:r>
+            <w:proofErr w:type="gramEnd"/>
+            <w:r>
+              <w:t>)</w:t>
+            </w:r>
+          </w:p>
+        </w:tc>
+        <w:tc>
+          <w:tcPr>
+            <w:tcW w:w="0" w:type="auto"/>
+            <w:hideMark/>
+          </w:tcPr>
+          <w:p>
+            <w:pPr>
+              <w:spacing w:after="160" w:line="259" w:lineRule="auto"/>
+              <w:cnfStyle w:val="000000100000" w:firstRow="0" w:lastRow="0" w:firstColumn="0" w:lastColumn="0" w:oddVBand="0" w:evenVBand="0" w:oddHBand="1" w:evenHBand="0" w:firstRowFirstColumn="0" w:firstRowLastColumn="0" w:lastRowFirstColumn="0" w:lastRowLastColumn="0"/>
+            </w:pPr>
+            <w:proofErr w:type="spellStart"/>
+            <w:proofErr w:type="gramStart"/>
+            <w:r>
+              <w:t>issueCommand</w:t>
+            </w:r>
+            <w:proofErr w:type="spellEnd"/>
+            <w:r>
+              <w:t>(</w:t>
+            </w:r>
+            <w:proofErr w:type="spellStart"/>
+            <w:r>
+              <w:t>cmd</w:t>
+            </w:r>
+            <w:proofErr w:type="spellEnd"/>
+            <w:r>
+              <w:t xml:space="preserve"> :</w:t>
+            </w:r>
+            <w:proofErr w:type="gramEnd"/>
+            <w:r>
+              <w:t xml:space="preserve"> Protocol*</w:t>
+            </w:r>
+            <w:proofErr w:type="gramStart"/>
+            <w:r>
+              <w:t>) :</w:t>
+            </w:r>
+            <w:proofErr w:type="gramEnd"/>
+            <w:r>
+              <w:t xml:space="preserve"> void</w:t>
+            </w:r>
+          </w:p>
+        </w:tc>
+        <w:tc>
+          <w:tcPr>
+            <w:tcW w:w="0" w:type="auto"/>
+            <w:hideMark/>
+          </w:tcPr>
+          <w:p>
+            <w:pPr>
+              <w:spacing w:after="160" w:line="259" w:lineRule="auto"/>
+              <w:cnfStyle w:val="000000100000" w:firstRow="0" w:lastRow="0" w:firstColumn="0" w:lastColumn="0" w:oddVBand="0" w:evenVBand="0" w:oddHBand="1" w:evenHBand="0" w:firstRowFirstColumn="0" w:firstRowLastColumn="0" w:lastRowFirstColumn="0" w:lastRowLastColumn="0"/>
+            </w:pPr>
+            <w:r>
+              <w:t xml:space="preserve">Public </w:t>
+            </w:r>
+          </w:p>
+        </w:tc>
+        <w:tc>
+          <w:tcPr>
+            <w:tcW w:w="0" w:type="auto"/>
+            <w:hideMark/>
+          </w:tcPr>
+          <w:p>
+            <w:pPr>
+              <w:spacing w:after="160" w:line="259" w:lineRule="auto"/>
+              <w:cnfStyle w:val="000000100000" w:firstRow="0" w:lastRow="0" w:firstColumn="0" w:lastColumn="0" w:oddVBand="0" w:evenVBand="0" w:oddHBand="1" w:evenHBand="0" w:firstRowFirstColumn="0" w:firstRowLastColumn="0" w:lastRowFirstColumn="0" w:lastRowLastColumn="0"/>
+            </w:pPr>
+            <w:r>
+              <w:t xml:space="preserve">Executes </w:t>
+            </w:r>
+            <w:proofErr w:type="spellStart"/>
+            <w:r>
+              <w:t>cmd</w:t>
+            </w:r>
+            <w:proofErr w:type="spellEnd"/>
+            <w:r>
+              <w:t>-&gt;</w:t>
+            </w:r>
+            <w:proofErr w:type="gramStart"/>
+            <w:r>
+              <w:t>execute(</w:t>
+            </w:r>
+            <w:proofErr w:type="gramEnd"/>
+            <w:r>
+              <w:t xml:space="preserve">) and pushes onto </w:t>
+            </w:r>
+            <w:proofErr w:type="spellStart"/>
+            <w:r>
+              <w:t>commandHistory</w:t>
+            </w:r>
+            <w:proofErr w:type="spellEnd"/>
+          </w:p>
+        </w:tc>
+      </w:tr>
+      <w:tr>
+        <w:tc>
+          <w:tcPr>
+            <w:cnfStyle w:val="001000000000" w:firstRow="0" w:lastRow="0" w:firstColumn="1" w:lastColumn="0" w:oddVBand="0" w:evenVBand="0" w:oddHBand="0" w:evenHBand="0" w:firstRowFirstColumn="0" w:firstRowLastColumn="0" w:lastRowFirstColumn="0" w:lastRowLastColumn="0"/>
+            <w:tcW w:w="0" w:type="auto"/>
+            <w:hideMark/>
+          </w:tcPr>
+          <w:p>
+            <w:pPr>
+              <w:spacing w:after="160" w:line="259" w:lineRule="auto"/>
+            </w:pPr>
+            <w:proofErr w:type="gramStart"/>
+            <w:r>
+              <w:t>undoLast(</w:t>
+            </w:r>
+            <w:proofErr w:type="gramEnd"/>
+            <w:r>
+              <w:t>)</w:t>
+            </w:r>
+          </w:p>
+        </w:tc>
+        <w:tc>
+          <w:tcPr>
+            <w:tcW w:w="0" w:type="auto"/>
+            <w:hideMark/>
+          </w:tcPr>
+          <w:p>
+            <w:pPr>
+              <w:spacing w:after="160" w:line="259" w:lineRule="auto"/>
+              <w:cnfStyle w:val="000000000000" w:firstRow="0" w:lastRow="0" w:firstColumn="0" w:lastColumn="0" w:oddVBand="0" w:evenVBand="0" w:oddHBand="0" w:evenHBand="0" w:firstRowFirstColumn="0" w:firstRowLastColumn="0" w:lastRowFirstColumn="0" w:lastRowLastColumn="0"/>
+            </w:pPr>
+            <w:proofErr w:type="gramStart"/>
+            <w:r>
+              <w:t>undoLast() :</w:t>
+            </w:r>
+            <w:proofErr w:type="gramEnd"/>
+            <w:r>
+              <w:t xml:space="preserve"> void</w:t>
+            </w:r>
+          </w:p>
+        </w:tc>
+        <w:tc>
+          <w:tcPr>
+            <w:tcW w:w="0" w:type="auto"/>
+            <w:hideMark/>
+          </w:tcPr>
+          <w:p>
+            <w:pPr>
+              <w:spacing w:after="160" w:line="259" w:lineRule="auto"/>
+              <w:cnfStyle w:val="000000000000" w:firstRow="0" w:lastRow="0" w:firstColumn="0" w:lastColumn="0" w:oddVBand="0" w:evenVBand="0" w:oddHBand="0" w:evenHBand="0" w:firstRowFirstColumn="0" w:firstRowLastColumn="0" w:lastRowFirstColumn="0" w:lastRowLastColumn="0"/>
+            </w:pPr>
+            <w:r>
+              <w:t xml:space="preserve">Public </w:t>
+            </w:r>
+          </w:p>
+        </w:tc>
+        <w:tc>
+          <w:tcPr>
+            <w:tcW w:w="0" w:type="auto"/>
+            <w:hideMark/>
+          </w:tcPr>
+          <w:p>
+            <w:pPr>
+              <w:spacing w:after="160" w:line="259" w:lineRule="auto"/>
+              <w:cnfStyle w:val="000000000000" w:firstRow="0" w:lastRow="0" w:firstColumn="0" w:lastColumn="0" w:oddVBand="0" w:evenVBand="0" w:oddHBand="0" w:evenHBand="0" w:firstRowFirstColumn="0" w:firstRowLastColumn="0" w:lastRowFirstColumn="0" w:lastRowLastColumn="0"/>
+            </w:pPr>
+            <w:r>
+              <w:t xml:space="preserve">Pops last </w:t>
+            </w:r>
+            <w:proofErr w:type="spellStart"/>
+            <w:r>
+              <w:t>cmd</w:t>
+            </w:r>
+            <w:proofErr w:type="spellEnd"/>
+            <w:r>
+              <w:t xml:space="preserve">, calls </w:t>
+            </w:r>
+            <w:proofErr w:type="spellStart"/>
+            <w:r>
+              <w:t>cmd</w:t>
+            </w:r>
+            <w:proofErr w:type="spellEnd"/>
+            <w:r>
+              <w:t>-&gt;</w:t>
+            </w:r>
+            <w:proofErr w:type="gramStart"/>
+            <w:r>
+              <w:t>undo(</w:t>
+            </w:r>
+            <w:proofErr w:type="gramEnd"/>
+            <w:r>
+              <w:t xml:space="preserve">), and deletes </w:t>
+            </w:r>
+            <w:proofErr w:type="spellStart"/>
+            <w:r>
+              <w:t>cmd</w:t>
+            </w:r>
+            <w:proofErr w:type="spellEnd"/>
+          </w:p>
+        </w:tc>
+      </w:tr>
+    </w:tbl>
+    <w:p>
+      <w:pPr>
+        <w:rPr>
+          <w:b/>
+          <w:bCs/>
+        </w:rPr>
+      </w:pPr>
+      <w:r>
+        <w:rPr>
+          <w:b/>
+          <w:bCs/>
+        </w:rPr>
+        <w:t>Concrete Commands Receiver Mapping</w:t>
+      </w:r>
+    </w:p>
+    <w:tbl>
+      <w:tblPr>
+        <w:tblStyle w:val="GridTable4-Accent1"/>
+        <w:tblW w:w="0" w:type="auto"/>
+        <w:tblLook w:val="04A0" w:firstRow="1" w:lastRow="0" w:firstColumn="1" w:lastColumn="0" w:noHBand="0" w:noVBand="1"/>
+      </w:tblPr>
+      <w:tblGrid>
+        <w:gridCol w:w="2596"/>
+        <w:gridCol w:w="4497"/>
+        <w:gridCol w:w="1923"/>
+      </w:tblGrid>
+      <w:tr>
+        <w:trPr>
+          <w:cnfStyle w:val="100000000000" w:firstRow="1" w:lastRow="0" w:firstColumn="0" w:lastColumn="0" w:oddVBand="0" w:evenVBand="0" w:oddHBand="0" w:evenHBand="0" w:firstRowFirstColumn="0" w:firstRowLastColumn="0" w:lastRowFirstColumn="0" w:lastRowLastColumn="0"/>
+        </w:trPr>
+        <w:tc>
+          <w:tcPr>
+            <w:cnfStyle w:val="001000000000" w:firstRow="0" w:lastRow="0" w:firstColumn="1" w:lastColumn="0" w:oddVBand="0" w:evenVBand="0" w:oddHBand="0" w:evenHBand="0" w:firstRowFirstColumn="0" w:firstRowLastColumn="0" w:lastRowFirstColumn="0" w:lastRowLastColumn="0"/>
+            <w:tcW w:w="0" w:type="auto"/>
+            <w:hideMark/>
+          </w:tcPr>
+          <w:p>
+            <w:pPr>
+              <w:spacing w:after="160" w:line="259" w:lineRule="auto"/>
+            </w:pPr>
+            <w:r>
+              <w:t>Command MD</w:t>
+            </w:r>
+          </w:p>
+        </w:tc>
+        <w:tc>
+          <w:tcPr>
+            <w:tcW w:w="0" w:type="auto"/>
+            <w:hideMark/>
+          </w:tcPr>
+          <w:p>
+            <w:pPr>
+              <w:spacing w:after="160" w:line="259" w:lineRule="auto"/>
+              <w:cnfStyle w:val="100000000000" w:firstRow="1" w:lastRow="0" w:firstColumn="0" w:lastColumn="0" w:oddVBand="0" w:evenVBand="0" w:oddHBand="0" w:evenHBand="0" w:firstRowFirstColumn="0" w:firstRowLastColumn="0" w:lastRowFirstColumn="0" w:lastRowLastColumn="0"/>
+            </w:pPr>
+            <w:r>
+              <w:t>Associated Receivers MD</w:t>
+            </w:r>
+          </w:p>
+        </w:tc>
+        <w:tc>
+          <w:tcPr>
+            <w:tcW w:w="0" w:type="auto"/>
+            <w:hideMark/>
+          </w:tcPr>
+          <w:p>
+            <w:pPr>
+              <w:spacing w:after="160" w:line="259" w:lineRule="auto"/>
+              <w:cnfStyle w:val="100000000000" w:firstRow="1" w:lastRow="0" w:firstColumn="0" w:lastColumn="0" w:oddVBand="0" w:evenVBand="0" w:oddHBand="0" w:evenHBand="0" w:firstRowFirstColumn="0" w:firstRowLastColumn="0" w:lastRowFirstColumn="0" w:lastRowLastColumn="0"/>
+            </w:pPr>
+            <w:r>
+              <w:t>Receiver Ownership MD</w:t>
+            </w:r>
+          </w:p>
+        </w:tc>
+      </w:tr>
+      <w:tr>
+        <w:trPr>
+          <w:cnfStyle w:val="000000100000" w:firstRow="0" w:lastRow="0" w:firstColumn="0" w:lastColumn="0" w:oddVBand="0" w:evenVBand="0" w:oddHBand="1" w:evenHBand="0" w:firstRowFirstColumn="0" w:firstRowLastColumn="0" w:lastRowFirstColumn="0" w:lastRowLastColumn="0"/>
+        </w:trPr>
+        <w:tc>
+          <w:tcPr>
+            <w:cnfStyle w:val="001000000000" w:firstRow="0" w:lastRow="0" w:firstColumn="1" w:lastColumn="0" w:oddVBand="0" w:evenVBand="0" w:oddHBand="0" w:evenHBand="0" w:firstRowFirstColumn="0" w:firstRowLastColumn="0" w:lastRowFirstColumn="0" w:lastRowLastColumn="0"/>
+            <w:tcW w:w="0" w:type="auto"/>
+            <w:hideMark/>
+          </w:tcPr>
+          <w:p>
+            <w:pPr>
+              <w:spacing w:after="160" w:line="259" w:lineRule="auto"/>
+            </w:pPr>
+            <w:r>
+              <w:lastRenderedPageBreak/>
+              <w:t>Evacuate</w:t>
+            </w:r>
+          </w:p>
+        </w:tc>
+        <w:tc>
+          <w:tcPr>
+            <w:tcW w:w="0" w:type="auto"/>
+            <w:hideMark/>
+          </w:tcPr>
+          <w:p>
+            <w:pPr>
+              <w:spacing w:after="160" w:line="259" w:lineRule="auto"/>
+              <w:cnfStyle w:val="000000100000" w:firstRow="0" w:lastRow="0" w:firstColumn="0" w:lastColumn="0" w:oddVBand="0" w:evenVBand="0" w:oddHBand="1" w:evenHBand="0" w:firstRowFirstColumn="0" w:firstRowLastColumn="0" w:lastRowFirstColumn="0" w:lastRowLastColumn="0"/>
+            </w:pPr>
+            <w:r>
+              <w:t>SecurityGuards*, FacilityStaff*, AccessControlTeam*</w:t>
+            </w:r>
+          </w:p>
+        </w:tc>
+        <w:tc>
+          <w:tcPr>
+            <w:tcW w:w="0" w:type="auto"/>
+            <w:hideMark/>
+          </w:tcPr>
+          <w:p>
+            <w:pPr>
+              <w:spacing w:after="160" w:line="259" w:lineRule="auto"/>
+              <w:cnfStyle w:val="000000100000" w:firstRow="0" w:lastRow="0" w:firstColumn="0" w:lastColumn="0" w:oddVBand="0" w:evenVBand="0" w:oddHBand="1" w:evenHBand="0" w:firstRowFirstColumn="0" w:firstRowLastColumn="0" w:lastRowFirstColumn="0" w:lastRowLastColumn="0"/>
+            </w:pPr>
+            <w:r>
+              <w:t xml:space="preserve">Non-owning aggregate pointers </w:t>
+            </w:r>
+          </w:p>
+        </w:tc>
+      </w:tr>
+      <w:tr>
+        <w:tc>
+          <w:tcPr>
+            <w:cnfStyle w:val="001000000000" w:firstRow="0" w:lastRow="0" w:firstColumn="1" w:lastColumn="0" w:oddVBand="0" w:evenVBand="0" w:oddHBand="0" w:evenHBand="0" w:firstRowFirstColumn="0" w:firstRowLastColumn="0" w:lastRowFirstColumn="0" w:lastRowLastColumn="0"/>
+            <w:tcW w:w="0" w:type="auto"/>
+            <w:hideMark/>
+          </w:tcPr>
+          <w:p>
+            <w:pPr>
+              <w:spacing w:after="160" w:line="259" w:lineRule="auto"/>
+            </w:pPr>
+            <w:r>
+              <w:t>Deescalate</w:t>
+            </w:r>
+          </w:p>
+        </w:tc>
+        <w:tc>
+          <w:tcPr>
+            <w:tcW w:w="0" w:type="auto"/>
+            <w:hideMark/>
+          </w:tcPr>
+          <w:p>
+            <w:pPr>
+              <w:spacing w:after="160" w:line="259" w:lineRule="auto"/>
+              <w:cnfStyle w:val="000000000000" w:firstRow="0" w:lastRow="0" w:firstColumn="0" w:lastColumn="0" w:oddVBand="0" w:evenVBand="0" w:oddHBand="0" w:evenHBand="0" w:firstRowFirstColumn="0" w:firstRowLastColumn="0" w:lastRowFirstColumn="0" w:lastRowLastColumn="0"/>
+            </w:pPr>
+            <w:r>
+              <w:t>SecurityGuards*</w:t>
+            </w:r>
+          </w:p>
+        </w:tc>
+        <w:tc>
+          <w:tcPr>
+            <w:tcW w:w="0" w:type="auto"/>
+            <w:hideMark/>
+          </w:tcPr>
+          <w:p>
+            <w:pPr>
+              <w:spacing w:after="160" w:line="259" w:lineRule="auto"/>
+              <w:cnfStyle w:val="000000000000" w:firstRow="0" w:lastRow="0" w:firstColumn="0" w:lastColumn="0" w:oddVBand="0" w:evenVBand="0" w:oddHBand="0" w:evenHBand="0" w:firstRowFirstColumn="0" w:firstRowLastColumn="0" w:lastRowFirstColumn="0" w:lastRowLastColumn="0"/>
+            </w:pPr>
+            <w:r>
+              <w:t xml:space="preserve">Non-owning aggregate pointer </w:t>
+            </w:r>
+          </w:p>
+        </w:tc>
+      </w:tr>
+      <w:tr>
+        <w:trPr>
+          <w:cnfStyle w:val="000000100000" w:firstRow="0" w:lastRow="0" w:firstColumn="0" w:lastColumn="0" w:oddVBand="0" w:evenVBand="0" w:oddHBand="1" w:evenHBand="0" w:firstRowFirstColumn="0" w:firstRowLastColumn="0" w:lastRowFirstColumn="0" w:lastRowLastColumn="0"/>
+        </w:trPr>
+        <w:tc>
+          <w:tcPr>
+            <w:cnfStyle w:val="001000000000" w:firstRow="0" w:lastRow="0" w:firstColumn="1" w:lastColumn="0" w:oddVBand="0" w:evenVBand="0" w:oddHBand="0" w:evenHBand="0" w:firstRowFirstColumn="0" w:firstRowLastColumn="0" w:lastRowFirstColumn="0" w:lastRowLastColumn="0"/>
+            <w:tcW w:w="0" w:type="auto"/>
+            <w:hideMark/>
+          </w:tcPr>
+          <w:p>
+            <w:pPr>
+              <w:spacing w:after="160" w:line="259" w:lineRule="auto"/>
+            </w:pPr>
+            <w:proofErr w:type="spellStart"/>
+            <w:r>
+              <w:t>EmergencyEscalation</w:t>
+            </w:r>
+            <w:proofErr w:type="spellEnd"/>
+          </w:p>
+        </w:tc>
+        <w:tc>
+          <w:tcPr>
+            <w:tcW w:w="0" w:type="auto"/>
+            <w:hideMark/>
+          </w:tcPr>
+          <w:p>
+            <w:pPr>
+              <w:spacing w:after="160" w:line="259" w:lineRule="auto"/>
+              <w:cnfStyle w:val="000000100000" w:firstRow="0" w:lastRow="0" w:firstColumn="0" w:lastColumn="0" w:oddVBand="0" w:evenVBand="0" w:oddHBand="1" w:evenHBand="0" w:firstRowFirstColumn="0" w:firstRowLastColumn="0" w:lastRowFirstColumn="0" w:lastRowLastColumn="0"/>
+            </w:pPr>
+            <w:r>
+              <w:t xml:space="preserve">SecurityGuards*, FacilityStaff*, AccessControlTeam*, FirstAidTeam*, </w:t>
+            </w:r>
+            <w:proofErr w:type="spellStart"/>
+            <w:r>
+              <w:t>EmergencyResponder</w:t>
+            </w:r>
+            <w:proofErr w:type="spellEnd"/>
+            <w:r>
+              <w:t xml:space="preserve">* (x3) </w:t>
+            </w:r>
+          </w:p>
+        </w:tc>
+        <w:tc>
+          <w:tcPr>
+            <w:tcW w:w="0" w:type="auto"/>
+            <w:hideMark/>
+          </w:tcPr>
+          <w:p>
+            <w:pPr>
+              <w:spacing w:after="160" w:line="259" w:lineRule="auto"/>
+              <w:cnfStyle w:val="000000100000" w:firstRow="0" w:lastRow="0" w:firstColumn="0" w:lastColumn="0" w:oddVBand="0" w:evenVBand="0" w:oddHBand="1" w:evenHBand="0" w:firstRowFirstColumn="0" w:firstRowLastColumn="0" w:lastRowFirstColumn="0" w:lastRowLastColumn="0"/>
+            </w:pPr>
+            <w:r>
+              <w:t xml:space="preserve">Non-owning aggregate pointers </w:t>
+            </w:r>
+          </w:p>
+        </w:tc>
+      </w:tr>
+      <w:tr>
+        <w:tc>
+          <w:tcPr>
+            <w:cnfStyle w:val="001000000000" w:firstRow="0" w:lastRow="0" w:firstColumn="1" w:lastColumn="0" w:oddVBand="0" w:evenVBand="0" w:oddHBand="0" w:evenHBand="0" w:firstRowFirstColumn="0" w:firstRowLastColumn="0" w:lastRowFirstColumn="0" w:lastRowLastColumn="0"/>
+            <w:tcW w:w="0" w:type="auto"/>
+            <w:hideMark/>
+          </w:tcPr>
+          <w:p>
+            <w:pPr>
+              <w:spacing w:after="160" w:line="259" w:lineRule="auto"/>
+            </w:pPr>
+            <w:r>
+              <w:t>Resolve</w:t>
+            </w:r>
+          </w:p>
+        </w:tc>
+        <w:tc>
+          <w:tcPr>
+            <w:tcW w:w="0" w:type="auto"/>
+            <w:hideMark/>
+          </w:tcPr>
+          <w:p>
+            <w:pPr>
+              <w:spacing w:after="160" w:line="259" w:lineRule="auto"/>
+              <w:cnfStyle w:val="000000000000" w:firstRow="0" w:lastRow="0" w:firstColumn="0" w:lastColumn="0" w:oddVBand="0" w:evenVBand="0" w:oddHBand="0" w:evenHBand="0" w:firstRowFirstColumn="0" w:firstRowLastColumn="0" w:lastRowFirstColumn="0" w:lastRowLastColumn="0"/>
+            </w:pPr>
+            <w:r>
+              <w:t>FacilityStaff*, AccessControlTeam*</w:t>
+            </w:r>
+          </w:p>
+        </w:tc>
+        <w:tc>
+          <w:tcPr>
+            <w:tcW w:w="0" w:type="auto"/>
+            <w:hideMark/>
+          </w:tcPr>
+          <w:p>
+            <w:pPr>
+              <w:spacing w:after="160" w:line="259" w:lineRule="auto"/>
+              <w:cnfStyle w:val="000000000000" w:firstRow="0" w:lastRow="0" w:firstColumn="0" w:lastColumn="0" w:oddVBand="0" w:evenVBand="0" w:oddHBand="0" w:evenHBand="0" w:firstRowFirstColumn="0" w:firstRowLastColumn="0" w:lastRowFirstColumn="0" w:lastRowLastColumn="0"/>
+            </w:pPr>
+            <w:r>
+              <w:t xml:space="preserve">Non-owning aggregate pointers </w:t>
+            </w:r>
+          </w:p>
+        </w:tc>
+      </w:tr>
+      <w:tr>
+        <w:trPr>
+          <w:cnfStyle w:val="000000100000" w:firstRow="0" w:lastRow="0" w:firstColumn="0" w:lastColumn="0" w:oddVBand="0" w:evenVBand="0" w:oddHBand="1" w:evenHBand="0" w:firstRowFirstColumn="0" w:firstRowLastColumn="0" w:lastRowFirstColumn="0" w:lastRowLastColumn="0"/>
+        </w:trPr>
+        <w:tc>
+          <w:tcPr>
+            <w:cnfStyle w:val="001000000000" w:firstRow="0" w:lastRow="0" w:firstColumn="1" w:lastColumn="0" w:oddVBand="0" w:evenVBand="0" w:oddHBand="0" w:evenHBand="0" w:firstRowFirstColumn="0" w:firstRowLastColumn="0" w:lastRowFirstColumn="0" w:lastRowLastColumn="0"/>
+            <w:tcW w:w="0" w:type="auto"/>
+            <w:hideMark/>
+          </w:tcPr>
+          <w:p>
+            <w:pPr>
+              <w:spacing w:after="160" w:line="259" w:lineRule="auto"/>
+            </w:pPr>
+            <w:r>
+              <w:t>Assist</w:t>
+            </w:r>
+          </w:p>
+        </w:tc>
+        <w:tc>
+          <w:tcPr>
+            <w:tcW w:w="0" w:type="auto"/>
+            <w:hideMark/>
+          </w:tcPr>
+          <w:p>
+            <w:pPr>
+              <w:spacing w:after="160" w:line="259" w:lineRule="auto"/>
+              <w:cnfStyle w:val="000000100000" w:firstRow="0" w:lastRow="0" w:firstColumn="0" w:lastColumn="0" w:oddVBand="0" w:evenVBand="0" w:oddHBand="1" w:evenHBand="0" w:firstRowFirstColumn="0" w:firstRowLastColumn="0" w:lastRowFirstColumn="0" w:lastRowLastColumn="0"/>
+            </w:pPr>
+            <w:r>
+              <w:t>FirstAidTeam*, AccessControlTeam*</w:t>
+            </w:r>
+          </w:p>
+        </w:tc>
+        <w:tc>
+          <w:tcPr>
+            <w:tcW w:w="0" w:type="auto"/>
+            <w:hideMark/>
+          </w:tcPr>
+          <w:p>
+            <w:pPr>
+              <w:spacing w:after="160" w:line="259" w:lineRule="auto"/>
+              <w:cnfStyle w:val="000000100000" w:firstRow="0" w:lastRow="0" w:firstColumn="0" w:lastColumn="0" w:oddVBand="0" w:evenVBand="0" w:oddHBand="1" w:evenHBand="0" w:firstRowFirstColumn="0" w:firstRowLastColumn="0" w:lastRowFirstColumn="0" w:lastRowLastColumn="0"/>
+            </w:pPr>
+            <w:r>
+              <w:t xml:space="preserve">Non-owning aggregate pointers </w:t>
+            </w:r>
+          </w:p>
+        </w:tc>
+      </w:tr>
+      <w:tr>
+        <w:tc>
+          <w:tcPr>
+            <w:cnfStyle w:val="001000000000" w:firstRow="0" w:lastRow="0" w:firstColumn="1" w:lastColumn="0" w:oddVBand="0" w:evenVBand="0" w:oddHBand="0" w:evenHBand="0" w:firstRowFirstColumn="0" w:firstRowLastColumn="0" w:lastRowFirstColumn="0" w:lastRowLastColumn="0"/>
+            <w:tcW w:w="0" w:type="auto"/>
+            <w:hideMark/>
+          </w:tcPr>
+          <w:p>
+            <w:pPr>
+              <w:spacing w:after="160" w:line="259" w:lineRule="auto"/>
+            </w:pPr>
+            <w:proofErr w:type="spellStart"/>
+            <w:r>
+              <w:t>GrantAccess</w:t>
+            </w:r>
+            <w:proofErr w:type="spellEnd"/>
+          </w:p>
+        </w:tc>
+        <w:tc>
+          <w:tcPr>
+            <w:tcW w:w="0" w:type="auto"/>
+            <w:hideMark/>
+          </w:tcPr>
+          <w:p>
+            <w:pPr>
+              <w:spacing w:after="160" w:line="259" w:lineRule="auto"/>
+              <w:cnfStyle w:val="000000000000" w:firstRow="0" w:lastRow="0" w:firstColumn="0" w:lastColumn="0" w:oddVBand="0" w:evenVBand="0" w:oddHBand="0" w:evenHBand="0" w:firstRowFirstColumn="0" w:firstRowLastColumn="0" w:lastRowFirstColumn="0" w:lastRowLastColumn="0"/>
+            </w:pPr>
+            <w:r>
+              <w:t>AccessControlTeam*</w:t>
+            </w:r>
+          </w:p>
+        </w:tc>
+        <w:tc>
+          <w:tcPr>
+            <w:tcW w:w="0" w:type="auto"/>
+            <w:hideMark/>
+          </w:tcPr>
+          <w:p>
+            <w:pPr>
+              <w:spacing w:after="160" w:line="259" w:lineRule="auto"/>
+              <w:cnfStyle w:val="000000000000" w:firstRow="0" w:lastRow="0" w:firstColumn="0" w:lastColumn="0" w:oddVBand="0" w:evenVBand="0" w:oddHBand="0" w:evenHBand="0" w:firstRowFirstColumn="0" w:firstRowLastColumn="0" w:lastRowFirstColumn="0" w:lastRowLastColumn="0"/>
+            </w:pPr>
+            <w:r>
+              <w:t xml:space="preserve">Non-owning aggregate pointer </w:t>
+            </w:r>
+          </w:p>
+        </w:tc>
+      </w:tr>
+      <w:tr>
+        <w:trPr>
+          <w:cnfStyle w:val="000000100000" w:firstRow="0" w:lastRow="0" w:firstColumn="0" w:lastColumn="0" w:oddVBand="0" w:evenVBand="0" w:oddHBand="1" w:evenHBand="0" w:firstRowFirstColumn="0" w:firstRowLastColumn="0" w:lastRowFirstColumn="0" w:lastRowLastColumn="0"/>
+        </w:trPr>
+        <w:tc>
+          <w:tcPr>
+            <w:cnfStyle w:val="001000000000" w:firstRow="0" w:lastRow="0" w:firstColumn="1" w:lastColumn="0" w:oddVBand="0" w:evenVBand="0" w:oddHBand="0" w:evenHBand="0" w:firstRowFirstColumn="0" w:firstRowLastColumn="0" w:lastRowFirstColumn="0" w:lastRowLastColumn="0"/>
+            <w:tcW w:w="0" w:type="auto"/>
+            <w:hideMark/>
+          </w:tcPr>
+          <w:p>
+            <w:pPr>
+              <w:spacing w:after="160" w:line="259" w:lineRule="auto"/>
+            </w:pPr>
+            <w:r>
+              <w:t>Isolate</w:t>
+            </w:r>
+          </w:p>
+        </w:tc>
+        <w:tc>
+          <w:tcPr>
+            <w:tcW w:w="0" w:type="auto"/>
+            <w:hideMark/>
+          </w:tcPr>
+          <w:p>
+            <w:pPr>
+              <w:spacing w:after="160" w:line="259" w:lineRule="auto"/>
+              <w:cnfStyle w:val="000000100000" w:firstRow="0" w:lastRow="0" w:firstColumn="0" w:lastColumn="0" w:oddVBand="0" w:evenVBand="0" w:oddHBand="1" w:evenHBand="0" w:firstRowFirstColumn="0" w:firstRowLastColumn="0" w:lastRowFirstColumn="0" w:lastRowLastColumn="0"/>
+            </w:pPr>
+            <w:r>
+              <w:t>AccessControlTeam*</w:t>
+            </w:r>
+          </w:p>
+        </w:tc>
+        <w:tc>
+          <w:tcPr>
+            <w:tcW w:w="0" w:type="auto"/>
+            <w:hideMark/>
+          </w:tcPr>
+          <w:p>
+            <w:pPr>
+              <w:spacing w:after="160" w:line="259" w:lineRule="auto"/>
+              <w:cnfStyle w:val="000000100000" w:firstRow="0" w:lastRow="0" w:firstColumn="0" w:lastColumn="0" w:oddVBand="0" w:evenVBand="0" w:oddHBand="1" w:evenHBand="0" w:firstRowFirstColumn="0" w:firstRowLastColumn="0" w:lastRowFirstColumn="0" w:lastRowLastColumn="0"/>
+            </w:pPr>
+            <w:r>
+              <w:t xml:space="preserve">Non-owning aggregate pointer </w:t>
+            </w:r>
+          </w:p>
+        </w:tc>
+      </w:tr>
+    </w:tbl>
+    <w:p>
+      <w:pPr>
+        <w:rPr>
+          <w:b/>
+          <w:bCs/>
+        </w:rPr>
+      </w:pPr>
+      <w:r>
+        <w:rPr>
+          <w:b/>
+          <w:bCs/>
+        </w:rPr>
+        <w:t>3. MEDIATOR PATTERN</w:t>
       </w:r>
     </w:p>
     <w:p>
+      <w:pPr>
+        <w:rPr>
+          <w:b/>
+          <w:bCs/>
+        </w:rPr>
+      </w:pPr>
       <w:r>
-        <w:t xml:space="preserve">State </w:t>
+        <w:rPr>
+          <w:b/>
+          <w:bCs/>
+        </w:rPr>
+        <w:t>Participants</w:t>
+      </w:r>
+    </w:p>
+    <w:tbl>
+      <w:tblPr>
+        <w:tblStyle w:val="GridTable4-Accent1"/>
+        <w:tblW w:w="0" w:type="auto"/>
+        <w:tblLook w:val="04A0" w:firstRow="1" w:lastRow="0" w:firstColumn="1" w:lastColumn="0" w:noHBand="0" w:noVBand="1"/>
+      </w:tblPr>
+      <w:tblGrid>
+        <w:gridCol w:w="2438"/>
+        <w:gridCol w:w="6578"/>
+      </w:tblGrid>
+      <w:tr>
+        <w:trPr>
+          <w:cnfStyle w:val="100000000000" w:firstRow="1" w:lastRow="0" w:firstColumn="0" w:lastColumn="0" w:oddVBand="0" w:evenVBand="0" w:oddHBand="0" w:evenHBand="0" w:firstRowFirstColumn="0" w:firstRowLastColumn="0" w:lastRowFirstColumn="0" w:lastRowLastColumn="0"/>
+        </w:trPr>
+        <w:tc>
+          <w:tcPr>
+            <w:cnfStyle w:val="001000000000" w:firstRow="0" w:lastRow="0" w:firstColumn="1" w:lastColumn="0" w:oddVBand="0" w:evenVBand="0" w:oddHBand="0" w:evenHBand="0" w:firstRowFirstColumn="0" w:firstRowLastColumn="0" w:lastRowFirstColumn="0" w:lastRowLastColumn="0"/>
+            <w:tcW w:w="0" w:type="auto"/>
+            <w:hideMark/>
+          </w:tcPr>
+          <w:p>
+            <w:pPr>
+              <w:spacing w:after="160" w:line="259" w:lineRule="auto"/>
+            </w:pPr>
+            <w:r>
+              <w:t>Role MD</w:t>
+            </w:r>
+          </w:p>
+        </w:tc>
+        <w:tc>
+          <w:tcPr>
+            <w:tcW w:w="0" w:type="auto"/>
+            <w:hideMark/>
+          </w:tcPr>
+          <w:p>
+            <w:pPr>
+              <w:spacing w:after="160" w:line="259" w:lineRule="auto"/>
+              <w:cnfStyle w:val="100000000000" w:firstRow="1" w:lastRow="0" w:firstColumn="0" w:lastColumn="0" w:oddVBand="0" w:evenVBand="0" w:oddHBand="0" w:evenHBand="0" w:firstRowFirstColumn="0" w:firstRowLastColumn="0" w:lastRowFirstColumn="0" w:lastRowLastColumn="0"/>
+            </w:pPr>
+            <w:r>
+              <w:t>Class(es) MD</w:t>
+            </w:r>
+          </w:p>
+        </w:tc>
+      </w:tr>
+      <w:tr>
+        <w:trPr>
+          <w:cnfStyle w:val="000000100000" w:firstRow="0" w:lastRow="0" w:firstColumn="0" w:lastColumn="0" w:oddVBand="0" w:evenVBand="0" w:oddHBand="1" w:evenHBand="0" w:firstRowFirstColumn="0" w:firstRowLastColumn="0" w:lastRowFirstColumn="0" w:lastRowLastColumn="0"/>
+        </w:trPr>
+        <w:tc>
+          <w:tcPr>
+            <w:cnfStyle w:val="001000000000" w:firstRow="0" w:lastRow="0" w:firstColumn="1" w:lastColumn="0" w:oddVBand="0" w:evenVBand="0" w:oddHBand="0" w:evenHBand="0" w:firstRowFirstColumn="0" w:firstRowLastColumn="0" w:lastRowFirstColumn="0" w:lastRowLastColumn="0"/>
+            <w:tcW w:w="0" w:type="auto"/>
+            <w:hideMark/>
+          </w:tcPr>
+          <w:p>
+            <w:pPr>
+              <w:spacing w:after="160" w:line="259" w:lineRule="auto"/>
+            </w:pPr>
+            <w:r>
+              <w:t>Mediator Interface</w:t>
+            </w:r>
+          </w:p>
+        </w:tc>
+        <w:tc>
+          <w:tcPr>
+            <w:tcW w:w="0" w:type="auto"/>
+            <w:hideMark/>
+          </w:tcPr>
+          <w:p>
+            <w:pPr>
+              <w:spacing w:after="160" w:line="259" w:lineRule="auto"/>
+              <w:cnfStyle w:val="000000100000" w:firstRow="0" w:lastRow="0" w:firstColumn="0" w:lastColumn="0" w:oddVBand="0" w:evenVBand="0" w:oddHBand="1" w:evenHBand="0" w:firstRowFirstColumn="0" w:firstRowLastColumn="0" w:lastRowFirstColumn="0" w:lastRowLastColumn="0"/>
+            </w:pPr>
+            <w:proofErr w:type="spellStart"/>
+            <w:r>
+              <w:t>CommunicationTeam</w:t>
+            </w:r>
+            <w:proofErr w:type="spellEnd"/>
+          </w:p>
+        </w:tc>
+      </w:tr>
+      <w:tr>
+        <w:tc>
+          <w:tcPr>
+            <w:cnfStyle w:val="001000000000" w:firstRow="0" w:lastRow="0" w:firstColumn="1" w:lastColumn="0" w:oddVBand="0" w:evenVBand="0" w:oddHBand="0" w:evenHBand="0" w:firstRowFirstColumn="0" w:firstRowLastColumn="0" w:lastRowFirstColumn="0" w:lastRowLastColumn="0"/>
+            <w:tcW w:w="0" w:type="auto"/>
+            <w:hideMark/>
+          </w:tcPr>
+          <w:p>
+            <w:pPr>
+              <w:spacing w:after="160" w:line="259" w:lineRule="auto"/>
+            </w:pPr>
+            <w:proofErr w:type="spellStart"/>
+            <w:r>
+              <w:t>ConcreteMediator</w:t>
+            </w:r>
+            <w:proofErr w:type="spellEnd"/>
+          </w:p>
+        </w:tc>
+        <w:tc>
+          <w:tcPr>
+            <w:tcW w:w="0" w:type="auto"/>
+            <w:hideMark/>
+          </w:tcPr>
+          <w:p>
+            <w:pPr>
+              <w:spacing w:after="160" w:line="259" w:lineRule="auto"/>
+              <w:cnfStyle w:val="000000000000" w:firstRow="0" w:lastRow="0" w:firstColumn="0" w:lastColumn="0" w:oddVBand="0" w:evenVBand="0" w:oddHBand="0" w:evenHBand="0" w:firstRowFirstColumn="0" w:firstRowLastColumn="0" w:lastRowFirstColumn="0" w:lastRowLastColumn="0"/>
+            </w:pPr>
+            <w:r>
+              <w:t>CommunicationHub</w:t>
+            </w:r>
+          </w:p>
+        </w:tc>
+      </w:tr>
+      <w:tr>
+        <w:trPr>
+          <w:cnfStyle w:val="000000100000" w:firstRow="0" w:lastRow="0" w:firstColumn="0" w:lastColumn="0" w:oddVBand="0" w:evenVBand="0" w:oddHBand="1" w:evenHBand="0" w:firstRowFirstColumn="0" w:firstRowLastColumn="0" w:lastRowFirstColumn="0" w:lastRowLastColumn="0"/>
+        </w:trPr>
+        <w:tc>
+          <w:tcPr>
+            <w:cnfStyle w:val="001000000000" w:firstRow="0" w:lastRow="0" w:firstColumn="1" w:lastColumn="0" w:oddVBand="0" w:evenVBand="0" w:oddHBand="0" w:evenHBand="0" w:firstRowFirstColumn="0" w:firstRowLastColumn="0" w:lastRowFirstColumn="0" w:lastRowLastColumn="0"/>
+            <w:tcW w:w="0" w:type="auto"/>
+            <w:hideMark/>
+          </w:tcPr>
+          <w:p>
+            <w:pPr>
+              <w:spacing w:after="160" w:line="259" w:lineRule="auto"/>
+            </w:pPr>
+            <w:r>
+              <w:t>Colleague (Abstract)</w:t>
+            </w:r>
+          </w:p>
+        </w:tc>
+        <w:tc>
+          <w:tcPr>
+            <w:tcW w:w="0" w:type="auto"/>
+            <w:hideMark/>
+          </w:tcPr>
+          <w:p>
+            <w:pPr>
+              <w:spacing w:after="160" w:line="259" w:lineRule="auto"/>
+              <w:cnfStyle w:val="000000100000" w:firstRow="0" w:lastRow="0" w:firstColumn="0" w:lastColumn="0" w:oddVBand="0" w:evenVBand="0" w:oddHBand="1" w:evenHBand="0" w:firstRowFirstColumn="0" w:firstRowLastColumn="0" w:lastRowFirstColumn="0" w:lastRowLastColumn="0"/>
+            </w:pPr>
+            <w:proofErr w:type="spellStart"/>
+            <w:r>
+              <w:t>FirstResponder</w:t>
+            </w:r>
+            <w:proofErr w:type="spellEnd"/>
+          </w:p>
+        </w:tc>
+      </w:tr>
+      <w:tr>
+        <w:tc>
+          <w:tcPr>
+            <w:cnfStyle w:val="001000000000" w:firstRow="0" w:lastRow="0" w:firstColumn="1" w:lastColumn="0" w:oddVBand="0" w:evenVBand="0" w:oddHBand="0" w:evenHBand="0" w:firstRowFirstColumn="0" w:firstRowLastColumn="0" w:lastRowFirstColumn="0" w:lastRowLastColumn="0"/>
+            <w:tcW w:w="0" w:type="auto"/>
+            <w:hideMark/>
+          </w:tcPr>
+          <w:p>
+            <w:pPr>
+              <w:spacing w:after="160" w:line="259" w:lineRule="auto"/>
+            </w:pPr>
+            <w:proofErr w:type="spellStart"/>
+            <w:r>
+              <w:t>ConcreteColleagues</w:t>
+            </w:r>
+            <w:proofErr w:type="spellEnd"/>
+          </w:p>
+        </w:tc>
+        <w:tc>
+          <w:tcPr>
+            <w:tcW w:w="0" w:type="auto"/>
+            <w:hideMark/>
+          </w:tcPr>
+          <w:p>
+            <w:pPr>
+              <w:spacing w:after="160" w:line="259" w:lineRule="auto"/>
+              <w:cnfStyle w:val="000000000000" w:firstRow="0" w:lastRow="0" w:firstColumn="0" w:lastColumn="0" w:oddVBand="0" w:evenVBand="0" w:oddHBand="0" w:evenHBand="0" w:firstRowFirstColumn="0" w:firstRowLastColumn="0" w:lastRowFirstColumn="0" w:lastRowLastColumn="0"/>
+            </w:pPr>
+            <w:r>
+              <w:t>SecurityGuards, FirstAidTeam, FacilityStaff, AccessControlTeam</w:t>
+            </w:r>
+          </w:p>
+        </w:tc>
+      </w:tr>
+    </w:tbl>
+    <w:p>
+      <w:pPr>
+        <w:rPr>
+          <w:b/>
+          <w:bCs/>
+        </w:rPr>
+      </w:pPr>
+      <w:r>
+        <w:rPr>
+          <w:b/>
+          <w:bCs/>
+        </w:rPr>
+        <w:t>Colleague Event Reactions</w:t>
+      </w:r>
+    </w:p>
+    <w:tbl>
+      <w:tblPr>
+        <w:tblStyle w:val="GridTable4-Accent1"/>
+        <w:tblW w:w="0" w:type="auto"/>
+        <w:tblLook w:val="04A0" w:firstRow="1" w:lastRow="0" w:firstColumn="1" w:lastColumn="0" w:noHBand="0" w:noVBand="1"/>
+      </w:tblPr>
+      <w:tblGrid>
+        <w:gridCol w:w="2403"/>
+        <w:gridCol w:w="3051"/>
+        <w:gridCol w:w="3562"/>
+      </w:tblGrid>
+      <w:tr>
+        <w:trPr>
+          <w:cnfStyle w:val="100000000000" w:firstRow="1" w:lastRow="0" w:firstColumn="0" w:lastColumn="0" w:oddVBand="0" w:evenVBand="0" w:oddHBand="0" w:evenHBand="0" w:firstRowFirstColumn="0" w:firstRowLastColumn="0" w:lastRowFirstColumn="0" w:lastRowLastColumn="0"/>
+        </w:trPr>
+        <w:tc>
+          <w:tcPr>
+            <w:cnfStyle w:val="001000000000" w:firstRow="0" w:lastRow="0" w:firstColumn="1" w:lastColumn="0" w:oddVBand="0" w:evenVBand="0" w:oddHBand="0" w:evenHBand="0" w:firstRowFirstColumn="0" w:firstRowLastColumn="0" w:lastRowFirstColumn="0" w:lastRowLastColumn="0"/>
+            <w:tcW w:w="0" w:type="auto"/>
+            <w:hideMark/>
+          </w:tcPr>
+          <w:p>
+            <w:pPr>
+              <w:spacing w:after="160" w:line="259" w:lineRule="auto"/>
+            </w:pPr>
+            <w:r>
+              <w:t>Colleague MD</w:t>
+            </w:r>
+          </w:p>
+        </w:tc>
+        <w:tc>
+          <w:tcPr>
+            <w:tcW w:w="0" w:type="auto"/>
+            <w:hideMark/>
+          </w:tcPr>
+          <w:p>
+            <w:pPr>
+              <w:spacing w:after="160" w:line="259" w:lineRule="auto"/>
+              <w:cnfStyle w:val="100000000000" w:firstRow="1" w:lastRow="0" w:firstColumn="0" w:lastColumn="0" w:oddVBand="0" w:evenVBand="0" w:oddHBand="0" w:evenHBand="0" w:firstRowFirstColumn="0" w:firstRowLastColumn="0" w:lastRowFirstColumn="0" w:lastRowLastColumn="0"/>
+            </w:pPr>
+            <w:r>
+              <w:t>Event String MD</w:t>
+            </w:r>
+          </w:p>
+        </w:tc>
+        <w:tc>
+          <w:tcPr>
+            <w:tcW w:w="0" w:type="auto"/>
+            <w:hideMark/>
+          </w:tcPr>
+          <w:p>
+            <w:pPr>
+              <w:spacing w:after="160" w:line="259" w:lineRule="auto"/>
+              <w:cnfStyle w:val="100000000000" w:firstRow="1" w:lastRow="0" w:firstColumn="0" w:lastColumn="0" w:oddVBand="0" w:evenVBand="0" w:oddHBand="0" w:evenHBand="0" w:firstRowFirstColumn="0" w:firstRowLastColumn="0" w:lastRowFirstColumn="0" w:lastRowLastColumn="0"/>
+            </w:pPr>
+            <w:r>
+              <w:t>Reaction Taken MD</w:t>
+            </w:r>
+          </w:p>
+        </w:tc>
+      </w:tr>
+      <w:tr>
+        <w:trPr>
+          <w:cnfStyle w:val="000000100000" w:firstRow="0" w:lastRow="0" w:firstColumn="0" w:lastColumn="0" w:oddVBand="0" w:evenVBand="0" w:oddHBand="1" w:evenHBand="0" w:firstRowFirstColumn="0" w:firstRowLastColumn="0" w:lastRowFirstColumn="0" w:lastRowLastColumn="0"/>
+        </w:trPr>
+        <w:tc>
+          <w:tcPr>
+            <w:cnfStyle w:val="001000000000" w:firstRow="0" w:lastRow="0" w:firstColumn="1" w:lastColumn="0" w:oddVBand="0" w:evenVBand="0" w:oddHBand="0" w:evenHBand="0" w:firstRowFirstColumn="0" w:firstRowLastColumn="0" w:lastRowFirstColumn="0" w:lastRowLastColumn="0"/>
+            <w:tcW w:w="0" w:type="auto"/>
+            <w:hideMark/>
+          </w:tcPr>
+          <w:p>
+            <w:pPr>
+              <w:spacing w:after="160" w:line="259" w:lineRule="auto"/>
+            </w:pPr>
+            <w:r>
+              <w:t>SecurityGuards</w:t>
+            </w:r>
+          </w:p>
+        </w:tc>
+        <w:tc>
+          <w:tcPr>
+            <w:tcW w:w="0" w:type="auto"/>
+            <w:hideMark/>
+          </w:tcPr>
+          <w:p>
+            <w:pPr>
+              <w:spacing w:after="160" w:line="259" w:lineRule="auto"/>
+              <w:cnfStyle w:val="000000100000" w:firstRow="0" w:lastRow="0" w:firstColumn="0" w:lastColumn="0" w:oddVBand="0" w:evenVBand="0" w:oddHBand="1" w:evenHBand="0" w:firstRowFirstColumn="0" w:firstRowLastColumn="0" w:lastRowFirstColumn="0" w:lastRowLastColumn="0"/>
+            </w:pPr>
+            <w:r>
+              <w:t>"INCIDENT_REPORTED"</w:t>
+            </w:r>
+          </w:p>
+        </w:tc>
+        <w:tc>
+          <w:tcPr>
+            <w:tcW w:w="0" w:type="auto"/>
+            <w:hideMark/>
+          </w:tcPr>
+          <w:p>
+            <w:pPr>
+              <w:spacing w:after="160" w:line="259" w:lineRule="auto"/>
+              <w:cnfStyle w:val="000000100000" w:firstRow="0" w:lastRow="0" w:firstColumn="0" w:lastColumn="0" w:oddVBand="0" w:evenVBand="0" w:oddHBand="1" w:evenHBand="0" w:firstRowFirstColumn="0" w:firstRowLastColumn="0" w:lastRowFirstColumn="0" w:lastRowLastColumn="0"/>
+            </w:pPr>
+            <w:r>
+              <w:t xml:space="preserve">Logs security awareness; increases patrol vigilance </w:t>
+            </w:r>
+          </w:p>
+        </w:tc>
+      </w:tr>
+      <w:tr>
+        <w:tc>
+          <w:tcPr>
+            <w:cnfStyle w:val="001000000000" w:firstRow="0" w:lastRow="0" w:firstColumn="1" w:lastColumn="0" w:oddVBand="0" w:evenVBand="0" w:oddHBand="0" w:evenHBand="0" w:firstRowFirstColumn="0" w:firstRowLastColumn="0" w:lastRowFirstColumn="0" w:lastRowLastColumn="0"/>
+            <w:tcW w:w="0" w:type="auto"/>
+            <w:hideMark/>
+          </w:tcPr>
+          <w:p>
+            <w:pPr>
+              <w:spacing w:after="160" w:line="259" w:lineRule="auto"/>
+            </w:pPr>
+            <w:r>
+              <w:t>SecurityGuards</w:t>
+            </w:r>
+          </w:p>
+        </w:tc>
+        <w:tc>
+          <w:tcPr>
+            <w:tcW w:w="0" w:type="auto"/>
+            <w:hideMark/>
+          </w:tcPr>
+          <w:p>
+            <w:pPr>
+              <w:spacing w:after="160" w:line="259" w:lineRule="auto"/>
+              <w:cnfStyle w:val="000000000000" w:firstRow="0" w:lastRow="0" w:firstColumn="0" w:lastColumn="0" w:oddVBand="0" w:evenVBand="0" w:oddHBand="0" w:evenHBand="0" w:firstRowFirstColumn="0" w:firstRowLastColumn="0" w:lastRowFirstColumn="0" w:lastRowLastColumn="0"/>
+            </w:pPr>
+            <w:r>
+              <w:t>"EMERGENCY_DECLARED"</w:t>
+            </w:r>
+          </w:p>
+        </w:tc>
+        <w:tc>
+          <w:tcPr>
+            <w:tcW w:w="0" w:type="auto"/>
+            <w:hideMark/>
+          </w:tcPr>
+          <w:p>
+            <w:pPr>
+              <w:spacing w:after="160" w:line="259" w:lineRule="auto"/>
+              <w:cnfStyle w:val="000000000000" w:firstRow="0" w:lastRow="0" w:firstColumn="0" w:lastColumn="0" w:oddVBand="0" w:evenVBand="0" w:oddHBand="0" w:evenHBand="0" w:firstRowFirstColumn="0" w:firstRowLastColumn="0" w:lastRowFirstColumn="0" w:lastRowLastColumn="0"/>
+            </w:pPr>
+            <w:r>
+              <w:t xml:space="preserve">Triggers immediate perimeter security lockdown </w:t>
+            </w:r>
+          </w:p>
+        </w:tc>
+      </w:tr>
+      <w:tr>
+        <w:trPr>
+          <w:cnfStyle w:val="000000100000" w:firstRow="0" w:lastRow="0" w:firstColumn="0" w:lastColumn="0" w:oddVBand="0" w:evenVBand="0" w:oddHBand="1" w:evenHBand="0" w:firstRowFirstColumn="0" w:firstRowLastColumn="0" w:lastRowFirstColumn="0" w:lastRowLastColumn="0"/>
+        </w:trPr>
+        <w:tc>
+          <w:tcPr>
+            <w:cnfStyle w:val="001000000000" w:firstRow="0" w:lastRow="0" w:firstColumn="1" w:lastColumn="0" w:oddVBand="0" w:evenVBand="0" w:oddHBand="0" w:evenHBand="0" w:firstRowFirstColumn="0" w:firstRowLastColumn="0" w:lastRowFirstColumn="0" w:lastRowLastColumn="0"/>
+            <w:tcW w:w="0" w:type="auto"/>
+            <w:hideMark/>
+          </w:tcPr>
+          <w:p>
+            <w:pPr>
+              <w:spacing w:after="160" w:line="259" w:lineRule="auto"/>
+            </w:pPr>
+            <w:r>
+              <w:t>SecurityGuards</w:t>
+            </w:r>
+          </w:p>
+        </w:tc>
+        <w:tc>
+          <w:tcPr>
+            <w:tcW w:w="0" w:type="auto"/>
+            <w:hideMark/>
+          </w:tcPr>
+          <w:p>
+            <w:pPr>
+              <w:spacing w:after="160" w:line="259" w:lineRule="auto"/>
+              <w:cnfStyle w:val="000000100000" w:firstRow="0" w:lastRow="0" w:firstColumn="0" w:lastColumn="0" w:oddVBand="0" w:evenVBand="0" w:oddHBand="1" w:evenHBand="0" w:firstRowFirstColumn="0" w:firstRowLastColumn="0" w:lastRowFirstColumn="0" w:lastRowLastColumn="0"/>
+            </w:pPr>
+            <w:r>
+              <w:t>"INCIDENT_RESOLVED"</w:t>
+            </w:r>
+          </w:p>
+        </w:tc>
+        <w:tc>
+          <w:tcPr>
+            <w:tcW w:w="0" w:type="auto"/>
+            <w:hideMark/>
+          </w:tcPr>
+          <w:p>
+            <w:pPr>
+              <w:spacing w:after="160" w:line="259" w:lineRule="auto"/>
+              <w:cnfStyle w:val="000000100000" w:firstRow="0" w:lastRow="0" w:firstColumn="0" w:lastColumn="0" w:oddVBand="0" w:evenVBand="0" w:oddHBand="1" w:evenHBand="0" w:firstRowFirstColumn="0" w:firstRowLastColumn="0" w:lastRowFirstColumn="0" w:lastRowLastColumn="0"/>
+            </w:pPr>
+            <w:r>
+              <w:t xml:space="preserve">Stands down active tactical teams </w:t>
+            </w:r>
+          </w:p>
+        </w:tc>
+      </w:tr>
+      <w:tr>
+        <w:tc>
+          <w:tcPr>
+            <w:cnfStyle w:val="001000000000" w:firstRow="0" w:lastRow="0" w:firstColumn="1" w:lastColumn="0" w:oddVBand="0" w:evenVBand="0" w:oddHBand="0" w:evenHBand="0" w:firstRowFirstColumn="0" w:firstRowLastColumn="0" w:lastRowFirstColumn="0" w:lastRowLastColumn="0"/>
+            <w:tcW w:w="0" w:type="auto"/>
+            <w:hideMark/>
+          </w:tcPr>
+          <w:p>
+            <w:pPr>
+              <w:spacing w:after="160" w:line="259" w:lineRule="auto"/>
+            </w:pPr>
+            <w:r>
+              <w:lastRenderedPageBreak/>
+              <w:t>SecurityGuards</w:t>
+            </w:r>
+          </w:p>
+        </w:tc>
+        <w:tc>
+          <w:tcPr>
+            <w:tcW w:w="0" w:type="auto"/>
+            <w:hideMark/>
+          </w:tcPr>
+          <w:p>
+            <w:pPr>
+              <w:spacing w:after="160" w:line="259" w:lineRule="auto"/>
+              <w:cnfStyle w:val="000000000000" w:firstRow="0" w:lastRow="0" w:firstColumn="0" w:lastColumn="0" w:oddVBand="0" w:evenVBand="0" w:oddHBand="0" w:evenHBand="0" w:firstRowFirstColumn="0" w:firstRowLastColumn="0" w:lastRowFirstColumn="0" w:lastRowLastColumn="0"/>
+            </w:pPr>
+            <w:r>
+              <w:t>"ZONE_LOCKED"</w:t>
+            </w:r>
+          </w:p>
+        </w:tc>
+        <w:tc>
+          <w:tcPr>
+            <w:tcW w:w="0" w:type="auto"/>
+            <w:hideMark/>
+          </w:tcPr>
+          <w:p>
+            <w:pPr>
+              <w:spacing w:after="160" w:line="259" w:lineRule="auto"/>
+              <w:cnfStyle w:val="000000000000" w:firstRow="0" w:lastRow="0" w:firstColumn="0" w:lastColumn="0" w:oddVBand="0" w:evenVBand="0" w:oddHBand="0" w:evenHBand="0" w:firstRowFirstColumn="0" w:firstRowLastColumn="0" w:lastRowFirstColumn="0" w:lastRowLastColumn="0"/>
+            </w:pPr>
+            <w:r>
+              <w:t xml:space="preserve">Deploys guards to monitor locked zone boundary </w:t>
+            </w:r>
+          </w:p>
+        </w:tc>
+      </w:tr>
+      <w:tr>
+        <w:trPr>
+          <w:cnfStyle w:val="000000100000" w:firstRow="0" w:lastRow="0" w:firstColumn="0" w:lastColumn="0" w:oddVBand="0" w:evenVBand="0" w:oddHBand="1" w:evenHBand="0" w:firstRowFirstColumn="0" w:firstRowLastColumn="0" w:lastRowFirstColumn="0" w:lastRowLastColumn="0"/>
+        </w:trPr>
+        <w:tc>
+          <w:tcPr>
+            <w:cnfStyle w:val="001000000000" w:firstRow="0" w:lastRow="0" w:firstColumn="1" w:lastColumn="0" w:oddVBand="0" w:evenVBand="0" w:oddHBand="0" w:evenHBand="0" w:firstRowFirstColumn="0" w:firstRowLastColumn="0" w:lastRowFirstColumn="0" w:lastRowLastColumn="0"/>
+            <w:tcW w:w="0" w:type="auto"/>
+            <w:hideMark/>
+          </w:tcPr>
+          <w:p>
+            <w:pPr>
+              <w:spacing w:after="160" w:line="259" w:lineRule="auto"/>
+            </w:pPr>
+            <w:r>
+              <w:t>FirstAidTeam</w:t>
+            </w:r>
+          </w:p>
+        </w:tc>
+        <w:tc>
+          <w:tcPr>
+            <w:tcW w:w="0" w:type="auto"/>
+            <w:hideMark/>
+          </w:tcPr>
+          <w:p>
+            <w:pPr>
+              <w:spacing w:after="160" w:line="259" w:lineRule="auto"/>
+              <w:cnfStyle w:val="000000100000" w:firstRow="0" w:lastRow="0" w:firstColumn="0" w:lastColumn="0" w:oddVBand="0" w:evenVBand="0" w:oddHBand="1" w:evenHBand="0" w:firstRowFirstColumn="0" w:firstRowLastColumn="0" w:lastRowFirstColumn="0" w:lastRowLastColumn="0"/>
+            </w:pPr>
+            <w:r>
+              <w:t>"INCIDENT_REPORTED"</w:t>
+            </w:r>
+          </w:p>
+        </w:tc>
+        <w:tc>
+          <w:tcPr>
+            <w:tcW w:w="0" w:type="auto"/>
+            <w:hideMark/>
+          </w:tcPr>
+          <w:p>
+            <w:pPr>
+              <w:spacing w:after="160" w:line="259" w:lineRule="auto"/>
+              <w:cnfStyle w:val="000000100000" w:firstRow="0" w:lastRow="0" w:firstColumn="0" w:lastColumn="0" w:oddVBand="0" w:evenVBand="0" w:oddHBand="1" w:evenHBand="0" w:firstRowFirstColumn="0" w:firstRowLastColumn="0" w:lastRowFirstColumn="0" w:lastRowLastColumn="0"/>
+            </w:pPr>
+            <w:r>
+              <w:t xml:space="preserve">Prepares medical equipment and triage kits </w:t>
+            </w:r>
+          </w:p>
+        </w:tc>
+      </w:tr>
+      <w:tr>
+        <w:tc>
+          <w:tcPr>
+            <w:cnfStyle w:val="001000000000" w:firstRow="0" w:lastRow="0" w:firstColumn="1" w:lastColumn="0" w:oddVBand="0" w:evenVBand="0" w:oddHBand="0" w:evenHBand="0" w:firstRowFirstColumn="0" w:firstRowLastColumn="0" w:lastRowFirstColumn="0" w:lastRowLastColumn="0"/>
+            <w:tcW w:w="0" w:type="auto"/>
+            <w:hideMark/>
+          </w:tcPr>
+          <w:p>
+            <w:pPr>
+              <w:spacing w:after="160" w:line="259" w:lineRule="auto"/>
+            </w:pPr>
+            <w:r>
+              <w:t>FirstAidTeam</w:t>
+            </w:r>
+          </w:p>
+        </w:tc>
+        <w:tc>
+          <w:tcPr>
+            <w:tcW w:w="0" w:type="auto"/>
+            <w:hideMark/>
+          </w:tcPr>
+          <w:p>
+            <w:pPr>
+              <w:spacing w:after="160" w:line="259" w:lineRule="auto"/>
+              <w:cnfStyle w:val="000000000000" w:firstRow="0" w:lastRow="0" w:firstColumn="0" w:lastColumn="0" w:oddVBand="0" w:evenVBand="0" w:oddHBand="0" w:evenHBand="0" w:firstRowFirstColumn="0" w:firstRowLastColumn="0" w:lastRowFirstColumn="0" w:lastRowLastColumn="0"/>
+            </w:pPr>
+            <w:r>
+              <w:t>"BACKUP_NEEDED"</w:t>
+            </w:r>
+          </w:p>
+        </w:tc>
+        <w:tc>
+          <w:tcPr>
+            <w:tcW w:w="0" w:type="auto"/>
+            <w:hideMark/>
+          </w:tcPr>
+          <w:p>
+            <w:pPr>
+              <w:spacing w:after="160" w:line="259" w:lineRule="auto"/>
+              <w:cnfStyle w:val="000000000000" w:firstRow="0" w:lastRow="0" w:firstColumn="0" w:lastColumn="0" w:oddVBand="0" w:evenVBand="0" w:oddHBand="0" w:evenHBand="0" w:firstRowFirstColumn="0" w:firstRowLastColumn="0" w:lastRowFirstColumn="0" w:lastRowLastColumn="0"/>
+            </w:pPr>
+            <w:r>
+              <w:t xml:space="preserve">Dispatches additional medical personnel to requested sector </w:t>
+            </w:r>
+          </w:p>
+        </w:tc>
+      </w:tr>
+      <w:tr>
+        <w:trPr>
+          <w:cnfStyle w:val="000000100000" w:firstRow="0" w:lastRow="0" w:firstColumn="0" w:lastColumn="0" w:oddVBand="0" w:evenVBand="0" w:oddHBand="1" w:evenHBand="0" w:firstRowFirstColumn="0" w:firstRowLastColumn="0" w:lastRowFirstColumn="0" w:lastRowLastColumn="0"/>
+        </w:trPr>
+        <w:tc>
+          <w:tcPr>
+            <w:cnfStyle w:val="001000000000" w:firstRow="0" w:lastRow="0" w:firstColumn="1" w:lastColumn="0" w:oddVBand="0" w:evenVBand="0" w:oddHBand="0" w:evenHBand="0" w:firstRowFirstColumn="0" w:firstRowLastColumn="0" w:lastRowFirstColumn="0" w:lastRowLastColumn="0"/>
+            <w:tcW w:w="0" w:type="auto"/>
+            <w:hideMark/>
+          </w:tcPr>
+          <w:p>
+            <w:pPr>
+              <w:spacing w:after="160" w:line="259" w:lineRule="auto"/>
+            </w:pPr>
+            <w:r>
+              <w:t>FirstAidTeam</w:t>
+            </w:r>
+          </w:p>
+        </w:tc>
+        <w:tc>
+          <w:tcPr>
+            <w:tcW w:w="0" w:type="auto"/>
+            <w:hideMark/>
+          </w:tcPr>
+          <w:p>
+            <w:pPr>
+              <w:spacing w:after="160" w:line="259" w:lineRule="auto"/>
+              <w:cnfStyle w:val="000000100000" w:firstRow="0" w:lastRow="0" w:firstColumn="0" w:lastColumn="0" w:oddVBand="0" w:evenVBand="0" w:oddHBand="1" w:evenHBand="0" w:firstRowFirstColumn="0" w:firstRowLastColumn="0" w:lastRowFirstColumn="0" w:lastRowLastColumn="0"/>
+            </w:pPr>
+            <w:r>
+              <w:t>"EMERGENCY_DECLARED"</w:t>
+            </w:r>
+          </w:p>
+        </w:tc>
+        <w:tc>
+          <w:tcPr>
+            <w:tcW w:w="0" w:type="auto"/>
+            <w:hideMark/>
+          </w:tcPr>
+          <w:p>
+            <w:pPr>
+              <w:spacing w:after="160" w:line="259" w:lineRule="auto"/>
+              <w:cnfStyle w:val="000000100000" w:firstRow="0" w:lastRow="0" w:firstColumn="0" w:lastColumn="0" w:oddVBand="0" w:evenVBand="0" w:oddHBand="1" w:evenHBand="0" w:firstRowFirstColumn="0" w:firstRowLastColumn="0" w:lastRowFirstColumn="0" w:lastRowLastColumn="0"/>
+            </w:pPr>
+            <w:r>
+              <w:t xml:space="preserve">Prepares field trauma unit for incoming casualties </w:t>
+            </w:r>
+          </w:p>
+        </w:tc>
+      </w:tr>
+      <w:tr>
+        <w:tc>
+          <w:tcPr>
+            <w:cnfStyle w:val="001000000000" w:firstRow="0" w:lastRow="0" w:firstColumn="1" w:lastColumn="0" w:oddVBand="0" w:evenVBand="0" w:oddHBand="0" w:evenHBand="0" w:firstRowFirstColumn="0" w:firstRowLastColumn="0" w:lastRowFirstColumn="0" w:lastRowLastColumn="0"/>
+            <w:tcW w:w="0" w:type="auto"/>
+            <w:hideMark/>
+          </w:tcPr>
+          <w:p>
+            <w:pPr>
+              <w:spacing w:after="160" w:line="259" w:lineRule="auto"/>
+            </w:pPr>
+            <w:r>
+              <w:t>FacilityStaff</w:t>
+            </w:r>
+          </w:p>
+        </w:tc>
+        <w:tc>
+          <w:tcPr>
+            <w:tcW w:w="0" w:type="auto"/>
+            <w:hideMark/>
+          </w:tcPr>
+          <w:p>
+            <w:pPr>
+              <w:spacing w:after="160" w:line="259" w:lineRule="auto"/>
+              <w:cnfStyle w:val="000000000000" w:firstRow="0" w:lastRow="0" w:firstColumn="0" w:lastColumn="0" w:oddVBand="0" w:evenVBand="0" w:oddHBand="0" w:evenHBand="0" w:firstRowFirstColumn="0" w:firstRowLastColumn="0" w:lastRowFirstColumn="0" w:lastRowLastColumn="0"/>
+            </w:pPr>
+            <w:r>
+              <w:t>"BUILDING_CLEARED"</w:t>
+            </w:r>
+          </w:p>
+        </w:tc>
+        <w:tc>
+          <w:tcPr>
+            <w:tcW w:w="0" w:type="auto"/>
+            <w:hideMark/>
+          </w:tcPr>
+          <w:p>
+            <w:pPr>
+              <w:spacing w:after="160" w:line="259" w:lineRule="auto"/>
+              <w:cnfStyle w:val="000000000000" w:firstRow="0" w:lastRow="0" w:firstColumn="0" w:lastColumn="0" w:oddVBand="0" w:evenVBand="0" w:oddHBand="0" w:evenHBand="0" w:firstRowFirstColumn="0" w:firstRowLastColumn="0" w:lastRowFirstColumn="0" w:lastRowLastColumn="0"/>
+            </w:pPr>
+            <w:r>
+              <w:t xml:space="preserve">Locks down utility infrastructure </w:t>
+            </w:r>
+          </w:p>
+        </w:tc>
+      </w:tr>
+      <w:tr>
+        <w:trPr>
+          <w:cnfStyle w:val="000000100000" w:firstRow="0" w:lastRow="0" w:firstColumn="0" w:lastColumn="0" w:oddVBand="0" w:evenVBand="0" w:oddHBand="1" w:evenHBand="0" w:firstRowFirstColumn="0" w:firstRowLastColumn="0" w:lastRowFirstColumn="0" w:lastRowLastColumn="0"/>
+        </w:trPr>
+        <w:tc>
+          <w:tcPr>
+            <w:cnfStyle w:val="001000000000" w:firstRow="0" w:lastRow="0" w:firstColumn="1" w:lastColumn="0" w:oddVBand="0" w:evenVBand="0" w:oddHBand="0" w:evenHBand="0" w:firstRowFirstColumn="0" w:firstRowLastColumn="0" w:lastRowFirstColumn="0" w:lastRowLastColumn="0"/>
+            <w:tcW w:w="0" w:type="auto"/>
+            <w:hideMark/>
+          </w:tcPr>
+          <w:p>
+            <w:pPr>
+              <w:spacing w:after="160" w:line="259" w:lineRule="auto"/>
+            </w:pPr>
+            <w:r>
+              <w:t>FacilityStaff</w:t>
+            </w:r>
+          </w:p>
+        </w:tc>
+        <w:tc>
+          <w:tcPr>
+            <w:tcW w:w="0" w:type="auto"/>
+            <w:hideMark/>
+          </w:tcPr>
+          <w:p>
+            <w:pPr>
+              <w:spacing w:after="160" w:line="259" w:lineRule="auto"/>
+              <w:cnfStyle w:val="000000100000" w:firstRow="0" w:lastRow="0" w:firstColumn="0" w:lastColumn="0" w:oddVBand="0" w:evenVBand="0" w:oddHBand="1" w:evenHBand="0" w:firstRowFirstColumn="0" w:firstRowLastColumn="0" w:lastRowFirstColumn="0" w:lastRowLastColumn="0"/>
+            </w:pPr>
+            <w:r>
+              <w:t>"INCIDENT_RESOLVED"</w:t>
+            </w:r>
+          </w:p>
+        </w:tc>
+        <w:tc>
+          <w:tcPr>
+            <w:tcW w:w="0" w:type="auto"/>
+            <w:hideMark/>
+          </w:tcPr>
+          <w:p>
+            <w:pPr>
+              <w:spacing w:after="160" w:line="259" w:lineRule="auto"/>
+              <w:cnfStyle w:val="000000100000" w:firstRow="0" w:lastRow="0" w:firstColumn="0" w:lastColumn="0" w:oddVBand="0" w:evenVBand="0" w:oddHBand="1" w:evenHBand="0" w:firstRowFirstColumn="0" w:firstRowLastColumn="0" w:lastRowFirstColumn="0" w:lastRowLastColumn="0"/>
+            </w:pPr>
+            <w:r>
+              <w:t xml:space="preserve">Calls </w:t>
+            </w:r>
+            <w:proofErr w:type="spellStart"/>
+            <w:proofErr w:type="gramStart"/>
+            <w:r>
+              <w:t>dispatchMaintanance</w:t>
+            </w:r>
+            <w:proofErr w:type="spellEnd"/>
+            <w:r>
+              <w:t>(</w:t>
+            </w:r>
+            <w:proofErr w:type="gramEnd"/>
+            <w:r>
+              <w:t xml:space="preserve">) to inspect damage </w:t>
+            </w:r>
+          </w:p>
+        </w:tc>
+      </w:tr>
+      <w:tr>
+        <w:tc>
+          <w:tcPr>
+            <w:cnfStyle w:val="001000000000" w:firstRow="0" w:lastRow="0" w:firstColumn="1" w:lastColumn="0" w:oddVBand="0" w:evenVBand="0" w:oddHBand="0" w:evenHBand="0" w:firstRowFirstColumn="0" w:firstRowLastColumn="0" w:lastRowFirstColumn="0" w:lastRowLastColumn="0"/>
+            <w:tcW w:w="0" w:type="auto"/>
+            <w:hideMark/>
+          </w:tcPr>
+          <w:p>
+            <w:pPr>
+              <w:spacing w:after="160" w:line="259" w:lineRule="auto"/>
+            </w:pPr>
+            <w:r>
+              <w:t>FacilityStaff</w:t>
+            </w:r>
+          </w:p>
+        </w:tc>
+        <w:tc>
+          <w:tcPr>
+            <w:tcW w:w="0" w:type="auto"/>
+            <w:hideMark/>
+          </w:tcPr>
+          <w:p>
+            <w:pPr>
+              <w:spacing w:after="160" w:line="259" w:lineRule="auto"/>
+              <w:cnfStyle w:val="000000000000" w:firstRow="0" w:lastRow="0" w:firstColumn="0" w:lastColumn="0" w:oddVBand="0" w:evenVBand="0" w:oddHBand="0" w:evenHBand="0" w:firstRowFirstColumn="0" w:firstRowLastColumn="0" w:lastRowFirstColumn="0" w:lastRowLastColumn="0"/>
+            </w:pPr>
+            <w:r>
+              <w:t>"ZONE_LOCKED"</w:t>
+            </w:r>
+          </w:p>
+        </w:tc>
+        <w:tc>
+          <w:tcPr>
+            <w:tcW w:w="0" w:type="auto"/>
+            <w:hideMark/>
+          </w:tcPr>
+          <w:p>
+            <w:pPr>
+              <w:spacing w:after="160" w:line="259" w:lineRule="auto"/>
+              <w:cnfStyle w:val="000000000000" w:firstRow="0" w:lastRow="0" w:firstColumn="0" w:lastColumn="0" w:oddVBand="0" w:evenVBand="0" w:oddHBand="0" w:evenHBand="0" w:firstRowFirstColumn="0" w:firstRowLastColumn="0" w:lastRowFirstColumn="0" w:lastRowLastColumn="0"/>
+            </w:pPr>
+            <w:r>
+              <w:t xml:space="preserve">Secures secondary utility access points within locked sector </w:t>
+            </w:r>
+          </w:p>
+        </w:tc>
+      </w:tr>
+      <w:tr>
+        <w:trPr>
+          <w:cnfStyle w:val="000000100000" w:firstRow="0" w:lastRow="0" w:firstColumn="0" w:lastColumn="0" w:oddVBand="0" w:evenVBand="0" w:oddHBand="1" w:evenHBand="0" w:firstRowFirstColumn="0" w:firstRowLastColumn="0" w:lastRowFirstColumn="0" w:lastRowLastColumn="0"/>
+        </w:trPr>
+        <w:tc>
+          <w:tcPr>
+            <w:cnfStyle w:val="001000000000" w:firstRow="0" w:lastRow="0" w:firstColumn="1" w:lastColumn="0" w:oddVBand="0" w:evenVBand="0" w:oddHBand="0" w:evenHBand="0" w:firstRowFirstColumn="0" w:firstRowLastColumn="0" w:lastRowFirstColumn="0" w:lastRowLastColumn="0"/>
+            <w:tcW w:w="0" w:type="auto"/>
+            <w:hideMark/>
+          </w:tcPr>
+          <w:p>
+            <w:pPr>
+              <w:spacing w:after="160" w:line="259" w:lineRule="auto"/>
+            </w:pPr>
+            <w:r>
+              <w:t>AccessControlTeam</w:t>
+            </w:r>
+          </w:p>
+        </w:tc>
+        <w:tc>
+          <w:tcPr>
+            <w:tcW w:w="0" w:type="auto"/>
+            <w:hideMark/>
+          </w:tcPr>
+          <w:p>
+            <w:pPr>
+              <w:spacing w:after="160" w:line="259" w:lineRule="auto"/>
+              <w:cnfStyle w:val="000000100000" w:firstRow="0" w:lastRow="0" w:firstColumn="0" w:lastColumn="0" w:oddVBand="0" w:evenVBand="0" w:oddHBand="1" w:evenHBand="0" w:firstRowFirstColumn="0" w:firstRowLastColumn="0" w:lastRowFirstColumn="0" w:lastRowLastColumn="0"/>
+            </w:pPr>
+            <w:r>
+              <w:t>"EMERGENCY_DECLARED"</w:t>
+            </w:r>
+          </w:p>
+        </w:tc>
+        <w:tc>
+          <w:tcPr>
+            <w:tcW w:w="0" w:type="auto"/>
+            <w:hideMark/>
+          </w:tcPr>
+          <w:p>
+            <w:pPr>
+              <w:spacing w:after="160" w:line="259" w:lineRule="auto"/>
+              <w:cnfStyle w:val="000000100000" w:firstRow="0" w:lastRow="0" w:firstColumn="0" w:lastColumn="0" w:oddVBand="0" w:evenVBand="0" w:oddHBand="1" w:evenHBand="0" w:firstRowFirstColumn="0" w:firstRowLastColumn="0" w:lastRowFirstColumn="0" w:lastRowLastColumn="0"/>
+            </w:pPr>
+            <w:r>
+              <w:t xml:space="preserve">Unlocks all evacuation turnstiles and emergency exits </w:t>
+            </w:r>
+          </w:p>
+        </w:tc>
+      </w:tr>
+      <w:tr>
+        <w:tc>
+          <w:tcPr>
+            <w:cnfStyle w:val="001000000000" w:firstRow="0" w:lastRow="0" w:firstColumn="1" w:lastColumn="0" w:oddVBand="0" w:evenVBand="0" w:oddHBand="0" w:evenHBand="0" w:firstRowFirstColumn="0" w:firstRowLastColumn="0" w:lastRowFirstColumn="0" w:lastRowLastColumn="0"/>
+            <w:tcW w:w="0" w:type="auto"/>
+            <w:hideMark/>
+          </w:tcPr>
+          <w:p>
+            <w:pPr>
+              <w:spacing w:after="160" w:line="259" w:lineRule="auto"/>
+            </w:pPr>
+            <w:r>
+              <w:t>AccessControlTeam</w:t>
+            </w:r>
+          </w:p>
+        </w:tc>
+        <w:tc>
+          <w:tcPr>
+            <w:tcW w:w="0" w:type="auto"/>
+            <w:hideMark/>
+          </w:tcPr>
+          <w:p>
+            <w:pPr>
+              <w:spacing w:after="160" w:line="259" w:lineRule="auto"/>
+              <w:cnfStyle w:val="000000000000" w:firstRow="0" w:lastRow="0" w:firstColumn="0" w:lastColumn="0" w:oddVBand="0" w:evenVBand="0" w:oddHBand="0" w:evenHBand="0" w:firstRowFirstColumn="0" w:firstRowLastColumn="0" w:lastRowFirstColumn="0" w:lastRowLastColumn="0"/>
+            </w:pPr>
+            <w:r>
+              <w:t>"INCIDENT_RESOLVED"</w:t>
+            </w:r>
+          </w:p>
+        </w:tc>
+        <w:tc>
+          <w:tcPr>
+            <w:tcW w:w="0" w:type="auto"/>
+            <w:hideMark/>
+          </w:tcPr>
+          <w:p>
+            <w:pPr>
+              <w:spacing w:after="160" w:line="259" w:lineRule="auto"/>
+              <w:cnfStyle w:val="000000000000" w:firstRow="0" w:lastRow="0" w:firstColumn="0" w:lastColumn="0" w:oddVBand="0" w:evenVBand="0" w:oddHBand="0" w:evenHBand="0" w:firstRowFirstColumn="0" w:firstRowLastColumn="0" w:lastRowFirstColumn="0" w:lastRowLastColumn="0"/>
+            </w:pPr>
+            <w:r>
+              <w:t xml:space="preserve">Restores normal card-access security rules </w:t>
+            </w:r>
+          </w:p>
+        </w:tc>
+      </w:tr>
+    </w:tbl>
+    <w:p>
+      <w:pPr>
+        <w:rPr>
+          <w:b/>
+          <w:bCs/>
+        </w:rPr>
+      </w:pPr>
+      <w:r>
+        <w:rPr>
+          <w:b/>
+          <w:bCs/>
+        </w:rPr>
+        <w:t>4. ADAPTER PATTERN</w:t>
       </w:r>
     </w:p>
     <w:p>
+      <w:pPr>
+        <w:rPr>
+          <w:b/>
+          <w:bCs/>
+        </w:rPr>
+      </w:pPr>
       <w:r>
-        <w:t xml:space="preserve">Memento </w:t>
+        <w:rPr>
+          <w:b/>
+          <w:bCs/>
+        </w:rPr>
+        <w:t>Participants</w:t>
       </w:r>
     </w:p>
+    <w:tbl>
+      <w:tblPr>
+        <w:tblStyle w:val="GridTable4-Accent1"/>
+        <w:tblW w:w="0" w:type="auto"/>
+        <w:tblLook w:val="04A0" w:firstRow="1" w:lastRow="0" w:firstColumn="1" w:lastColumn="0" w:noHBand="0" w:noVBand="1"/>
+      </w:tblPr>
+      <w:tblGrid>
+        <w:gridCol w:w="1975"/>
+        <w:gridCol w:w="5860"/>
+      </w:tblGrid>
+      <w:tr>
+        <w:trPr>
+          <w:cnfStyle w:val="100000000000" w:firstRow="1" w:lastRow="0" w:firstColumn="0" w:lastColumn="0" w:oddVBand="0" w:evenVBand="0" w:oddHBand="0" w:evenHBand="0" w:firstRowFirstColumn="0" w:firstRowLastColumn="0" w:lastRowFirstColumn="0" w:lastRowLastColumn="0"/>
+        </w:trPr>
+        <w:tc>
+          <w:tcPr>
+            <w:cnfStyle w:val="001000000000" w:firstRow="0" w:lastRow="0" w:firstColumn="1" w:lastColumn="0" w:oddVBand="0" w:evenVBand="0" w:oddHBand="0" w:evenHBand="0" w:firstRowFirstColumn="0" w:firstRowLastColumn="0" w:lastRowFirstColumn="0" w:lastRowLastColumn="0"/>
+            <w:tcW w:w="0" w:type="auto"/>
+            <w:hideMark/>
+          </w:tcPr>
+          <w:p>
+            <w:pPr>
+              <w:spacing w:after="160" w:line="259" w:lineRule="auto"/>
+            </w:pPr>
+            <w:r>
+              <w:t>Role MD</w:t>
+            </w:r>
+          </w:p>
+        </w:tc>
+        <w:tc>
+          <w:tcPr>
+            <w:tcW w:w="0" w:type="auto"/>
+            <w:hideMark/>
+          </w:tcPr>
+          <w:p>
+            <w:pPr>
+              <w:spacing w:after="160" w:line="259" w:lineRule="auto"/>
+              <w:cnfStyle w:val="100000000000" w:firstRow="1" w:lastRow="0" w:firstColumn="0" w:lastColumn="0" w:oddVBand="0" w:evenVBand="0" w:oddHBand="0" w:evenHBand="0" w:firstRowFirstColumn="0" w:firstRowLastColumn="0" w:lastRowFirstColumn="0" w:lastRowLastColumn="0"/>
+            </w:pPr>
+            <w:r>
+              <w:t>Class(es) MD</w:t>
+            </w:r>
+          </w:p>
+        </w:tc>
+      </w:tr>
+      <w:tr>
+        <w:trPr>
+          <w:cnfStyle w:val="000000100000" w:firstRow="0" w:lastRow="0" w:firstColumn="0" w:lastColumn="0" w:oddVBand="0" w:evenVBand="0" w:oddHBand="1" w:evenHBand="0" w:firstRowFirstColumn="0" w:firstRowLastColumn="0" w:lastRowFirstColumn="0" w:lastRowLastColumn="0"/>
+        </w:trPr>
+        <w:tc>
+          <w:tcPr>
+            <w:cnfStyle w:val="001000000000" w:firstRow="0" w:lastRow="0" w:firstColumn="1" w:lastColumn="0" w:oddVBand="0" w:evenVBand="0" w:oddHBand="0" w:evenHBand="0" w:firstRowFirstColumn="0" w:firstRowLastColumn="0" w:lastRowFirstColumn="0" w:lastRowLastColumn="0"/>
+            <w:tcW w:w="0" w:type="auto"/>
+            <w:hideMark/>
+          </w:tcPr>
+          <w:p>
+            <w:pPr>
+              <w:spacing w:after="160" w:line="259" w:lineRule="auto"/>
+            </w:pPr>
+            <w:r>
+              <w:t>Target Interface</w:t>
+            </w:r>
+          </w:p>
+        </w:tc>
+        <w:tc>
+          <w:tcPr>
+            <w:tcW w:w="0" w:type="auto"/>
+            <w:hideMark/>
+          </w:tcPr>
+          <w:p>
+            <w:pPr>
+              <w:spacing w:after="160" w:line="259" w:lineRule="auto"/>
+              <w:cnfStyle w:val="000000100000" w:firstRow="0" w:lastRow="0" w:firstColumn="0" w:lastColumn="0" w:oddVBand="0" w:evenVBand="0" w:oddHBand="1" w:evenHBand="0" w:firstRowFirstColumn="0" w:firstRowLastColumn="0" w:lastRowFirstColumn="0" w:lastRowLastColumn="0"/>
+            </w:pPr>
+            <w:proofErr w:type="spellStart"/>
+            <w:r>
+              <w:t>EmergencyResponder</w:t>
+            </w:r>
+            <w:proofErr w:type="spellEnd"/>
+          </w:p>
+        </w:tc>
+      </w:tr>
+      <w:tr>
+        <w:tc>
+          <w:tcPr>
+            <w:cnfStyle w:val="001000000000" w:firstRow="0" w:lastRow="0" w:firstColumn="1" w:lastColumn="0" w:oddVBand="0" w:evenVBand="0" w:oddHBand="0" w:evenHBand="0" w:firstRowFirstColumn="0" w:firstRowLastColumn="0" w:lastRowFirstColumn="0" w:lastRowLastColumn="0"/>
+            <w:tcW w:w="0" w:type="auto"/>
+            <w:hideMark/>
+          </w:tcPr>
+          <w:p>
+            <w:pPr>
+              <w:spacing w:after="160" w:line="259" w:lineRule="auto"/>
+            </w:pPr>
+            <w:r>
+              <w:t>Adapters</w:t>
+            </w:r>
+          </w:p>
+        </w:tc>
+        <w:tc>
+          <w:tcPr>
+            <w:tcW w:w="0" w:type="auto"/>
+            <w:hideMark/>
+          </w:tcPr>
+          <w:p>
+            <w:pPr>
+              <w:spacing w:after="160" w:line="259" w:lineRule="auto"/>
+              <w:cnfStyle w:val="000000000000" w:firstRow="0" w:lastRow="0" w:firstColumn="0" w:lastColumn="0" w:oddVBand="0" w:evenVBand="0" w:oddHBand="0" w:evenHBand="0" w:firstRowFirstColumn="0" w:firstRowLastColumn="0" w:lastRowFirstColumn="0" w:lastRowLastColumn="0"/>
+            </w:pPr>
+            <w:r>
+              <w:t>AmbulanceAdapter, PoliceAdapter, FireFighterAdapter</w:t>
+            </w:r>
+          </w:p>
+        </w:tc>
+      </w:tr>
+      <w:tr>
+        <w:trPr>
+          <w:cnfStyle w:val="000000100000" w:firstRow="0" w:lastRow="0" w:firstColumn="0" w:lastColumn="0" w:oddVBand="0" w:evenVBand="0" w:oddHBand="1" w:evenHBand="0" w:firstRowFirstColumn="0" w:firstRowLastColumn="0" w:lastRowFirstColumn="0" w:lastRowLastColumn="0"/>
+        </w:trPr>
+        <w:tc>
+          <w:tcPr>
+            <w:cnfStyle w:val="001000000000" w:firstRow="0" w:lastRow="0" w:firstColumn="1" w:lastColumn="0" w:oddVBand="0" w:evenVBand="0" w:oddHBand="0" w:evenHBand="0" w:firstRowFirstColumn="0" w:firstRowLastColumn="0" w:lastRowFirstColumn="0" w:lastRowLastColumn="0"/>
+            <w:tcW w:w="0" w:type="auto"/>
+            <w:hideMark/>
+          </w:tcPr>
+          <w:p>
+            <w:pPr>
+              <w:spacing w:after="160" w:line="259" w:lineRule="auto"/>
+            </w:pPr>
+            <w:proofErr w:type="spellStart"/>
+            <w:r>
+              <w:t>Adaptees</w:t>
+            </w:r>
+            <w:proofErr w:type="spellEnd"/>
+          </w:p>
+        </w:tc>
+        <w:tc>
+          <w:tcPr>
+            <w:tcW w:w="0" w:type="auto"/>
+            <w:hideMark/>
+          </w:tcPr>
+          <w:p>
+            <w:pPr>
+              <w:spacing w:after="160" w:line="259" w:lineRule="auto"/>
+              <w:cnfStyle w:val="000000100000" w:firstRow="0" w:lastRow="0" w:firstColumn="0" w:lastColumn="0" w:oddVBand="0" w:evenVBand="0" w:oddHBand="1" w:evenHBand="0" w:firstRowFirstColumn="0" w:firstRowLastColumn="0" w:lastRowFirstColumn="0" w:lastRowLastColumn="0"/>
+            </w:pPr>
+            <w:r>
+              <w:t xml:space="preserve">Ambulance, Police, </w:t>
+            </w:r>
+            <w:proofErr w:type="spellStart"/>
+            <w:r>
+              <w:t>FireFighter</w:t>
+            </w:r>
+            <w:proofErr w:type="spellEnd"/>
+          </w:p>
+        </w:tc>
+      </w:tr>
+      <w:tr>
+        <w:tc>
+          <w:tcPr>
+            <w:cnfStyle w:val="001000000000" w:firstRow="0" w:lastRow="0" w:firstColumn="1" w:lastColumn="0" w:oddVBand="0" w:evenVBand="0" w:oddHBand="0" w:evenHBand="0" w:firstRowFirstColumn="0" w:firstRowLastColumn="0" w:lastRowFirstColumn="0" w:lastRowLastColumn="0"/>
+            <w:tcW w:w="0" w:type="auto"/>
+            <w:hideMark/>
+          </w:tcPr>
+          <w:p>
+            <w:pPr>
+              <w:spacing w:after="160" w:line="259" w:lineRule="auto"/>
+            </w:pPr>
+            <w:r>
+              <w:t>Client</w:t>
+            </w:r>
+          </w:p>
+        </w:tc>
+        <w:tc>
+          <w:tcPr>
+            <w:tcW w:w="0" w:type="auto"/>
+            <w:hideMark/>
+          </w:tcPr>
+          <w:p>
+            <w:pPr>
+              <w:spacing w:after="160" w:line="259" w:lineRule="auto"/>
+              <w:cnfStyle w:val="000000000000" w:firstRow="0" w:lastRow="0" w:firstColumn="0" w:lastColumn="0" w:oddVBand="0" w:evenVBand="0" w:oddHBand="0" w:evenHBand="0" w:firstRowFirstColumn="0" w:firstRowLastColumn="0" w:lastRowFirstColumn="0" w:lastRowLastColumn="0"/>
+            </w:pPr>
+            <w:proofErr w:type="spellStart"/>
+            <w:r>
+              <w:t>EmergencyEscalation</w:t>
+            </w:r>
+            <w:proofErr w:type="spellEnd"/>
+            <w:r>
+              <w:t xml:space="preserve"> (Command) </w:t>
+            </w:r>
+          </w:p>
+        </w:tc>
+      </w:tr>
+    </w:tbl>
+    <w:p>
+      <w:pPr>
+        <w:rPr>
+          <w:b/>
+          <w:bCs/>
+        </w:rPr>
+      </w:pPr>
+      <w:r>
+        <w:rPr>
+          <w:b/>
+          <w:bCs/>
+        </w:rPr>
+        <w:t>Interface Mismatch Translation Summary</w:t>
+      </w:r>
+    </w:p>
+    <w:tbl>
+      <w:tblPr>
+        <w:tblStyle w:val="GridTable4-Accent1"/>
+        <w:tblW w:w="0" w:type="auto"/>
+        <w:tblLook w:val="04A0" w:firstRow="1" w:lastRow="0" w:firstColumn="1" w:lastColumn="0" w:noHBand="0" w:noVBand="1"/>
+      </w:tblPr>
+      <w:tblGrid>
+        <w:gridCol w:w="1459"/>
+        <w:gridCol w:w="2113"/>
+        <w:gridCol w:w="2598"/>
+        <w:gridCol w:w="2846"/>
+      </w:tblGrid>
+      <w:tr>
+        <w:trPr>
+          <w:cnfStyle w:val="100000000000" w:firstRow="1" w:lastRow="0" w:firstColumn="0" w:lastColumn="0" w:oddVBand="0" w:evenVBand="0" w:oddHBand="0" w:evenHBand="0" w:firstRowFirstColumn="0" w:firstRowLastColumn="0" w:lastRowFirstColumn="0" w:lastRowLastColumn="0"/>
+        </w:trPr>
+        <w:tc>
+          <w:tcPr>
+            <w:cnfStyle w:val="001000000000" w:firstRow="0" w:lastRow="0" w:firstColumn="1" w:lastColumn="0" w:oddVBand="0" w:evenVBand="0" w:oddHBand="0" w:evenHBand="0" w:firstRowFirstColumn="0" w:firstRowLastColumn="0" w:lastRowFirstColumn="0" w:lastRowLastColumn="0"/>
+            <w:tcW w:w="0" w:type="auto"/>
+            <w:hideMark/>
+          </w:tcPr>
+          <w:p>
+            <w:pPr>
+              <w:spacing w:after="160" w:line="259" w:lineRule="auto"/>
+            </w:pPr>
+            <w:r>
+              <w:t>Service MD</w:t>
+            </w:r>
+          </w:p>
+        </w:tc>
+        <w:tc>
+          <w:tcPr>
+            <w:tcW w:w="0" w:type="auto"/>
+            <w:hideMark/>
+          </w:tcPr>
+          <w:p>
+            <w:pPr>
+              <w:spacing w:after="160" w:line="259" w:lineRule="auto"/>
+              <w:cnfStyle w:val="100000000000" w:firstRow="1" w:lastRow="0" w:firstColumn="0" w:lastColumn="0" w:oddVBand="0" w:evenVBand="0" w:oddHBand="0" w:evenHBand="0" w:firstRowFirstColumn="0" w:firstRowLastColumn="0" w:lastRowFirstColumn="0" w:lastRowLastColumn="0"/>
+            </w:pPr>
+            <w:r>
+              <w:t>CampusGuard Call MD</w:t>
+            </w:r>
+          </w:p>
+        </w:tc>
+        <w:tc>
+          <w:tcPr>
+            <w:tcW w:w="0" w:type="auto"/>
+            <w:hideMark/>
+          </w:tcPr>
+          <w:p>
+            <w:pPr>
+              <w:spacing w:after="160" w:line="259" w:lineRule="auto"/>
+              <w:cnfStyle w:val="100000000000" w:firstRow="1" w:lastRow="0" w:firstColumn="0" w:lastColumn="0" w:oddVBand="0" w:evenVBand="0" w:oddHBand="0" w:evenHBand="0" w:firstRowFirstColumn="0" w:firstRowLastColumn="0" w:lastRowFirstColumn="0" w:lastRowLastColumn="0"/>
+            </w:pPr>
+            <w:proofErr w:type="spellStart"/>
+            <w:r>
+              <w:t>Adaptee</w:t>
+            </w:r>
+            <w:proofErr w:type="spellEnd"/>
+            <w:r>
+              <w:t xml:space="preserve"> Native Method MD</w:t>
+            </w:r>
+          </w:p>
+        </w:tc>
+        <w:tc>
+          <w:tcPr>
+            <w:tcW w:w="0" w:type="auto"/>
+            <w:hideMark/>
+          </w:tcPr>
+          <w:p>
+            <w:pPr>
+              <w:spacing w:after="160" w:line="259" w:lineRule="auto"/>
+              <w:cnfStyle w:val="100000000000" w:firstRow="1" w:lastRow="0" w:firstColumn="0" w:lastColumn="0" w:oddVBand="0" w:evenVBand="0" w:oddHBand="0" w:evenHBand="0" w:firstRowFirstColumn="0" w:firstRowLastColumn="0" w:lastRowFirstColumn="0" w:lastRowLastColumn="0"/>
+            </w:pPr>
+            <w:r>
+              <w:t>Adapter Translation Logic MD</w:t>
+            </w:r>
+          </w:p>
+        </w:tc>
+      </w:tr>
+      <w:tr>
+        <w:trPr>
+          <w:cnfStyle w:val="000000100000" w:firstRow="0" w:lastRow="0" w:firstColumn="0" w:lastColumn="0" w:oddVBand="0" w:evenVBand="0" w:oddHBand="1" w:evenHBand="0" w:firstRowFirstColumn="0" w:firstRowLastColumn="0" w:lastRowFirstColumn="0" w:lastRowLastColumn="0"/>
+        </w:trPr>
+        <w:tc>
+          <w:tcPr>
+            <w:cnfStyle w:val="001000000000" w:firstRow="0" w:lastRow="0" w:firstColumn="1" w:lastColumn="0" w:oddVBand="0" w:evenVBand="0" w:oddHBand="0" w:evenHBand="0" w:firstRowFirstColumn="0" w:firstRowLastColumn="0" w:lastRowFirstColumn="0" w:lastRowLastColumn="0"/>
+            <w:tcW w:w="0" w:type="auto"/>
+            <w:hideMark/>
+          </w:tcPr>
+          <w:p>
+            <w:pPr>
+              <w:spacing w:after="160" w:line="259" w:lineRule="auto"/>
+            </w:pPr>
+            <w:r>
+              <w:t>Ambulance</w:t>
+            </w:r>
+          </w:p>
+        </w:tc>
+        <w:tc>
+          <w:tcPr>
+            <w:tcW w:w="0" w:type="auto"/>
+            <w:hideMark/>
+          </w:tcPr>
+          <w:p>
+            <w:pPr>
+              <w:spacing w:after="160" w:line="259" w:lineRule="auto"/>
+              <w:cnfStyle w:val="000000100000" w:firstRow="0" w:lastRow="0" w:firstColumn="0" w:lastColumn="0" w:oddVBand="0" w:evenVBand="0" w:oddHBand="1" w:evenHBand="0" w:firstRowFirstColumn="0" w:firstRowLastColumn="0" w:lastRowFirstColumn="0" w:lastRowLastColumn="0"/>
+            </w:pPr>
+            <w:proofErr w:type="gramStart"/>
+            <w:r>
+              <w:t>respond(</w:t>
+            </w:r>
+            <w:proofErr w:type="gramEnd"/>
+            <w:r>
+              <w:t>location, threat)</w:t>
+            </w:r>
+          </w:p>
+        </w:tc>
+        <w:tc>
+          <w:tcPr>
+            <w:tcW w:w="0" w:type="auto"/>
+            <w:hideMark/>
+          </w:tcPr>
+          <w:p>
+            <w:pPr>
+              <w:spacing w:after="160" w:line="259" w:lineRule="auto"/>
+              <w:cnfStyle w:val="000000100000" w:firstRow="0" w:lastRow="0" w:firstColumn="0" w:lastColumn="0" w:oddVBand="0" w:evenVBand="0" w:oddHBand="1" w:evenHBand="0" w:firstRowFirstColumn="0" w:firstRowLastColumn="0" w:lastRowFirstColumn="0" w:lastRowLastColumn="0"/>
+            </w:pPr>
+            <w:proofErr w:type="gramStart"/>
+            <w:r>
+              <w:t>dispatch(</w:t>
+            </w:r>
+            <w:proofErr w:type="spellStart"/>
+            <w:proofErr w:type="gramEnd"/>
+            <w:r>
+              <w:t>caseType</w:t>
+            </w:r>
+            <w:proofErr w:type="spellEnd"/>
+            <w:r>
+              <w:t xml:space="preserve">, </w:t>
+            </w:r>
+            <w:proofErr w:type="spellStart"/>
+            <w:r>
+              <w:t>lat</w:t>
+            </w:r>
+            <w:proofErr w:type="spellEnd"/>
+            <w:r>
+              <w:t xml:space="preserve">, </w:t>
+            </w:r>
+            <w:proofErr w:type="spellStart"/>
+            <w:r>
+              <w:t>lon</w:t>
+            </w:r>
+            <w:proofErr w:type="spellEnd"/>
+            <w:r>
+              <w:t>)</w:t>
+            </w:r>
+          </w:p>
+        </w:tc>
+        <w:tc>
+          <w:tcPr>
+            <w:tcW w:w="0" w:type="auto"/>
+            <w:hideMark/>
+          </w:tcPr>
+          <w:p>
+            <w:pPr>
+              <w:spacing w:after="160" w:line="259" w:lineRule="auto"/>
+              <w:cnfStyle w:val="000000100000" w:firstRow="0" w:lastRow="0" w:firstColumn="0" w:lastColumn="0" w:oddVBand="0" w:evenVBand="0" w:oddHBand="1" w:evenHBand="0" w:firstRowFirstColumn="0" w:firstRowLastColumn="0" w:lastRowFirstColumn="0" w:lastRowLastColumn="0"/>
+            </w:pPr>
+            <w:proofErr w:type="gramStart"/>
+            <w:r>
+              <w:t>Maps</w:t>
+            </w:r>
+            <w:proofErr w:type="gramEnd"/>
+            <w:r>
+              <w:t xml:space="preserve"> location string to GPS </w:t>
+            </w:r>
+            <w:proofErr w:type="spellStart"/>
+            <w:r>
+              <w:t>lat</w:t>
+            </w:r>
+            <w:proofErr w:type="spellEnd"/>
+            <w:r>
+              <w:t>/</w:t>
+            </w:r>
+            <w:proofErr w:type="spellStart"/>
+            <w:r>
+              <w:t>lon</w:t>
+            </w:r>
+            <w:proofErr w:type="spellEnd"/>
+            <w:r>
+              <w:t xml:space="preserve"> doubles; maps Threat </w:t>
+            </w:r>
+            <w:proofErr w:type="spellStart"/>
+            <w:r>
+              <w:t>enum</w:t>
+            </w:r>
+            <w:proofErr w:type="spellEnd"/>
+            <w:r>
+              <w:t xml:space="preserve"> to </w:t>
+            </w:r>
+            <w:proofErr w:type="spellStart"/>
+            <w:r>
+              <w:t>caseType</w:t>
+            </w:r>
+            <w:proofErr w:type="spellEnd"/>
+            <w:r>
+              <w:t xml:space="preserve"> integer. </w:t>
+            </w:r>
+          </w:p>
+        </w:tc>
+      </w:tr>
+      <w:tr>
+        <w:tc>
+          <w:tcPr>
+            <w:cnfStyle w:val="001000000000" w:firstRow="0" w:lastRow="0" w:firstColumn="1" w:lastColumn="0" w:oddVBand="0" w:evenVBand="0" w:oddHBand="0" w:evenHBand="0" w:firstRowFirstColumn="0" w:firstRowLastColumn="0" w:lastRowFirstColumn="0" w:lastRowLastColumn="0"/>
+            <w:tcW w:w="0" w:type="auto"/>
+            <w:hideMark/>
+          </w:tcPr>
+          <w:p>
+            <w:pPr>
+              <w:spacing w:after="160" w:line="259" w:lineRule="auto"/>
+            </w:pPr>
+            <w:r>
+              <w:t>Police</w:t>
+            </w:r>
+          </w:p>
+        </w:tc>
+        <w:tc>
+          <w:tcPr>
+            <w:tcW w:w="0" w:type="auto"/>
+            <w:hideMark/>
+          </w:tcPr>
+          <w:p>
+            <w:pPr>
+              <w:spacing w:after="160" w:line="259" w:lineRule="auto"/>
+              <w:cnfStyle w:val="000000000000" w:firstRow="0" w:lastRow="0" w:firstColumn="0" w:lastColumn="0" w:oddVBand="0" w:evenVBand="0" w:oddHBand="0" w:evenHBand="0" w:firstRowFirstColumn="0" w:firstRowLastColumn="0" w:lastRowFirstColumn="0" w:lastRowLastColumn="0"/>
+            </w:pPr>
+            <w:proofErr w:type="gramStart"/>
+            <w:r>
+              <w:t>respond(</w:t>
+            </w:r>
+            <w:proofErr w:type="gramEnd"/>
+            <w:r>
+              <w:t>location, threat)</w:t>
+            </w:r>
+          </w:p>
+        </w:tc>
+        <w:tc>
+          <w:tcPr>
+            <w:tcW w:w="0" w:type="auto"/>
+            <w:hideMark/>
+          </w:tcPr>
+          <w:p>
+            <w:pPr>
+              <w:spacing w:after="160" w:line="259" w:lineRule="auto"/>
+              <w:cnfStyle w:val="000000000000" w:firstRow="0" w:lastRow="0" w:firstColumn="0" w:lastColumn="0" w:oddVBand="0" w:evenVBand="0" w:oddHBand="0" w:evenHBand="0" w:firstRowFirstColumn="0" w:firstRowLastColumn="0" w:lastRowFirstColumn="0" w:lastRowLastColumn="0"/>
+            </w:pPr>
+            <w:proofErr w:type="gramStart"/>
+            <w:r>
+              <w:t>dispatch(</w:t>
+            </w:r>
+            <w:proofErr w:type="gramEnd"/>
+            <w:r>
+              <w:t xml:space="preserve">location, severity, </w:t>
+            </w:r>
+            <w:proofErr w:type="spellStart"/>
+            <w:r>
+              <w:t>incidentCode</w:t>
+            </w:r>
+            <w:proofErr w:type="spellEnd"/>
+            <w:r>
+              <w:t>)</w:t>
+            </w:r>
+          </w:p>
+        </w:tc>
+        <w:tc>
+          <w:tcPr>
+            <w:tcW w:w="0" w:type="auto"/>
+            <w:hideMark/>
+          </w:tcPr>
+          <w:p>
+            <w:pPr>
+              <w:spacing w:after="160" w:line="259" w:lineRule="auto"/>
+              <w:cnfStyle w:val="000000000000" w:firstRow="0" w:lastRow="0" w:firstColumn="0" w:lastColumn="0" w:oddVBand="0" w:evenVBand="0" w:oddHBand="0" w:evenHBand="0" w:firstRowFirstColumn="0" w:firstRowLastColumn="0" w:lastRowFirstColumn="0" w:lastRowLastColumn="0"/>
+            </w:pPr>
+            <w:r>
+              <w:t xml:space="preserve">Maps Threat </w:t>
+            </w:r>
+            <w:proofErr w:type="spellStart"/>
+            <w:r>
+              <w:t>enum</w:t>
+            </w:r>
+            <w:proofErr w:type="spellEnd"/>
+            <w:r>
+              <w:t xml:space="preserve"> to numeric severity level and radio </w:t>
+            </w:r>
+            <w:proofErr w:type="spellStart"/>
+            <w:r>
+              <w:t>incidentCode</w:t>
+            </w:r>
+            <w:proofErr w:type="spellEnd"/>
+            <w:r>
+              <w:t xml:space="preserve"> string. </w:t>
+            </w:r>
+          </w:p>
+        </w:tc>
+      </w:tr>
+      <w:tr>
+        <w:trPr>
+          <w:cnfStyle w:val="000000100000" w:firstRow="0" w:lastRow="0" w:firstColumn="0" w:lastColumn="0" w:oddVBand="0" w:evenVBand="0" w:oddHBand="1" w:evenHBand="0" w:firstRowFirstColumn="0" w:firstRowLastColumn="0" w:lastRowFirstColumn="0" w:lastRowLastColumn="0"/>
+        </w:trPr>
+        <w:tc>
+          <w:tcPr>
+            <w:cnfStyle w:val="001000000000" w:firstRow="0" w:lastRow="0" w:firstColumn="1" w:lastColumn="0" w:oddVBand="0" w:evenVBand="0" w:oddHBand="0" w:evenHBand="0" w:firstRowFirstColumn="0" w:firstRowLastColumn="0" w:lastRowFirstColumn="0" w:lastRowLastColumn="0"/>
+            <w:tcW w:w="0" w:type="auto"/>
+            <w:hideMark/>
+          </w:tcPr>
+          <w:p>
+            <w:pPr>
+              <w:spacing w:after="160" w:line="259" w:lineRule="auto"/>
+            </w:pPr>
+            <w:proofErr w:type="spellStart"/>
+            <w:r>
+              <w:t>FireFighter</w:t>
+            </w:r>
+            <w:proofErr w:type="spellEnd"/>
+          </w:p>
+        </w:tc>
+        <w:tc>
+          <w:tcPr>
+            <w:tcW w:w="0" w:type="auto"/>
+            <w:hideMark/>
+          </w:tcPr>
+          <w:p>
+            <w:pPr>
+              <w:spacing w:after="160" w:line="259" w:lineRule="auto"/>
+              <w:cnfStyle w:val="000000100000" w:firstRow="0" w:lastRow="0" w:firstColumn="0" w:lastColumn="0" w:oddVBand="0" w:evenVBand="0" w:oddHBand="1" w:evenHBand="0" w:firstRowFirstColumn="0" w:firstRowLastColumn="0" w:lastRowFirstColumn="0" w:lastRowLastColumn="0"/>
+            </w:pPr>
+            <w:proofErr w:type="gramStart"/>
+            <w:r>
+              <w:t>respond(</w:t>
+            </w:r>
+            <w:proofErr w:type="gramEnd"/>
+            <w:r>
+              <w:t>location, threat)</w:t>
+            </w:r>
+          </w:p>
+        </w:tc>
+        <w:tc>
+          <w:tcPr>
+            <w:tcW w:w="0" w:type="auto"/>
+            <w:hideMark/>
+          </w:tcPr>
+          <w:p>
+            <w:pPr>
+              <w:spacing w:after="160" w:line="259" w:lineRule="auto"/>
+              <w:cnfStyle w:val="000000100000" w:firstRow="0" w:lastRow="0" w:firstColumn="0" w:lastColumn="0" w:oddVBand="0" w:evenVBand="0" w:oddHBand="1" w:evenHBand="0" w:firstRowFirstColumn="0" w:firstRowLastColumn="0" w:lastRowFirstColumn="0" w:lastRowLastColumn="0"/>
+            </w:pPr>
+            <w:proofErr w:type="spellStart"/>
+            <w:proofErr w:type="gramStart"/>
+            <w:r>
+              <w:t>alertStation</w:t>
+            </w:r>
+            <w:proofErr w:type="spellEnd"/>
+            <w:r>
+              <w:t>(</w:t>
+            </w:r>
+            <w:proofErr w:type="gramEnd"/>
+            <w:r>
+              <w:t xml:space="preserve">location, </w:t>
+            </w:r>
+            <w:proofErr w:type="spellStart"/>
+            <w:r>
+              <w:t>buildingNumber</w:t>
+            </w:r>
+            <w:proofErr w:type="spellEnd"/>
+            <w:r>
+              <w:t>)</w:t>
+            </w:r>
+          </w:p>
+        </w:tc>
+        <w:tc>
+          <w:tcPr>
+            <w:tcW w:w="0" w:type="auto"/>
+            <w:hideMark/>
+          </w:tcPr>
+          <w:p>
+            <w:pPr>
+              <w:spacing w:after="160" w:line="259" w:lineRule="auto"/>
+              <w:cnfStyle w:val="000000100000" w:firstRow="0" w:lastRow="0" w:firstColumn="0" w:lastColumn="0" w:oddVBand="0" w:evenVBand="0" w:oddHBand="1" w:evenHBand="0" w:firstRowFirstColumn="0" w:firstRowLastColumn="0" w:lastRowFirstColumn="0" w:lastRowLastColumn="0"/>
+            </w:pPr>
+            <w:proofErr w:type="gramStart"/>
+            <w:r>
+              <w:t>Maps</w:t>
+            </w:r>
+            <w:proofErr w:type="gramEnd"/>
+            <w:r>
+              <w:t xml:space="preserve"> location string to integer </w:t>
+            </w:r>
+            <w:proofErr w:type="spellStart"/>
+            <w:r>
+              <w:t>buildingNumber</w:t>
+            </w:r>
+            <w:proofErr w:type="spellEnd"/>
+            <w:r>
+              <w:t xml:space="preserve">. </w:t>
+            </w:r>
+          </w:p>
+        </w:tc>
+      </w:tr>
+    </w:tbl>
+    <w:p>
+      <w:pPr>
+        <w:rPr>
+          <w:b/>
+          <w:bCs/>
+        </w:rPr>
+      </w:pPr>
+      <w:r>
+        <w:rPr>
+          <w:b/>
+          <w:bCs/>
+        </w:rPr>
+        <w:lastRenderedPageBreak/>
+        <w:t>5. STATE PATTERN</w:t>
+      </w:r>
+    </w:p>
+    <w:p>
+      <w:pPr>
+        <w:rPr>
+          <w:b/>
+          <w:bCs/>
+        </w:rPr>
+      </w:pPr>
+      <w:r>
+        <w:rPr>
+          <w:b/>
+          <w:bCs/>
+        </w:rPr>
+        <w:t>Participants</w:t>
+      </w:r>
+    </w:p>
+    <w:tbl>
+      <w:tblPr>
+        <w:tblStyle w:val="GridTable4-Accent1"/>
+        <w:tblW w:w="0" w:type="auto"/>
+        <w:tblLook w:val="04A0" w:firstRow="1" w:lastRow="0" w:firstColumn="1" w:lastColumn="0" w:noHBand="0" w:noVBand="1"/>
+      </w:tblPr>
+      <w:tblGrid>
+        <w:gridCol w:w="1837"/>
+        <w:gridCol w:w="4361"/>
+      </w:tblGrid>
+      <w:tr>
+        <w:trPr>
+          <w:cnfStyle w:val="100000000000" w:firstRow="1" w:lastRow="0" w:firstColumn="0" w:lastColumn="0" w:oddVBand="0" w:evenVBand="0" w:oddHBand="0" w:evenHBand="0" w:firstRowFirstColumn="0" w:firstRowLastColumn="0" w:lastRowFirstColumn="0" w:lastRowLastColumn="0"/>
+        </w:trPr>
+        <w:tc>
+          <w:tcPr>
+            <w:cnfStyle w:val="001000000000" w:firstRow="0" w:lastRow="0" w:firstColumn="1" w:lastColumn="0" w:oddVBand="0" w:evenVBand="0" w:oddHBand="0" w:evenHBand="0" w:firstRowFirstColumn="0" w:firstRowLastColumn="0" w:lastRowFirstColumn="0" w:lastRowLastColumn="0"/>
+            <w:tcW w:w="0" w:type="auto"/>
+            <w:hideMark/>
+          </w:tcPr>
+          <w:p>
+            <w:pPr>
+              <w:spacing w:after="160" w:line="259" w:lineRule="auto"/>
+            </w:pPr>
+            <w:r>
+              <w:t>Role MD</w:t>
+            </w:r>
+          </w:p>
+        </w:tc>
+        <w:tc>
+          <w:tcPr>
+            <w:tcW w:w="0" w:type="auto"/>
+            <w:hideMark/>
+          </w:tcPr>
+          <w:p>
+            <w:pPr>
+              <w:spacing w:after="160" w:line="259" w:lineRule="auto"/>
+              <w:cnfStyle w:val="100000000000" w:firstRow="1" w:lastRow="0" w:firstColumn="0" w:lastColumn="0" w:oddVBand="0" w:evenVBand="0" w:oddHBand="0" w:evenHBand="0" w:firstRowFirstColumn="0" w:firstRowLastColumn="0" w:lastRowFirstColumn="0" w:lastRowLastColumn="0"/>
+            </w:pPr>
+            <w:r>
+              <w:t>Class(es) MD</w:t>
+            </w:r>
+          </w:p>
+        </w:tc>
+      </w:tr>
+      <w:tr>
+        <w:trPr>
+          <w:cnfStyle w:val="000000100000" w:firstRow="0" w:lastRow="0" w:firstColumn="0" w:lastColumn="0" w:oddVBand="0" w:evenVBand="0" w:oddHBand="1" w:evenHBand="0" w:firstRowFirstColumn="0" w:firstRowLastColumn="0" w:lastRowFirstColumn="0" w:lastRowLastColumn="0"/>
+        </w:trPr>
+        <w:tc>
+          <w:tcPr>
+            <w:cnfStyle w:val="001000000000" w:firstRow="0" w:lastRow="0" w:firstColumn="1" w:lastColumn="0" w:oddVBand="0" w:evenVBand="0" w:oddHBand="0" w:evenHBand="0" w:firstRowFirstColumn="0" w:firstRowLastColumn="0" w:lastRowFirstColumn="0" w:lastRowLastColumn="0"/>
+            <w:tcW w:w="0" w:type="auto"/>
+            <w:hideMark/>
+          </w:tcPr>
+          <w:p>
+            <w:pPr>
+              <w:spacing w:after="160" w:line="259" w:lineRule="auto"/>
+            </w:pPr>
+            <w:r>
+              <w:t>State Interface</w:t>
+            </w:r>
+          </w:p>
+        </w:tc>
+        <w:tc>
+          <w:tcPr>
+            <w:tcW w:w="0" w:type="auto"/>
+            <w:hideMark/>
+          </w:tcPr>
+          <w:p>
+            <w:pPr>
+              <w:spacing w:after="160" w:line="259" w:lineRule="auto"/>
+              <w:cnfStyle w:val="000000100000" w:firstRow="0" w:lastRow="0" w:firstColumn="0" w:lastColumn="0" w:oddVBand="0" w:evenVBand="0" w:oddHBand="1" w:evenHBand="0" w:firstRowFirstColumn="0" w:firstRowLastColumn="0" w:lastRowFirstColumn="0" w:lastRowLastColumn="0"/>
+            </w:pPr>
+            <w:proofErr w:type="spellStart"/>
+            <w:r>
+              <w:t>IncidentState</w:t>
+            </w:r>
+            <w:proofErr w:type="spellEnd"/>
+          </w:p>
+        </w:tc>
+      </w:tr>
+      <w:tr>
+        <w:tc>
+          <w:tcPr>
+            <w:cnfStyle w:val="001000000000" w:firstRow="0" w:lastRow="0" w:firstColumn="1" w:lastColumn="0" w:oddVBand="0" w:evenVBand="0" w:oddHBand="0" w:evenHBand="0" w:firstRowFirstColumn="0" w:firstRowLastColumn="0" w:lastRowFirstColumn="0" w:lastRowLastColumn="0"/>
+            <w:tcW w:w="0" w:type="auto"/>
+            <w:hideMark/>
+          </w:tcPr>
+          <w:p>
+            <w:pPr>
+              <w:spacing w:after="160" w:line="259" w:lineRule="auto"/>
+            </w:pPr>
+            <w:proofErr w:type="spellStart"/>
+            <w:r>
+              <w:t>ConcreteStates</w:t>
+            </w:r>
+            <w:proofErr w:type="spellEnd"/>
+          </w:p>
+        </w:tc>
+        <w:tc>
+          <w:tcPr>
+            <w:tcW w:w="0" w:type="auto"/>
+            <w:hideMark/>
+          </w:tcPr>
+          <w:p>
+            <w:pPr>
+              <w:spacing w:after="160" w:line="259" w:lineRule="auto"/>
+              <w:cnfStyle w:val="000000000000" w:firstRow="0" w:lastRow="0" w:firstColumn="0" w:lastColumn="0" w:oddVBand="0" w:evenVBand="0" w:oddHBand="0" w:evenHBand="0" w:firstRowFirstColumn="0" w:firstRowLastColumn="0" w:lastRowFirstColumn="0" w:lastRowLastColumn="0"/>
+            </w:pPr>
+            <w:r>
+              <w:t>Moderate, Urgent, Emergency, Resolved</w:t>
+            </w:r>
+          </w:p>
+        </w:tc>
+      </w:tr>
+      <w:tr>
+        <w:trPr>
+          <w:cnfStyle w:val="000000100000" w:firstRow="0" w:lastRow="0" w:firstColumn="0" w:lastColumn="0" w:oddVBand="0" w:evenVBand="0" w:oddHBand="1" w:evenHBand="0" w:firstRowFirstColumn="0" w:firstRowLastColumn="0" w:lastRowFirstColumn="0" w:lastRowLastColumn="0"/>
+        </w:trPr>
+        <w:tc>
+          <w:tcPr>
+            <w:cnfStyle w:val="001000000000" w:firstRow="0" w:lastRow="0" w:firstColumn="1" w:lastColumn="0" w:oddVBand="0" w:evenVBand="0" w:oddHBand="0" w:evenHBand="0" w:firstRowFirstColumn="0" w:firstRowLastColumn="0" w:lastRowFirstColumn="0" w:lastRowLastColumn="0"/>
+            <w:tcW w:w="0" w:type="auto"/>
+            <w:hideMark/>
+          </w:tcPr>
+          <w:p>
+            <w:pPr>
+              <w:spacing w:after="160" w:line="259" w:lineRule="auto"/>
+            </w:pPr>
+            <w:r>
+              <w:t>Context</w:t>
+            </w:r>
+          </w:p>
+        </w:tc>
+        <w:tc>
+          <w:tcPr>
+            <w:tcW w:w="0" w:type="auto"/>
+            <w:hideMark/>
+          </w:tcPr>
+          <w:p>
+            <w:pPr>
+              <w:spacing w:after="160" w:line="259" w:lineRule="auto"/>
+              <w:cnfStyle w:val="000000100000" w:firstRow="0" w:lastRow="0" w:firstColumn="0" w:lastColumn="0" w:oddVBand="0" w:evenVBand="0" w:oddHBand="1" w:evenHBand="0" w:firstRowFirstColumn="0" w:firstRowLastColumn="0" w:lastRowFirstColumn="0" w:lastRowLastColumn="0"/>
+            </w:pPr>
+            <w:r>
+              <w:t>IncidentControl</w:t>
+            </w:r>
+          </w:p>
+        </w:tc>
+      </w:tr>
+    </w:tbl>
+    <w:p>
+      <w:pPr>
+        <w:rPr>
+          <w:b/>
+          <w:bCs/>
+        </w:rPr>
+      </w:pPr>
+      <w:r>
+        <w:rPr>
+          <w:b/>
+          <w:bCs/>
+        </w:rPr>
+        <w:t>State Transition Matrix</w:t>
+      </w:r>
+    </w:p>
+    <w:tbl>
+      <w:tblPr>
+        <w:tblStyle w:val="GridTable4-Accent1"/>
+        <w:tblW w:w="0" w:type="auto"/>
+        <w:tblLook w:val="04A0" w:firstRow="1" w:lastRow="0" w:firstColumn="1" w:lastColumn="0" w:noHBand="0" w:noVBand="1"/>
+      </w:tblPr>
+      <w:tblGrid>
+        <w:gridCol w:w="1614"/>
+        <w:gridCol w:w="2644"/>
+        <w:gridCol w:w="2792"/>
+        <w:gridCol w:w="1966"/>
+      </w:tblGrid>
+      <w:tr>
+        <w:trPr>
+          <w:cnfStyle w:val="100000000000" w:firstRow="1" w:lastRow="0" w:firstColumn="0" w:lastColumn="0" w:oddVBand="0" w:evenVBand="0" w:oddHBand="0" w:evenHBand="0" w:firstRowFirstColumn="0" w:firstRowLastColumn="0" w:lastRowFirstColumn="0" w:lastRowLastColumn="0"/>
+        </w:trPr>
+        <w:tc>
+          <w:tcPr>
+            <w:cnfStyle w:val="001000000000" w:firstRow="0" w:lastRow="0" w:firstColumn="1" w:lastColumn="0" w:oddVBand="0" w:evenVBand="0" w:oddHBand="0" w:evenHBand="0" w:firstRowFirstColumn="0" w:firstRowLastColumn="0" w:lastRowFirstColumn="0" w:lastRowLastColumn="0"/>
+            <w:tcW w:w="0" w:type="auto"/>
+            <w:hideMark/>
+          </w:tcPr>
+          <w:p>
+            <w:pPr>
+              <w:spacing w:after="160" w:line="259" w:lineRule="auto"/>
+            </w:pPr>
+            <w:r>
+              <w:t>Current State MD</w:t>
+            </w:r>
+          </w:p>
+        </w:tc>
+        <w:tc>
+          <w:tcPr>
+            <w:tcW w:w="0" w:type="auto"/>
+            <w:hideMark/>
+          </w:tcPr>
+          <w:p>
+            <w:pPr>
+              <w:spacing w:after="160" w:line="259" w:lineRule="auto"/>
+              <w:cnfStyle w:val="100000000000" w:firstRow="1" w:lastRow="0" w:firstColumn="0" w:lastColumn="0" w:oddVBand="0" w:evenVBand="0" w:oddHBand="0" w:evenHBand="0" w:firstRowFirstColumn="0" w:firstRowLastColumn="0" w:lastRowFirstColumn="0" w:lastRowLastColumn="0"/>
+            </w:pPr>
+            <w:proofErr w:type="gramStart"/>
+            <w:r>
+              <w:t>escalate(</w:t>
+            </w:r>
+            <w:proofErr w:type="gramEnd"/>
+            <w:r>
+              <w:t>) Action MD</w:t>
+            </w:r>
+          </w:p>
+        </w:tc>
+        <w:tc>
+          <w:tcPr>
+            <w:tcW w:w="0" w:type="auto"/>
+            <w:hideMark/>
+          </w:tcPr>
+          <w:p>
+            <w:pPr>
+              <w:spacing w:after="160" w:line="259" w:lineRule="auto"/>
+              <w:cnfStyle w:val="100000000000" w:firstRow="1" w:lastRow="0" w:firstColumn="0" w:lastColumn="0" w:oddVBand="0" w:evenVBand="0" w:oddHBand="0" w:evenHBand="0" w:firstRowFirstColumn="0" w:firstRowLastColumn="0" w:lastRowFirstColumn="0" w:lastRowLastColumn="0"/>
+            </w:pPr>
+            <w:proofErr w:type="gramStart"/>
+            <w:r>
+              <w:t>deescalate(</w:t>
+            </w:r>
+            <w:proofErr w:type="gramEnd"/>
+            <w:r>
+              <w:t>) Action MD</w:t>
+            </w:r>
+          </w:p>
+        </w:tc>
+        <w:tc>
+          <w:tcPr>
+            <w:tcW w:w="0" w:type="auto"/>
+            <w:hideMark/>
+          </w:tcPr>
+          <w:p>
+            <w:pPr>
+              <w:spacing w:after="160" w:line="259" w:lineRule="auto"/>
+              <w:cnfStyle w:val="100000000000" w:firstRow="1" w:lastRow="0" w:firstColumn="0" w:lastColumn="0" w:oddVBand="0" w:evenVBand="0" w:oddHBand="0" w:evenHBand="0" w:firstRowFirstColumn="0" w:firstRowLastColumn="0" w:lastRowFirstColumn="0" w:lastRowLastColumn="0"/>
+            </w:pPr>
+            <w:proofErr w:type="spellStart"/>
+            <w:proofErr w:type="gramStart"/>
+            <w:r>
+              <w:t>getLabel</w:t>
+            </w:r>
+            <w:proofErr w:type="spellEnd"/>
+            <w:r>
+              <w:t>(</w:t>
+            </w:r>
+            <w:proofErr w:type="gramEnd"/>
+            <w:r>
+              <w:t>) Return MD</w:t>
+            </w:r>
+          </w:p>
+        </w:tc>
+      </w:tr>
+      <w:tr>
+        <w:trPr>
+          <w:cnfStyle w:val="000000100000" w:firstRow="0" w:lastRow="0" w:firstColumn="0" w:lastColumn="0" w:oddVBand="0" w:evenVBand="0" w:oddHBand="1" w:evenHBand="0" w:firstRowFirstColumn="0" w:firstRowLastColumn="0" w:lastRowFirstColumn="0" w:lastRowLastColumn="0"/>
+        </w:trPr>
+        <w:tc>
+          <w:tcPr>
+            <w:cnfStyle w:val="001000000000" w:firstRow="0" w:lastRow="0" w:firstColumn="1" w:lastColumn="0" w:oddVBand="0" w:evenVBand="0" w:oddHBand="0" w:evenHBand="0" w:firstRowFirstColumn="0" w:firstRowLastColumn="0" w:lastRowFirstColumn="0" w:lastRowLastColumn="0"/>
+            <w:tcW w:w="0" w:type="auto"/>
+            <w:hideMark/>
+          </w:tcPr>
+          <w:p>
+            <w:pPr>
+              <w:spacing w:after="160" w:line="259" w:lineRule="auto"/>
+            </w:pPr>
+            <w:r>
+              <w:t>Moderate</w:t>
+            </w:r>
+          </w:p>
+        </w:tc>
+        <w:tc>
+          <w:tcPr>
+            <w:tcW w:w="0" w:type="auto"/>
+            <w:hideMark/>
+          </w:tcPr>
+          <w:p>
+            <w:pPr>
+              <w:spacing w:after="160" w:line="259" w:lineRule="auto"/>
+              <w:cnfStyle w:val="000000100000" w:firstRow="0" w:lastRow="0" w:firstColumn="0" w:lastColumn="0" w:oddVBand="0" w:evenVBand="0" w:oddHBand="1" w:evenHBand="0" w:firstRowFirstColumn="0" w:firstRowLastColumn="0" w:lastRowFirstColumn="0" w:lastRowLastColumn="0"/>
+            </w:pPr>
+            <w:r>
+              <w:t>context-&gt;</w:t>
+            </w:r>
+            <w:proofErr w:type="gramStart"/>
+            <w:r>
+              <w:t>setState(</w:t>
+            </w:r>
+            <w:proofErr w:type="gramEnd"/>
+            <w:r>
+              <w:t xml:space="preserve">new </w:t>
+            </w:r>
+            <w:proofErr w:type="gramStart"/>
+            <w:r>
+              <w:t>Urgent(</w:t>
+            </w:r>
+            <w:proofErr w:type="gramEnd"/>
+            <w:r>
+              <w:t>))</w:t>
+            </w:r>
+          </w:p>
+        </w:tc>
+        <w:tc>
+          <w:tcPr>
+            <w:tcW w:w="0" w:type="auto"/>
+            <w:hideMark/>
+          </w:tcPr>
+          <w:p>
+            <w:pPr>
+              <w:spacing w:after="160" w:line="259" w:lineRule="auto"/>
+              <w:cnfStyle w:val="000000100000" w:firstRow="0" w:lastRow="0" w:firstColumn="0" w:lastColumn="0" w:oddVBand="0" w:evenVBand="0" w:oddHBand="1" w:evenHBand="0" w:firstRowFirstColumn="0" w:firstRowLastColumn="0" w:lastRowFirstColumn="0" w:lastRowLastColumn="0"/>
+            </w:pPr>
+            <w:r>
+              <w:t xml:space="preserve">If </w:t>
+            </w:r>
+            <w:proofErr w:type="spellStart"/>
+            <w:r>
+              <w:t>threatCount</w:t>
+            </w:r>
+            <w:proofErr w:type="spellEnd"/>
+            <w:r>
+              <w:t xml:space="preserve"> == 0, transitions to Resolved; else logs warning </w:t>
+            </w:r>
+          </w:p>
+        </w:tc>
+        <w:tc>
+          <w:tcPr>
+            <w:tcW w:w="0" w:type="auto"/>
+            <w:hideMark/>
+          </w:tcPr>
+          <w:p>
+            <w:pPr>
+              <w:spacing w:after="160" w:line="259" w:lineRule="auto"/>
+              <w:cnfStyle w:val="000000100000" w:firstRow="0" w:lastRow="0" w:firstColumn="0" w:lastColumn="0" w:oddVBand="0" w:evenVBand="0" w:oddHBand="1" w:evenHBand="0" w:firstRowFirstColumn="0" w:firstRowLastColumn="0" w:lastRowFirstColumn="0" w:lastRowLastColumn="0"/>
+            </w:pPr>
+            <w:r>
+              <w:t>"MODERATE"</w:t>
+            </w:r>
+          </w:p>
+        </w:tc>
+      </w:tr>
+      <w:tr>
+        <w:tc>
+          <w:tcPr>
+            <w:cnfStyle w:val="001000000000" w:firstRow="0" w:lastRow="0" w:firstColumn="1" w:lastColumn="0" w:oddVBand="0" w:evenVBand="0" w:oddHBand="0" w:evenHBand="0" w:firstRowFirstColumn="0" w:firstRowLastColumn="0" w:lastRowFirstColumn="0" w:lastRowLastColumn="0"/>
+            <w:tcW w:w="0" w:type="auto"/>
+            <w:hideMark/>
+          </w:tcPr>
+          <w:p>
+            <w:pPr>
+              <w:spacing w:after="160" w:line="259" w:lineRule="auto"/>
+            </w:pPr>
+            <w:r>
+              <w:t>Urgent</w:t>
+            </w:r>
+          </w:p>
+        </w:tc>
+        <w:tc>
+          <w:tcPr>
+            <w:tcW w:w="0" w:type="auto"/>
+            <w:hideMark/>
+          </w:tcPr>
+          <w:p>
+            <w:pPr>
+              <w:spacing w:after="160" w:line="259" w:lineRule="auto"/>
+              <w:cnfStyle w:val="000000000000" w:firstRow="0" w:lastRow="0" w:firstColumn="0" w:lastColumn="0" w:oddVBand="0" w:evenVBand="0" w:oddHBand="0" w:evenHBand="0" w:firstRowFirstColumn="0" w:firstRowLastColumn="0" w:lastRowFirstColumn="0" w:lastRowLastColumn="0"/>
+            </w:pPr>
+            <w:r>
+              <w:t>context-&gt;</w:t>
+            </w:r>
+            <w:proofErr w:type="gramStart"/>
+            <w:r>
+              <w:t>setState(</w:t>
+            </w:r>
+            <w:proofErr w:type="gramEnd"/>
+            <w:r>
+              <w:t xml:space="preserve">new </w:t>
+            </w:r>
+            <w:proofErr w:type="gramStart"/>
+            <w:r>
+              <w:t>Emergency(</w:t>
+            </w:r>
+            <w:proofErr w:type="gramEnd"/>
+            <w:r>
+              <w:t>))</w:t>
+            </w:r>
+          </w:p>
+        </w:tc>
+        <w:tc>
+          <w:tcPr>
+            <w:tcW w:w="0" w:type="auto"/>
+            <w:hideMark/>
+          </w:tcPr>
+          <w:p>
+            <w:pPr>
+              <w:spacing w:after="160" w:line="259" w:lineRule="auto"/>
+              <w:cnfStyle w:val="000000000000" w:firstRow="0" w:lastRow="0" w:firstColumn="0" w:lastColumn="0" w:oddVBand="0" w:evenVBand="0" w:oddHBand="0" w:evenHBand="0" w:firstRowFirstColumn="0" w:firstRowLastColumn="0" w:lastRowFirstColumn="0" w:lastRowLastColumn="0"/>
+            </w:pPr>
+            <w:r>
+              <w:t>context-&gt;</w:t>
+            </w:r>
+            <w:proofErr w:type="gramStart"/>
+            <w:r>
+              <w:t>setState(</w:t>
+            </w:r>
+            <w:proofErr w:type="gramEnd"/>
+            <w:r>
+              <w:t xml:space="preserve">new </w:t>
+            </w:r>
+            <w:proofErr w:type="gramStart"/>
+            <w:r>
+              <w:t>Moderate(</w:t>
+            </w:r>
+            <w:proofErr w:type="gramEnd"/>
+            <w:r>
+              <w:t>))</w:t>
+            </w:r>
+          </w:p>
+        </w:tc>
+        <w:tc>
+          <w:tcPr>
+            <w:tcW w:w="0" w:type="auto"/>
+            <w:hideMark/>
+          </w:tcPr>
+          <w:p>
+            <w:pPr>
+              <w:spacing w:after="160" w:line="259" w:lineRule="auto"/>
+              <w:cnfStyle w:val="000000000000" w:firstRow="0" w:lastRow="0" w:firstColumn="0" w:lastColumn="0" w:oddVBand="0" w:evenVBand="0" w:oddHBand="0" w:evenHBand="0" w:firstRowFirstColumn="0" w:firstRowLastColumn="0" w:lastRowFirstColumn="0" w:lastRowLastColumn="0"/>
+            </w:pPr>
+            <w:r>
+              <w:t>"URGENT"</w:t>
+            </w:r>
+          </w:p>
+        </w:tc>
+      </w:tr>
+      <w:tr>
+        <w:trPr>
+          <w:cnfStyle w:val="000000100000" w:firstRow="0" w:lastRow="0" w:firstColumn="0" w:lastColumn="0" w:oddVBand="0" w:evenVBand="0" w:oddHBand="1" w:evenHBand="0" w:firstRowFirstColumn="0" w:firstRowLastColumn="0" w:lastRowFirstColumn="0" w:lastRowLastColumn="0"/>
+        </w:trPr>
+        <w:tc>
+          <w:tcPr>
+            <w:cnfStyle w:val="001000000000" w:firstRow="0" w:lastRow="0" w:firstColumn="1" w:lastColumn="0" w:oddVBand="0" w:evenVBand="0" w:oddHBand="0" w:evenHBand="0" w:firstRowFirstColumn="0" w:firstRowLastColumn="0" w:lastRowFirstColumn="0" w:lastRowLastColumn="0"/>
+            <w:tcW w:w="0" w:type="auto"/>
+            <w:hideMark/>
+          </w:tcPr>
+          <w:p>
+            <w:pPr>
+              <w:spacing w:after="160" w:line="259" w:lineRule="auto"/>
+            </w:pPr>
+            <w:r>
+              <w:t>Emergency</w:t>
+            </w:r>
+          </w:p>
+        </w:tc>
+        <w:tc>
+          <w:tcPr>
+            <w:tcW w:w="0" w:type="auto"/>
+            <w:hideMark/>
+          </w:tcPr>
+          <w:p>
+            <w:pPr>
+              <w:spacing w:after="160" w:line="259" w:lineRule="auto"/>
+              <w:cnfStyle w:val="000000100000" w:firstRow="0" w:lastRow="0" w:firstColumn="0" w:lastColumn="0" w:oddVBand="0" w:evenVBand="0" w:oddHBand="1" w:evenHBand="0" w:firstRowFirstColumn="0" w:firstRowLastColumn="0" w:lastRowFirstColumn="0" w:lastRowLastColumn="0"/>
+            </w:pPr>
+            <w:r>
+              <w:rPr>
+                <w:b/>
+                <w:bCs/>
+              </w:rPr>
+              <w:t>INVALID:</w:t>
+            </w:r>
+            <w:r>
+              <w:t xml:space="preserve"> Prints warning; no state transition </w:t>
+            </w:r>
+          </w:p>
+        </w:tc>
+        <w:tc>
+          <w:tcPr>
+            <w:tcW w:w="0" w:type="auto"/>
+            <w:hideMark/>
+          </w:tcPr>
+          <w:p>
+            <w:pPr>
+              <w:spacing w:after="160" w:line="259" w:lineRule="auto"/>
+              <w:cnfStyle w:val="000000100000" w:firstRow="0" w:lastRow="0" w:firstColumn="0" w:lastColumn="0" w:oddVBand="0" w:evenVBand="0" w:oddHBand="1" w:evenHBand="0" w:firstRowFirstColumn="0" w:firstRowLastColumn="0" w:lastRowFirstColumn="0" w:lastRowLastColumn="0"/>
+            </w:pPr>
+            <w:r>
+              <w:t>context-&gt;</w:t>
+            </w:r>
+            <w:proofErr w:type="gramStart"/>
+            <w:r>
+              <w:t>setState(</w:t>
+            </w:r>
+            <w:proofErr w:type="gramEnd"/>
+            <w:r>
+              <w:t xml:space="preserve">new </w:t>
+            </w:r>
+            <w:proofErr w:type="gramStart"/>
+            <w:r>
+              <w:t>Urgent(</w:t>
+            </w:r>
+            <w:proofErr w:type="gramEnd"/>
+            <w:r>
+              <w:t>))</w:t>
+            </w:r>
+          </w:p>
+        </w:tc>
+        <w:tc>
+          <w:tcPr>
+            <w:tcW w:w="0" w:type="auto"/>
+            <w:hideMark/>
+          </w:tcPr>
+          <w:p>
+            <w:pPr>
+              <w:spacing w:after="160" w:line="259" w:lineRule="auto"/>
+              <w:cnfStyle w:val="000000100000" w:firstRow="0" w:lastRow="0" w:firstColumn="0" w:lastColumn="0" w:oddVBand="0" w:evenVBand="0" w:oddHBand="1" w:evenHBand="0" w:firstRowFirstColumn="0" w:firstRowLastColumn="0" w:lastRowFirstColumn="0" w:lastRowLastColumn="0"/>
+            </w:pPr>
+            <w:r>
+              <w:t>"EMERGENCY"</w:t>
+            </w:r>
+          </w:p>
+        </w:tc>
+      </w:tr>
+      <w:tr>
+        <w:tc>
+          <w:tcPr>
+            <w:cnfStyle w:val="001000000000" w:firstRow="0" w:lastRow="0" w:firstColumn="1" w:lastColumn="0" w:oddVBand="0" w:evenVBand="0" w:oddHBand="0" w:evenHBand="0" w:firstRowFirstColumn="0" w:firstRowLastColumn="0" w:lastRowFirstColumn="0" w:lastRowLastColumn="0"/>
+            <w:tcW w:w="0" w:type="auto"/>
+            <w:hideMark/>
+          </w:tcPr>
+          <w:p>
+            <w:pPr>
+              <w:spacing w:after="160" w:line="259" w:lineRule="auto"/>
+            </w:pPr>
+            <w:r>
+              <w:t>Resolved</w:t>
+            </w:r>
+          </w:p>
+        </w:tc>
+        <w:tc>
+          <w:tcPr>
+            <w:tcW w:w="0" w:type="auto"/>
+            <w:hideMark/>
+          </w:tcPr>
+          <w:p>
+            <w:pPr>
+              <w:spacing w:after="160" w:line="259" w:lineRule="auto"/>
+              <w:cnfStyle w:val="000000000000" w:firstRow="0" w:lastRow="0" w:firstColumn="0" w:lastColumn="0" w:oddVBand="0" w:evenVBand="0" w:oddHBand="0" w:evenHBand="0" w:firstRowFirstColumn="0" w:firstRowLastColumn="0" w:lastRowFirstColumn="0" w:lastRowLastColumn="0"/>
+            </w:pPr>
+            <w:r>
+              <w:t>context-&gt;</w:t>
+            </w:r>
+            <w:proofErr w:type="gramStart"/>
+            <w:r>
+              <w:t>setState(</w:t>
+            </w:r>
+            <w:proofErr w:type="gramEnd"/>
+            <w:r>
+              <w:t xml:space="preserve">new </w:t>
+            </w:r>
+            <w:proofErr w:type="gramStart"/>
+            <w:r>
+              <w:t>Moderate(</w:t>
+            </w:r>
+            <w:proofErr w:type="gramEnd"/>
+            <w:r>
+              <w:t xml:space="preserve">)) (Re-opens incident) </w:t>
+            </w:r>
+          </w:p>
+        </w:tc>
+        <w:tc>
+          <w:tcPr>
+            <w:tcW w:w="0" w:type="auto"/>
+            <w:hideMark/>
+          </w:tcPr>
+          <w:p>
+            <w:pPr>
+              <w:spacing w:after="160" w:line="259" w:lineRule="auto"/>
+              <w:cnfStyle w:val="000000000000" w:firstRow="0" w:lastRow="0" w:firstColumn="0" w:lastColumn="0" w:oddVBand="0" w:evenVBand="0" w:oddHBand="0" w:evenHBand="0" w:firstRowFirstColumn="0" w:firstRowLastColumn="0" w:lastRowFirstColumn="0" w:lastRowLastColumn="0"/>
+            </w:pPr>
+            <w:r>
+              <w:rPr>
+                <w:b/>
+                <w:bCs/>
+              </w:rPr>
+              <w:t>INVALID:</w:t>
+            </w:r>
+            <w:r>
+              <w:t xml:space="preserve"> Prints warning; no state transition </w:t>
+            </w:r>
+          </w:p>
+        </w:tc>
+        <w:tc>
+          <w:tcPr>
+            <w:tcW w:w="0" w:type="auto"/>
+            <w:hideMark/>
+          </w:tcPr>
+          <w:p>
+            <w:pPr>
+              <w:spacing w:after="160" w:line="259" w:lineRule="auto"/>
+              <w:cnfStyle w:val="000000000000" w:firstRow="0" w:lastRow="0" w:firstColumn="0" w:lastColumn="0" w:oddVBand="0" w:evenVBand="0" w:oddHBand="0" w:evenHBand="0" w:firstRowFirstColumn="0" w:firstRowLastColumn="0" w:lastRowFirstColumn="0" w:lastRowLastColumn="0"/>
+            </w:pPr>
+            <w:r>
+              <w:t>"RESOLVED"</w:t>
+            </w:r>
+          </w:p>
+        </w:tc>
+      </w:tr>
+    </w:tbl>
+    <w:p>
+      <w:pPr>
+        <w:rPr>
+          <w:b/>
+          <w:bCs/>
+        </w:rPr>
+      </w:pPr>
+      <w:r>
+        <w:rPr>
+          <w:b/>
+          <w:bCs/>
+        </w:rPr>
+        <w:t>6. MEMENTO PATTERN</w:t>
+      </w:r>
+    </w:p>
+    <w:p>
+      <w:pPr>
+        <w:rPr>
+          <w:b/>
+          <w:bCs/>
+        </w:rPr>
+      </w:pPr>
+      <w:r>
+        <w:rPr>
+          <w:b/>
+          <w:bCs/>
+        </w:rPr>
+        <w:t>Participants</w:t>
+      </w:r>
+    </w:p>
+    <w:tbl>
+      <w:tblPr>
+        <w:tblStyle w:val="GridTable4-Accent1"/>
+        <w:tblW w:w="0" w:type="auto"/>
+        <w:tblLook w:val="04A0" w:firstRow="1" w:lastRow="0" w:firstColumn="1" w:lastColumn="0" w:noHBand="0" w:noVBand="1"/>
+      </w:tblPr>
+      <w:tblGrid>
+        <w:gridCol w:w="1362"/>
+        <w:gridCol w:w="2000"/>
+      </w:tblGrid>
+      <w:tr>
+        <w:trPr>
+          <w:cnfStyle w:val="100000000000" w:firstRow="1" w:lastRow="0" w:firstColumn="0" w:lastColumn="0" w:oddVBand="0" w:evenVBand="0" w:oddHBand="0" w:evenHBand="0" w:firstRowFirstColumn="0" w:firstRowLastColumn="0" w:lastRowFirstColumn="0" w:lastRowLastColumn="0"/>
+        </w:trPr>
+        <w:tc>
+          <w:tcPr>
+            <w:cnfStyle w:val="001000000000" w:firstRow="0" w:lastRow="0" w:firstColumn="1" w:lastColumn="0" w:oddVBand="0" w:evenVBand="0" w:oddHBand="0" w:evenHBand="0" w:firstRowFirstColumn="0" w:firstRowLastColumn="0" w:lastRowFirstColumn="0" w:lastRowLastColumn="0"/>
+            <w:tcW w:w="0" w:type="auto"/>
+            <w:hideMark/>
+          </w:tcPr>
+          <w:p>
+            <w:pPr>
+              <w:spacing w:after="160" w:line="259" w:lineRule="auto"/>
+            </w:pPr>
+            <w:r>
+              <w:t>Role MD</w:t>
+            </w:r>
+          </w:p>
+        </w:tc>
+        <w:tc>
+          <w:tcPr>
+            <w:tcW w:w="0" w:type="auto"/>
+            <w:hideMark/>
+          </w:tcPr>
+          <w:p>
+            <w:pPr>
+              <w:spacing w:after="160" w:line="259" w:lineRule="auto"/>
+              <w:cnfStyle w:val="100000000000" w:firstRow="1" w:lastRow="0" w:firstColumn="0" w:lastColumn="0" w:oddVBand="0" w:evenVBand="0" w:oddHBand="0" w:evenHBand="0" w:firstRowFirstColumn="0" w:firstRowLastColumn="0" w:lastRowFirstColumn="0" w:lastRowLastColumn="0"/>
+            </w:pPr>
+            <w:r>
+              <w:t>Class(es) MD</w:t>
+            </w:r>
+          </w:p>
+        </w:tc>
+      </w:tr>
+      <w:tr>
+        <w:trPr>
+          <w:cnfStyle w:val="000000100000" w:firstRow="0" w:lastRow="0" w:firstColumn="0" w:lastColumn="0" w:oddVBand="0" w:evenVBand="0" w:oddHBand="1" w:evenHBand="0" w:firstRowFirstColumn="0" w:firstRowLastColumn="0" w:lastRowFirstColumn="0" w:lastRowLastColumn="0"/>
+        </w:trPr>
+        <w:tc>
+          <w:tcPr>
+            <w:cnfStyle w:val="001000000000" w:firstRow="0" w:lastRow="0" w:firstColumn="1" w:lastColumn="0" w:oddVBand="0" w:evenVBand="0" w:oddHBand="0" w:evenHBand="0" w:firstRowFirstColumn="0" w:firstRowLastColumn="0" w:lastRowFirstColumn="0" w:lastRowLastColumn="0"/>
+            <w:tcW w:w="0" w:type="auto"/>
+            <w:hideMark/>
+          </w:tcPr>
+          <w:p>
+            <w:pPr>
+              <w:spacing w:after="160" w:line="259" w:lineRule="auto"/>
+            </w:pPr>
+            <w:r>
+              <w:t>Originator</w:t>
+            </w:r>
+          </w:p>
+        </w:tc>
+        <w:tc>
+          <w:tcPr>
+            <w:tcW w:w="0" w:type="auto"/>
+            <w:hideMark/>
+          </w:tcPr>
+          <w:p>
+            <w:pPr>
+              <w:spacing w:after="160" w:line="259" w:lineRule="auto"/>
+              <w:cnfStyle w:val="000000100000" w:firstRow="0" w:lastRow="0" w:firstColumn="0" w:lastColumn="0" w:oddVBand="0" w:evenVBand="0" w:oddHBand="1" w:evenHBand="0" w:firstRowFirstColumn="0" w:firstRowLastColumn="0" w:lastRowFirstColumn="0" w:lastRowLastColumn="0"/>
+            </w:pPr>
+            <w:r>
+              <w:t>IncidentControl</w:t>
+            </w:r>
+          </w:p>
+        </w:tc>
+      </w:tr>
+      <w:tr>
+        <w:tc>
+          <w:tcPr>
+            <w:cnfStyle w:val="001000000000" w:firstRow="0" w:lastRow="0" w:firstColumn="1" w:lastColumn="0" w:oddVBand="0" w:evenVBand="0" w:oddHBand="0" w:evenHBand="0" w:firstRowFirstColumn="0" w:firstRowLastColumn="0" w:lastRowFirstColumn="0" w:lastRowLastColumn="0"/>
+            <w:tcW w:w="0" w:type="auto"/>
+            <w:hideMark/>
+          </w:tcPr>
+          <w:p>
+            <w:pPr>
+              <w:spacing w:after="160" w:line="259" w:lineRule="auto"/>
+            </w:pPr>
+            <w:r>
+              <w:t>Memento</w:t>
+            </w:r>
+          </w:p>
+        </w:tc>
+        <w:tc>
+          <w:tcPr>
+            <w:tcW w:w="0" w:type="auto"/>
+            <w:hideMark/>
+          </w:tcPr>
+          <w:p>
+            <w:pPr>
+              <w:spacing w:after="160" w:line="259" w:lineRule="auto"/>
+              <w:cnfStyle w:val="000000000000" w:firstRow="0" w:lastRow="0" w:firstColumn="0" w:lastColumn="0" w:oddVBand="0" w:evenVBand="0" w:oddHBand="0" w:evenHBand="0" w:firstRowFirstColumn="0" w:firstRowLastColumn="0" w:lastRowFirstColumn="0" w:lastRowLastColumn="0"/>
+            </w:pPr>
+            <w:r>
+              <w:t>IncidentMemento</w:t>
+            </w:r>
+          </w:p>
+        </w:tc>
+      </w:tr>
+      <w:tr>
+        <w:trPr>
+          <w:cnfStyle w:val="000000100000" w:firstRow="0" w:lastRow="0" w:firstColumn="0" w:lastColumn="0" w:oddVBand="0" w:evenVBand="0" w:oddHBand="1" w:evenHBand="0" w:firstRowFirstColumn="0" w:firstRowLastColumn="0" w:lastRowFirstColumn="0" w:lastRowLastColumn="0"/>
+        </w:trPr>
+        <w:tc>
+          <w:tcPr>
+            <w:cnfStyle w:val="001000000000" w:firstRow="0" w:lastRow="0" w:firstColumn="1" w:lastColumn="0" w:oddVBand="0" w:evenVBand="0" w:oddHBand="0" w:evenHBand="0" w:firstRowFirstColumn="0" w:firstRowLastColumn="0" w:lastRowFirstColumn="0" w:lastRowLastColumn="0"/>
+            <w:tcW w:w="0" w:type="auto"/>
+            <w:hideMark/>
+          </w:tcPr>
+          <w:p>
+            <w:pPr>
+              <w:spacing w:after="160" w:line="259" w:lineRule="auto"/>
+            </w:pPr>
+            <w:r>
+              <w:t>Caretaker</w:t>
+            </w:r>
+          </w:p>
+        </w:tc>
+        <w:tc>
+          <w:tcPr>
+            <w:tcW w:w="0" w:type="auto"/>
+            <w:hideMark/>
+          </w:tcPr>
+          <w:p>
+            <w:pPr>
+              <w:spacing w:after="160" w:line="259" w:lineRule="auto"/>
+              <w:cnfStyle w:val="000000100000" w:firstRow="0" w:lastRow="0" w:firstColumn="0" w:lastColumn="0" w:oddVBand="0" w:evenVBand="0" w:oddHBand="1" w:evenHBand="0" w:firstRowFirstColumn="0" w:firstRowLastColumn="0" w:lastRowFirstColumn="0" w:lastRowLastColumn="0"/>
+            </w:pPr>
+            <w:r>
+              <w:t>IncidentHistory</w:t>
+            </w:r>
+          </w:p>
+        </w:tc>
+      </w:tr>
+    </w:tbl>
+    <w:p>
+      <w:pPr>
+        <w:rPr>
+          <w:b/>
+          <w:bCs/>
+        </w:rPr>
+      </w:pPr>
+      <w:r>
+        <w:rPr>
+          <w:b/>
+          <w:bCs/>
+        </w:rPr>
+        <w:t>IncidentMemento Attributes</w:t>
+      </w:r>
+    </w:p>
+    <w:tbl>
+      <w:tblPr>
+        <w:tblStyle w:val="GridTable4-Accent1"/>
+        <w:tblW w:w="0" w:type="auto"/>
+        <w:tblLook w:val="04A0" w:firstRow="1" w:lastRow="0" w:firstColumn="1" w:lastColumn="0" w:noHBand="0" w:noVBand="1"/>
+      </w:tblPr>
+      <w:tblGrid>
+        <w:gridCol w:w="1904"/>
+        <w:gridCol w:w="2598"/>
+        <w:gridCol w:w="1115"/>
+        <w:gridCol w:w="3399"/>
+      </w:tblGrid>
+      <w:tr>
+        <w:trPr>
+          <w:cnfStyle w:val="100000000000" w:firstRow="1" w:lastRow="0" w:firstColumn="0" w:lastColumn="0" w:oddVBand="0" w:evenVBand="0" w:oddHBand="0" w:evenHBand="0" w:firstRowFirstColumn="0" w:firstRowLastColumn="0" w:lastRowFirstColumn="0" w:lastRowLastColumn="0"/>
+        </w:trPr>
+        <w:tc>
+          <w:tcPr>
+            <w:cnfStyle w:val="001000000000" w:firstRow="0" w:lastRow="0" w:firstColumn="1" w:lastColumn="0" w:oddVBand="0" w:evenVBand="0" w:oddHBand="0" w:evenHBand="0" w:firstRowFirstColumn="0" w:firstRowLastColumn="0" w:lastRowFirstColumn="0" w:lastRowLastColumn="0"/>
+            <w:tcW w:w="0" w:type="auto"/>
+            <w:hideMark/>
+          </w:tcPr>
+          <w:p>
+            <w:pPr>
+              <w:spacing w:after="160" w:line="259" w:lineRule="auto"/>
+            </w:pPr>
+            <w:r>
+              <w:t>Attribute Name MD</w:t>
+            </w:r>
+          </w:p>
+        </w:tc>
+        <w:tc>
+          <w:tcPr>
+            <w:tcW w:w="0" w:type="auto"/>
+            <w:hideMark/>
+          </w:tcPr>
+          <w:p>
+            <w:pPr>
+              <w:spacing w:after="160" w:line="259" w:lineRule="auto"/>
+              <w:cnfStyle w:val="100000000000" w:firstRow="1" w:lastRow="0" w:firstColumn="0" w:lastColumn="0" w:oddVBand="0" w:evenVBand="0" w:oddHBand="0" w:evenHBand="0" w:firstRowFirstColumn="0" w:firstRowLastColumn="0" w:lastRowFirstColumn="0" w:lastRowLastColumn="0"/>
+            </w:pPr>
+            <w:r>
+              <w:t>Type MD</w:t>
+            </w:r>
+          </w:p>
+        </w:tc>
+        <w:tc>
+          <w:tcPr>
+            <w:tcW w:w="0" w:type="auto"/>
+            <w:hideMark/>
+          </w:tcPr>
+          <w:p>
+            <w:pPr>
+              <w:spacing w:after="160" w:line="259" w:lineRule="auto"/>
+              <w:cnfStyle w:val="100000000000" w:firstRow="1" w:lastRow="0" w:firstColumn="0" w:lastColumn="0" w:oddVBand="0" w:evenVBand="0" w:oddHBand="0" w:evenHBand="0" w:firstRowFirstColumn="0" w:firstRowLastColumn="0" w:lastRowFirstColumn="0" w:lastRowLastColumn="0"/>
+            </w:pPr>
+            <w:r>
+              <w:t>Access MD</w:t>
+            </w:r>
+          </w:p>
+        </w:tc>
+        <w:tc>
+          <w:tcPr>
+            <w:tcW w:w="0" w:type="auto"/>
+            <w:hideMark/>
+          </w:tcPr>
+          <w:p>
+            <w:pPr>
+              <w:spacing w:after="160" w:line="259" w:lineRule="auto"/>
+              <w:cnfStyle w:val="100000000000" w:firstRow="1" w:lastRow="0" w:firstColumn="0" w:lastColumn="0" w:oddVBand="0" w:evenVBand="0" w:oddHBand="0" w:evenHBand="0" w:firstRowFirstColumn="0" w:firstRowLastColumn="0" w:lastRowFirstColumn="0" w:lastRowLastColumn="0"/>
+            </w:pPr>
+            <w:r>
+              <w:t>Reason for Value Copy MD</w:t>
+            </w:r>
+          </w:p>
+        </w:tc>
+      </w:tr>
+      <w:tr>
+        <w:trPr>
+          <w:cnfStyle w:val="000000100000" w:firstRow="0" w:lastRow="0" w:firstColumn="0" w:lastColumn="0" w:oddVBand="0" w:evenVBand="0" w:oddHBand="1" w:evenHBand="0" w:firstRowFirstColumn="0" w:firstRowLastColumn="0" w:lastRowFirstColumn="0" w:lastRowLastColumn="0"/>
+        </w:trPr>
+        <w:tc>
+          <w:tcPr>
+            <w:cnfStyle w:val="001000000000" w:firstRow="0" w:lastRow="0" w:firstColumn="1" w:lastColumn="0" w:oddVBand="0" w:evenVBand="0" w:oddHBand="0" w:evenHBand="0" w:firstRowFirstColumn="0" w:firstRowLastColumn="0" w:lastRowFirstColumn="0" w:lastRowLastColumn="0"/>
+            <w:tcW w:w="0" w:type="auto"/>
+            <w:hideMark/>
+          </w:tcPr>
+          <w:p>
+            <w:pPr>
+              <w:spacing w:after="160" w:line="259" w:lineRule="auto"/>
+            </w:pPr>
+            <w:proofErr w:type="spellStart"/>
+            <w:r>
+              <w:t>threatCount</w:t>
+            </w:r>
+            <w:proofErr w:type="spellEnd"/>
+          </w:p>
+        </w:tc>
+        <w:tc>
+          <w:tcPr>
+            <w:tcW w:w="0" w:type="auto"/>
+            <w:hideMark/>
+          </w:tcPr>
+          <w:p>
+            <w:pPr>
+              <w:spacing w:after="160" w:line="259" w:lineRule="auto"/>
+              <w:cnfStyle w:val="000000100000" w:firstRow="0" w:lastRow="0" w:firstColumn="0" w:lastColumn="0" w:oddVBand="0" w:evenVBand="0" w:oddHBand="1" w:evenHBand="0" w:firstRowFirstColumn="0" w:firstRowLastColumn="0" w:lastRowFirstColumn="0" w:lastRowLastColumn="0"/>
+            </w:pPr>
+            <w:r>
+              <w:t>int</w:t>
+            </w:r>
+          </w:p>
+        </w:tc>
+        <w:tc>
+          <w:tcPr>
+            <w:tcW w:w="0" w:type="auto"/>
+            <w:hideMark/>
+          </w:tcPr>
+          <w:p>
+            <w:pPr>
+              <w:spacing w:after="160" w:line="259" w:lineRule="auto"/>
+              <w:cnfStyle w:val="000000100000" w:firstRow="0" w:lastRow="0" w:firstColumn="0" w:lastColumn="0" w:oddVBand="0" w:evenVBand="0" w:oddHBand="1" w:evenHBand="0" w:firstRowFirstColumn="0" w:firstRowLastColumn="0" w:lastRowFirstColumn="0" w:lastRowLastColumn="0"/>
+            </w:pPr>
+            <w:r>
+              <w:t xml:space="preserve">Private </w:t>
+            </w:r>
+          </w:p>
+        </w:tc>
+        <w:tc>
+          <w:tcPr>
+            <w:tcW w:w="0" w:type="auto"/>
+            <w:hideMark/>
+          </w:tcPr>
+          <w:p>
+            <w:pPr>
+              <w:spacing w:after="160" w:line="259" w:lineRule="auto"/>
+              <w:cnfStyle w:val="000000100000" w:firstRow="0" w:lastRow="0" w:firstColumn="0" w:lastColumn="0" w:oddVBand="0" w:evenVBand="0" w:oddHBand="1" w:evenHBand="0" w:firstRowFirstColumn="0" w:firstRowLastColumn="0" w:lastRowFirstColumn="0" w:lastRowLastColumn="0"/>
+            </w:pPr>
+            <w:r>
+              <w:t xml:space="preserve">Primitive integer snapshot; no pointers/aliasing. </w:t>
+            </w:r>
+          </w:p>
+        </w:tc>
+      </w:tr>
+      <w:tr>
+        <w:tc>
+          <w:tcPr>
+            <w:cnfStyle w:val="001000000000" w:firstRow="0" w:lastRow="0" w:firstColumn="1" w:lastColumn="0" w:oddVBand="0" w:evenVBand="0" w:oddHBand="0" w:evenHBand="0" w:firstRowFirstColumn="0" w:firstRowLastColumn="0" w:lastRowFirstColumn="0" w:lastRowLastColumn="0"/>
+            <w:tcW w:w="0" w:type="auto"/>
+            <w:hideMark/>
+          </w:tcPr>
+          <w:p>
+            <w:pPr>
+              <w:spacing w:after="160" w:line="259" w:lineRule="auto"/>
+            </w:pPr>
+            <w:proofErr w:type="spellStart"/>
+            <w:r>
+              <w:t>activeThreats</w:t>
+            </w:r>
+            <w:proofErr w:type="spellEnd"/>
+          </w:p>
+        </w:tc>
+        <w:tc>
+          <w:tcPr>
+            <w:tcW w:w="0" w:type="auto"/>
+            <w:hideMark/>
+          </w:tcPr>
+          <w:p>
+            <w:pPr>
+              <w:spacing w:after="160" w:line="259" w:lineRule="auto"/>
+              <w:cnfStyle w:val="000000000000" w:firstRow="0" w:lastRow="0" w:firstColumn="0" w:lastColumn="0" w:oddVBand="0" w:evenVBand="0" w:oddHBand="0" w:evenHBand="0" w:firstRowFirstColumn="0" w:firstRowLastColumn="0" w:lastRowFirstColumn="0" w:lastRowLastColumn="0"/>
+            </w:pPr>
+            <w:proofErr w:type="gramStart"/>
+            <w:r>
+              <w:t>std::</w:t>
+            </w:r>
+            <w:proofErr w:type="gramEnd"/>
+            <w:r>
+              <w:t>map&lt;</w:t>
+            </w:r>
+            <w:proofErr w:type="gramStart"/>
+            <w:r>
+              <w:t>std::</w:t>
+            </w:r>
+            <w:proofErr w:type="gramEnd"/>
+            <w:r>
+              <w:t>string, Threat&gt;</w:t>
+            </w:r>
+          </w:p>
+        </w:tc>
+        <w:tc>
+          <w:tcPr>
+            <w:tcW w:w="0" w:type="auto"/>
+            <w:hideMark/>
+          </w:tcPr>
+          <w:p>
+            <w:pPr>
+              <w:spacing w:after="160" w:line="259" w:lineRule="auto"/>
+              <w:cnfStyle w:val="000000000000" w:firstRow="0" w:lastRow="0" w:firstColumn="0" w:lastColumn="0" w:oddVBand="0" w:evenVBand="0" w:oddHBand="0" w:evenHBand="0" w:firstRowFirstColumn="0" w:firstRowLastColumn="0" w:lastRowFirstColumn="0" w:lastRowLastColumn="0"/>
+            </w:pPr>
+            <w:r>
+              <w:t xml:space="preserve">Private </w:t>
+            </w:r>
+          </w:p>
+        </w:tc>
+        <w:tc>
+          <w:tcPr>
+            <w:tcW w:w="0" w:type="auto"/>
+            <w:hideMark/>
+          </w:tcPr>
+          <w:p>
+            <w:pPr>
+              <w:spacing w:after="160" w:line="259" w:lineRule="auto"/>
+              <w:cnfStyle w:val="000000000000" w:firstRow="0" w:lastRow="0" w:firstColumn="0" w:lastColumn="0" w:oddVBand="0" w:evenVBand="0" w:oddHBand="0" w:evenHBand="0" w:firstRowFirstColumn="0" w:firstRowLastColumn="0" w:lastRowFirstColumn="0" w:lastRowLastColumn="0"/>
+            </w:pPr>
+            <w:r>
+              <w:t xml:space="preserve">Value-copy map snapshot independent of originator. </w:t>
+            </w:r>
+          </w:p>
+        </w:tc>
+      </w:tr>
+      <w:tr>
+        <w:trPr>
+          <w:cnfStyle w:val="000000100000" w:firstRow="0" w:lastRow="0" w:firstColumn="0" w:lastColumn="0" w:oddVBand="0" w:evenVBand="0" w:oddHBand="1" w:evenHBand="0" w:firstRowFirstColumn="0" w:firstRowLastColumn="0" w:lastRowFirstColumn="0" w:lastRowLastColumn="0"/>
+        </w:trPr>
+        <w:tc>
+          <w:tcPr>
+            <w:cnfStyle w:val="001000000000" w:firstRow="0" w:lastRow="0" w:firstColumn="1" w:lastColumn="0" w:oddVBand="0" w:evenVBand="0" w:oddHBand="0" w:evenHBand="0" w:firstRowFirstColumn="0" w:firstRowLastColumn="0" w:lastRowFirstColumn="0" w:lastRowLastColumn="0"/>
+            <w:tcW w:w="0" w:type="auto"/>
+            <w:hideMark/>
+          </w:tcPr>
+          <w:p>
+            <w:pPr>
+              <w:spacing w:after="160" w:line="259" w:lineRule="auto"/>
+            </w:pPr>
+            <w:proofErr w:type="spellStart"/>
+            <w:r>
+              <w:t>stateLabel</w:t>
+            </w:r>
+            <w:proofErr w:type="spellEnd"/>
+          </w:p>
+        </w:tc>
+        <w:tc>
+          <w:tcPr>
+            <w:tcW w:w="0" w:type="auto"/>
+            <w:hideMark/>
+          </w:tcPr>
+          <w:p>
+            <w:pPr>
+              <w:spacing w:after="160" w:line="259" w:lineRule="auto"/>
+              <w:cnfStyle w:val="000000100000" w:firstRow="0" w:lastRow="0" w:firstColumn="0" w:lastColumn="0" w:oddVBand="0" w:evenVBand="0" w:oddHBand="1" w:evenHBand="0" w:firstRowFirstColumn="0" w:firstRowLastColumn="0" w:lastRowFirstColumn="0" w:lastRowLastColumn="0"/>
+            </w:pPr>
+            <w:proofErr w:type="gramStart"/>
+            <w:r>
+              <w:t>std::</w:t>
+            </w:r>
+            <w:proofErr w:type="gramEnd"/>
+            <w:r>
+              <w:t>string</w:t>
+            </w:r>
+          </w:p>
+        </w:tc>
+        <w:tc>
+          <w:tcPr>
+            <w:tcW w:w="0" w:type="auto"/>
+            <w:hideMark/>
+          </w:tcPr>
+          <w:p>
+            <w:pPr>
+              <w:spacing w:after="160" w:line="259" w:lineRule="auto"/>
+              <w:cnfStyle w:val="000000100000" w:firstRow="0" w:lastRow="0" w:firstColumn="0" w:lastColumn="0" w:oddVBand="0" w:evenVBand="0" w:oddHBand="1" w:evenHBand="0" w:firstRowFirstColumn="0" w:firstRowLastColumn="0" w:lastRowFirstColumn="0" w:lastRowLastColumn="0"/>
+            </w:pPr>
+            <w:r>
+              <w:t xml:space="preserve">Private </w:t>
+            </w:r>
+          </w:p>
+        </w:tc>
+        <w:tc>
+          <w:tcPr>
+            <w:tcW w:w="0" w:type="auto"/>
+            <w:hideMark/>
+          </w:tcPr>
+          <w:p>
+            <w:pPr>
+              <w:spacing w:after="160" w:line="259" w:lineRule="auto"/>
+              <w:cnfStyle w:val="000000100000" w:firstRow="0" w:lastRow="0" w:firstColumn="0" w:lastColumn="0" w:oddVBand="0" w:evenVBand="0" w:oddHBand="1" w:evenHBand="0" w:firstRowFirstColumn="0" w:firstRowLastColumn="0" w:lastRowFirstColumn="0" w:lastRowLastColumn="0"/>
+            </w:pPr>
+            <w:r>
+              <w:t xml:space="preserve">Avoids dangling </w:t>
+            </w:r>
+            <w:proofErr w:type="spellStart"/>
+            <w:r>
+              <w:t>IncidentState</w:t>
+            </w:r>
+            <w:proofErr w:type="spellEnd"/>
+            <w:r>
+              <w:t xml:space="preserve">* pointers when states change. </w:t>
+            </w:r>
+          </w:p>
+        </w:tc>
+      </w:tr>
+    </w:tbl>
+    <w:p>
+      <w:pPr>
+        <w:rPr>
+          <w:b/>
+          <w:bCs/>
+        </w:rPr>
+      </w:pPr>
+      <w:r>
+        <w:rPr>
+          <w:b/>
+          <w:bCs/>
+        </w:rPr>
+        <w:t>SYSTEM-WIDE OWNERSHIP SUMMARY</w:t>
+      </w:r>
+    </w:p>
+    <w:p>
+      <w:pPr>
+        <w:rPr>
+          <w:b/>
+          <w:bCs/>
+        </w:rPr>
+      </w:pPr>
+      <w:r>
+        <w:rPr>
+          <w:b/>
+          <w:bCs/>
+        </w:rPr>
+        <w:lastRenderedPageBreak/>
+        <w:t>Complete Ownership &amp; Lifetime Decisions</w:t>
+      </w:r>
+    </w:p>
+    <w:tbl>
+      <w:tblPr>
+        <w:tblStyle w:val="GridTable4-Accent1"/>
+        <w:tblW w:w="0" w:type="auto"/>
+        <w:tblLook w:val="04A0" w:firstRow="1" w:lastRow="0" w:firstColumn="1" w:lastColumn="0" w:noHBand="0" w:noVBand="1"/>
+      </w:tblPr>
+      <w:tblGrid>
+        <w:gridCol w:w="2483"/>
+        <w:gridCol w:w="3100"/>
+        <w:gridCol w:w="3433"/>
+      </w:tblGrid>
+      <w:tr>
+        <w:trPr>
+          <w:cnfStyle w:val="100000000000" w:firstRow="1" w:lastRow="0" w:firstColumn="0" w:lastColumn="0" w:oddVBand="0" w:evenVBand="0" w:oddHBand="0" w:evenHBand="0" w:firstRowFirstColumn="0" w:firstRowLastColumn="0" w:lastRowFirstColumn="0" w:lastRowLastColumn="0"/>
+        </w:trPr>
+        <w:tc>
+          <w:tcPr>
+            <w:cnfStyle w:val="001000000000" w:firstRow="0" w:lastRow="0" w:firstColumn="1" w:lastColumn="0" w:oddVBand="0" w:evenVBand="0" w:oddHBand="0" w:evenHBand="0" w:firstRowFirstColumn="0" w:firstRowLastColumn="0" w:lastRowFirstColumn="0" w:lastRowLastColumn="0"/>
+            <w:tcW w:w="0" w:type="auto"/>
+            <w:hideMark/>
+          </w:tcPr>
+          <w:p>
+            <w:pPr>
+              <w:spacing w:after="160" w:line="259" w:lineRule="auto"/>
+            </w:pPr>
+            <w:r>
+              <w:t>Object PNG+ 2</w:t>
+            </w:r>
+          </w:p>
+        </w:tc>
+        <w:tc>
+          <w:tcPr>
+            <w:tcW w:w="0" w:type="auto"/>
+            <w:hideMark/>
+          </w:tcPr>
+          <w:p>
+            <w:pPr>
+              <w:spacing w:after="160" w:line="259" w:lineRule="auto"/>
+              <w:cnfStyle w:val="100000000000" w:firstRow="1" w:lastRow="0" w:firstColumn="0" w:lastColumn="0" w:oddVBand="0" w:evenVBand="0" w:oddHBand="0" w:evenHBand="0" w:firstRowFirstColumn="0" w:firstRowLastColumn="0" w:lastRowFirstColumn="0" w:lastRowLastColumn="0"/>
+            </w:pPr>
+            <w:r>
+              <w:t>Owner PNG+ 2</w:t>
+            </w:r>
+          </w:p>
+        </w:tc>
+        <w:tc>
+          <w:tcPr>
+            <w:tcW w:w="0" w:type="auto"/>
+            <w:hideMark/>
+          </w:tcPr>
+          <w:p>
+            <w:pPr>
+              <w:spacing w:after="160" w:line="259" w:lineRule="auto"/>
+              <w:cnfStyle w:val="100000000000" w:firstRow="1" w:lastRow="0" w:firstColumn="0" w:lastColumn="0" w:oddVBand="0" w:evenVBand="0" w:oddHBand="0" w:evenHBand="0" w:firstRowFirstColumn="0" w:firstRowLastColumn="0" w:lastRowFirstColumn="0" w:lastRowLastColumn="0"/>
+            </w:pPr>
+            <w:r>
+              <w:t>Deleted in PNG+ 2</w:t>
+            </w:r>
+          </w:p>
+        </w:tc>
+      </w:tr>
+      <w:tr>
+        <w:trPr>
+          <w:cnfStyle w:val="000000100000" w:firstRow="0" w:lastRow="0" w:firstColumn="0" w:lastColumn="0" w:oddVBand="0" w:evenVBand="0" w:oddHBand="1" w:evenHBand="0" w:firstRowFirstColumn="0" w:firstRowLastColumn="0" w:lastRowFirstColumn="0" w:lastRowLastColumn="0"/>
+        </w:trPr>
+        <w:tc>
+          <w:tcPr>
+            <w:cnfStyle w:val="001000000000" w:firstRow="0" w:lastRow="0" w:firstColumn="1" w:lastColumn="0" w:oddVBand="0" w:evenVBand="0" w:oddHBand="0" w:evenHBand="0" w:firstRowFirstColumn="0" w:firstRowLastColumn="0" w:lastRowFirstColumn="0" w:lastRowLastColumn="0"/>
+            <w:tcW w:w="0" w:type="auto"/>
+            <w:hideMark/>
+          </w:tcPr>
+          <w:p>
+            <w:pPr>
+              <w:spacing w:after="160" w:line="259" w:lineRule="auto"/>
+            </w:pPr>
+            <w:r>
+              <w:t>CommunicationHub</w:t>
+            </w:r>
+          </w:p>
+        </w:tc>
+        <w:tc>
+          <w:tcPr>
+            <w:tcW w:w="0" w:type="auto"/>
+            <w:hideMark/>
+          </w:tcPr>
+          <w:p>
+            <w:pPr>
+              <w:spacing w:after="160" w:line="259" w:lineRule="auto"/>
+              <w:cnfStyle w:val="000000100000" w:firstRow="0" w:lastRow="0" w:firstColumn="0" w:lastColumn="0" w:oddVBand="0" w:evenVBand="0" w:oddHBand="1" w:evenHBand="0" w:firstRowFirstColumn="0" w:firstRowLastColumn="0" w:lastRowFirstColumn="0" w:lastRowLastColumn="0"/>
+            </w:pPr>
+            <w:r>
+              <w:t>EmergencyResponseFacade</w:t>
+            </w:r>
+          </w:p>
+        </w:tc>
+        <w:tc>
+          <w:tcPr>
+            <w:tcW w:w="0" w:type="auto"/>
+            <w:hideMark/>
+          </w:tcPr>
+          <w:p>
+            <w:pPr>
+              <w:spacing w:after="160" w:line="259" w:lineRule="auto"/>
+              <w:cnfStyle w:val="000000100000" w:firstRow="0" w:lastRow="0" w:firstColumn="0" w:lastColumn="0" w:oddVBand="0" w:evenVBand="0" w:oddHBand="1" w:evenHBand="0" w:firstRowFirstColumn="0" w:firstRowLastColumn="0" w:lastRowFirstColumn="0" w:lastRowLastColumn="0"/>
+            </w:pPr>
+            <w:r>
+              <w:t>~</w:t>
+            </w:r>
+            <w:proofErr w:type="gramStart"/>
+            <w:r>
+              <w:t>EmergencyResponseFacade(</w:t>
+            </w:r>
+            <w:proofErr w:type="gramEnd"/>
+            <w:r>
+              <w:t>)</w:t>
+            </w:r>
+          </w:p>
+        </w:tc>
+      </w:tr>
+      <w:tr>
+        <w:tc>
+          <w:tcPr>
+            <w:cnfStyle w:val="001000000000" w:firstRow="0" w:lastRow="0" w:firstColumn="1" w:lastColumn="0" w:oddVBand="0" w:evenVBand="0" w:oddHBand="0" w:evenHBand="0" w:firstRowFirstColumn="0" w:firstRowLastColumn="0" w:lastRowFirstColumn="0" w:lastRowLastColumn="0"/>
+            <w:tcW w:w="0" w:type="auto"/>
+            <w:hideMark/>
+          </w:tcPr>
+          <w:p>
+            <w:pPr>
+              <w:spacing w:after="160" w:line="259" w:lineRule="auto"/>
+            </w:pPr>
+            <w:r>
+              <w:t>SecurityGuards, FirstAidTeam, FacilityStaff, AccessControlTeam</w:t>
+            </w:r>
+          </w:p>
+        </w:tc>
+        <w:tc>
+          <w:tcPr>
+            <w:tcW w:w="0" w:type="auto"/>
+            <w:hideMark/>
+          </w:tcPr>
+          <w:p>
+            <w:pPr>
+              <w:spacing w:after="160" w:line="259" w:lineRule="auto"/>
+              <w:cnfStyle w:val="000000000000" w:firstRow="0" w:lastRow="0" w:firstColumn="0" w:lastColumn="0" w:oddVBand="0" w:evenVBand="0" w:oddHBand="0" w:evenHBand="0" w:firstRowFirstColumn="0" w:firstRowLastColumn="0" w:lastRowFirstColumn="0" w:lastRowLastColumn="0"/>
+            </w:pPr>
+            <w:r>
+              <w:t>EmergencyResponseFacade</w:t>
+            </w:r>
+          </w:p>
+        </w:tc>
+        <w:tc>
+          <w:tcPr>
+            <w:tcW w:w="0" w:type="auto"/>
+            <w:hideMark/>
+          </w:tcPr>
+          <w:p>
+            <w:pPr>
+              <w:spacing w:after="160" w:line="259" w:lineRule="auto"/>
+              <w:cnfStyle w:val="000000000000" w:firstRow="0" w:lastRow="0" w:firstColumn="0" w:lastColumn="0" w:oddVBand="0" w:evenVBand="0" w:oddHBand="0" w:evenHBand="0" w:firstRowFirstColumn="0" w:firstRowLastColumn="0" w:lastRowFirstColumn="0" w:lastRowLastColumn="0"/>
+            </w:pPr>
+            <w:r>
+              <w:t>~</w:t>
+            </w:r>
+            <w:proofErr w:type="gramStart"/>
+            <w:r>
+              <w:t>EmergencyResponseFacade(</w:t>
+            </w:r>
+            <w:proofErr w:type="gramEnd"/>
+            <w:r>
+              <w:t>)</w:t>
+            </w:r>
+          </w:p>
+        </w:tc>
+      </w:tr>
+      <w:tr>
+        <w:trPr>
+          <w:cnfStyle w:val="000000100000" w:firstRow="0" w:lastRow="0" w:firstColumn="0" w:lastColumn="0" w:oddVBand="0" w:evenVBand="0" w:oddHBand="1" w:evenHBand="0" w:firstRowFirstColumn="0" w:firstRowLastColumn="0" w:lastRowFirstColumn="0" w:lastRowLastColumn="0"/>
+        </w:trPr>
+        <w:tc>
+          <w:tcPr>
+            <w:cnfStyle w:val="001000000000" w:firstRow="0" w:lastRow="0" w:firstColumn="1" w:lastColumn="0" w:oddVBand="0" w:evenVBand="0" w:oddHBand="0" w:evenHBand="0" w:firstRowFirstColumn="0" w:firstRowLastColumn="0" w:lastRowFirstColumn="0" w:lastRowLastColumn="0"/>
+            <w:tcW w:w="0" w:type="auto"/>
+            <w:hideMark/>
+          </w:tcPr>
+          <w:p>
+            <w:pPr>
+              <w:spacing w:after="160" w:line="259" w:lineRule="auto"/>
+            </w:pPr>
+            <w:r>
+              <w:t>AmbulanceAdapter, PoliceAdapter, FireFighterAdapter</w:t>
+            </w:r>
+          </w:p>
+        </w:tc>
+        <w:tc>
+          <w:tcPr>
+            <w:tcW w:w="0" w:type="auto"/>
+            <w:hideMark/>
+          </w:tcPr>
+          <w:p>
+            <w:pPr>
+              <w:spacing w:after="160" w:line="259" w:lineRule="auto"/>
+              <w:cnfStyle w:val="000000100000" w:firstRow="0" w:lastRow="0" w:firstColumn="0" w:lastColumn="0" w:oddVBand="0" w:evenVBand="0" w:oddHBand="1" w:evenHBand="0" w:firstRowFirstColumn="0" w:firstRowLastColumn="0" w:lastRowFirstColumn="0" w:lastRowLastColumn="0"/>
+            </w:pPr>
+            <w:r>
+              <w:t>EmergencyResponseFacade</w:t>
+            </w:r>
+          </w:p>
+        </w:tc>
+        <w:tc>
+          <w:tcPr>
+            <w:tcW w:w="0" w:type="auto"/>
+            <w:hideMark/>
+          </w:tcPr>
+          <w:p>
+            <w:pPr>
+              <w:spacing w:after="160" w:line="259" w:lineRule="auto"/>
+              <w:cnfStyle w:val="000000100000" w:firstRow="0" w:lastRow="0" w:firstColumn="0" w:lastColumn="0" w:oddVBand="0" w:evenVBand="0" w:oddHBand="1" w:evenHBand="0" w:firstRowFirstColumn="0" w:firstRowLastColumn="0" w:lastRowFirstColumn="0" w:lastRowLastColumn="0"/>
+            </w:pPr>
+            <w:r>
+              <w:t>~</w:t>
+            </w:r>
+            <w:proofErr w:type="gramStart"/>
+            <w:r>
+              <w:t>EmergencyResponseFacade(</w:t>
+            </w:r>
+            <w:proofErr w:type="gramEnd"/>
+            <w:r>
+              <w:t>)</w:t>
+            </w:r>
+          </w:p>
+        </w:tc>
+      </w:tr>
+      <w:tr>
+        <w:tc>
+          <w:tcPr>
+            <w:cnfStyle w:val="001000000000" w:firstRow="0" w:lastRow="0" w:firstColumn="1" w:lastColumn="0" w:oddVBand="0" w:evenVBand="0" w:oddHBand="0" w:evenHBand="0" w:firstRowFirstColumn="0" w:firstRowLastColumn="0" w:lastRowFirstColumn="0" w:lastRowLastColumn="0"/>
+            <w:tcW w:w="0" w:type="auto"/>
+            <w:hideMark/>
+          </w:tcPr>
+          <w:p>
+            <w:pPr>
+              <w:spacing w:after="160" w:line="259" w:lineRule="auto"/>
+            </w:pPr>
+            <w:r>
+              <w:t>Ambulance</w:t>
+            </w:r>
+          </w:p>
+        </w:tc>
+        <w:tc>
+          <w:tcPr>
+            <w:tcW w:w="0" w:type="auto"/>
+            <w:hideMark/>
+          </w:tcPr>
+          <w:p>
+            <w:pPr>
+              <w:spacing w:after="160" w:line="259" w:lineRule="auto"/>
+              <w:cnfStyle w:val="000000000000" w:firstRow="0" w:lastRow="0" w:firstColumn="0" w:lastColumn="0" w:oddVBand="0" w:evenVBand="0" w:oddHBand="0" w:evenHBand="0" w:firstRowFirstColumn="0" w:firstRowLastColumn="0" w:lastRowFirstColumn="0" w:lastRowLastColumn="0"/>
+            </w:pPr>
+            <w:r>
+              <w:t>AmbulanceAdapter</w:t>
+            </w:r>
+          </w:p>
+        </w:tc>
+        <w:tc>
+          <w:tcPr>
+            <w:tcW w:w="0" w:type="auto"/>
+            <w:hideMark/>
+          </w:tcPr>
+          <w:p>
+            <w:pPr>
+              <w:spacing w:after="160" w:line="259" w:lineRule="auto"/>
+              <w:cnfStyle w:val="000000000000" w:firstRow="0" w:lastRow="0" w:firstColumn="0" w:lastColumn="0" w:oddVBand="0" w:evenVBand="0" w:oddHBand="0" w:evenHBand="0" w:firstRowFirstColumn="0" w:firstRowLastColumn="0" w:lastRowFirstColumn="0" w:lastRowLastColumn="0"/>
+            </w:pPr>
+            <w:r>
+              <w:t>~</w:t>
+            </w:r>
+            <w:proofErr w:type="gramStart"/>
+            <w:r>
+              <w:t>AmbulanceAdapter(</w:t>
+            </w:r>
+            <w:proofErr w:type="gramEnd"/>
+            <w:r>
+              <w:t>)</w:t>
+            </w:r>
+          </w:p>
+        </w:tc>
+      </w:tr>
+      <w:tr>
+        <w:trPr>
+          <w:cnfStyle w:val="000000100000" w:firstRow="0" w:lastRow="0" w:firstColumn="0" w:lastColumn="0" w:oddVBand="0" w:evenVBand="0" w:oddHBand="1" w:evenHBand="0" w:firstRowFirstColumn="0" w:firstRowLastColumn="0" w:lastRowFirstColumn="0" w:lastRowLastColumn="0"/>
+        </w:trPr>
+        <w:tc>
+          <w:tcPr>
+            <w:cnfStyle w:val="001000000000" w:firstRow="0" w:lastRow="0" w:firstColumn="1" w:lastColumn="0" w:oddVBand="0" w:evenVBand="0" w:oddHBand="0" w:evenHBand="0" w:firstRowFirstColumn="0" w:firstRowLastColumn="0" w:lastRowFirstColumn="0" w:lastRowLastColumn="0"/>
+            <w:tcW w:w="0" w:type="auto"/>
+            <w:hideMark/>
+          </w:tcPr>
+          <w:p>
+            <w:pPr>
+              <w:spacing w:after="160" w:line="259" w:lineRule="auto"/>
+            </w:pPr>
+            <w:r>
+              <w:t>Police</w:t>
+            </w:r>
+          </w:p>
+        </w:tc>
+        <w:tc>
+          <w:tcPr>
+            <w:tcW w:w="0" w:type="auto"/>
+            <w:hideMark/>
+          </w:tcPr>
+          <w:p>
+            <w:pPr>
+              <w:spacing w:after="160" w:line="259" w:lineRule="auto"/>
+              <w:cnfStyle w:val="000000100000" w:firstRow="0" w:lastRow="0" w:firstColumn="0" w:lastColumn="0" w:oddVBand="0" w:evenVBand="0" w:oddHBand="1" w:evenHBand="0" w:firstRowFirstColumn="0" w:firstRowLastColumn="0" w:lastRowFirstColumn="0" w:lastRowLastColumn="0"/>
+            </w:pPr>
+            <w:r>
+              <w:t>PoliceAdapter</w:t>
+            </w:r>
+          </w:p>
+        </w:tc>
+        <w:tc>
+          <w:tcPr>
+            <w:tcW w:w="0" w:type="auto"/>
+            <w:hideMark/>
+          </w:tcPr>
+          <w:p>
+            <w:pPr>
+              <w:spacing w:after="160" w:line="259" w:lineRule="auto"/>
+              <w:cnfStyle w:val="000000100000" w:firstRow="0" w:lastRow="0" w:firstColumn="0" w:lastColumn="0" w:oddVBand="0" w:evenVBand="0" w:oddHBand="1" w:evenHBand="0" w:firstRowFirstColumn="0" w:firstRowLastColumn="0" w:lastRowFirstColumn="0" w:lastRowLastColumn="0"/>
+            </w:pPr>
+            <w:r>
+              <w:t>~</w:t>
+            </w:r>
+            <w:proofErr w:type="gramStart"/>
+            <w:r>
+              <w:t>PoliceAdapter(</w:t>
+            </w:r>
+            <w:proofErr w:type="gramEnd"/>
+            <w:r>
+              <w:t>)</w:t>
+            </w:r>
+          </w:p>
+        </w:tc>
+      </w:tr>
+      <w:tr>
+        <w:tc>
+          <w:tcPr>
+            <w:cnfStyle w:val="001000000000" w:firstRow="0" w:lastRow="0" w:firstColumn="1" w:lastColumn="0" w:oddVBand="0" w:evenVBand="0" w:oddHBand="0" w:evenHBand="0" w:firstRowFirstColumn="0" w:firstRowLastColumn="0" w:lastRowFirstColumn="0" w:lastRowLastColumn="0"/>
+            <w:tcW w:w="0" w:type="auto"/>
+            <w:hideMark/>
+          </w:tcPr>
+          <w:p>
+            <w:pPr>
+              <w:spacing w:after="160" w:line="259" w:lineRule="auto"/>
+            </w:pPr>
+            <w:proofErr w:type="spellStart"/>
+            <w:r>
+              <w:t>FireFighter</w:t>
+            </w:r>
+            <w:proofErr w:type="spellEnd"/>
+          </w:p>
+        </w:tc>
+        <w:tc>
+          <w:tcPr>
+            <w:tcW w:w="0" w:type="auto"/>
+            <w:hideMark/>
+          </w:tcPr>
+          <w:p>
+            <w:pPr>
+              <w:spacing w:after="160" w:line="259" w:lineRule="auto"/>
+              <w:cnfStyle w:val="000000000000" w:firstRow="0" w:lastRow="0" w:firstColumn="0" w:lastColumn="0" w:oddVBand="0" w:evenVBand="0" w:oddHBand="0" w:evenHBand="0" w:firstRowFirstColumn="0" w:firstRowLastColumn="0" w:lastRowFirstColumn="0" w:lastRowLastColumn="0"/>
+            </w:pPr>
+            <w:r>
+              <w:t>FireFighterAdapter</w:t>
+            </w:r>
+          </w:p>
+        </w:tc>
+        <w:tc>
+          <w:tcPr>
+            <w:tcW w:w="0" w:type="auto"/>
+            <w:hideMark/>
+          </w:tcPr>
+          <w:p>
+            <w:pPr>
+              <w:spacing w:after="160" w:line="259" w:lineRule="auto"/>
+              <w:cnfStyle w:val="000000000000" w:firstRow="0" w:lastRow="0" w:firstColumn="0" w:lastColumn="0" w:oddVBand="0" w:evenVBand="0" w:oddHBand="0" w:evenHBand="0" w:firstRowFirstColumn="0" w:firstRowLastColumn="0" w:lastRowFirstColumn="0" w:lastRowLastColumn="0"/>
+            </w:pPr>
+            <w:r>
+              <w:t>~</w:t>
+            </w:r>
+            <w:proofErr w:type="gramStart"/>
+            <w:r>
+              <w:t>FireFighterAdapter(</w:t>
+            </w:r>
+            <w:proofErr w:type="gramEnd"/>
+            <w:r>
+              <w:t>)</w:t>
+            </w:r>
+          </w:p>
+        </w:tc>
+      </w:tr>
+      <w:tr>
+        <w:trPr>
+          <w:cnfStyle w:val="000000100000" w:firstRow="0" w:lastRow="0" w:firstColumn="0" w:lastColumn="0" w:oddVBand="0" w:evenVBand="0" w:oddHBand="1" w:evenHBand="0" w:firstRowFirstColumn="0" w:firstRowLastColumn="0" w:lastRowFirstColumn="0" w:lastRowLastColumn="0"/>
+        </w:trPr>
+        <w:tc>
+          <w:tcPr>
+            <w:cnfStyle w:val="001000000000" w:firstRow="0" w:lastRow="0" w:firstColumn="1" w:lastColumn="0" w:oddVBand="0" w:evenVBand="0" w:oddHBand="0" w:evenHBand="0" w:firstRowFirstColumn="0" w:firstRowLastColumn="0" w:lastRowFirstColumn="0" w:lastRowLastColumn="0"/>
+            <w:tcW w:w="0" w:type="auto"/>
+            <w:hideMark/>
+          </w:tcPr>
+          <w:p>
+            <w:pPr>
+              <w:spacing w:after="160" w:line="259" w:lineRule="auto"/>
+            </w:pPr>
+            <w:r>
+              <w:t>Dispatcher</w:t>
+            </w:r>
+          </w:p>
+        </w:tc>
+        <w:tc>
+          <w:tcPr>
+            <w:tcW w:w="0" w:type="auto"/>
+            <w:hideMark/>
+          </w:tcPr>
+          <w:p>
+            <w:pPr>
+              <w:spacing w:after="160" w:line="259" w:lineRule="auto"/>
+              <w:cnfStyle w:val="000000100000" w:firstRow="0" w:lastRow="0" w:firstColumn="0" w:lastColumn="0" w:oddVBand="0" w:evenVBand="0" w:oddHBand="1" w:evenHBand="0" w:firstRowFirstColumn="0" w:firstRowLastColumn="0" w:lastRowFirstColumn="0" w:lastRowLastColumn="0"/>
+            </w:pPr>
+            <w:r>
+              <w:t>EmergencyResponseFacade</w:t>
+            </w:r>
+          </w:p>
+        </w:tc>
+        <w:tc>
+          <w:tcPr>
+            <w:tcW w:w="0" w:type="auto"/>
+            <w:hideMark/>
+          </w:tcPr>
+          <w:p>
+            <w:pPr>
+              <w:spacing w:after="160" w:line="259" w:lineRule="auto"/>
+              <w:cnfStyle w:val="000000100000" w:firstRow="0" w:lastRow="0" w:firstColumn="0" w:lastColumn="0" w:oddVBand="0" w:evenVBand="0" w:oddHBand="1" w:evenHBand="0" w:firstRowFirstColumn="0" w:firstRowLastColumn="0" w:lastRowFirstColumn="0" w:lastRowLastColumn="0"/>
+            </w:pPr>
+            <w:r>
+              <w:t>~</w:t>
+            </w:r>
+            <w:proofErr w:type="gramStart"/>
+            <w:r>
+              <w:t>EmergencyResponseFacade(</w:t>
+            </w:r>
+            <w:proofErr w:type="gramEnd"/>
+            <w:r>
+              <w:t>)</w:t>
+            </w:r>
+          </w:p>
+        </w:tc>
+      </w:tr>
+      <w:tr>
+        <w:tc>
+          <w:tcPr>
+            <w:cnfStyle w:val="001000000000" w:firstRow="0" w:lastRow="0" w:firstColumn="1" w:lastColumn="0" w:oddVBand="0" w:evenVBand="0" w:oddHBand="0" w:evenHBand="0" w:firstRowFirstColumn="0" w:firstRowLastColumn="0" w:lastRowFirstColumn="0" w:lastRowLastColumn="0"/>
+            <w:tcW w:w="0" w:type="auto"/>
+            <w:hideMark/>
+          </w:tcPr>
+          <w:p>
+            <w:pPr>
+              <w:spacing w:after="160" w:line="259" w:lineRule="auto"/>
+            </w:pPr>
+            <w:r>
+              <w:t>IncidentControl</w:t>
+            </w:r>
+          </w:p>
+        </w:tc>
+        <w:tc>
+          <w:tcPr>
+            <w:tcW w:w="0" w:type="auto"/>
+            <w:hideMark/>
+          </w:tcPr>
+          <w:p>
+            <w:pPr>
+              <w:spacing w:after="160" w:line="259" w:lineRule="auto"/>
+              <w:cnfStyle w:val="000000000000" w:firstRow="0" w:lastRow="0" w:firstColumn="0" w:lastColumn="0" w:oddVBand="0" w:evenVBand="0" w:oddHBand="0" w:evenHBand="0" w:firstRowFirstColumn="0" w:firstRowLastColumn="0" w:lastRowFirstColumn="0" w:lastRowLastColumn="0"/>
+            </w:pPr>
+            <w:r>
+              <w:t>EmergencyResponseFacade</w:t>
+            </w:r>
+          </w:p>
+        </w:tc>
+        <w:tc>
+          <w:tcPr>
+            <w:tcW w:w="0" w:type="auto"/>
+            <w:hideMark/>
+          </w:tcPr>
+          <w:p>
+            <w:pPr>
+              <w:spacing w:after="160" w:line="259" w:lineRule="auto"/>
+              <w:cnfStyle w:val="000000000000" w:firstRow="0" w:lastRow="0" w:firstColumn="0" w:lastColumn="0" w:oddVBand="0" w:evenVBand="0" w:oddHBand="0" w:evenHBand="0" w:firstRowFirstColumn="0" w:firstRowLastColumn="0" w:lastRowFirstColumn="0" w:lastRowLastColumn="0"/>
+            </w:pPr>
+            <w:r>
+              <w:t>~</w:t>
+            </w:r>
+            <w:proofErr w:type="gramStart"/>
+            <w:r>
+              <w:t>EmergencyResponseFacade(</w:t>
+            </w:r>
+            <w:proofErr w:type="gramEnd"/>
+            <w:r>
+              <w:t>)</w:t>
+            </w:r>
+          </w:p>
+        </w:tc>
+      </w:tr>
+      <w:tr>
+        <w:trPr>
+          <w:cnfStyle w:val="000000100000" w:firstRow="0" w:lastRow="0" w:firstColumn="0" w:lastColumn="0" w:oddVBand="0" w:evenVBand="0" w:oddHBand="1" w:evenHBand="0" w:firstRowFirstColumn="0" w:firstRowLastColumn="0" w:lastRowFirstColumn="0" w:lastRowLastColumn="0"/>
+        </w:trPr>
+        <w:tc>
+          <w:tcPr>
+            <w:cnfStyle w:val="001000000000" w:firstRow="0" w:lastRow="0" w:firstColumn="1" w:lastColumn="0" w:oddVBand="0" w:evenVBand="0" w:oddHBand="0" w:evenHBand="0" w:firstRowFirstColumn="0" w:firstRowLastColumn="0" w:lastRowFirstColumn="0" w:lastRowLastColumn="0"/>
+            <w:tcW w:w="0" w:type="auto"/>
+            <w:hideMark/>
+          </w:tcPr>
+          <w:p>
+            <w:pPr>
+              <w:spacing w:after="160" w:line="259" w:lineRule="auto"/>
+            </w:pPr>
+            <w:r>
+              <w:t>IncidentHistory</w:t>
+            </w:r>
+          </w:p>
+        </w:tc>
+        <w:tc>
+          <w:tcPr>
+            <w:tcW w:w="0" w:type="auto"/>
+            <w:hideMark/>
+          </w:tcPr>
+          <w:p>
+            <w:pPr>
+              <w:spacing w:after="160" w:line="259" w:lineRule="auto"/>
+              <w:cnfStyle w:val="000000100000" w:firstRow="0" w:lastRow="0" w:firstColumn="0" w:lastColumn="0" w:oddVBand="0" w:evenVBand="0" w:oddHBand="1" w:evenHBand="0" w:firstRowFirstColumn="0" w:firstRowLastColumn="0" w:lastRowFirstColumn="0" w:lastRowLastColumn="0"/>
+            </w:pPr>
+            <w:r>
+              <w:t>EmergencyResponseFacade</w:t>
+            </w:r>
+          </w:p>
+        </w:tc>
+        <w:tc>
+          <w:tcPr>
+            <w:tcW w:w="0" w:type="auto"/>
+            <w:hideMark/>
+          </w:tcPr>
+          <w:p>
+            <w:pPr>
+              <w:spacing w:after="160" w:line="259" w:lineRule="auto"/>
+              <w:cnfStyle w:val="000000100000" w:firstRow="0" w:lastRow="0" w:firstColumn="0" w:lastColumn="0" w:oddVBand="0" w:evenVBand="0" w:oddHBand="1" w:evenHBand="0" w:firstRowFirstColumn="0" w:firstRowLastColumn="0" w:lastRowFirstColumn="0" w:lastRowLastColumn="0"/>
+            </w:pPr>
+            <w:r>
+              <w:t>~</w:t>
+            </w:r>
+            <w:proofErr w:type="gramStart"/>
+            <w:r>
+              <w:t>EmergencyResponseFacade(</w:t>
+            </w:r>
+            <w:proofErr w:type="gramEnd"/>
+            <w:r>
+              <w:t>)</w:t>
+            </w:r>
+          </w:p>
+        </w:tc>
+      </w:tr>
+      <w:tr>
+        <w:tc>
+          <w:tcPr>
+            <w:cnfStyle w:val="001000000000" w:firstRow="0" w:lastRow="0" w:firstColumn="1" w:lastColumn="0" w:oddVBand="0" w:evenVBand="0" w:oddHBand="0" w:evenHBand="0" w:firstRowFirstColumn="0" w:firstRowLastColumn="0" w:lastRowFirstColumn="0" w:lastRowLastColumn="0"/>
+            <w:tcW w:w="0" w:type="auto"/>
+            <w:hideMark/>
+          </w:tcPr>
+          <w:p>
+            <w:pPr>
+              <w:spacing w:after="160" w:line="259" w:lineRule="auto"/>
+            </w:pPr>
+            <w:r>
+              <w:t xml:space="preserve">Protocol* commands </w:t>
+            </w:r>
+          </w:p>
+        </w:tc>
+        <w:tc>
+          <w:tcPr>
+            <w:tcW w:w="0" w:type="auto"/>
+            <w:hideMark/>
+          </w:tcPr>
+          <w:p>
+            <w:pPr>
+              <w:spacing w:after="160" w:line="259" w:lineRule="auto"/>
+              <w:cnfStyle w:val="000000000000" w:firstRow="0" w:lastRow="0" w:firstColumn="0" w:lastColumn="0" w:oddVBand="0" w:evenVBand="0" w:oddHBand="0" w:evenHBand="0" w:firstRowFirstColumn="0" w:firstRowLastColumn="0" w:lastRowFirstColumn="0" w:lastRowLastColumn="0"/>
+            </w:pPr>
+            <w:r>
+              <w:t>Dispatcher</w:t>
+            </w:r>
+          </w:p>
+        </w:tc>
+        <w:tc>
+          <w:tcPr>
+            <w:tcW w:w="0" w:type="auto"/>
+            <w:hideMark/>
+          </w:tcPr>
+          <w:p>
+            <w:pPr>
+              <w:spacing w:after="160" w:line="259" w:lineRule="auto"/>
+              <w:cnfStyle w:val="000000000000" w:firstRow="0" w:lastRow="0" w:firstColumn="0" w:lastColumn="0" w:oddVBand="0" w:evenVBand="0" w:oddHBand="0" w:evenHBand="0" w:firstRowFirstColumn="0" w:firstRowLastColumn="0" w:lastRowFirstColumn="0" w:lastRowLastColumn="0"/>
+            </w:pPr>
+            <w:proofErr w:type="gramStart"/>
+            <w:r>
+              <w:t>undoLast(</w:t>
+            </w:r>
+            <w:proofErr w:type="gramEnd"/>
+            <w:r>
+              <w:t>) or ~</w:t>
+            </w:r>
+            <w:proofErr w:type="gramStart"/>
+            <w:r>
+              <w:t>Dispatcher(</w:t>
+            </w:r>
+            <w:proofErr w:type="gramEnd"/>
+            <w:r>
+              <w:t>)</w:t>
+            </w:r>
+          </w:p>
+        </w:tc>
+      </w:tr>
+      <w:tr>
+        <w:trPr>
+          <w:cnfStyle w:val="000000100000" w:firstRow="0" w:lastRow="0" w:firstColumn="0" w:lastColumn="0" w:oddVBand="0" w:evenVBand="0" w:oddHBand="1" w:evenHBand="0" w:firstRowFirstColumn="0" w:firstRowLastColumn="0" w:lastRowFirstColumn="0" w:lastRowLastColumn="0"/>
+        </w:trPr>
+        <w:tc>
+          <w:tcPr>
+            <w:cnfStyle w:val="001000000000" w:firstRow="0" w:lastRow="0" w:firstColumn="1" w:lastColumn="0" w:oddVBand="0" w:evenVBand="0" w:oddHBand="0" w:evenHBand="0" w:firstRowFirstColumn="0" w:firstRowLastColumn="0" w:lastRowFirstColumn="0" w:lastRowLastColumn="0"/>
+            <w:tcW w:w="0" w:type="auto"/>
+            <w:hideMark/>
+          </w:tcPr>
+          <w:p>
+            <w:pPr>
+              <w:spacing w:after="160" w:line="259" w:lineRule="auto"/>
+            </w:pPr>
+            <w:proofErr w:type="spellStart"/>
+            <w:r>
+              <w:t>IncidentState</w:t>
+            </w:r>
+            <w:proofErr w:type="spellEnd"/>
+            <w:r>
+              <w:t>*</w:t>
+            </w:r>
+          </w:p>
+        </w:tc>
+        <w:tc>
+          <w:tcPr>
+            <w:tcW w:w="0" w:type="auto"/>
+            <w:hideMark/>
+          </w:tcPr>
+          <w:p>
+            <w:pPr>
+              <w:spacing w:after="160" w:line="259" w:lineRule="auto"/>
+              <w:cnfStyle w:val="000000100000" w:firstRow="0" w:lastRow="0" w:firstColumn="0" w:lastColumn="0" w:oddVBand="0" w:evenVBand="0" w:oddHBand="1" w:evenHBand="0" w:firstRowFirstColumn="0" w:firstRowLastColumn="0" w:lastRowFirstColumn="0" w:lastRowLastColumn="0"/>
+            </w:pPr>
+            <w:r>
+              <w:t>IncidentControl</w:t>
+            </w:r>
+          </w:p>
+        </w:tc>
+        <w:tc>
+          <w:tcPr>
+            <w:tcW w:w="0" w:type="auto"/>
+            <w:hideMark/>
+          </w:tcPr>
+          <w:p>
+            <w:pPr>
+              <w:spacing w:after="160" w:line="259" w:lineRule="auto"/>
+              <w:cnfStyle w:val="000000100000" w:firstRow="0" w:lastRow="0" w:firstColumn="0" w:lastColumn="0" w:oddVBand="0" w:evenVBand="0" w:oddHBand="1" w:evenHBand="0" w:firstRowFirstColumn="0" w:firstRowLastColumn="0" w:lastRowFirstColumn="0" w:lastRowLastColumn="0"/>
+            </w:pPr>
+            <w:proofErr w:type="gramStart"/>
+            <w:r>
+              <w:t>setState(</w:t>
+            </w:r>
+            <w:proofErr w:type="gramEnd"/>
+            <w:r>
+              <w:t>) or ~</w:t>
+            </w:r>
+            <w:proofErr w:type="gramStart"/>
+            <w:r>
+              <w:t>IncidentControl(</w:t>
+            </w:r>
+            <w:proofErr w:type="gramEnd"/>
+            <w:r>
+              <w:t>)</w:t>
+            </w:r>
+          </w:p>
+        </w:tc>
+      </w:tr>
+      <w:tr>
+        <w:tc>
+          <w:tcPr>
+            <w:cnfStyle w:val="001000000000" w:firstRow="0" w:lastRow="0" w:firstColumn="1" w:lastColumn="0" w:oddVBand="0" w:evenVBand="0" w:oddHBand="0" w:evenHBand="0" w:firstRowFirstColumn="0" w:firstRowLastColumn="0" w:lastRowFirstColumn="0" w:lastRowLastColumn="0"/>
+            <w:tcW w:w="0" w:type="auto"/>
+            <w:hideMark/>
+          </w:tcPr>
+          <w:p>
+            <w:pPr>
+              <w:spacing w:after="160" w:line="259" w:lineRule="auto"/>
+            </w:pPr>
+            <w:r>
+              <w:t>IncidentMemento*</w:t>
+            </w:r>
+          </w:p>
+        </w:tc>
+        <w:tc>
+          <w:tcPr>
+            <w:tcW w:w="0" w:type="auto"/>
+            <w:hideMark/>
+          </w:tcPr>
+          <w:p>
+            <w:pPr>
+              <w:spacing w:after="160" w:line="259" w:lineRule="auto"/>
+              <w:cnfStyle w:val="000000000000" w:firstRow="0" w:lastRow="0" w:firstColumn="0" w:lastColumn="0" w:oddVBand="0" w:evenVBand="0" w:oddHBand="0" w:evenHBand="0" w:firstRowFirstColumn="0" w:firstRowLastColumn="0" w:lastRowFirstColumn="0" w:lastRowLastColumn="0"/>
+            </w:pPr>
+            <w:r>
+              <w:t xml:space="preserve">IncidentHistory while stored </w:t>
+            </w:r>
+          </w:p>
+        </w:tc>
+        <w:tc>
+          <w:tcPr>
+            <w:tcW w:w="0" w:type="auto"/>
+            <w:hideMark/>
+          </w:tcPr>
+          <w:p>
+            <w:pPr>
+              <w:spacing w:after="160" w:line="259" w:lineRule="auto"/>
+              <w:cnfStyle w:val="000000000000" w:firstRow="0" w:lastRow="0" w:firstColumn="0" w:lastColumn="0" w:oddVBand="0" w:evenVBand="0" w:oddHBand="0" w:evenHBand="0" w:firstRowFirstColumn="0" w:firstRowLastColumn="0" w:lastRowFirstColumn="0" w:lastRowLastColumn="0"/>
+            </w:pPr>
+            <w:r>
+              <w:t xml:space="preserve">Transferred to caller on </w:t>
+            </w:r>
+            <w:proofErr w:type="gramStart"/>
+            <w:r>
+              <w:t>pop(</w:t>
+            </w:r>
+            <w:proofErr w:type="gramEnd"/>
+            <w:r>
+              <w:t>); caller deletes post-</w:t>
+            </w:r>
+            <w:proofErr w:type="gramStart"/>
+            <w:r>
+              <w:t>restore(</w:t>
+            </w:r>
+            <w:proofErr w:type="gramEnd"/>
+            <w:r>
+              <w:t xml:space="preserve">). </w:t>
+            </w:r>
+          </w:p>
+        </w:tc>
+      </w:tr>
+    </w:tbl>
+    <w:p>
+      <w:pPr>
+        <w:rPr>
+          <w:b/>
+          <w:bCs/>
+        </w:rPr>
+      </w:pPr>
+      <w:r>
+        <w:rPr>
+          <w:b/>
+          <w:bCs/>
+        </w:rPr>
+        <w:t>Non-Owning References (Never Deleted)</w:t>
+      </w:r>
+    </w:p>
+    <w:tbl>
+      <w:tblPr>
+        <w:tblStyle w:val="GridTable4-Accent1"/>
+        <w:tblW w:w="0" w:type="auto"/>
+        <w:tblLook w:val="04A0" w:firstRow="1" w:lastRow="0" w:firstColumn="1" w:lastColumn="0" w:noHBand="0" w:noVBand="1"/>
+      </w:tblPr>
+      <w:tblGrid>
+        <w:gridCol w:w="2424"/>
+        <w:gridCol w:w="2465"/>
+        <w:gridCol w:w="4127"/>
+      </w:tblGrid>
+      <w:tr>
+        <w:trPr>
+          <w:cnfStyle w:val="100000000000" w:firstRow="1" w:lastRow="0" w:firstColumn="0" w:lastColumn="0" w:oddVBand="0" w:evenVBand="0" w:oddHBand="0" w:evenHBand="0" w:firstRowFirstColumn="0" w:firstRowLastColumn="0" w:lastRowFirstColumn="0" w:lastRowLastColumn="0"/>
+        </w:trPr>
+        <w:tc>
+          <w:tcPr>
+            <w:cnfStyle w:val="001000000000" w:firstRow="0" w:lastRow="0" w:firstColumn="1" w:lastColumn="0" w:oddVBand="0" w:evenVBand="0" w:oddHBand="0" w:evenHBand="0" w:firstRowFirstColumn="0" w:firstRowLastColumn="0" w:lastRowFirstColumn="0" w:lastRowLastColumn="0"/>
+            <w:tcW w:w="0" w:type="auto"/>
+            <w:hideMark/>
+          </w:tcPr>
+          <w:p>
+            <w:pPr>
+              <w:spacing w:after="160" w:line="259" w:lineRule="auto"/>
+            </w:pPr>
+            <w:r>
+              <w:t>Class MD</w:t>
+            </w:r>
+          </w:p>
+        </w:tc>
+        <w:tc>
+          <w:tcPr>
+            <w:tcW w:w="0" w:type="auto"/>
+            <w:hideMark/>
+          </w:tcPr>
+          <w:p>
+            <w:pPr>
+              <w:spacing w:after="160" w:line="259" w:lineRule="auto"/>
+              <w:cnfStyle w:val="100000000000" w:firstRow="1" w:lastRow="0" w:firstColumn="0" w:lastColumn="0" w:oddVBand="0" w:evenVBand="0" w:oddHBand="0" w:evenHBand="0" w:firstRowFirstColumn="0" w:firstRowLastColumn="0" w:lastRowFirstColumn="0" w:lastRowLastColumn="0"/>
+            </w:pPr>
+            <w:r>
+              <w:t>Pointer Held MD</w:t>
+            </w:r>
+          </w:p>
+        </w:tc>
+        <w:tc>
+          <w:tcPr>
+            <w:tcW w:w="0" w:type="auto"/>
+            <w:hideMark/>
+          </w:tcPr>
+          <w:p>
+            <w:pPr>
+              <w:spacing w:after="160" w:line="259" w:lineRule="auto"/>
+              <w:cnfStyle w:val="100000000000" w:firstRow="1" w:lastRow="0" w:firstColumn="0" w:lastColumn="0" w:oddVBand="0" w:evenVBand="0" w:oddHBand="0" w:evenHBand="0" w:firstRowFirstColumn="0" w:firstRowLastColumn="0" w:lastRowFirstColumn="0" w:lastRowLastColumn="0"/>
+            </w:pPr>
+            <w:r>
+              <w:t>Why It Is Non-Owning MD</w:t>
+            </w:r>
+          </w:p>
+        </w:tc>
+      </w:tr>
+      <w:tr>
+        <w:trPr>
+          <w:cnfStyle w:val="000000100000" w:firstRow="0" w:lastRow="0" w:firstColumn="0" w:lastColumn="0" w:oddVBand="0" w:evenVBand="0" w:oddHBand="1" w:evenHBand="0" w:firstRowFirstColumn="0" w:firstRowLastColumn="0" w:lastRowFirstColumn="0" w:lastRowLastColumn="0"/>
+        </w:trPr>
+        <w:tc>
+          <w:tcPr>
+            <w:cnfStyle w:val="001000000000" w:firstRow="0" w:lastRow="0" w:firstColumn="1" w:lastColumn="0" w:oddVBand="0" w:evenVBand="0" w:oddHBand="0" w:evenHBand="0" w:firstRowFirstColumn="0" w:firstRowLastColumn="0" w:lastRowFirstColumn="0" w:lastRowLastColumn="0"/>
+            <w:tcW w:w="0" w:type="auto"/>
+            <w:hideMark/>
+          </w:tcPr>
+          <w:p>
+            <w:pPr>
+              <w:spacing w:after="160" w:line="259" w:lineRule="auto"/>
+            </w:pPr>
+            <w:r>
+              <w:t>CommunicationHub</w:t>
+            </w:r>
+          </w:p>
+        </w:tc>
+        <w:tc>
+          <w:tcPr>
+            <w:tcW w:w="0" w:type="auto"/>
+            <w:hideMark/>
+          </w:tcPr>
+          <w:p>
+            <w:pPr>
+              <w:spacing w:after="160" w:line="259" w:lineRule="auto"/>
+              <w:cnfStyle w:val="000000100000" w:firstRow="0" w:lastRow="0" w:firstColumn="0" w:lastColumn="0" w:oddVBand="0" w:evenVBand="0" w:oddHBand="1" w:evenHBand="0" w:firstRowFirstColumn="0" w:firstRowLastColumn="0" w:lastRowFirstColumn="0" w:lastRowLastColumn="0"/>
+            </w:pPr>
+            <w:proofErr w:type="spellStart"/>
+            <w:r>
+              <w:t>FirstResponder</w:t>
+            </w:r>
+            <w:proofErr w:type="spellEnd"/>
+            <w:r>
+              <w:t xml:space="preserve">* in </w:t>
+            </w:r>
+            <w:proofErr w:type="gramStart"/>
+            <w:r>
+              <w:t>responders</w:t>
+            </w:r>
+            <w:proofErr w:type="gramEnd"/>
+            <w:r>
+              <w:t xml:space="preserve"> vector </w:t>
+            </w:r>
+          </w:p>
+        </w:tc>
+        <w:tc>
+          <w:tcPr>
+            <w:tcW w:w="0" w:type="auto"/>
+            <w:hideMark/>
+          </w:tcPr>
+          <w:p>
+            <w:pPr>
+              <w:spacing w:after="160" w:line="259" w:lineRule="auto"/>
+              <w:cnfStyle w:val="000000100000" w:firstRow="0" w:lastRow="0" w:firstColumn="0" w:lastColumn="0" w:oddVBand="0" w:evenVBand="0" w:oddHBand="1" w:evenHBand="0" w:firstRowFirstColumn="0" w:firstRowLastColumn="0" w:lastRowFirstColumn="0" w:lastRowLastColumn="0"/>
+            </w:pPr>
+            <w:r>
+              <w:t xml:space="preserve">Responders are owned and destroyed by EmergencyResponseFacade. </w:t>
+            </w:r>
+          </w:p>
+        </w:tc>
+      </w:tr>
+      <w:tr>
+        <w:tc>
+          <w:tcPr>
+            <w:cnfStyle w:val="001000000000" w:firstRow="0" w:lastRow="0" w:firstColumn="1" w:lastColumn="0" w:oddVBand="0" w:evenVBand="0" w:oddHBand="0" w:evenHBand="0" w:firstRowFirstColumn="0" w:firstRowLastColumn="0" w:lastRowFirstColumn="0" w:lastRowLastColumn="0"/>
+            <w:tcW w:w="0" w:type="auto"/>
+            <w:hideMark/>
+          </w:tcPr>
+          <w:p>
+            <w:pPr>
+              <w:spacing w:after="160" w:line="259" w:lineRule="auto"/>
+            </w:pPr>
+            <w:r>
+              <w:t xml:space="preserve">Concrete commands </w:t>
+            </w:r>
+          </w:p>
+        </w:tc>
+        <w:tc>
+          <w:tcPr>
+            <w:tcW w:w="0" w:type="auto"/>
+            <w:hideMark/>
+          </w:tcPr>
+          <w:p>
+            <w:pPr>
+              <w:spacing w:after="160" w:line="259" w:lineRule="auto"/>
+              <w:cnfStyle w:val="000000000000" w:firstRow="0" w:lastRow="0" w:firstColumn="0" w:lastColumn="0" w:oddVBand="0" w:evenVBand="0" w:oddHBand="0" w:evenHBand="0" w:firstRowFirstColumn="0" w:firstRowLastColumn="0" w:lastRowFirstColumn="0" w:lastRowLastColumn="0"/>
+            </w:pPr>
+            <w:r>
+              <w:t xml:space="preserve">Receiver pointers (guards*, access*, etc.) </w:t>
+            </w:r>
+          </w:p>
+        </w:tc>
+        <w:tc>
+          <w:tcPr>
+            <w:tcW w:w="0" w:type="auto"/>
+            <w:hideMark/>
+          </w:tcPr>
+          <w:p>
+            <w:pPr>
+              <w:spacing w:after="160" w:line="259" w:lineRule="auto"/>
+              <w:cnfStyle w:val="000000000000" w:firstRow="0" w:lastRow="0" w:firstColumn="0" w:lastColumn="0" w:oddVBand="0" w:evenVBand="0" w:oddHBand="0" w:evenHBand="0" w:firstRowFirstColumn="0" w:firstRowLastColumn="0" w:lastRowFirstColumn="0" w:lastRowLastColumn="0"/>
+            </w:pPr>
+            <w:r>
+              <w:t xml:space="preserve">Receivers are owned by Facade; commands only hold references. </w:t>
+            </w:r>
+          </w:p>
+        </w:tc>
+      </w:tr>
+      <w:tr>
+        <w:trPr>
+          <w:cnfStyle w:val="000000100000" w:firstRow="0" w:lastRow="0" w:firstColumn="0" w:lastColumn="0" w:oddVBand="0" w:evenVBand="0" w:oddHBand="1" w:evenHBand="0" w:firstRowFirstColumn="0" w:firstRowLastColumn="0" w:lastRowFirstColumn="0" w:lastRowLastColumn="0"/>
+        </w:trPr>
+        <w:tc>
+          <w:tcPr>
+            <w:cnfStyle w:val="001000000000" w:firstRow="0" w:lastRow="0" w:firstColumn="1" w:lastColumn="0" w:oddVBand="0" w:evenVBand="0" w:oddHBand="0" w:evenHBand="0" w:firstRowFirstColumn="0" w:firstRowLastColumn="0" w:lastRowFirstColumn="0" w:lastRowLastColumn="0"/>
+            <w:tcW w:w="0" w:type="auto"/>
+            <w:hideMark/>
+          </w:tcPr>
+          <w:p>
+            <w:pPr>
+              <w:spacing w:after="160" w:line="259" w:lineRule="auto"/>
+            </w:pPr>
+            <w:proofErr w:type="spellStart"/>
+            <w:r>
+              <w:t>FirstResponder</w:t>
+            </w:r>
+            <w:proofErr w:type="spellEnd"/>
+          </w:p>
+        </w:tc>
+        <w:tc>
+          <w:tcPr>
+            <w:tcW w:w="0" w:type="auto"/>
+            <w:hideMark/>
+          </w:tcPr>
+          <w:p>
+            <w:pPr>
+              <w:spacing w:after="160" w:line="259" w:lineRule="auto"/>
+              <w:cnfStyle w:val="000000100000" w:firstRow="0" w:lastRow="0" w:firstColumn="0" w:lastColumn="0" w:oddVBand="0" w:evenVBand="0" w:oddHBand="1" w:evenHBand="0" w:firstRowFirstColumn="0" w:firstRowLastColumn="0" w:lastRowFirstColumn="0" w:lastRowLastColumn="0"/>
+            </w:pPr>
+            <w:r>
+              <w:t>hub*</w:t>
+            </w:r>
+          </w:p>
+        </w:tc>
+        <w:tc>
+          <w:tcPr>
+            <w:tcW w:w="0" w:type="auto"/>
+            <w:hideMark/>
+          </w:tcPr>
+          <w:p>
+            <w:pPr>
+              <w:spacing w:after="160" w:line="259" w:lineRule="auto"/>
+              <w:cnfStyle w:val="000000100000" w:firstRow="0" w:lastRow="0" w:firstColumn="0" w:lastColumn="0" w:oddVBand="0" w:evenVBand="0" w:oddHBand="1" w:evenHBand="0" w:firstRowFirstColumn="0" w:firstRowLastColumn="0" w:lastRowFirstColumn="0" w:lastRowLastColumn="0"/>
+            </w:pPr>
+            <w:r>
+              <w:t xml:space="preserve">The hub is owned by EmergencyResponseFacade. </w:t>
+            </w:r>
+          </w:p>
+        </w:tc>
+      </w:tr>
+    </w:tbl>
+    <w:p/>
     <w:sectPr>
-      <w:headerReference w:type="default" r:id="rId6"/>
-      <w:footerReference w:type="default" r:id="rId7"/>
+      <w:headerReference w:type="default" r:id="rId7"/>
+      <w:footerReference w:type="default" r:id="rId8"/>
       <w:pgSz w:w="11906" w:h="16838"/>
       <w:pgMar w:top="1440" w:right="1440" w:bottom="1440" w:left="1440" w:header="708" w:footer="708" w:gutter="0"/>
       <w:cols w:space="708"/>
@@ -295,6 +8619,7 @@
                             <w:dataBinding w:prefixMappings="xmlns:ns0='http://purl.org/dc/elements/1.1/' xmlns:ns1='http://schemas.openxmlformats.org/package/2006/metadata/core-properties' " w:xpath="/ns1:coreProperties[1]/ns0:title[1]" w:storeItemID="{6C3C8BC8-F283-45AE-878A-BAB7291924A1}"/>
                             <w:text/>
                           </w:sdtPr>
+                          <w:sdtEndPr/>
                           <w:sdtContent>
                             <w:p>
                               <w:pPr>
@@ -352,6 +8677,7 @@
                       <w:dataBinding w:prefixMappings="xmlns:ns0='http://purl.org/dc/elements/1.1/' xmlns:ns1='http://schemas.openxmlformats.org/package/2006/metadata/core-properties' " w:xpath="/ns1:coreProperties[1]/ns0:title[1]" w:storeItemID="{6C3C8BC8-F283-45AE-878A-BAB7291924A1}"/>
                       <w:text/>
                     </w:sdtPr>
+                    <w:sdtEndPr/>
                     <w:sdtContent>
                       <w:p>
                         <w:pPr>
@@ -382,6 +8708,473 @@
     </w:r>
   </w:p>
 </w:hdr>
+</file>
+
+<file path=word/numbering.xml><?xml version="1.0" encoding="utf-8"?>
+<w:numbering xmlns:wpc="http://schemas.microsoft.com/office/word/2010/wordprocessingCanvas" xmlns:cx="http://schemas.microsoft.com/office/drawing/2014/chartex" xmlns:cx1="http://schemas.microsoft.com/office/drawing/2015/9/8/chartex" xmlns:cx2="http://schemas.microsoft.com/office/drawing/2015/10/21/chartex" xmlns:cx3="http://schemas.microsoft.com/office/drawing/2016/5/9/chartex" xmlns:cx4="http://schemas.microsoft.com/office/drawing/2016/5/10/chartex" xmlns:cx5="http://schemas.microsoft.com/office/drawing/2016/5/11/chartex" xmlns:cx6="http://schemas.microsoft.com/office/drawing/2016/5/12/chartex" xmlns:cx7="http://schemas.microsoft.com/office/drawing/2016/5/13/chartex" xmlns:cx8="http://schemas.microsoft.com/office/drawing/2016/5/14/chartex" xmlns:mc="http://schemas.openxmlformats.org/markup-compatibility/2006" xmlns:aink="http://schemas.microsoft.com/office/drawing/2016/ink" xmlns:am3d="http://schemas.microsoft.com/office/drawing/2017/model3d" xmlns:o="urn:schemas-microsoft-com:office:office" xmlns:oel="http://schemas.microsoft.com/office/2019/extlst" xmlns:r="http://schemas.openxmlformats.org/officeDocument/2006/relationships" xmlns:m="http://schemas.openxmlformats.org/officeDocument/2006/math" xmlns:v="urn:schemas-microsoft-com:vml" xmlns:wp14="http://schemas.microsoft.com/office/word/2010/wordprocessingDrawing" xmlns:wp="http://schemas.openxmlformats.org/drawingml/2006/wordprocessingDrawing" xmlns:w10="urn:schemas-microsoft-com:office:word" xmlns:w="http://schemas.openxmlformats.org/wordprocessingml/2006/main" xmlns:w14="http://schemas.microsoft.com/office/word/2010/wordml" xmlns:w15="http://schemas.microsoft.com/office/word/2012/wordml" xmlns:w16cex="http://schemas.microsoft.com/office/word/2018/wordml/cex" xmlns:w16cid="http://schemas.microsoft.com/office/word/2016/wordml/cid" xmlns:w16="http://schemas.microsoft.com/office/word/2018/wordml" xmlns:w16du="http://schemas.microsoft.com/office/word/2023/wordml/word16du" xmlns:w16sdtdh="http://schemas.microsoft.com/office/word/2020/wordml/sdtdatahash" xmlns:w16sdtfl="http://schemas.microsoft.com/office/word/2024/wordml/sdtformatlock" xmlns:w16se="http://schemas.microsoft.com/office/word/2015/wordml/symex" xmlns:wpg="http://schemas.microsoft.com/office/word/2010/wordprocessingGroup" xmlns:wpi="http://schemas.microsoft.com/office/word/2010/wordprocessingInk" xmlns:wne="http://schemas.microsoft.com/office/word/2006/wordml" xmlns:wps="http://schemas.microsoft.com/office/word/2010/wordprocessingShape" mc:Ignorable="w14 w15 w16se w16cid w16 w16cex w16sdtdh w16sdtfl w16du wp14">
+  <w:abstractNum w:abstractNumId="0" w15:restartNumberingAfterBreak="0">
+    <w:nsid w:val="229C6BB5"/>
+    <w:multiLevelType w:val="hybridMultilevel"/>
+    <w:tmpl w:val="D0946EF2"/>
+    <w:lvl w:ilvl="0" w:tplc="565C9D4A">
+      <w:numFmt w:val="bullet"/>
+      <w:lvlText w:val="-"/>
+      <w:lvlJc w:val="left"/>
+      <w:pPr>
+        <w:ind w:left="1080" w:hanging="360"/>
+      </w:pPr>
+      <w:rPr>
+        <w:rFonts w:ascii="Rockwell" w:eastAsiaTheme="minorHAnsi" w:hAnsi="Rockwell" w:cstheme="minorBidi" w:hint="default"/>
+      </w:rPr>
+    </w:lvl>
+    <w:lvl w:ilvl="1" w:tplc="1C090003" w:tentative="1">
+      <w:start w:val="1"/>
+      <w:numFmt w:val="bullet"/>
+      <w:lvlText w:val="o"/>
+      <w:lvlJc w:val="left"/>
+      <w:pPr>
+        <w:ind w:left="1800" w:hanging="360"/>
+      </w:pPr>
+      <w:rPr>
+        <w:rFonts w:ascii="Courier New" w:hAnsi="Courier New" w:cs="Courier New" w:hint="default"/>
+      </w:rPr>
+    </w:lvl>
+    <w:lvl w:ilvl="2" w:tplc="1C090005" w:tentative="1">
+      <w:start w:val="1"/>
+      <w:numFmt w:val="bullet"/>
+      <w:lvlText w:val=""/>
+      <w:lvlJc w:val="left"/>
+      <w:pPr>
+        <w:ind w:left="2520" w:hanging="360"/>
+      </w:pPr>
+      <w:rPr>
+        <w:rFonts w:ascii="Wingdings" w:hAnsi="Wingdings" w:hint="default"/>
+      </w:rPr>
+    </w:lvl>
+    <w:lvl w:ilvl="3" w:tplc="1C090001" w:tentative="1">
+      <w:start w:val="1"/>
+      <w:numFmt w:val="bullet"/>
+      <w:lvlText w:val=""/>
+      <w:lvlJc w:val="left"/>
+      <w:pPr>
+        <w:ind w:left="3240" w:hanging="360"/>
+      </w:pPr>
+      <w:rPr>
+        <w:rFonts w:ascii="Symbol" w:hAnsi="Symbol" w:hint="default"/>
+      </w:rPr>
+    </w:lvl>
+    <w:lvl w:ilvl="4" w:tplc="1C090003" w:tentative="1">
+      <w:start w:val="1"/>
+      <w:numFmt w:val="bullet"/>
+      <w:lvlText w:val="o"/>
+      <w:lvlJc w:val="left"/>
+      <w:pPr>
+        <w:ind w:left="3960" w:hanging="360"/>
+      </w:pPr>
+      <w:rPr>
+        <w:rFonts w:ascii="Courier New" w:hAnsi="Courier New" w:cs="Courier New" w:hint="default"/>
+      </w:rPr>
+    </w:lvl>
+    <w:lvl w:ilvl="5" w:tplc="1C090005" w:tentative="1">
+      <w:start w:val="1"/>
+      <w:numFmt w:val="bullet"/>
+      <w:lvlText w:val=""/>
+      <w:lvlJc w:val="left"/>
+      <w:pPr>
+        <w:ind w:left="4680" w:hanging="360"/>
+      </w:pPr>
+      <w:rPr>
+        <w:rFonts w:ascii="Wingdings" w:hAnsi="Wingdings" w:hint="default"/>
+      </w:rPr>
+    </w:lvl>
+    <w:lvl w:ilvl="6" w:tplc="1C090001" w:tentative="1">
+      <w:start w:val="1"/>
+      <w:numFmt w:val="bullet"/>
+      <w:lvlText w:val=""/>
+      <w:lvlJc w:val="left"/>
+      <w:pPr>
+        <w:ind w:left="5400" w:hanging="360"/>
+      </w:pPr>
+      <w:rPr>
+        <w:rFonts w:ascii="Symbol" w:hAnsi="Symbol" w:hint="default"/>
+      </w:rPr>
+    </w:lvl>
+    <w:lvl w:ilvl="7" w:tplc="1C090003" w:tentative="1">
+      <w:start w:val="1"/>
+      <w:numFmt w:val="bullet"/>
+      <w:lvlText w:val="o"/>
+      <w:lvlJc w:val="left"/>
+      <w:pPr>
+        <w:ind w:left="6120" w:hanging="360"/>
+      </w:pPr>
+      <w:rPr>
+        <w:rFonts w:ascii="Courier New" w:hAnsi="Courier New" w:cs="Courier New" w:hint="default"/>
+      </w:rPr>
+    </w:lvl>
+    <w:lvl w:ilvl="8" w:tplc="1C090005" w:tentative="1">
+      <w:start w:val="1"/>
+      <w:numFmt w:val="bullet"/>
+      <w:lvlText w:val=""/>
+      <w:lvlJc w:val="left"/>
+      <w:pPr>
+        <w:ind w:left="6840" w:hanging="360"/>
+      </w:pPr>
+      <w:rPr>
+        <w:rFonts w:ascii="Wingdings" w:hAnsi="Wingdings" w:hint="default"/>
+      </w:rPr>
+    </w:lvl>
+  </w:abstractNum>
+  <w:abstractNum w:abstractNumId="1" w15:restartNumberingAfterBreak="0">
+    <w:nsid w:val="478D2A5C"/>
+    <w:multiLevelType w:val="hybridMultilevel"/>
+    <w:tmpl w:val="A568126A"/>
+    <w:lvl w:ilvl="0" w:tplc="1C090001">
+      <w:start w:val="1"/>
+      <w:numFmt w:val="bullet"/>
+      <w:lvlText w:val=""/>
+      <w:lvlJc w:val="left"/>
+      <w:pPr>
+        <w:ind w:left="1080" w:hanging="360"/>
+      </w:pPr>
+      <w:rPr>
+        <w:rFonts w:ascii="Symbol" w:hAnsi="Symbol" w:hint="default"/>
+      </w:rPr>
+    </w:lvl>
+    <w:lvl w:ilvl="1" w:tplc="1C090003">
+      <w:start w:val="1"/>
+      <w:numFmt w:val="bullet"/>
+      <w:lvlText w:val="o"/>
+      <w:lvlJc w:val="left"/>
+      <w:pPr>
+        <w:ind w:left="1800" w:hanging="360"/>
+      </w:pPr>
+      <w:rPr>
+        <w:rFonts w:ascii="Courier New" w:hAnsi="Courier New" w:cs="Courier New" w:hint="default"/>
+      </w:rPr>
+    </w:lvl>
+    <w:lvl w:ilvl="2" w:tplc="1C090005" w:tentative="1">
+      <w:start w:val="1"/>
+      <w:numFmt w:val="bullet"/>
+      <w:lvlText w:val=""/>
+      <w:lvlJc w:val="left"/>
+      <w:pPr>
+        <w:ind w:left="2520" w:hanging="360"/>
+      </w:pPr>
+      <w:rPr>
+        <w:rFonts w:ascii="Wingdings" w:hAnsi="Wingdings" w:hint="default"/>
+      </w:rPr>
+    </w:lvl>
+    <w:lvl w:ilvl="3" w:tplc="1C090001" w:tentative="1">
+      <w:start w:val="1"/>
+      <w:numFmt w:val="bullet"/>
+      <w:lvlText w:val=""/>
+      <w:lvlJc w:val="left"/>
+      <w:pPr>
+        <w:ind w:left="3240" w:hanging="360"/>
+      </w:pPr>
+      <w:rPr>
+        <w:rFonts w:ascii="Symbol" w:hAnsi="Symbol" w:hint="default"/>
+      </w:rPr>
+    </w:lvl>
+    <w:lvl w:ilvl="4" w:tplc="1C090003" w:tentative="1">
+      <w:start w:val="1"/>
+      <w:numFmt w:val="bullet"/>
+      <w:lvlText w:val="o"/>
+      <w:lvlJc w:val="left"/>
+      <w:pPr>
+        <w:ind w:left="3960" w:hanging="360"/>
+      </w:pPr>
+      <w:rPr>
+        <w:rFonts w:ascii="Courier New" w:hAnsi="Courier New" w:cs="Courier New" w:hint="default"/>
+      </w:rPr>
+    </w:lvl>
+    <w:lvl w:ilvl="5" w:tplc="1C090005" w:tentative="1">
+      <w:start w:val="1"/>
+      <w:numFmt w:val="bullet"/>
+      <w:lvlText w:val=""/>
+      <w:lvlJc w:val="left"/>
+      <w:pPr>
+        <w:ind w:left="4680" w:hanging="360"/>
+      </w:pPr>
+      <w:rPr>
+        <w:rFonts w:ascii="Wingdings" w:hAnsi="Wingdings" w:hint="default"/>
+      </w:rPr>
+    </w:lvl>
+    <w:lvl w:ilvl="6" w:tplc="1C090001" w:tentative="1">
+      <w:start w:val="1"/>
+      <w:numFmt w:val="bullet"/>
+      <w:lvlText w:val=""/>
+      <w:lvlJc w:val="left"/>
+      <w:pPr>
+        <w:ind w:left="5400" w:hanging="360"/>
+      </w:pPr>
+      <w:rPr>
+        <w:rFonts w:ascii="Symbol" w:hAnsi="Symbol" w:hint="default"/>
+      </w:rPr>
+    </w:lvl>
+    <w:lvl w:ilvl="7" w:tplc="1C090003" w:tentative="1">
+      <w:start w:val="1"/>
+      <w:numFmt w:val="bullet"/>
+      <w:lvlText w:val="o"/>
+      <w:lvlJc w:val="left"/>
+      <w:pPr>
+        <w:ind w:left="6120" w:hanging="360"/>
+      </w:pPr>
+      <w:rPr>
+        <w:rFonts w:ascii="Courier New" w:hAnsi="Courier New" w:cs="Courier New" w:hint="default"/>
+      </w:rPr>
+    </w:lvl>
+    <w:lvl w:ilvl="8" w:tplc="1C090005" w:tentative="1">
+      <w:start w:val="1"/>
+      <w:numFmt w:val="bullet"/>
+      <w:lvlText w:val=""/>
+      <w:lvlJc w:val="left"/>
+      <w:pPr>
+        <w:ind w:left="6840" w:hanging="360"/>
+      </w:pPr>
+      <w:rPr>
+        <w:rFonts w:ascii="Wingdings" w:hAnsi="Wingdings" w:hint="default"/>
+      </w:rPr>
+    </w:lvl>
+  </w:abstractNum>
+  <w:abstractNum w:abstractNumId="2" w15:restartNumberingAfterBreak="0">
+    <w:nsid w:val="4DD703DE"/>
+    <w:multiLevelType w:val="hybridMultilevel"/>
+    <w:tmpl w:val="FD4CFE36"/>
+    <w:lvl w:ilvl="0" w:tplc="1C090001">
+      <w:start w:val="1"/>
+      <w:numFmt w:val="bullet"/>
+      <w:lvlText w:val=""/>
+      <w:lvlJc w:val="left"/>
+      <w:pPr>
+        <w:ind w:left="720" w:hanging="360"/>
+      </w:pPr>
+      <w:rPr>
+        <w:rFonts w:ascii="Symbol" w:hAnsi="Symbol" w:hint="default"/>
+      </w:rPr>
+    </w:lvl>
+    <w:lvl w:ilvl="1" w:tplc="1C090003" w:tentative="1">
+      <w:start w:val="1"/>
+      <w:numFmt w:val="bullet"/>
+      <w:lvlText w:val="o"/>
+      <w:lvlJc w:val="left"/>
+      <w:pPr>
+        <w:ind w:left="1440" w:hanging="360"/>
+      </w:pPr>
+      <w:rPr>
+        <w:rFonts w:ascii="Courier New" w:hAnsi="Courier New" w:cs="Courier New" w:hint="default"/>
+      </w:rPr>
+    </w:lvl>
+    <w:lvl w:ilvl="2" w:tplc="1C090005" w:tentative="1">
+      <w:start w:val="1"/>
+      <w:numFmt w:val="bullet"/>
+      <w:lvlText w:val=""/>
+      <w:lvlJc w:val="left"/>
+      <w:pPr>
+        <w:ind w:left="2160" w:hanging="360"/>
+      </w:pPr>
+      <w:rPr>
+        <w:rFonts w:ascii="Wingdings" w:hAnsi="Wingdings" w:hint="default"/>
+      </w:rPr>
+    </w:lvl>
+    <w:lvl w:ilvl="3" w:tplc="1C090001" w:tentative="1">
+      <w:start w:val="1"/>
+      <w:numFmt w:val="bullet"/>
+      <w:lvlText w:val=""/>
+      <w:lvlJc w:val="left"/>
+      <w:pPr>
+        <w:ind w:left="2880" w:hanging="360"/>
+      </w:pPr>
+      <w:rPr>
+        <w:rFonts w:ascii="Symbol" w:hAnsi="Symbol" w:hint="default"/>
+      </w:rPr>
+    </w:lvl>
+    <w:lvl w:ilvl="4" w:tplc="1C090003" w:tentative="1">
+      <w:start w:val="1"/>
+      <w:numFmt w:val="bullet"/>
+      <w:lvlText w:val="o"/>
+      <w:lvlJc w:val="left"/>
+      <w:pPr>
+        <w:ind w:left="3600" w:hanging="360"/>
+      </w:pPr>
+      <w:rPr>
+        <w:rFonts w:ascii="Courier New" w:hAnsi="Courier New" w:cs="Courier New" w:hint="default"/>
+      </w:rPr>
+    </w:lvl>
+    <w:lvl w:ilvl="5" w:tplc="1C090005" w:tentative="1">
+      <w:start w:val="1"/>
+      <w:numFmt w:val="bullet"/>
+      <w:lvlText w:val=""/>
+      <w:lvlJc w:val="left"/>
+      <w:pPr>
+        <w:ind w:left="4320" w:hanging="360"/>
+      </w:pPr>
+      <w:rPr>
+        <w:rFonts w:ascii="Wingdings" w:hAnsi="Wingdings" w:hint="default"/>
+      </w:rPr>
+    </w:lvl>
+    <w:lvl w:ilvl="6" w:tplc="1C090001" w:tentative="1">
+      <w:start w:val="1"/>
+      <w:numFmt w:val="bullet"/>
+      <w:lvlText w:val=""/>
+      <w:lvlJc w:val="left"/>
+      <w:pPr>
+        <w:ind w:left="5040" w:hanging="360"/>
+      </w:pPr>
+      <w:rPr>
+        <w:rFonts w:ascii="Symbol" w:hAnsi="Symbol" w:hint="default"/>
+      </w:rPr>
+    </w:lvl>
+    <w:lvl w:ilvl="7" w:tplc="1C090003" w:tentative="1">
+      <w:start w:val="1"/>
+      <w:numFmt w:val="bullet"/>
+      <w:lvlText w:val="o"/>
+      <w:lvlJc w:val="left"/>
+      <w:pPr>
+        <w:ind w:left="5760" w:hanging="360"/>
+      </w:pPr>
+      <w:rPr>
+        <w:rFonts w:ascii="Courier New" w:hAnsi="Courier New" w:cs="Courier New" w:hint="default"/>
+      </w:rPr>
+    </w:lvl>
+    <w:lvl w:ilvl="8" w:tplc="1C090005" w:tentative="1">
+      <w:start w:val="1"/>
+      <w:numFmt w:val="bullet"/>
+      <w:lvlText w:val=""/>
+      <w:lvlJc w:val="left"/>
+      <w:pPr>
+        <w:ind w:left="6480" w:hanging="360"/>
+      </w:pPr>
+      <w:rPr>
+        <w:rFonts w:ascii="Wingdings" w:hAnsi="Wingdings" w:hint="default"/>
+      </w:rPr>
+    </w:lvl>
+  </w:abstractNum>
+  <w:abstractNum w:abstractNumId="3" w15:restartNumberingAfterBreak="0">
+    <w:nsid w:val="653623B3"/>
+    <w:multiLevelType w:val="hybridMultilevel"/>
+    <w:tmpl w:val="E23CAC4E"/>
+    <w:lvl w:ilvl="0" w:tplc="E85CB5AA">
+      <w:numFmt w:val="bullet"/>
+      <w:lvlText w:val="-"/>
+      <w:lvlJc w:val="left"/>
+      <w:pPr>
+        <w:ind w:left="1080" w:hanging="360"/>
+      </w:pPr>
+      <w:rPr>
+        <w:rFonts w:ascii="Rockwell" w:eastAsiaTheme="minorHAnsi" w:hAnsi="Rockwell" w:cstheme="minorBidi" w:hint="default"/>
+      </w:rPr>
+    </w:lvl>
+    <w:lvl w:ilvl="1" w:tplc="1C090003" w:tentative="1">
+      <w:start w:val="1"/>
+      <w:numFmt w:val="bullet"/>
+      <w:lvlText w:val="o"/>
+      <w:lvlJc w:val="left"/>
+      <w:pPr>
+        <w:ind w:left="1800" w:hanging="360"/>
+      </w:pPr>
+      <w:rPr>
+        <w:rFonts w:ascii="Courier New" w:hAnsi="Courier New" w:cs="Courier New" w:hint="default"/>
+      </w:rPr>
+    </w:lvl>
+    <w:lvl w:ilvl="2" w:tplc="1C090005" w:tentative="1">
+      <w:start w:val="1"/>
+      <w:numFmt w:val="bullet"/>
+      <w:lvlText w:val=""/>
+      <w:lvlJc w:val="left"/>
+      <w:pPr>
+        <w:ind w:left="2520" w:hanging="360"/>
+      </w:pPr>
+      <w:rPr>
+        <w:rFonts w:ascii="Wingdings" w:hAnsi="Wingdings" w:hint="default"/>
+      </w:rPr>
+    </w:lvl>
+    <w:lvl w:ilvl="3" w:tplc="1C090001" w:tentative="1">
+      <w:start w:val="1"/>
+      <w:numFmt w:val="bullet"/>
+      <w:lvlText w:val=""/>
+      <w:lvlJc w:val="left"/>
+      <w:pPr>
+        <w:ind w:left="3240" w:hanging="360"/>
+      </w:pPr>
+      <w:rPr>
+        <w:rFonts w:ascii="Symbol" w:hAnsi="Symbol" w:hint="default"/>
+      </w:rPr>
+    </w:lvl>
+    <w:lvl w:ilvl="4" w:tplc="1C090003" w:tentative="1">
+      <w:start w:val="1"/>
+      <w:numFmt w:val="bullet"/>
+      <w:lvlText w:val="o"/>
+      <w:lvlJc w:val="left"/>
+      <w:pPr>
+        <w:ind w:left="3960" w:hanging="360"/>
+      </w:pPr>
+      <w:rPr>
+        <w:rFonts w:ascii="Courier New" w:hAnsi="Courier New" w:cs="Courier New" w:hint="default"/>
+      </w:rPr>
+    </w:lvl>
+    <w:lvl w:ilvl="5" w:tplc="1C090005" w:tentative="1">
+      <w:start w:val="1"/>
+      <w:numFmt w:val="bullet"/>
+      <w:lvlText w:val=""/>
+      <w:lvlJc w:val="left"/>
+      <w:pPr>
+        <w:ind w:left="4680" w:hanging="360"/>
+      </w:pPr>
+      <w:rPr>
+        <w:rFonts w:ascii="Wingdings" w:hAnsi="Wingdings" w:hint="default"/>
+      </w:rPr>
+    </w:lvl>
+    <w:lvl w:ilvl="6" w:tplc="1C090001" w:tentative="1">
+      <w:start w:val="1"/>
+      <w:numFmt w:val="bullet"/>
+      <w:lvlText w:val=""/>
+      <w:lvlJc w:val="left"/>
+      <w:pPr>
+        <w:ind w:left="5400" w:hanging="360"/>
+      </w:pPr>
+      <w:rPr>
+        <w:rFonts w:ascii="Symbol" w:hAnsi="Symbol" w:hint="default"/>
+      </w:rPr>
+    </w:lvl>
+    <w:lvl w:ilvl="7" w:tplc="1C090003" w:tentative="1">
+      <w:start w:val="1"/>
+      <w:numFmt w:val="bullet"/>
+      <w:lvlText w:val="o"/>
+      <w:lvlJc w:val="left"/>
+      <w:pPr>
+        <w:ind w:left="6120" w:hanging="360"/>
+      </w:pPr>
+      <w:rPr>
+        <w:rFonts w:ascii="Courier New" w:hAnsi="Courier New" w:cs="Courier New" w:hint="default"/>
+      </w:rPr>
+    </w:lvl>
+    <w:lvl w:ilvl="8" w:tplc="1C090005" w:tentative="1">
+      <w:start w:val="1"/>
+      <w:numFmt w:val="bullet"/>
+      <w:lvlText w:val=""/>
+      <w:lvlJc w:val="left"/>
+      <w:pPr>
+        <w:ind w:left="6840" w:hanging="360"/>
+      </w:pPr>
+      <w:rPr>
+        <w:rFonts w:ascii="Wingdings" w:hAnsi="Wingdings" w:hint="default"/>
+      </w:rPr>
+    </w:lvl>
+  </w:abstractNum>
+  <w:num w:numId="1" w16cid:durableId="734858283">
+    <w:abstractNumId w:val="3"/>
+  </w:num>
+  <w:num w:numId="2" w16cid:durableId="504250311">
+    <w:abstractNumId w:val="1"/>
+  </w:num>
+  <w:num w:numId="3" w16cid:durableId="605117303">
+    <w:abstractNumId w:val="0"/>
+  </w:num>
+  <w:num w:numId="4" w16cid:durableId="145585038">
+    <w:abstractNumId w:val="2"/>
+  </w:num>
+</w:numbering>
 </file>
 
 <file path=word/styles.xml><?xml version="1.0" encoding="utf-8"?>
@@ -834,7 +9627,6 @@
     <w:next w:val="Normal"/>
     <w:link w:val="Heading3Char"/>
     <w:uiPriority w:val="9"/>
-    <w:semiHidden/>
     <w:unhideWhenUsed/>
     <w:qFormat/>
     <w:rsid w:val="00B45E17"/>
@@ -857,7 +9649,6 @@
     <w:next w:val="Normal"/>
     <w:link w:val="Heading4Char"/>
     <w:uiPriority w:val="9"/>
-    <w:semiHidden/>
     <w:unhideWhenUsed/>
     <w:qFormat/>
     <w:rsid w:val="00B45E17"/>
@@ -986,7 +9777,6 @@
   <w:style w:type="character" w:default="1" w:styleId="DefaultParagraphFont">
     <w:name w:val="Default Paragraph Font"/>
     <w:uiPriority w:val="1"/>
-    <w:semiHidden/>
     <w:unhideWhenUsed/>
   </w:style>
   <w:style w:type="table" w:default="1" w:styleId="TableNormal">
@@ -1041,7 +9831,6 @@
     <w:basedOn w:val="DefaultParagraphFont"/>
     <w:link w:val="Heading3"/>
     <w:uiPriority w:val="9"/>
-    <w:semiHidden/>
     <w:rsid w:val="00B45E17"/>
     <w:rPr>
       <w:rFonts w:eastAsiaTheme="majorEastAsia" w:cstheme="majorBidi"/>
@@ -1055,7 +9844,6 @@
     <w:basedOn w:val="DefaultParagraphFont"/>
     <w:link w:val="Heading4"/>
     <w:uiPriority w:val="9"/>
-    <w:semiHidden/>
     <w:rsid w:val="00B45E17"/>
     <w:rPr>
       <w:rFonts w:eastAsiaTheme="majorEastAsia" w:cstheme="majorBidi"/>
@@ -1343,6 +10131,173 @@
     <w:uiPriority w:val="99"/>
     <w:rsid w:val="00B45E17"/>
   </w:style>
+  <w:style w:type="table" w:styleId="TableGrid">
+    <w:name w:val="Table Grid"/>
+    <w:basedOn w:val="TableNormal"/>
+    <w:uiPriority w:val="39"/>
+    <w:rsid w:val="002241FC"/>
+    <w:pPr>
+      <w:spacing w:after="0" w:line="240" w:lineRule="auto"/>
+    </w:pPr>
+    <w:tblPr>
+      <w:tblBorders>
+        <w:top w:val="single" w:sz="4" w:space="0" w:color="auto"/>
+        <w:left w:val="single" w:sz="4" w:space="0" w:color="auto"/>
+        <w:bottom w:val="single" w:sz="4" w:space="0" w:color="auto"/>
+        <w:right w:val="single" w:sz="4" w:space="0" w:color="auto"/>
+        <w:insideH w:val="single" w:sz="4" w:space="0" w:color="auto"/>
+        <w:insideV w:val="single" w:sz="4" w:space="0" w:color="auto"/>
+      </w:tblBorders>
+    </w:tblPr>
+  </w:style>
+  <w:style w:type="table" w:styleId="GridTable4-Accent1">
+    <w:name w:val="Grid Table 4 Accent 1"/>
+    <w:basedOn w:val="TableNormal"/>
+    <w:uiPriority w:val="49"/>
+    <w:rsid w:val="002241FC"/>
+    <w:pPr>
+      <w:spacing w:after="0" w:line="240" w:lineRule="auto"/>
+    </w:pPr>
+    <w:tblPr>
+      <w:tblStyleRowBandSize w:val="1"/>
+      <w:tblStyleColBandSize w:val="1"/>
+      <w:tblBorders>
+        <w:top w:val="single" w:sz="4" w:space="0" w:color="FD7364" w:themeColor="accent1" w:themeTint="99"/>
+        <w:left w:val="single" w:sz="4" w:space="0" w:color="FD7364" w:themeColor="accent1" w:themeTint="99"/>
+        <w:bottom w:val="single" w:sz="4" w:space="0" w:color="FD7364" w:themeColor="accent1" w:themeTint="99"/>
+        <w:right w:val="single" w:sz="4" w:space="0" w:color="FD7364" w:themeColor="accent1" w:themeTint="99"/>
+        <w:insideH w:val="single" w:sz="4" w:space="0" w:color="FD7364" w:themeColor="accent1" w:themeTint="99"/>
+        <w:insideV w:val="single" w:sz="4" w:space="0" w:color="FD7364" w:themeColor="accent1" w:themeTint="99"/>
+      </w:tblBorders>
+    </w:tblPr>
+    <w:tblStylePr w:type="firstRow">
+      <w:rPr>
+        <w:b/>
+        <w:bCs/>
+        <w:color w:val="FFFFFF" w:themeColor="background1"/>
+      </w:rPr>
+      <w:tblPr/>
+      <w:tcPr>
+        <w:tcBorders>
+          <w:top w:val="single" w:sz="4" w:space="0" w:color="F81B02" w:themeColor="accent1"/>
+          <w:left w:val="single" w:sz="4" w:space="0" w:color="F81B02" w:themeColor="accent1"/>
+          <w:bottom w:val="single" w:sz="4" w:space="0" w:color="F81B02" w:themeColor="accent1"/>
+          <w:right w:val="single" w:sz="4" w:space="0" w:color="F81B02" w:themeColor="accent1"/>
+          <w:insideH w:val="nil"/>
+          <w:insideV w:val="nil"/>
+        </w:tcBorders>
+        <w:shd w:val="clear" w:color="auto" w:fill="F81B02" w:themeFill="accent1"/>
+      </w:tcPr>
+    </w:tblStylePr>
+    <w:tblStylePr w:type="lastRow">
+      <w:rPr>
+        <w:b/>
+        <w:bCs/>
+      </w:rPr>
+      <w:tblPr/>
+      <w:tcPr>
+        <w:tcBorders>
+          <w:top w:val="double" w:sz="4" w:space="0" w:color="F81B02" w:themeColor="accent1"/>
+        </w:tcBorders>
+      </w:tcPr>
+    </w:tblStylePr>
+    <w:tblStylePr w:type="firstCol">
+      <w:rPr>
+        <w:b/>
+        <w:bCs/>
+      </w:rPr>
+    </w:tblStylePr>
+    <w:tblStylePr w:type="lastCol">
+      <w:rPr>
+        <w:b/>
+        <w:bCs/>
+      </w:rPr>
+    </w:tblStylePr>
+    <w:tblStylePr w:type="band1Vert">
+      <w:tblPr/>
+      <w:tcPr>
+        <w:shd w:val="clear" w:color="auto" w:fill="FED0CB" w:themeFill="accent1" w:themeFillTint="33"/>
+      </w:tcPr>
+    </w:tblStylePr>
+    <w:tblStylePr w:type="band1Horz">
+      <w:tblPr/>
+      <w:tcPr>
+        <w:shd w:val="clear" w:color="auto" w:fill="FED0CB" w:themeFill="accent1" w:themeFillTint="33"/>
+      </w:tcPr>
+    </w:tblStylePr>
+  </w:style>
+  <w:style w:type="table" w:styleId="GridTable6Colorful-Accent1">
+    <w:name w:val="Grid Table 6 Colorful Accent 1"/>
+    <w:basedOn w:val="TableNormal"/>
+    <w:uiPriority w:val="51"/>
+    <w:rsid w:val="002241FC"/>
+    <w:pPr>
+      <w:spacing w:after="0" w:line="240" w:lineRule="auto"/>
+    </w:pPr>
+    <w:rPr>
+      <w:color w:val="B91301" w:themeColor="accent1" w:themeShade="BF"/>
+    </w:rPr>
+    <w:tblPr>
+      <w:tblStyleRowBandSize w:val="1"/>
+      <w:tblStyleColBandSize w:val="1"/>
+      <w:tblBorders>
+        <w:top w:val="single" w:sz="4" w:space="0" w:color="FD7364" w:themeColor="accent1" w:themeTint="99"/>
+        <w:left w:val="single" w:sz="4" w:space="0" w:color="FD7364" w:themeColor="accent1" w:themeTint="99"/>
+        <w:bottom w:val="single" w:sz="4" w:space="0" w:color="FD7364" w:themeColor="accent1" w:themeTint="99"/>
+        <w:right w:val="single" w:sz="4" w:space="0" w:color="FD7364" w:themeColor="accent1" w:themeTint="99"/>
+        <w:insideH w:val="single" w:sz="4" w:space="0" w:color="FD7364" w:themeColor="accent1" w:themeTint="99"/>
+        <w:insideV w:val="single" w:sz="4" w:space="0" w:color="FD7364" w:themeColor="accent1" w:themeTint="99"/>
+      </w:tblBorders>
+    </w:tblPr>
+    <w:tblStylePr w:type="firstRow">
+      <w:rPr>
+        <w:b/>
+        <w:bCs/>
+      </w:rPr>
+      <w:tblPr/>
+      <w:tcPr>
+        <w:tcBorders>
+          <w:bottom w:val="single" w:sz="12" w:space="0" w:color="FD7364" w:themeColor="accent1" w:themeTint="99"/>
+        </w:tcBorders>
+      </w:tcPr>
+    </w:tblStylePr>
+    <w:tblStylePr w:type="lastRow">
+      <w:rPr>
+        <w:b/>
+        <w:bCs/>
+      </w:rPr>
+      <w:tblPr/>
+      <w:tcPr>
+        <w:tcBorders>
+          <w:top w:val="double" w:sz="4" w:space="0" w:color="FD7364" w:themeColor="accent1" w:themeTint="99"/>
+        </w:tcBorders>
+      </w:tcPr>
+    </w:tblStylePr>
+    <w:tblStylePr w:type="firstCol">
+      <w:rPr>
+        <w:b/>
+        <w:bCs/>
+      </w:rPr>
+    </w:tblStylePr>
+    <w:tblStylePr w:type="lastCol">
+      <w:rPr>
+        <w:b/>
+        <w:bCs/>
+      </w:rPr>
+    </w:tblStylePr>
+    <w:tblStylePr w:type="band1Vert">
+      <w:tblPr/>
+      <w:tcPr>
+        <w:shd w:val="clear" w:color="auto" w:fill="FED0CB" w:themeFill="accent1" w:themeFillTint="33"/>
+      </w:tcPr>
+    </w:tblStylePr>
+    <w:tblStylePr w:type="band1Horz">
+      <w:tblPr/>
+      <w:tcPr>
+        <w:shd w:val="clear" w:color="auto" w:fill="FED0CB" w:themeFill="accent1" w:themeFillTint="33"/>
+      </w:tcPr>
+    </w:tblStylePr>
+  </w:style>
 </w:styles>
 </file>
 

--- a/docs/CAMPUSGUARD.docx
+++ b/docs/CAMPUSGUARD.docx
@@ -260,7 +260,7 @@
           </w:tcPr>
           <w:p>
             <w:pPr>
-              <w:spacing w:after="0" w:line="240" w:lineRule="auto"/>
+              <w:spacing w:after="0"/>
             </w:pPr>
             <w:r>
               <w:rPr>
@@ -291,7 +291,7 @@
           </w:tcPr>
           <w:p>
             <w:pPr>
-              <w:spacing w:after="0" w:line="240" w:lineRule="auto"/>
+              <w:spacing w:after="0"/>
               <w:cnfStyle w:val="100000000000" w:firstRow="1" w:lastRow="0" w:firstColumn="0" w:lastColumn="0" w:oddVBand="0" w:evenVBand="0" w:oddHBand="0" w:evenHBand="0" w:firstRowFirstColumn="0" w:firstRowLastColumn="0" w:lastRowFirstColumn="0" w:lastRowLastColumn="0"/>
             </w:pPr>
             <w:r>
@@ -331,7 +331,7 @@
           </w:tcPr>
           <w:p>
             <w:pPr>
-              <w:spacing w:after="0" w:line="240" w:lineRule="auto"/>
+              <w:spacing w:after="0"/>
             </w:pPr>
             <w:r>
               <w:rPr>
@@ -361,7 +361,7 @@
           </w:tcPr>
           <w:p>
             <w:pPr>
-              <w:spacing w:after="0" w:line="240" w:lineRule="auto"/>
+              <w:spacing w:after="0"/>
               <w:cnfStyle w:val="000000100000" w:firstRow="0" w:lastRow="0" w:firstColumn="0" w:lastColumn="0" w:oddVBand="0" w:evenVBand="0" w:oddHBand="1" w:evenHBand="0" w:firstRowFirstColumn="0" w:firstRowLastColumn="0" w:lastRowFirstColumn="0" w:lastRowLastColumn="0"/>
             </w:pPr>
             <w:r>
@@ -424,7 +424,7 @@
           </w:tcPr>
           <w:p>
             <w:pPr>
-              <w:spacing w:after="0" w:line="240" w:lineRule="auto"/>
+              <w:spacing w:after="0"/>
             </w:pPr>
             <w:r>
               <w:rPr>
@@ -455,7 +455,7 @@
           </w:tcPr>
           <w:p>
             <w:pPr>
-              <w:spacing w:after="0" w:line="240" w:lineRule="auto"/>
+              <w:spacing w:after="0"/>
               <w:cnfStyle w:val="100000000000" w:firstRow="1" w:lastRow="0" w:firstColumn="0" w:lastColumn="0" w:oddVBand="0" w:evenVBand="0" w:oddHBand="0" w:evenHBand="0" w:firstRowFirstColumn="0" w:firstRowLastColumn="0" w:lastRowFirstColumn="0" w:lastRowLastColumn="0"/>
             </w:pPr>
             <w:r>
@@ -487,7 +487,7 @@
           </w:tcPr>
           <w:p>
             <w:pPr>
-              <w:spacing w:after="0" w:line="240" w:lineRule="auto"/>
+              <w:spacing w:after="0"/>
               <w:cnfStyle w:val="100000000000" w:firstRow="1" w:lastRow="0" w:firstColumn="0" w:lastColumn="0" w:oddVBand="0" w:evenVBand="0" w:oddHBand="0" w:evenHBand="0" w:firstRowFirstColumn="0" w:firstRowLastColumn="0" w:lastRowFirstColumn="0" w:lastRowLastColumn="0"/>
             </w:pPr>
             <w:r>
@@ -527,7 +527,7 @@
           </w:tcPr>
           <w:p>
             <w:pPr>
-              <w:spacing w:after="0" w:line="240" w:lineRule="auto"/>
+              <w:spacing w:after="0"/>
             </w:pPr>
             <w:r>
               <w:rPr>
@@ -557,7 +557,7 @@
           </w:tcPr>
           <w:p>
             <w:pPr>
-              <w:spacing w:after="0" w:line="240" w:lineRule="auto"/>
+              <w:spacing w:after="0"/>
               <w:cnfStyle w:val="000000100000" w:firstRow="0" w:lastRow="0" w:firstColumn="0" w:lastColumn="0" w:oddVBand="0" w:evenVBand="0" w:oddHBand="1" w:evenHBand="0" w:firstRowFirstColumn="0" w:firstRowLastColumn="0" w:lastRowFirstColumn="0" w:lastRowLastColumn="0"/>
             </w:pPr>
             <w:r>
@@ -588,7 +588,7 @@
           </w:tcPr>
           <w:p>
             <w:pPr>
-              <w:spacing w:after="0" w:line="240" w:lineRule="auto"/>
+              <w:spacing w:after="0"/>
               <w:cnfStyle w:val="000000100000" w:firstRow="0" w:lastRow="0" w:firstColumn="0" w:lastColumn="0" w:oddVBand="0" w:evenVBand="0" w:oddHBand="1" w:evenHBand="0" w:firstRowFirstColumn="0" w:firstRowLastColumn="0" w:lastRowFirstColumn="0" w:lastRowLastColumn="0"/>
             </w:pPr>
             <w:r>
@@ -643,7 +643,7 @@
           </w:tcPr>
           <w:p>
             <w:pPr>
-              <w:spacing w:after="0" w:line="240" w:lineRule="auto"/>
+              <w:spacing w:after="0"/>
             </w:pPr>
             <w:r>
               <w:rPr>
@@ -673,7 +673,7 @@
           </w:tcPr>
           <w:p>
             <w:pPr>
-              <w:spacing w:after="0" w:line="240" w:lineRule="auto"/>
+              <w:spacing w:after="0"/>
               <w:cnfStyle w:val="000000000000" w:firstRow="0" w:lastRow="0" w:firstColumn="0" w:lastColumn="0" w:oddVBand="0" w:evenVBand="0" w:oddHBand="0" w:evenHBand="0" w:firstRowFirstColumn="0" w:firstRowLastColumn="0" w:lastRowFirstColumn="0" w:lastRowLastColumn="0"/>
             </w:pPr>
             <w:r>
@@ -704,7 +704,7 @@
           </w:tcPr>
           <w:p>
             <w:pPr>
-              <w:spacing w:after="0" w:line="240" w:lineRule="auto"/>
+              <w:spacing w:after="0"/>
               <w:cnfStyle w:val="000000000000" w:firstRow="0" w:lastRow="0" w:firstColumn="0" w:lastColumn="0" w:oddVBand="0" w:evenVBand="0" w:oddHBand="0" w:evenHBand="0" w:firstRowFirstColumn="0" w:firstRowLastColumn="0" w:lastRowFirstColumn="0" w:lastRowLastColumn="0"/>
             </w:pPr>
             <w:r>
@@ -760,7 +760,7 @@
           </w:tcPr>
           <w:p>
             <w:pPr>
-              <w:spacing w:after="0" w:line="240" w:lineRule="auto"/>
+              <w:spacing w:after="0"/>
             </w:pPr>
             <w:r>
               <w:rPr>
@@ -790,7 +790,7 @@
           </w:tcPr>
           <w:p>
             <w:pPr>
-              <w:spacing w:after="0" w:line="240" w:lineRule="auto"/>
+              <w:spacing w:after="0"/>
               <w:cnfStyle w:val="000000100000" w:firstRow="0" w:lastRow="0" w:firstColumn="0" w:lastColumn="0" w:oddVBand="0" w:evenVBand="0" w:oddHBand="1" w:evenHBand="0" w:firstRowFirstColumn="0" w:firstRowLastColumn="0" w:lastRowFirstColumn="0" w:lastRowLastColumn="0"/>
             </w:pPr>
             <w:r>
@@ -821,7 +821,7 @@
           </w:tcPr>
           <w:p>
             <w:pPr>
-              <w:spacing w:after="0" w:line="240" w:lineRule="auto"/>
+              <w:spacing w:after="0"/>
               <w:cnfStyle w:val="000000100000" w:firstRow="0" w:lastRow="0" w:firstColumn="0" w:lastColumn="0" w:oddVBand="0" w:evenVBand="0" w:oddHBand="1" w:evenHBand="0" w:firstRowFirstColumn="0" w:firstRowLastColumn="0" w:lastRowFirstColumn="0" w:lastRowLastColumn="0"/>
             </w:pPr>
             <w:r>
@@ -876,7 +876,7 @@
           </w:tcPr>
           <w:p>
             <w:pPr>
-              <w:spacing w:after="0" w:line="240" w:lineRule="auto"/>
+              <w:spacing w:after="0"/>
             </w:pPr>
             <w:r>
               <w:rPr>
@@ -906,7 +906,7 @@
           </w:tcPr>
           <w:p>
             <w:pPr>
-              <w:spacing w:after="0" w:line="240" w:lineRule="auto"/>
+              <w:spacing w:after="0"/>
               <w:cnfStyle w:val="000000000000" w:firstRow="0" w:lastRow="0" w:firstColumn="0" w:lastColumn="0" w:oddVBand="0" w:evenVBand="0" w:oddHBand="0" w:evenHBand="0" w:firstRowFirstColumn="0" w:firstRowLastColumn="0" w:lastRowFirstColumn="0" w:lastRowLastColumn="0"/>
             </w:pPr>
             <w:r>
@@ -937,7 +937,7 @@
           </w:tcPr>
           <w:p>
             <w:pPr>
-              <w:spacing w:after="0" w:line="240" w:lineRule="auto"/>
+              <w:spacing w:after="0"/>
               <w:cnfStyle w:val="000000000000" w:firstRow="0" w:lastRow="0" w:firstColumn="0" w:lastColumn="0" w:oddVBand="0" w:evenVBand="0" w:oddHBand="0" w:evenHBand="0" w:firstRowFirstColumn="0" w:firstRowLastColumn="0" w:lastRowFirstColumn="0" w:lastRowLastColumn="0"/>
             </w:pPr>
             <w:r>
@@ -993,7 +993,7 @@
           </w:tcPr>
           <w:p>
             <w:pPr>
-              <w:spacing w:after="0" w:line="240" w:lineRule="auto"/>
+              <w:spacing w:after="0"/>
             </w:pPr>
             <w:r>
               <w:rPr>
@@ -1023,7 +1023,7 @@
           </w:tcPr>
           <w:p>
             <w:pPr>
-              <w:spacing w:after="0" w:line="240" w:lineRule="auto"/>
+              <w:spacing w:after="0"/>
               <w:cnfStyle w:val="000000100000" w:firstRow="0" w:lastRow="0" w:firstColumn="0" w:lastColumn="0" w:oddVBand="0" w:evenVBand="0" w:oddHBand="1" w:evenHBand="0" w:firstRowFirstColumn="0" w:firstRowLastColumn="0" w:lastRowFirstColumn="0" w:lastRowLastColumn="0"/>
             </w:pPr>
             <w:r>
@@ -1054,7 +1054,7 @@
           </w:tcPr>
           <w:p>
             <w:pPr>
-              <w:spacing w:after="0" w:line="240" w:lineRule="auto"/>
+              <w:spacing w:after="0"/>
               <w:cnfStyle w:val="000000100000" w:firstRow="0" w:lastRow="0" w:firstColumn="0" w:lastColumn="0" w:oddVBand="0" w:evenVBand="0" w:oddHBand="1" w:evenHBand="0" w:firstRowFirstColumn="0" w:firstRowLastColumn="0" w:lastRowFirstColumn="0" w:lastRowLastColumn="0"/>
             </w:pPr>
             <w:r>
@@ -1109,7 +1109,7 @@
           </w:tcPr>
           <w:p>
             <w:pPr>
-              <w:spacing w:after="0" w:line="240" w:lineRule="auto"/>
+              <w:spacing w:after="0"/>
             </w:pPr>
             <w:r>
               <w:rPr>
@@ -1153,7 +1153,7 @@
           </w:tcPr>
           <w:p>
             <w:pPr>
-              <w:spacing w:after="0" w:line="240" w:lineRule="auto"/>
+              <w:spacing w:after="0"/>
               <w:cnfStyle w:val="000000000000" w:firstRow="0" w:lastRow="0" w:firstColumn="0" w:lastColumn="0" w:oddVBand="0" w:evenVBand="0" w:oddHBand="0" w:evenHBand="0" w:firstRowFirstColumn="0" w:firstRowLastColumn="0" w:lastRowFirstColumn="0" w:lastRowLastColumn="0"/>
             </w:pPr>
             <w:r>
@@ -1184,7 +1184,7 @@
           </w:tcPr>
           <w:p>
             <w:pPr>
-              <w:spacing w:after="0" w:line="240" w:lineRule="auto"/>
+              <w:spacing w:after="0"/>
               <w:cnfStyle w:val="000000000000" w:firstRow="0" w:lastRow="0" w:firstColumn="0" w:lastColumn="0" w:oddVBand="0" w:evenVBand="0" w:oddHBand="0" w:evenHBand="0" w:firstRowFirstColumn="0" w:firstRowLastColumn="0" w:lastRowFirstColumn="0" w:lastRowLastColumn="0"/>
             </w:pPr>
             <w:r>
@@ -1240,7 +1240,7 @@
           </w:tcPr>
           <w:p>
             <w:pPr>
-              <w:spacing w:after="0" w:line="240" w:lineRule="auto"/>
+              <w:spacing w:after="0"/>
             </w:pPr>
             <w:r>
               <w:rPr>
@@ -1270,7 +1270,7 @@
           </w:tcPr>
           <w:p>
             <w:pPr>
-              <w:spacing w:after="0" w:line="240" w:lineRule="auto"/>
+              <w:spacing w:after="0"/>
               <w:cnfStyle w:val="000000100000" w:firstRow="0" w:lastRow="0" w:firstColumn="0" w:lastColumn="0" w:oddVBand="0" w:evenVBand="0" w:oddHBand="1" w:evenHBand="0" w:firstRowFirstColumn="0" w:firstRowLastColumn="0" w:lastRowFirstColumn="0" w:lastRowLastColumn="0"/>
             </w:pPr>
             <w:r>
@@ -1301,7 +1301,7 @@
           </w:tcPr>
           <w:p>
             <w:pPr>
-              <w:spacing w:after="0" w:line="240" w:lineRule="auto"/>
+              <w:spacing w:after="0"/>
               <w:cnfStyle w:val="000000100000" w:firstRow="0" w:lastRow="0" w:firstColumn="0" w:lastColumn="0" w:oddVBand="0" w:evenVBand="0" w:oddHBand="1" w:evenHBand="0" w:firstRowFirstColumn="0" w:firstRowLastColumn="0" w:lastRowFirstColumn="0" w:lastRowLastColumn="0"/>
             </w:pPr>
             <w:r>
@@ -1356,7 +1356,7 @@
           </w:tcPr>
           <w:p>
             <w:pPr>
-              <w:spacing w:after="0" w:line="240" w:lineRule="auto"/>
+              <w:spacing w:after="0"/>
             </w:pPr>
             <w:r>
               <w:rPr>
@@ -1386,7 +1386,7 @@
           </w:tcPr>
           <w:p>
             <w:pPr>
-              <w:spacing w:after="0" w:line="240" w:lineRule="auto"/>
+              <w:spacing w:after="0"/>
               <w:cnfStyle w:val="000000000000" w:firstRow="0" w:lastRow="0" w:firstColumn="0" w:lastColumn="0" w:oddVBand="0" w:evenVBand="0" w:oddHBand="0" w:evenHBand="0" w:firstRowFirstColumn="0" w:firstRowLastColumn="0" w:lastRowFirstColumn="0" w:lastRowLastColumn="0"/>
             </w:pPr>
             <w:r>
@@ -1417,7 +1417,7 @@
           </w:tcPr>
           <w:p>
             <w:pPr>
-              <w:spacing w:after="0" w:line="240" w:lineRule="auto"/>
+              <w:spacing w:after="0"/>
               <w:cnfStyle w:val="000000000000" w:firstRow="0" w:lastRow="0" w:firstColumn="0" w:lastColumn="0" w:oddVBand="0" w:evenVBand="0" w:oddHBand="0" w:evenHBand="0" w:firstRowFirstColumn="0" w:firstRowLastColumn="0" w:lastRowFirstColumn="0" w:lastRowLastColumn="0"/>
             </w:pPr>
             <w:r>
@@ -1473,7 +1473,7 @@
           </w:tcPr>
           <w:p>
             <w:pPr>
-              <w:spacing w:after="0" w:line="240" w:lineRule="auto"/>
+              <w:spacing w:after="0"/>
             </w:pPr>
             <w:r>
               <w:rPr>
@@ -1503,7 +1503,7 @@
           </w:tcPr>
           <w:p>
             <w:pPr>
-              <w:spacing w:after="0" w:line="240" w:lineRule="auto"/>
+              <w:spacing w:after="0"/>
               <w:cnfStyle w:val="000000100000" w:firstRow="0" w:lastRow="0" w:firstColumn="0" w:lastColumn="0" w:oddVBand="0" w:evenVBand="0" w:oddHBand="1" w:evenHBand="0" w:firstRowFirstColumn="0" w:firstRowLastColumn="0" w:lastRowFirstColumn="0" w:lastRowLastColumn="0"/>
             </w:pPr>
             <w:r>
@@ -1534,7 +1534,7 @@
           </w:tcPr>
           <w:p>
             <w:pPr>
-              <w:spacing w:after="0" w:line="240" w:lineRule="auto"/>
+              <w:spacing w:after="0"/>
               <w:cnfStyle w:val="000000100000" w:firstRow="0" w:lastRow="0" w:firstColumn="0" w:lastColumn="0" w:oddVBand="0" w:evenVBand="0" w:oddHBand="1" w:evenHBand="0" w:firstRowFirstColumn="0" w:firstRowLastColumn="0" w:lastRowFirstColumn="0" w:lastRowLastColumn="0"/>
             </w:pPr>
             <w:r>
@@ -1589,7 +1589,7 @@
           </w:tcPr>
           <w:p>
             <w:pPr>
-              <w:spacing w:after="0" w:line="240" w:lineRule="auto"/>
+              <w:spacing w:after="0"/>
             </w:pPr>
             <w:r>
               <w:rPr>
@@ -1619,7 +1619,7 @@
           </w:tcPr>
           <w:p>
             <w:pPr>
-              <w:spacing w:after="0" w:line="240" w:lineRule="auto"/>
+              <w:spacing w:after="0"/>
               <w:cnfStyle w:val="000000000000" w:firstRow="0" w:lastRow="0" w:firstColumn="0" w:lastColumn="0" w:oddVBand="0" w:evenVBand="0" w:oddHBand="0" w:evenHBand="0" w:firstRowFirstColumn="0" w:firstRowLastColumn="0" w:lastRowFirstColumn="0" w:lastRowLastColumn="0"/>
             </w:pPr>
             <w:r>
@@ -1650,7 +1650,7 @@
           </w:tcPr>
           <w:p>
             <w:pPr>
-              <w:spacing w:after="0" w:line="240" w:lineRule="auto"/>
+              <w:spacing w:after="0"/>
               <w:cnfStyle w:val="000000000000" w:firstRow="0" w:lastRow="0" w:firstColumn="0" w:lastColumn="0" w:oddVBand="0" w:evenVBand="0" w:oddHBand="0" w:evenHBand="0" w:firstRowFirstColumn="0" w:firstRowLastColumn="0" w:lastRowFirstColumn="0" w:lastRowLastColumn="0"/>
             </w:pPr>
             <w:r>
@@ -1722,7 +1722,7 @@
           </w:tcPr>
           <w:p>
             <w:pPr>
-              <w:spacing w:after="0" w:line="240" w:lineRule="auto"/>
+              <w:spacing w:after="0"/>
             </w:pPr>
             <w:r>
               <w:rPr>
@@ -1766,7 +1766,7 @@
           </w:tcPr>
           <w:p>
             <w:pPr>
-              <w:spacing w:after="0" w:line="240" w:lineRule="auto"/>
+              <w:spacing w:after="0"/>
               <w:cnfStyle w:val="000000100000" w:firstRow="0" w:lastRow="0" w:firstColumn="0" w:lastColumn="0" w:oddVBand="0" w:evenVBand="0" w:oddHBand="1" w:evenHBand="0" w:firstRowFirstColumn="0" w:firstRowLastColumn="0" w:lastRowFirstColumn="0" w:lastRowLastColumn="0"/>
             </w:pPr>
             <w:r>
@@ -1797,7 +1797,7 @@
           </w:tcPr>
           <w:p>
             <w:pPr>
-              <w:spacing w:after="0" w:line="240" w:lineRule="auto"/>
+              <w:spacing w:after="0"/>
               <w:cnfStyle w:val="000000100000" w:firstRow="0" w:lastRow="0" w:firstColumn="0" w:lastColumn="0" w:oddVBand="0" w:evenVBand="0" w:oddHBand="1" w:evenHBand="0" w:firstRowFirstColumn="0" w:firstRowLastColumn="0" w:lastRowFirstColumn="0" w:lastRowLastColumn="0"/>
             </w:pPr>
             <w:r>
@@ -1868,7 +1868,7 @@
           </w:tcPr>
           <w:p>
             <w:pPr>
-              <w:spacing w:after="0" w:line="240" w:lineRule="auto"/>
+              <w:spacing w:after="0"/>
             </w:pPr>
             <w:r>
               <w:rPr>
@@ -1898,7 +1898,7 @@
           </w:tcPr>
           <w:p>
             <w:pPr>
-              <w:spacing w:after="0" w:line="240" w:lineRule="auto"/>
+              <w:spacing w:after="0"/>
               <w:cnfStyle w:val="000000000000" w:firstRow="0" w:lastRow="0" w:firstColumn="0" w:lastColumn="0" w:oddVBand="0" w:evenVBand="0" w:oddHBand="0" w:evenHBand="0" w:firstRowFirstColumn="0" w:firstRowLastColumn="0" w:lastRowFirstColumn="0" w:lastRowLastColumn="0"/>
             </w:pPr>
             <w:r>
@@ -1929,7 +1929,7 @@
           </w:tcPr>
           <w:p>
             <w:pPr>
-              <w:spacing w:after="0" w:line="240" w:lineRule="auto"/>
+              <w:spacing w:after="0"/>
               <w:cnfStyle w:val="000000000000" w:firstRow="0" w:lastRow="0" w:firstColumn="0" w:lastColumn="0" w:oddVBand="0" w:evenVBand="0" w:oddHBand="0" w:evenHBand="0" w:firstRowFirstColumn="0" w:firstRowLastColumn="0" w:lastRowFirstColumn="0" w:lastRowLastColumn="0"/>
             </w:pPr>
             <w:r>
@@ -2017,7 +2017,7 @@
           </w:tcPr>
           <w:p>
             <w:pPr>
-              <w:spacing w:after="0" w:line="240" w:lineRule="auto"/>
+              <w:spacing w:after="0"/>
             </w:pPr>
             <w:r>
               <w:rPr>
@@ -2049,7 +2049,7 @@
           </w:tcPr>
           <w:p>
             <w:pPr>
-              <w:spacing w:after="0" w:line="240" w:lineRule="auto"/>
+              <w:spacing w:after="0"/>
               <w:cnfStyle w:val="100000000000" w:firstRow="1" w:lastRow="0" w:firstColumn="0" w:lastColumn="0" w:oddVBand="0" w:evenVBand="0" w:oddHBand="0" w:evenHBand="0" w:firstRowFirstColumn="0" w:firstRowLastColumn="0" w:lastRowFirstColumn="0" w:lastRowLastColumn="0"/>
             </w:pPr>
             <w:r>
@@ -2082,7 +2082,7 @@
           </w:tcPr>
           <w:p>
             <w:pPr>
-              <w:spacing w:after="0" w:line="240" w:lineRule="auto"/>
+              <w:spacing w:after="0"/>
               <w:cnfStyle w:val="100000000000" w:firstRow="1" w:lastRow="0" w:firstColumn="0" w:lastColumn="0" w:oddVBand="0" w:evenVBand="0" w:oddHBand="0" w:evenHBand="0" w:firstRowFirstColumn="0" w:firstRowLastColumn="0" w:lastRowFirstColumn="0" w:lastRowLastColumn="0"/>
             </w:pPr>
             <w:r>
@@ -2115,7 +2115,7 @@
           </w:tcPr>
           <w:p>
             <w:pPr>
-              <w:spacing w:after="0" w:line="240" w:lineRule="auto"/>
+              <w:spacing w:after="0"/>
               <w:cnfStyle w:val="100000000000" w:firstRow="1" w:lastRow="0" w:firstColumn="0" w:lastColumn="0" w:oddVBand="0" w:evenVBand="0" w:oddHBand="0" w:evenHBand="0" w:firstRowFirstColumn="0" w:firstRowLastColumn="0" w:lastRowFirstColumn="0" w:lastRowLastColumn="0"/>
             </w:pPr>
             <w:r>
@@ -2156,7 +2156,7 @@
           </w:tcPr>
           <w:p>
             <w:pPr>
-              <w:spacing w:after="0" w:line="240" w:lineRule="auto"/>
+              <w:spacing w:after="0"/>
             </w:pPr>
             <w:r>
               <w:rPr>
@@ -2187,7 +2187,7 @@
           </w:tcPr>
           <w:p>
             <w:pPr>
-              <w:spacing w:after="0" w:line="240" w:lineRule="auto"/>
+              <w:spacing w:after="0"/>
               <w:cnfStyle w:val="000000100000" w:firstRow="0" w:lastRow="0" w:firstColumn="0" w:lastColumn="0" w:oddVBand="0" w:evenVBand="0" w:oddHBand="1" w:evenHBand="0" w:firstRowFirstColumn="0" w:firstRowLastColumn="0" w:lastRowFirstColumn="0" w:lastRowLastColumn="0"/>
             </w:pPr>
             <w:r>
@@ -2219,7 +2219,7 @@
           </w:tcPr>
           <w:p>
             <w:pPr>
-              <w:spacing w:after="0" w:line="240" w:lineRule="auto"/>
+              <w:spacing w:after="0"/>
               <w:cnfStyle w:val="000000100000" w:firstRow="0" w:lastRow="0" w:firstColumn="0" w:lastColumn="0" w:oddVBand="0" w:evenVBand="0" w:oddHBand="1" w:evenHBand="0" w:firstRowFirstColumn="0" w:firstRowLastColumn="0" w:lastRowFirstColumn="0" w:lastRowLastColumn="0"/>
             </w:pPr>
             <w:r>
@@ -2251,7 +2251,7 @@
           </w:tcPr>
           <w:p>
             <w:pPr>
-              <w:spacing w:after="0" w:line="240" w:lineRule="auto"/>
+              <w:spacing w:after="0"/>
               <w:cnfStyle w:val="000000100000" w:firstRow="0" w:lastRow="0" w:firstColumn="0" w:lastColumn="0" w:oddVBand="0" w:evenVBand="0" w:oddHBand="1" w:evenHBand="0" w:firstRowFirstColumn="0" w:firstRowLastColumn="0" w:lastRowFirstColumn="0" w:lastRowLastColumn="0"/>
             </w:pPr>
             <w:r>
@@ -2290,7 +2290,7 @@
           </w:tcPr>
           <w:p>
             <w:pPr>
-              <w:spacing w:after="0" w:line="240" w:lineRule="auto"/>
+              <w:spacing w:after="0"/>
             </w:pPr>
             <w:r>
               <w:rPr>
@@ -2322,7 +2322,7 @@
           </w:tcPr>
           <w:p>
             <w:pPr>
-              <w:spacing w:after="0" w:line="240" w:lineRule="auto"/>
+              <w:spacing w:after="0"/>
               <w:cnfStyle w:val="000000000000" w:firstRow="0" w:lastRow="0" w:firstColumn="0" w:lastColumn="0" w:oddVBand="0" w:evenVBand="0" w:oddHBand="0" w:evenHBand="0" w:firstRowFirstColumn="0" w:firstRowLastColumn="0" w:lastRowFirstColumn="0" w:lastRowLastColumn="0"/>
             </w:pPr>
             <w:r>
@@ -2354,7 +2354,7 @@
           </w:tcPr>
           <w:p>
             <w:pPr>
-              <w:spacing w:after="0" w:line="240" w:lineRule="auto"/>
+              <w:spacing w:after="0"/>
               <w:cnfStyle w:val="000000000000" w:firstRow="0" w:lastRow="0" w:firstColumn="0" w:lastColumn="0" w:oddVBand="0" w:evenVBand="0" w:oddHBand="0" w:evenHBand="0" w:firstRowFirstColumn="0" w:firstRowLastColumn="0" w:lastRowFirstColumn="0" w:lastRowLastColumn="0"/>
             </w:pPr>
             <w:r>
@@ -2386,7 +2386,7 @@
           </w:tcPr>
           <w:p>
             <w:pPr>
-              <w:spacing w:after="0" w:line="240" w:lineRule="auto"/>
+              <w:spacing w:after="0"/>
               <w:cnfStyle w:val="000000000000" w:firstRow="0" w:lastRow="0" w:firstColumn="0" w:lastColumn="0" w:oddVBand="0" w:evenVBand="0" w:oddHBand="0" w:evenHBand="0" w:firstRowFirstColumn="0" w:firstRowLastColumn="0" w:lastRowFirstColumn="0" w:lastRowLastColumn="0"/>
             </w:pPr>
             <w:r>
@@ -2426,7 +2426,7 @@
           </w:tcPr>
           <w:p>
             <w:pPr>
-              <w:spacing w:after="0" w:line="240" w:lineRule="auto"/>
+              <w:spacing w:after="0"/>
             </w:pPr>
             <w:r>
               <w:rPr>
@@ -2457,7 +2457,7 @@
           </w:tcPr>
           <w:p>
             <w:pPr>
-              <w:spacing w:after="0" w:line="240" w:lineRule="auto"/>
+              <w:spacing w:after="0"/>
               <w:cnfStyle w:val="000000100000" w:firstRow="0" w:lastRow="0" w:firstColumn="0" w:lastColumn="0" w:oddVBand="0" w:evenVBand="0" w:oddHBand="1" w:evenHBand="0" w:firstRowFirstColumn="0" w:firstRowLastColumn="0" w:lastRowFirstColumn="0" w:lastRowLastColumn="0"/>
             </w:pPr>
             <w:r>
@@ -2489,7 +2489,7 @@
           </w:tcPr>
           <w:p>
             <w:pPr>
-              <w:spacing w:after="0" w:line="240" w:lineRule="auto"/>
+              <w:spacing w:after="0"/>
               <w:cnfStyle w:val="000000100000" w:firstRow="0" w:lastRow="0" w:firstColumn="0" w:lastColumn="0" w:oddVBand="0" w:evenVBand="0" w:oddHBand="1" w:evenHBand="0" w:firstRowFirstColumn="0" w:firstRowLastColumn="0" w:lastRowFirstColumn="0" w:lastRowLastColumn="0"/>
             </w:pPr>
             <w:r>
@@ -2521,7 +2521,7 @@
           </w:tcPr>
           <w:p>
             <w:pPr>
-              <w:spacing w:after="0" w:line="240" w:lineRule="auto"/>
+              <w:spacing w:after="0"/>
               <w:cnfStyle w:val="000000100000" w:firstRow="0" w:lastRow="0" w:firstColumn="0" w:lastColumn="0" w:oddVBand="0" w:evenVBand="0" w:oddHBand="1" w:evenHBand="0" w:firstRowFirstColumn="0" w:firstRowLastColumn="0" w:lastRowFirstColumn="0" w:lastRowLastColumn="0"/>
             </w:pPr>
             <w:r>
@@ -2560,7 +2560,7 @@
           </w:tcPr>
           <w:p>
             <w:pPr>
-              <w:spacing w:after="0" w:line="240" w:lineRule="auto"/>
+              <w:spacing w:after="0"/>
             </w:pPr>
             <w:r>
               <w:rPr>
@@ -2591,7 +2591,7 @@
           </w:tcPr>
           <w:p>
             <w:pPr>
-              <w:spacing w:after="0" w:line="240" w:lineRule="auto"/>
+              <w:spacing w:after="0"/>
               <w:cnfStyle w:val="000000000000" w:firstRow="0" w:lastRow="0" w:firstColumn="0" w:lastColumn="0" w:oddVBand="0" w:evenVBand="0" w:oddHBand="0" w:evenHBand="0" w:firstRowFirstColumn="0" w:firstRowLastColumn="0" w:lastRowFirstColumn="0" w:lastRowLastColumn="0"/>
             </w:pPr>
             <w:r>
@@ -2623,7 +2623,7 @@
           </w:tcPr>
           <w:p>
             <w:pPr>
-              <w:spacing w:after="0" w:line="240" w:lineRule="auto"/>
+              <w:spacing w:after="0"/>
               <w:cnfStyle w:val="000000000000" w:firstRow="0" w:lastRow="0" w:firstColumn="0" w:lastColumn="0" w:oddVBand="0" w:evenVBand="0" w:oddHBand="0" w:evenHBand="0" w:firstRowFirstColumn="0" w:firstRowLastColumn="0" w:lastRowFirstColumn="0" w:lastRowLastColumn="0"/>
             </w:pPr>
             <w:r>
@@ -2655,7 +2655,7 @@
           </w:tcPr>
           <w:p>
             <w:pPr>
-              <w:spacing w:after="0" w:line="240" w:lineRule="auto"/>
+              <w:spacing w:after="0"/>
               <w:cnfStyle w:val="000000000000" w:firstRow="0" w:lastRow="0" w:firstColumn="0" w:lastColumn="0" w:oddVBand="0" w:evenVBand="0" w:oddHBand="0" w:evenHBand="0" w:firstRowFirstColumn="0" w:firstRowLastColumn="0" w:lastRowFirstColumn="0" w:lastRowLastColumn="0"/>
             </w:pPr>
             <w:r>
@@ -2695,7 +2695,7 @@
           </w:tcPr>
           <w:p>
             <w:pPr>
-              <w:spacing w:after="0" w:line="240" w:lineRule="auto"/>
+              <w:spacing w:after="0"/>
             </w:pPr>
             <w:r>
               <w:rPr>
@@ -2726,7 +2726,7 @@
           </w:tcPr>
           <w:p>
             <w:pPr>
-              <w:spacing w:after="0" w:line="240" w:lineRule="auto"/>
+              <w:spacing w:after="0"/>
               <w:cnfStyle w:val="000000100000" w:firstRow="0" w:lastRow="0" w:firstColumn="0" w:lastColumn="0" w:oddVBand="0" w:evenVBand="0" w:oddHBand="1" w:evenHBand="0" w:firstRowFirstColumn="0" w:firstRowLastColumn="0" w:lastRowFirstColumn="0" w:lastRowLastColumn="0"/>
             </w:pPr>
             <w:r>
@@ -2758,7 +2758,7 @@
           </w:tcPr>
           <w:p>
             <w:pPr>
-              <w:spacing w:after="0" w:line="240" w:lineRule="auto"/>
+              <w:spacing w:after="0"/>
               <w:cnfStyle w:val="000000100000" w:firstRow="0" w:lastRow="0" w:firstColumn="0" w:lastColumn="0" w:oddVBand="0" w:evenVBand="0" w:oddHBand="1" w:evenHBand="0" w:firstRowFirstColumn="0" w:firstRowLastColumn="0" w:lastRowFirstColumn="0" w:lastRowLastColumn="0"/>
             </w:pPr>
             <w:r>
@@ -2790,7 +2790,7 @@
           </w:tcPr>
           <w:p>
             <w:pPr>
-              <w:spacing w:after="0" w:line="240" w:lineRule="auto"/>
+              <w:spacing w:after="0"/>
               <w:cnfStyle w:val="000000100000" w:firstRow="0" w:lastRow="0" w:firstColumn="0" w:lastColumn="0" w:oddVBand="0" w:evenVBand="0" w:oddHBand="1" w:evenHBand="0" w:firstRowFirstColumn="0" w:firstRowLastColumn="0" w:lastRowFirstColumn="0" w:lastRowLastColumn="0"/>
             </w:pPr>
             <w:r>
@@ -2829,7 +2829,7 @@
           </w:tcPr>
           <w:p>
             <w:pPr>
-              <w:spacing w:after="0" w:line="240" w:lineRule="auto"/>
+              <w:spacing w:after="0"/>
             </w:pPr>
             <w:r>
               <w:rPr>
@@ -2860,7 +2860,7 @@
           </w:tcPr>
           <w:p>
             <w:pPr>
-              <w:spacing w:after="0" w:line="240" w:lineRule="auto"/>
+              <w:spacing w:after="0"/>
               <w:cnfStyle w:val="000000000000" w:firstRow="0" w:lastRow="0" w:firstColumn="0" w:lastColumn="0" w:oddVBand="0" w:evenVBand="0" w:oddHBand="0" w:evenHBand="0" w:firstRowFirstColumn="0" w:firstRowLastColumn="0" w:lastRowFirstColumn="0" w:lastRowLastColumn="0"/>
             </w:pPr>
             <w:r>
@@ -2892,7 +2892,7 @@
           </w:tcPr>
           <w:p>
             <w:pPr>
-              <w:spacing w:after="0" w:line="240" w:lineRule="auto"/>
+              <w:spacing w:after="0"/>
               <w:cnfStyle w:val="000000000000" w:firstRow="0" w:lastRow="0" w:firstColumn="0" w:lastColumn="0" w:oddVBand="0" w:evenVBand="0" w:oddHBand="0" w:evenHBand="0" w:firstRowFirstColumn="0" w:firstRowLastColumn="0" w:lastRowFirstColumn="0" w:lastRowLastColumn="0"/>
             </w:pPr>
             <w:r>
@@ -2924,7 +2924,7 @@
           </w:tcPr>
           <w:p>
             <w:pPr>
-              <w:spacing w:after="0" w:line="240" w:lineRule="auto"/>
+              <w:spacing w:after="0"/>
               <w:cnfStyle w:val="000000000000" w:firstRow="0" w:lastRow="0" w:firstColumn="0" w:lastColumn="0" w:oddVBand="0" w:evenVBand="0" w:oddHBand="0" w:evenHBand="0" w:firstRowFirstColumn="0" w:firstRowLastColumn="0" w:lastRowFirstColumn="0" w:lastRowLastColumn="0"/>
             </w:pPr>
             <w:r>
@@ -2964,7 +2964,7 @@
           </w:tcPr>
           <w:p>
             <w:pPr>
-              <w:spacing w:after="0" w:line="240" w:lineRule="auto"/>
+              <w:spacing w:after="0"/>
             </w:pPr>
             <w:r>
               <w:rPr>
@@ -2995,7 +2995,7 @@
           </w:tcPr>
           <w:p>
             <w:pPr>
-              <w:spacing w:after="0" w:line="240" w:lineRule="auto"/>
+              <w:spacing w:after="0"/>
               <w:cnfStyle w:val="000000100000" w:firstRow="0" w:lastRow="0" w:firstColumn="0" w:lastColumn="0" w:oddVBand="0" w:evenVBand="0" w:oddHBand="1" w:evenHBand="0" w:firstRowFirstColumn="0" w:firstRowLastColumn="0" w:lastRowFirstColumn="0" w:lastRowLastColumn="0"/>
             </w:pPr>
             <w:r>
@@ -3027,7 +3027,7 @@
           </w:tcPr>
           <w:p>
             <w:pPr>
-              <w:spacing w:after="0" w:line="240" w:lineRule="auto"/>
+              <w:spacing w:after="0"/>
               <w:cnfStyle w:val="000000100000" w:firstRow="0" w:lastRow="0" w:firstColumn="0" w:lastColumn="0" w:oddVBand="0" w:evenVBand="0" w:oddHBand="1" w:evenHBand="0" w:firstRowFirstColumn="0" w:firstRowLastColumn="0" w:lastRowFirstColumn="0" w:lastRowLastColumn="0"/>
             </w:pPr>
             <w:r>
@@ -3059,7 +3059,7 @@
           </w:tcPr>
           <w:p>
             <w:pPr>
-              <w:spacing w:after="0" w:line="240" w:lineRule="auto"/>
+              <w:spacing w:after="0"/>
               <w:cnfStyle w:val="000000100000" w:firstRow="0" w:lastRow="0" w:firstColumn="0" w:lastColumn="0" w:oddVBand="0" w:evenVBand="0" w:oddHBand="1" w:evenHBand="0" w:firstRowFirstColumn="0" w:firstRowLastColumn="0" w:lastRowFirstColumn="0" w:lastRowLastColumn="0"/>
             </w:pPr>
             <w:r>
@@ -3098,7 +3098,7 @@
           </w:tcPr>
           <w:p>
             <w:pPr>
-              <w:spacing w:after="0" w:line="240" w:lineRule="auto"/>
+              <w:spacing w:after="0"/>
             </w:pPr>
             <w:r>
               <w:rPr>
@@ -3129,7 +3129,7 @@
           </w:tcPr>
           <w:p>
             <w:pPr>
-              <w:spacing w:after="0" w:line="240" w:lineRule="auto"/>
+              <w:spacing w:after="0"/>
               <w:cnfStyle w:val="000000000000" w:firstRow="0" w:lastRow="0" w:firstColumn="0" w:lastColumn="0" w:oddVBand="0" w:evenVBand="0" w:oddHBand="0" w:evenHBand="0" w:firstRowFirstColumn="0" w:firstRowLastColumn="0" w:lastRowFirstColumn="0" w:lastRowLastColumn="0"/>
             </w:pPr>
             <w:r>
@@ -3161,7 +3161,7 @@
           </w:tcPr>
           <w:p>
             <w:pPr>
-              <w:spacing w:after="0" w:line="240" w:lineRule="auto"/>
+              <w:spacing w:after="0"/>
               <w:cnfStyle w:val="000000000000" w:firstRow="0" w:lastRow="0" w:firstColumn="0" w:lastColumn="0" w:oddVBand="0" w:evenVBand="0" w:oddHBand="0" w:evenHBand="0" w:firstRowFirstColumn="0" w:firstRowLastColumn="0" w:lastRowFirstColumn="0" w:lastRowLastColumn="0"/>
             </w:pPr>
             <w:r>
@@ -3193,7 +3193,7 @@
           </w:tcPr>
           <w:p>
             <w:pPr>
-              <w:spacing w:after="0" w:line="240" w:lineRule="auto"/>
+              <w:spacing w:after="0"/>
               <w:cnfStyle w:val="000000000000" w:firstRow="0" w:lastRow="0" w:firstColumn="0" w:lastColumn="0" w:oddVBand="0" w:evenVBand="0" w:oddHBand="0" w:evenHBand="0" w:firstRowFirstColumn="0" w:firstRowLastColumn="0" w:lastRowFirstColumn="0" w:lastRowLastColumn="0"/>
             </w:pPr>
             <w:r>
@@ -3233,7 +3233,7 @@
           </w:tcPr>
           <w:p>
             <w:pPr>
-              <w:spacing w:after="0" w:line="240" w:lineRule="auto"/>
+              <w:spacing w:after="0"/>
             </w:pPr>
             <w:r>
               <w:rPr>
@@ -3264,7 +3264,7 @@
           </w:tcPr>
           <w:p>
             <w:pPr>
-              <w:spacing w:after="0" w:line="240" w:lineRule="auto"/>
+              <w:spacing w:after="0"/>
               <w:cnfStyle w:val="000000100000" w:firstRow="0" w:lastRow="0" w:firstColumn="0" w:lastColumn="0" w:oddVBand="0" w:evenVBand="0" w:oddHBand="1" w:evenHBand="0" w:firstRowFirstColumn="0" w:firstRowLastColumn="0" w:lastRowFirstColumn="0" w:lastRowLastColumn="0"/>
             </w:pPr>
             <w:r>
@@ -3296,7 +3296,7 @@
           </w:tcPr>
           <w:p>
             <w:pPr>
-              <w:spacing w:after="0" w:line="240" w:lineRule="auto"/>
+              <w:spacing w:after="0"/>
               <w:cnfStyle w:val="000000100000" w:firstRow="0" w:lastRow="0" w:firstColumn="0" w:lastColumn="0" w:oddVBand="0" w:evenVBand="0" w:oddHBand="1" w:evenHBand="0" w:firstRowFirstColumn="0" w:firstRowLastColumn="0" w:lastRowFirstColumn="0" w:lastRowLastColumn="0"/>
             </w:pPr>
             <w:r>
@@ -3328,7 +3328,7 @@
           </w:tcPr>
           <w:p>
             <w:pPr>
-              <w:spacing w:after="0" w:line="240" w:lineRule="auto"/>
+              <w:spacing w:after="0"/>
               <w:cnfStyle w:val="000000100000" w:firstRow="0" w:lastRow="0" w:firstColumn="0" w:lastColumn="0" w:oddVBand="0" w:evenVBand="0" w:oddHBand="1" w:evenHBand="0" w:firstRowFirstColumn="0" w:firstRowLastColumn="0" w:lastRowFirstColumn="0" w:lastRowLastColumn="0"/>
             </w:pPr>
             <w:r>
@@ -3367,7 +3367,7 @@
           </w:tcPr>
           <w:p>
             <w:pPr>
-              <w:spacing w:after="0" w:line="240" w:lineRule="auto"/>
+              <w:spacing w:after="0"/>
             </w:pPr>
             <w:r>
               <w:rPr>
@@ -3398,7 +3398,7 @@
           </w:tcPr>
           <w:p>
             <w:pPr>
-              <w:spacing w:after="0" w:line="240" w:lineRule="auto"/>
+              <w:spacing w:after="0"/>
               <w:cnfStyle w:val="000000000000" w:firstRow="0" w:lastRow="0" w:firstColumn="0" w:lastColumn="0" w:oddVBand="0" w:evenVBand="0" w:oddHBand="0" w:evenHBand="0" w:firstRowFirstColumn="0" w:firstRowLastColumn="0" w:lastRowFirstColumn="0" w:lastRowLastColumn="0"/>
             </w:pPr>
             <w:r>
@@ -3430,7 +3430,7 @@
           </w:tcPr>
           <w:p>
             <w:pPr>
-              <w:spacing w:after="0" w:line="240" w:lineRule="auto"/>
+              <w:spacing w:after="0"/>
               <w:cnfStyle w:val="000000000000" w:firstRow="0" w:lastRow="0" w:firstColumn="0" w:lastColumn="0" w:oddVBand="0" w:evenVBand="0" w:oddHBand="0" w:evenHBand="0" w:firstRowFirstColumn="0" w:firstRowLastColumn="0" w:lastRowFirstColumn="0" w:lastRowLastColumn="0"/>
             </w:pPr>
             <w:r>
@@ -3462,7 +3462,7 @@
           </w:tcPr>
           <w:p>
             <w:pPr>
-              <w:spacing w:after="0" w:line="240" w:lineRule="auto"/>
+              <w:spacing w:after="0"/>
               <w:cnfStyle w:val="000000000000" w:firstRow="0" w:lastRow="0" w:firstColumn="0" w:lastColumn="0" w:oddVBand="0" w:evenVBand="0" w:oddHBand="0" w:evenHBand="0" w:firstRowFirstColumn="0" w:firstRowLastColumn="0" w:lastRowFirstColumn="0" w:lastRowLastColumn="0"/>
             </w:pPr>
             <w:r>
@@ -3502,7 +3502,7 @@
           </w:tcPr>
           <w:p>
             <w:pPr>
-              <w:spacing w:after="0" w:line="240" w:lineRule="auto"/>
+              <w:spacing w:after="0"/>
             </w:pPr>
             <w:r>
               <w:rPr>
@@ -3533,7 +3533,7 @@
           </w:tcPr>
           <w:p>
             <w:pPr>
-              <w:spacing w:after="0" w:line="240" w:lineRule="auto"/>
+              <w:spacing w:after="0"/>
               <w:cnfStyle w:val="000000100000" w:firstRow="0" w:lastRow="0" w:firstColumn="0" w:lastColumn="0" w:oddVBand="0" w:evenVBand="0" w:oddHBand="1" w:evenHBand="0" w:firstRowFirstColumn="0" w:firstRowLastColumn="0" w:lastRowFirstColumn="0" w:lastRowLastColumn="0"/>
             </w:pPr>
             <w:r>
@@ -3565,7 +3565,7 @@
           </w:tcPr>
           <w:p>
             <w:pPr>
-              <w:spacing w:after="0" w:line="240" w:lineRule="auto"/>
+              <w:spacing w:after="0"/>
               <w:cnfStyle w:val="000000100000" w:firstRow="0" w:lastRow="0" w:firstColumn="0" w:lastColumn="0" w:oddVBand="0" w:evenVBand="0" w:oddHBand="1" w:evenHBand="0" w:firstRowFirstColumn="0" w:firstRowLastColumn="0" w:lastRowFirstColumn="0" w:lastRowLastColumn="0"/>
             </w:pPr>
             <w:r>
@@ -3597,7 +3597,7 @@
           </w:tcPr>
           <w:p>
             <w:pPr>
-              <w:spacing w:after="0" w:line="240" w:lineRule="auto"/>
+              <w:spacing w:after="0"/>
               <w:cnfStyle w:val="000000100000" w:firstRow="0" w:lastRow="0" w:firstColumn="0" w:lastColumn="0" w:oddVBand="0" w:evenVBand="0" w:oddHBand="1" w:evenHBand="0" w:firstRowFirstColumn="0" w:firstRowLastColumn="0" w:lastRowFirstColumn="0" w:lastRowLastColumn="0"/>
             </w:pPr>
             <w:r>
@@ -3708,7 +3708,7 @@
           </w:tcPr>
           <w:p>
             <w:pPr>
-              <w:spacing w:after="0" w:line="240" w:lineRule="auto"/>
+              <w:spacing w:after="0"/>
             </w:pPr>
             <w:r>
               <w:rPr>
@@ -3740,7 +3740,7 @@
           </w:tcPr>
           <w:p>
             <w:pPr>
-              <w:spacing w:after="0" w:line="240" w:lineRule="auto"/>
+              <w:spacing w:after="0"/>
               <w:cnfStyle w:val="100000000000" w:firstRow="1" w:lastRow="0" w:firstColumn="0" w:lastColumn="0" w:oddVBand="0" w:evenVBand="0" w:oddHBand="0" w:evenHBand="0" w:firstRowFirstColumn="0" w:firstRowLastColumn="0" w:lastRowFirstColumn="0" w:lastRowLastColumn="0"/>
             </w:pPr>
             <w:r>
@@ -3773,7 +3773,7 @@
           </w:tcPr>
           <w:p>
             <w:pPr>
-              <w:spacing w:after="0" w:line="240" w:lineRule="auto"/>
+              <w:spacing w:after="0"/>
               <w:cnfStyle w:val="100000000000" w:firstRow="1" w:lastRow="0" w:firstColumn="0" w:lastColumn="0" w:oddVBand="0" w:evenVBand="0" w:oddHBand="0" w:evenHBand="0" w:firstRowFirstColumn="0" w:firstRowLastColumn="0" w:lastRowFirstColumn="0" w:lastRowLastColumn="0"/>
             </w:pPr>
             <w:r>
@@ -3806,7 +3806,7 @@
           </w:tcPr>
           <w:p>
             <w:pPr>
-              <w:spacing w:after="0" w:line="240" w:lineRule="auto"/>
+              <w:spacing w:after="0"/>
               <w:cnfStyle w:val="100000000000" w:firstRow="1" w:lastRow="0" w:firstColumn="0" w:lastColumn="0" w:oddVBand="0" w:evenVBand="0" w:oddHBand="0" w:evenHBand="0" w:firstRowFirstColumn="0" w:firstRowLastColumn="0" w:lastRowFirstColumn="0" w:lastRowLastColumn="0"/>
             </w:pPr>
             <w:r>
@@ -3847,7 +3847,7 @@
           </w:tcPr>
           <w:p>
             <w:pPr>
-              <w:spacing w:after="0" w:line="240" w:lineRule="auto"/>
+              <w:spacing w:after="0"/>
             </w:pPr>
             <w:r>
               <w:rPr>
@@ -3878,7 +3878,7 @@
           </w:tcPr>
           <w:p>
             <w:pPr>
-              <w:spacing w:after="0" w:line="240" w:lineRule="auto"/>
+              <w:spacing w:after="0"/>
               <w:cnfStyle w:val="000000100000" w:firstRow="0" w:lastRow="0" w:firstColumn="0" w:lastColumn="0" w:oddVBand="0" w:evenVBand="0" w:oddHBand="1" w:evenHBand="0" w:firstRowFirstColumn="0" w:firstRowLastColumn="0" w:lastRowFirstColumn="0" w:lastRowLastColumn="0"/>
             </w:pPr>
             <w:r>
@@ -3910,7 +3910,7 @@
           </w:tcPr>
           <w:p>
             <w:pPr>
-              <w:spacing w:after="0" w:line="240" w:lineRule="auto"/>
+              <w:spacing w:after="0"/>
               <w:cnfStyle w:val="000000100000" w:firstRow="0" w:lastRow="0" w:firstColumn="0" w:lastColumn="0" w:oddVBand="0" w:evenVBand="0" w:oddHBand="1" w:evenHBand="0" w:firstRowFirstColumn="0" w:firstRowLastColumn="0" w:lastRowFirstColumn="0" w:lastRowLastColumn="0"/>
             </w:pPr>
             <w:r>
@@ -3984,7 +3984,7 @@
           </w:tcPr>
           <w:p>
             <w:pPr>
-              <w:spacing w:after="0" w:line="240" w:lineRule="auto"/>
+              <w:spacing w:after="0"/>
               <w:cnfStyle w:val="000000100000" w:firstRow="0" w:lastRow="0" w:firstColumn="0" w:lastColumn="0" w:oddVBand="0" w:evenVBand="0" w:oddHBand="1" w:evenHBand="0" w:firstRowFirstColumn="0" w:firstRowLastColumn="0" w:lastRowFirstColumn="0" w:lastRowLastColumn="0"/>
             </w:pPr>
             <w:r>
@@ -4023,7 +4023,7 @@
           </w:tcPr>
           <w:p>
             <w:pPr>
-              <w:spacing w:after="0" w:line="240" w:lineRule="auto"/>
+              <w:spacing w:after="0"/>
             </w:pPr>
             <w:r>
               <w:rPr>
@@ -4054,7 +4054,7 @@
           </w:tcPr>
           <w:p>
             <w:pPr>
-              <w:spacing w:after="0" w:line="240" w:lineRule="auto"/>
+              <w:spacing w:after="0"/>
               <w:cnfStyle w:val="000000000000" w:firstRow="0" w:lastRow="0" w:firstColumn="0" w:lastColumn="0" w:oddVBand="0" w:evenVBand="0" w:oddHBand="0" w:evenHBand="0" w:firstRowFirstColumn="0" w:firstRowLastColumn="0" w:lastRowFirstColumn="0" w:lastRowLastColumn="0"/>
             </w:pPr>
             <w:r>
@@ -4086,7 +4086,7 @@
           </w:tcPr>
           <w:p>
             <w:pPr>
-              <w:spacing w:after="0" w:line="240" w:lineRule="auto"/>
+              <w:spacing w:after="0"/>
               <w:cnfStyle w:val="000000000000" w:firstRow="0" w:lastRow="0" w:firstColumn="0" w:lastColumn="0" w:oddVBand="0" w:evenVBand="0" w:oddHBand="0" w:evenHBand="0" w:firstRowFirstColumn="0" w:firstRowLastColumn="0" w:lastRowFirstColumn="0" w:lastRowLastColumn="0"/>
             </w:pPr>
             <w:r>
@@ -4144,7 +4144,7 @@
           </w:tcPr>
           <w:p>
             <w:pPr>
-              <w:spacing w:after="0" w:line="240" w:lineRule="auto"/>
+              <w:spacing w:after="0"/>
               <w:cnfStyle w:val="000000000000" w:firstRow="0" w:lastRow="0" w:firstColumn="0" w:lastColumn="0" w:oddVBand="0" w:evenVBand="0" w:oddHBand="0" w:evenHBand="0" w:firstRowFirstColumn="0" w:firstRowLastColumn="0" w:lastRowFirstColumn="0" w:lastRowLastColumn="0"/>
             </w:pPr>
             <w:r>
@@ -4184,7 +4184,7 @@
           </w:tcPr>
           <w:p>
             <w:pPr>
-              <w:spacing w:after="0" w:line="240" w:lineRule="auto"/>
+              <w:spacing w:after="0"/>
             </w:pPr>
             <w:r>
               <w:rPr>
@@ -4215,7 +4215,7 @@
           </w:tcPr>
           <w:p>
             <w:pPr>
-              <w:spacing w:after="0" w:line="240" w:lineRule="auto"/>
+              <w:spacing w:after="0"/>
               <w:cnfStyle w:val="000000100000" w:firstRow="0" w:lastRow="0" w:firstColumn="0" w:lastColumn="0" w:oddVBand="0" w:evenVBand="0" w:oddHBand="1" w:evenHBand="0" w:firstRowFirstColumn="0" w:firstRowLastColumn="0" w:lastRowFirstColumn="0" w:lastRowLastColumn="0"/>
             </w:pPr>
             <w:r>
@@ -4247,7 +4247,7 @@
           </w:tcPr>
           <w:p>
             <w:pPr>
-              <w:spacing w:after="0" w:line="240" w:lineRule="auto"/>
+              <w:spacing w:after="0"/>
               <w:cnfStyle w:val="000000100000" w:firstRow="0" w:lastRow="0" w:firstColumn="0" w:lastColumn="0" w:oddVBand="0" w:evenVBand="0" w:oddHBand="1" w:evenHBand="0" w:firstRowFirstColumn="0" w:firstRowLastColumn="0" w:lastRowFirstColumn="0" w:lastRowLastColumn="0"/>
             </w:pPr>
             <w:r>
@@ -4305,7 +4305,7 @@
           </w:tcPr>
           <w:p>
             <w:pPr>
-              <w:spacing w:after="0" w:line="240" w:lineRule="auto"/>
+              <w:spacing w:after="0"/>
               <w:cnfStyle w:val="000000100000" w:firstRow="0" w:lastRow="0" w:firstColumn="0" w:lastColumn="0" w:oddVBand="0" w:evenVBand="0" w:oddHBand="1" w:evenHBand="0" w:firstRowFirstColumn="0" w:firstRowLastColumn="0" w:lastRowFirstColumn="0" w:lastRowLastColumn="0"/>
             </w:pPr>
             <w:r>
@@ -4344,7 +4344,7 @@
           </w:tcPr>
           <w:p>
             <w:pPr>
-              <w:spacing w:after="0" w:line="240" w:lineRule="auto"/>
+              <w:spacing w:after="0"/>
             </w:pPr>
             <w:r>
               <w:rPr>
@@ -4375,7 +4375,7 @@
           </w:tcPr>
           <w:p>
             <w:pPr>
-              <w:spacing w:after="0" w:line="240" w:lineRule="auto"/>
+              <w:spacing w:after="0"/>
               <w:cnfStyle w:val="000000000000" w:firstRow="0" w:lastRow="0" w:firstColumn="0" w:lastColumn="0" w:oddVBand="0" w:evenVBand="0" w:oddHBand="0" w:evenHBand="0" w:firstRowFirstColumn="0" w:firstRowLastColumn="0" w:lastRowFirstColumn="0" w:lastRowLastColumn="0"/>
             </w:pPr>
             <w:r>
@@ -4407,7 +4407,7 @@
           </w:tcPr>
           <w:p>
             <w:pPr>
-              <w:spacing w:after="0" w:line="240" w:lineRule="auto"/>
+              <w:spacing w:after="0"/>
               <w:cnfStyle w:val="000000000000" w:firstRow="0" w:lastRow="0" w:firstColumn="0" w:lastColumn="0" w:oddVBand="0" w:evenVBand="0" w:oddHBand="0" w:evenHBand="0" w:firstRowFirstColumn="0" w:firstRowLastColumn="0" w:lastRowFirstColumn="0" w:lastRowLastColumn="0"/>
             </w:pPr>
             <w:r>
@@ -4481,7 +4481,7 @@
           </w:tcPr>
           <w:p>
             <w:pPr>
-              <w:spacing w:after="0" w:line="240" w:lineRule="auto"/>
+              <w:spacing w:after="0"/>
               <w:cnfStyle w:val="000000000000" w:firstRow="0" w:lastRow="0" w:firstColumn="0" w:lastColumn="0" w:oddVBand="0" w:evenVBand="0" w:oddHBand="0" w:evenHBand="0" w:firstRowFirstColumn="0" w:firstRowLastColumn="0" w:lastRowFirstColumn="0" w:lastRowLastColumn="0"/>
             </w:pPr>
             <w:r>
@@ -4577,7 +4577,7 @@
           </w:tcPr>
           <w:p>
             <w:pPr>
-              <w:spacing w:after="0" w:line="240" w:lineRule="auto"/>
+              <w:spacing w:after="0"/>
             </w:pPr>
             <w:r>
               <w:rPr>
@@ -4609,7 +4609,7 @@
           </w:tcPr>
           <w:p>
             <w:pPr>
-              <w:spacing w:after="0" w:line="240" w:lineRule="auto"/>
+              <w:spacing w:after="0"/>
               <w:cnfStyle w:val="100000000000" w:firstRow="1" w:lastRow="0" w:firstColumn="0" w:lastColumn="0" w:oddVBand="0" w:evenVBand="0" w:oddHBand="0" w:evenHBand="0" w:firstRowFirstColumn="0" w:firstRowLastColumn="0" w:lastRowFirstColumn="0" w:lastRowLastColumn="0"/>
             </w:pPr>
             <w:r>
@@ -4642,7 +4642,7 @@
           </w:tcPr>
           <w:p>
             <w:pPr>
-              <w:spacing w:after="0" w:line="240" w:lineRule="auto"/>
+              <w:spacing w:after="0"/>
               <w:cnfStyle w:val="100000000000" w:firstRow="1" w:lastRow="0" w:firstColumn="0" w:lastColumn="0" w:oddVBand="0" w:evenVBand="0" w:oddHBand="0" w:evenHBand="0" w:firstRowFirstColumn="0" w:firstRowLastColumn="0" w:lastRowFirstColumn="0" w:lastRowLastColumn="0"/>
             </w:pPr>
             <w:r>
@@ -4675,7 +4675,7 @@
           </w:tcPr>
           <w:p>
             <w:pPr>
-              <w:spacing w:after="0" w:line="240" w:lineRule="auto"/>
+              <w:spacing w:after="0"/>
               <w:cnfStyle w:val="100000000000" w:firstRow="1" w:lastRow="0" w:firstColumn="0" w:lastColumn="0" w:oddVBand="0" w:evenVBand="0" w:oddHBand="0" w:evenHBand="0" w:firstRowFirstColumn="0" w:firstRowLastColumn="0" w:lastRowFirstColumn="0" w:lastRowLastColumn="0"/>
             </w:pPr>
             <w:r>
@@ -4716,7 +4716,7 @@
           </w:tcPr>
           <w:p>
             <w:pPr>
-              <w:spacing w:after="0" w:line="240" w:lineRule="auto"/>
+              <w:spacing w:after="0"/>
             </w:pPr>
             <w:r>
               <w:rPr>
@@ -4747,7 +4747,7 @@
           </w:tcPr>
           <w:p>
             <w:pPr>
-              <w:spacing w:after="0" w:line="240" w:lineRule="auto"/>
+              <w:spacing w:after="0"/>
               <w:cnfStyle w:val="000000100000" w:firstRow="0" w:lastRow="0" w:firstColumn="0" w:lastColumn="0" w:oddVBand="0" w:evenVBand="0" w:oddHBand="1" w:evenHBand="0" w:firstRowFirstColumn="0" w:firstRowLastColumn="0" w:lastRowFirstColumn="0" w:lastRowLastColumn="0"/>
             </w:pPr>
             <w:r>
@@ -4779,7 +4779,7 @@
           </w:tcPr>
           <w:p>
             <w:pPr>
-              <w:spacing w:after="0" w:line="240" w:lineRule="auto"/>
+              <w:spacing w:after="0"/>
               <w:cnfStyle w:val="000000100000" w:firstRow="0" w:lastRow="0" w:firstColumn="0" w:lastColumn="0" w:oddVBand="0" w:evenVBand="0" w:oddHBand="1" w:evenHBand="0" w:firstRowFirstColumn="0" w:firstRowLastColumn="0" w:lastRowFirstColumn="0" w:lastRowLastColumn="0"/>
             </w:pPr>
             <w:r>
@@ -4828,7 +4828,7 @@
           </w:tcPr>
           <w:p>
             <w:pPr>
-              <w:spacing w:after="0" w:line="240" w:lineRule="auto"/>
+              <w:spacing w:after="0"/>
               <w:cnfStyle w:val="000000100000" w:firstRow="0" w:lastRow="0" w:firstColumn="0" w:lastColumn="0" w:oddVBand="0" w:evenVBand="0" w:oddHBand="1" w:evenHBand="0" w:firstRowFirstColumn="0" w:firstRowLastColumn="0" w:lastRowFirstColumn="0" w:lastRowLastColumn="0"/>
             </w:pPr>
             <w:r>
@@ -4867,7 +4867,7 @@
           </w:tcPr>
           <w:p>
             <w:pPr>
-              <w:spacing w:after="0" w:line="240" w:lineRule="auto"/>
+              <w:spacing w:after="0"/>
             </w:pPr>
             <w:r>
               <w:rPr>
@@ -4898,7 +4898,7 @@
           </w:tcPr>
           <w:p>
             <w:pPr>
-              <w:spacing w:after="0" w:line="240" w:lineRule="auto"/>
+              <w:spacing w:after="0"/>
               <w:cnfStyle w:val="000000000000" w:firstRow="0" w:lastRow="0" w:firstColumn="0" w:lastColumn="0" w:oddVBand="0" w:evenVBand="0" w:oddHBand="0" w:evenHBand="0" w:firstRowFirstColumn="0" w:firstRowLastColumn="0" w:lastRowFirstColumn="0" w:lastRowLastColumn="0"/>
             </w:pPr>
             <w:r>
@@ -4930,7 +4930,7 @@
           </w:tcPr>
           <w:p>
             <w:pPr>
-              <w:spacing w:after="0" w:line="240" w:lineRule="auto"/>
+              <w:spacing w:after="0"/>
               <w:cnfStyle w:val="000000000000" w:firstRow="0" w:lastRow="0" w:firstColumn="0" w:lastColumn="0" w:oddVBand="0" w:evenVBand="0" w:oddHBand="0" w:evenHBand="0" w:firstRowFirstColumn="0" w:firstRowLastColumn="0" w:lastRowFirstColumn="0" w:lastRowLastColumn="0"/>
             </w:pPr>
             <w:r>
@@ -4988,7 +4988,7 @@
           </w:tcPr>
           <w:p>
             <w:pPr>
-              <w:spacing w:after="0" w:line="240" w:lineRule="auto"/>
+              <w:spacing w:after="0"/>
               <w:cnfStyle w:val="000000000000" w:firstRow="0" w:lastRow="0" w:firstColumn="0" w:lastColumn="0" w:oddVBand="0" w:evenVBand="0" w:oddHBand="0" w:evenHBand="0" w:firstRowFirstColumn="0" w:firstRowLastColumn="0" w:lastRowFirstColumn="0" w:lastRowLastColumn="0"/>
             </w:pPr>
             <w:r>
@@ -5028,7 +5028,7 @@
           </w:tcPr>
           <w:p>
             <w:pPr>
-              <w:spacing w:after="0" w:line="240" w:lineRule="auto"/>
+              <w:spacing w:after="0"/>
             </w:pPr>
             <w:r>
               <w:rPr>
@@ -5059,7 +5059,7 @@
           </w:tcPr>
           <w:p>
             <w:pPr>
-              <w:spacing w:after="0" w:line="240" w:lineRule="auto"/>
+              <w:spacing w:after="0"/>
               <w:cnfStyle w:val="000000100000" w:firstRow="0" w:lastRow="0" w:firstColumn="0" w:lastColumn="0" w:oddVBand="0" w:evenVBand="0" w:oddHBand="1" w:evenHBand="0" w:firstRowFirstColumn="0" w:firstRowLastColumn="0" w:lastRowFirstColumn="0" w:lastRowLastColumn="0"/>
             </w:pPr>
             <w:r>
@@ -5091,7 +5091,7 @@
           </w:tcPr>
           <w:p>
             <w:pPr>
-              <w:spacing w:after="0" w:line="240" w:lineRule="auto"/>
+              <w:spacing w:after="0"/>
               <w:cnfStyle w:val="000000100000" w:firstRow="0" w:lastRow="0" w:firstColumn="0" w:lastColumn="0" w:oddVBand="0" w:evenVBand="0" w:oddHBand="1" w:evenHBand="0" w:firstRowFirstColumn="0" w:firstRowLastColumn="0" w:lastRowFirstColumn="0" w:lastRowLastColumn="0"/>
             </w:pPr>
             <w:r>
@@ -5156,7 +5156,7 @@
           </w:tcPr>
           <w:p>
             <w:pPr>
-              <w:spacing w:after="0" w:line="240" w:lineRule="auto"/>
+              <w:spacing w:after="0"/>
               <w:cnfStyle w:val="000000100000" w:firstRow="0" w:lastRow="0" w:firstColumn="0" w:lastColumn="0" w:oddVBand="0" w:evenVBand="0" w:oddHBand="1" w:evenHBand="0" w:firstRowFirstColumn="0" w:firstRowLastColumn="0" w:lastRowFirstColumn="0" w:lastRowLastColumn="0"/>
             </w:pPr>
             <w:r>
@@ -5195,7 +5195,7 @@
           </w:tcPr>
           <w:p>
             <w:pPr>
-              <w:spacing w:after="0" w:line="240" w:lineRule="auto"/>
+              <w:spacing w:after="0"/>
             </w:pPr>
             <w:r>
               <w:rPr>
@@ -5226,7 +5226,7 @@
           </w:tcPr>
           <w:p>
             <w:pPr>
-              <w:spacing w:after="0" w:line="240" w:lineRule="auto"/>
+              <w:spacing w:after="0"/>
               <w:cnfStyle w:val="000000000000" w:firstRow="0" w:lastRow="0" w:firstColumn="0" w:lastColumn="0" w:oddVBand="0" w:evenVBand="0" w:oddHBand="0" w:evenHBand="0" w:firstRowFirstColumn="0" w:firstRowLastColumn="0" w:lastRowFirstColumn="0" w:lastRowLastColumn="0"/>
             </w:pPr>
             <w:r>
@@ -5258,7 +5258,7 @@
           </w:tcPr>
           <w:p>
             <w:pPr>
-              <w:spacing w:after="0" w:line="240" w:lineRule="auto"/>
+              <w:spacing w:after="0"/>
               <w:cnfStyle w:val="000000000000" w:firstRow="0" w:lastRow="0" w:firstColumn="0" w:lastColumn="0" w:oddVBand="0" w:evenVBand="0" w:oddHBand="0" w:evenHBand="0" w:firstRowFirstColumn="0" w:firstRowLastColumn="0" w:lastRowFirstColumn="0" w:lastRowLastColumn="0"/>
             </w:pPr>
             <w:r>
@@ -5316,7 +5316,7 @@
           </w:tcPr>
           <w:p>
             <w:pPr>
-              <w:spacing w:after="0" w:line="240" w:lineRule="auto"/>
+              <w:spacing w:after="0"/>
               <w:cnfStyle w:val="000000000000" w:firstRow="0" w:lastRow="0" w:firstColumn="0" w:lastColumn="0" w:oddVBand="0" w:evenVBand="0" w:oddHBand="0" w:evenHBand="0" w:firstRowFirstColumn="0" w:firstRowLastColumn="0" w:lastRowFirstColumn="0" w:lastRowLastColumn="0"/>
             </w:pPr>
             <w:r>
@@ -5412,7 +5412,7 @@
           </w:tcPr>
           <w:p>
             <w:pPr>
-              <w:spacing w:after="0" w:line="240" w:lineRule="auto"/>
+              <w:spacing w:after="0"/>
             </w:pPr>
             <w:r>
               <w:rPr>
@@ -5444,7 +5444,7 @@
           </w:tcPr>
           <w:p>
             <w:pPr>
-              <w:spacing w:after="0" w:line="240" w:lineRule="auto"/>
+              <w:spacing w:after="0"/>
               <w:cnfStyle w:val="100000000000" w:firstRow="1" w:lastRow="0" w:firstColumn="0" w:lastColumn="0" w:oddVBand="0" w:evenVBand="0" w:oddHBand="0" w:evenHBand="0" w:firstRowFirstColumn="0" w:firstRowLastColumn="0" w:lastRowFirstColumn="0" w:lastRowLastColumn="0"/>
             </w:pPr>
             <w:r>
@@ -5477,7 +5477,7 @@
           </w:tcPr>
           <w:p>
             <w:pPr>
-              <w:spacing w:after="0" w:line="240" w:lineRule="auto"/>
+              <w:spacing w:after="0"/>
               <w:cnfStyle w:val="100000000000" w:firstRow="1" w:lastRow="0" w:firstColumn="0" w:lastColumn="0" w:oddVBand="0" w:evenVBand="0" w:oddHBand="0" w:evenHBand="0" w:firstRowFirstColumn="0" w:firstRowLastColumn="0" w:lastRowFirstColumn="0" w:lastRowLastColumn="0"/>
             </w:pPr>
             <w:r>
@@ -5510,7 +5510,7 @@
           </w:tcPr>
           <w:p>
             <w:pPr>
-              <w:spacing w:after="0" w:line="240" w:lineRule="auto"/>
+              <w:spacing w:after="0"/>
               <w:cnfStyle w:val="100000000000" w:firstRow="1" w:lastRow="0" w:firstColumn="0" w:lastColumn="0" w:oddVBand="0" w:evenVBand="0" w:oddHBand="0" w:evenHBand="0" w:firstRowFirstColumn="0" w:firstRowLastColumn="0" w:lastRowFirstColumn="0" w:lastRowLastColumn="0"/>
             </w:pPr>
             <w:r>
@@ -5551,7 +5551,7 @@
           </w:tcPr>
           <w:p>
             <w:pPr>
-              <w:spacing w:after="0" w:line="240" w:lineRule="auto"/>
+              <w:spacing w:after="0"/>
             </w:pPr>
             <w:r>
               <w:rPr>
@@ -5582,7 +5582,7 @@
           </w:tcPr>
           <w:p>
             <w:pPr>
-              <w:spacing w:after="0" w:line="240" w:lineRule="auto"/>
+              <w:spacing w:after="0"/>
               <w:cnfStyle w:val="000000100000" w:firstRow="0" w:lastRow="0" w:firstColumn="0" w:lastColumn="0" w:oddVBand="0" w:evenVBand="0" w:oddHBand="1" w:evenHBand="0" w:firstRowFirstColumn="0" w:firstRowLastColumn="0" w:lastRowFirstColumn="0" w:lastRowLastColumn="0"/>
             </w:pPr>
             <w:r>
@@ -5614,7 +5614,7 @@
           </w:tcPr>
           <w:p>
             <w:pPr>
-              <w:spacing w:after="0" w:line="240" w:lineRule="auto"/>
+              <w:spacing w:after="0"/>
               <w:cnfStyle w:val="000000100000" w:firstRow="0" w:lastRow="0" w:firstColumn="0" w:lastColumn="0" w:oddVBand="0" w:evenVBand="0" w:oddHBand="1" w:evenHBand="0" w:firstRowFirstColumn="0" w:firstRowLastColumn="0" w:lastRowFirstColumn="0" w:lastRowLastColumn="0"/>
             </w:pPr>
             <w:r>
@@ -5682,7 +5682,7 @@
           </w:tcPr>
           <w:p>
             <w:pPr>
-              <w:spacing w:after="0" w:line="240" w:lineRule="auto"/>
+              <w:spacing w:after="0"/>
               <w:cnfStyle w:val="000000100000" w:firstRow="0" w:lastRow="0" w:firstColumn="0" w:lastColumn="0" w:oddVBand="0" w:evenVBand="0" w:oddHBand="1" w:evenHBand="0" w:firstRowFirstColumn="0" w:firstRowLastColumn="0" w:lastRowFirstColumn="0" w:lastRowLastColumn="0"/>
             </w:pPr>
             <w:r>
@@ -5721,7 +5721,7 @@
           </w:tcPr>
           <w:p>
             <w:pPr>
-              <w:spacing w:after="0" w:line="240" w:lineRule="auto"/>
+              <w:spacing w:after="0"/>
             </w:pPr>
             <w:r>
               <w:rPr>
@@ -5752,7 +5752,7 @@
           </w:tcPr>
           <w:p>
             <w:pPr>
-              <w:spacing w:after="0" w:line="240" w:lineRule="auto"/>
+              <w:spacing w:after="0"/>
               <w:cnfStyle w:val="000000000000" w:firstRow="0" w:lastRow="0" w:firstColumn="0" w:lastColumn="0" w:oddVBand="0" w:evenVBand="0" w:oddHBand="0" w:evenHBand="0" w:firstRowFirstColumn="0" w:firstRowLastColumn="0" w:lastRowFirstColumn="0" w:lastRowLastColumn="0"/>
             </w:pPr>
             <w:r>
@@ -5784,7 +5784,7 @@
           </w:tcPr>
           <w:p>
             <w:pPr>
-              <w:spacing w:after="0" w:line="240" w:lineRule="auto"/>
+              <w:spacing w:after="0"/>
               <w:cnfStyle w:val="000000000000" w:firstRow="0" w:lastRow="0" w:firstColumn="0" w:lastColumn="0" w:oddVBand="0" w:evenVBand="0" w:oddHBand="0" w:evenHBand="0" w:firstRowFirstColumn="0" w:firstRowLastColumn="0" w:lastRowFirstColumn="0" w:lastRowLastColumn="0"/>
             </w:pPr>
             <w:r>
@@ -5833,7 +5833,7 @@
           </w:tcPr>
           <w:p>
             <w:pPr>
-              <w:spacing w:after="0" w:line="240" w:lineRule="auto"/>
+              <w:spacing w:after="0"/>
               <w:cnfStyle w:val="000000000000" w:firstRow="0" w:lastRow="0" w:firstColumn="0" w:lastColumn="0" w:oddVBand="0" w:evenVBand="0" w:oddHBand="0" w:evenHBand="0" w:firstRowFirstColumn="0" w:firstRowLastColumn="0" w:lastRowFirstColumn="0" w:lastRowLastColumn="0"/>
             </w:pPr>
             <w:r>
@@ -5873,7 +5873,7 @@
           </w:tcPr>
           <w:p>
             <w:pPr>
-              <w:spacing w:after="0" w:line="240" w:lineRule="auto"/>
+              <w:spacing w:after="0"/>
             </w:pPr>
             <w:r>
               <w:rPr>
@@ -5904,7 +5904,7 @@
           </w:tcPr>
           <w:p>
             <w:pPr>
-              <w:spacing w:after="0" w:line="240" w:lineRule="auto"/>
+              <w:spacing w:after="0"/>
               <w:cnfStyle w:val="000000100000" w:firstRow="0" w:lastRow="0" w:firstColumn="0" w:lastColumn="0" w:oddVBand="0" w:evenVBand="0" w:oddHBand="1" w:evenHBand="0" w:firstRowFirstColumn="0" w:firstRowLastColumn="0" w:lastRowFirstColumn="0" w:lastRowLastColumn="0"/>
             </w:pPr>
             <w:r>
@@ -5936,7 +5936,7 @@
           </w:tcPr>
           <w:p>
             <w:pPr>
-              <w:spacing w:after="0" w:line="240" w:lineRule="auto"/>
+              <w:spacing w:after="0"/>
               <w:cnfStyle w:val="000000100000" w:firstRow="0" w:lastRow="0" w:firstColumn="0" w:lastColumn="0" w:oddVBand="0" w:evenVBand="0" w:oddHBand="1" w:evenHBand="0" w:firstRowFirstColumn="0" w:firstRowLastColumn="0" w:lastRowFirstColumn="0" w:lastRowLastColumn="0"/>
             </w:pPr>
             <w:r>
@@ -5994,7 +5994,7 @@
           </w:tcPr>
           <w:p>
             <w:pPr>
-              <w:spacing w:after="0" w:line="240" w:lineRule="auto"/>
+              <w:spacing w:after="0"/>
               <w:cnfStyle w:val="000000100000" w:firstRow="0" w:lastRow="0" w:firstColumn="0" w:lastColumn="0" w:oddVBand="0" w:evenVBand="0" w:oddHBand="1" w:evenHBand="0" w:firstRowFirstColumn="0" w:firstRowLastColumn="0" w:lastRowFirstColumn="0" w:lastRowLastColumn="0"/>
             </w:pPr>
             <w:r>
@@ -6033,7 +6033,7 @@
           </w:tcPr>
           <w:p>
             <w:pPr>
-              <w:spacing w:after="0" w:line="240" w:lineRule="auto"/>
+              <w:spacing w:after="0"/>
             </w:pPr>
             <w:r>
               <w:rPr>
@@ -6064,7 +6064,7 @@
           </w:tcPr>
           <w:p>
             <w:pPr>
-              <w:spacing w:after="0" w:line="240" w:lineRule="auto"/>
+              <w:spacing w:after="0"/>
               <w:cnfStyle w:val="000000000000" w:firstRow="0" w:lastRow="0" w:firstColumn="0" w:lastColumn="0" w:oddVBand="0" w:evenVBand="0" w:oddHBand="0" w:evenHBand="0" w:firstRowFirstColumn="0" w:firstRowLastColumn="0" w:lastRowFirstColumn="0" w:lastRowLastColumn="0"/>
             </w:pPr>
             <w:r>
@@ -6096,7 +6096,7 @@
           </w:tcPr>
           <w:p>
             <w:pPr>
-              <w:spacing w:after="0" w:line="240" w:lineRule="auto"/>
+              <w:spacing w:after="0"/>
               <w:cnfStyle w:val="000000000000" w:firstRow="0" w:lastRow="0" w:firstColumn="0" w:lastColumn="0" w:oddVBand="0" w:evenVBand="0" w:oddHBand="0" w:evenHBand="0" w:firstRowFirstColumn="0" w:firstRowLastColumn="0" w:lastRowFirstColumn="0" w:lastRowLastColumn="0"/>
             </w:pPr>
             <w:r>
@@ -6154,7 +6154,7 @@
           </w:tcPr>
           <w:p>
             <w:pPr>
-              <w:spacing w:after="0" w:line="240" w:lineRule="auto"/>
+              <w:spacing w:after="0"/>
               <w:cnfStyle w:val="000000000000" w:firstRow="0" w:lastRow="0" w:firstColumn="0" w:lastColumn="0" w:oddVBand="0" w:evenVBand="0" w:oddHBand="0" w:evenHBand="0" w:firstRowFirstColumn="0" w:firstRowLastColumn="0" w:lastRowFirstColumn="0" w:lastRowLastColumn="0"/>
             </w:pPr>
             <w:r>
@@ -6175,7 +6175,6 @@
           <w:bCs/>
         </w:rPr>
       </w:pPr>
-      <w:proofErr w:type="spellStart"/>
       <w:proofErr w:type="gramStart"/>
       <w:r>
         <w:rPr>
@@ -6184,17 +6183,7 @@
           <w:color w:val="102A43"/>
           <w:sz w:val="21"/>
         </w:rPr>
-        <w:t>rollbackLastAction</w:t>
-      </w:r>
-      <w:proofErr w:type="spellEnd"/>
-      <w:r>
-        <w:rPr>
-          <w:rFonts w:ascii="Consolas" w:hAnsi="Consolas"/>
-          <w:bCs/>
-          <w:color w:val="102A43"/>
-          <w:sz w:val="21"/>
-        </w:rPr>
-        <w:t>(</w:t>
+        <w:t>rollbackLastAction(</w:t>
       </w:r>
       <w:proofErr w:type="gramEnd"/>
       <w:r>
@@ -6250,7 +6239,7 @@
           </w:tcPr>
           <w:p>
             <w:pPr>
-              <w:spacing w:after="0" w:line="240" w:lineRule="auto"/>
+              <w:spacing w:after="0"/>
             </w:pPr>
             <w:r>
               <w:rPr>
@@ -6282,7 +6271,7 @@
           </w:tcPr>
           <w:p>
             <w:pPr>
-              <w:spacing w:after="0" w:line="240" w:lineRule="auto"/>
+              <w:spacing w:after="0"/>
               <w:cnfStyle w:val="100000000000" w:firstRow="1" w:lastRow="0" w:firstColumn="0" w:lastColumn="0" w:oddVBand="0" w:evenVBand="0" w:oddHBand="0" w:evenHBand="0" w:firstRowFirstColumn="0" w:firstRowLastColumn="0" w:lastRowFirstColumn="0" w:lastRowLastColumn="0"/>
             </w:pPr>
             <w:r>
@@ -6315,7 +6304,7 @@
           </w:tcPr>
           <w:p>
             <w:pPr>
-              <w:spacing w:after="0" w:line="240" w:lineRule="auto"/>
+              <w:spacing w:after="0"/>
               <w:cnfStyle w:val="100000000000" w:firstRow="1" w:lastRow="0" w:firstColumn="0" w:lastColumn="0" w:oddVBand="0" w:evenVBand="0" w:oddHBand="0" w:evenHBand="0" w:firstRowFirstColumn="0" w:firstRowLastColumn="0" w:lastRowFirstColumn="0" w:lastRowLastColumn="0"/>
             </w:pPr>
             <w:r>
@@ -6348,7 +6337,7 @@
           </w:tcPr>
           <w:p>
             <w:pPr>
-              <w:spacing w:after="0" w:line="240" w:lineRule="auto"/>
+              <w:spacing w:after="0"/>
               <w:cnfStyle w:val="100000000000" w:firstRow="1" w:lastRow="0" w:firstColumn="0" w:lastColumn="0" w:oddVBand="0" w:evenVBand="0" w:oddHBand="0" w:evenHBand="0" w:firstRowFirstColumn="0" w:firstRowLastColumn="0" w:lastRowFirstColumn="0" w:lastRowLastColumn="0"/>
             </w:pPr>
             <w:r>
@@ -6389,7 +6378,7 @@
           </w:tcPr>
           <w:p>
             <w:pPr>
-              <w:spacing w:after="0" w:line="240" w:lineRule="auto"/>
+              <w:spacing w:after="0"/>
             </w:pPr>
             <w:r>
               <w:rPr>
@@ -6420,7 +6409,7 @@
           </w:tcPr>
           <w:p>
             <w:pPr>
-              <w:spacing w:after="0" w:line="240" w:lineRule="auto"/>
+              <w:spacing w:after="0"/>
               <w:cnfStyle w:val="000000100000" w:firstRow="0" w:lastRow="0" w:firstColumn="0" w:lastColumn="0" w:oddVBand="0" w:evenVBand="0" w:oddHBand="1" w:evenHBand="0" w:firstRowFirstColumn="0" w:firstRowLastColumn="0" w:lastRowFirstColumn="0" w:lastRowLastColumn="0"/>
             </w:pPr>
             <w:r>
@@ -6452,7 +6441,7 @@
           </w:tcPr>
           <w:p>
             <w:pPr>
-              <w:spacing w:after="0" w:line="240" w:lineRule="auto"/>
+              <w:spacing w:after="0"/>
               <w:cnfStyle w:val="000000100000" w:firstRow="0" w:lastRow="0" w:firstColumn="0" w:lastColumn="0" w:oddVBand="0" w:evenVBand="0" w:oddHBand="1" w:evenHBand="0" w:firstRowFirstColumn="0" w:firstRowLastColumn="0" w:lastRowFirstColumn="0" w:lastRowLastColumn="0"/>
             </w:pPr>
             <w:r>
@@ -6501,7 +6490,7 @@
           </w:tcPr>
           <w:p>
             <w:pPr>
-              <w:spacing w:after="0" w:line="240" w:lineRule="auto"/>
+              <w:spacing w:after="0"/>
               <w:cnfStyle w:val="000000100000" w:firstRow="0" w:lastRow="0" w:firstColumn="0" w:lastColumn="0" w:oddVBand="0" w:evenVBand="0" w:oddHBand="1" w:evenHBand="0" w:firstRowFirstColumn="0" w:firstRowLastColumn="0" w:lastRowFirstColumn="0" w:lastRowLastColumn="0"/>
             </w:pPr>
             <w:r>
@@ -6540,7 +6529,7 @@
           </w:tcPr>
           <w:p>
             <w:pPr>
-              <w:spacing w:after="0" w:line="240" w:lineRule="auto"/>
+              <w:spacing w:after="0"/>
             </w:pPr>
             <w:r>
               <w:rPr>
@@ -6572,7 +6561,7 @@
           </w:tcPr>
           <w:p>
             <w:pPr>
-              <w:spacing w:after="0" w:line="240" w:lineRule="auto"/>
+              <w:spacing w:after="0"/>
               <w:cnfStyle w:val="000000000000" w:firstRow="0" w:lastRow="0" w:firstColumn="0" w:lastColumn="0" w:oddVBand="0" w:evenVBand="0" w:oddHBand="0" w:evenHBand="0" w:firstRowFirstColumn="0" w:firstRowLastColumn="0" w:lastRowFirstColumn="0" w:lastRowLastColumn="0"/>
             </w:pPr>
             <w:r>
@@ -6604,7 +6593,7 @@
           </w:tcPr>
           <w:p>
             <w:pPr>
-              <w:spacing w:after="0" w:line="240" w:lineRule="auto"/>
+              <w:spacing w:after="0"/>
               <w:cnfStyle w:val="000000000000" w:firstRow="0" w:lastRow="0" w:firstColumn="0" w:lastColumn="0" w:oddVBand="0" w:evenVBand="0" w:oddHBand="0" w:evenHBand="0" w:firstRowFirstColumn="0" w:firstRowLastColumn="0" w:lastRowFirstColumn="0" w:lastRowLastColumn="0"/>
             </w:pPr>
             <w:r>
@@ -6637,7 +6626,7 @@
           </w:tcPr>
           <w:p>
             <w:pPr>
-              <w:spacing w:after="0" w:line="240" w:lineRule="auto"/>
+              <w:spacing w:after="0"/>
               <w:cnfStyle w:val="000000000000" w:firstRow="0" w:lastRow="0" w:firstColumn="0" w:lastColumn="0" w:oddVBand="0" w:evenVBand="0" w:oddHBand="0" w:evenHBand="0" w:firstRowFirstColumn="0" w:firstRowLastColumn="0" w:lastRowFirstColumn="0" w:lastRowLastColumn="0"/>
             </w:pPr>
             <w:r>
@@ -6677,7 +6666,7 @@
           </w:tcPr>
           <w:p>
             <w:pPr>
-              <w:spacing w:after="0" w:line="240" w:lineRule="auto"/>
+              <w:spacing w:after="0"/>
             </w:pPr>
             <w:r>
               <w:rPr>
@@ -6708,7 +6697,7 @@
           </w:tcPr>
           <w:p>
             <w:pPr>
-              <w:spacing w:after="0" w:line="240" w:lineRule="auto"/>
+              <w:spacing w:after="0"/>
               <w:cnfStyle w:val="000000100000" w:firstRow="0" w:lastRow="0" w:firstColumn="0" w:lastColumn="0" w:oddVBand="0" w:evenVBand="0" w:oddHBand="1" w:evenHBand="0" w:firstRowFirstColumn="0" w:firstRowLastColumn="0" w:lastRowFirstColumn="0" w:lastRowLastColumn="0"/>
             </w:pPr>
             <w:r>
@@ -6740,7 +6729,7 @@
           </w:tcPr>
           <w:p>
             <w:pPr>
-              <w:spacing w:after="0" w:line="240" w:lineRule="auto"/>
+              <w:spacing w:after="0"/>
               <w:cnfStyle w:val="000000100000" w:firstRow="0" w:lastRow="0" w:firstColumn="0" w:lastColumn="0" w:oddVBand="0" w:evenVBand="0" w:oddHBand="1" w:evenHBand="0" w:firstRowFirstColumn="0" w:firstRowLastColumn="0" w:lastRowFirstColumn="0" w:lastRowLastColumn="0"/>
             </w:pPr>
             <w:r>
@@ -6805,7 +6794,7 @@
           </w:tcPr>
           <w:p>
             <w:pPr>
-              <w:spacing w:after="0" w:line="240" w:lineRule="auto"/>
+              <w:spacing w:after="0"/>
               <w:cnfStyle w:val="000000100000" w:firstRow="0" w:lastRow="0" w:firstColumn="0" w:lastColumn="0" w:oddVBand="0" w:evenVBand="0" w:oddHBand="1" w:evenHBand="0" w:firstRowFirstColumn="0" w:firstRowLastColumn="0" w:lastRowFirstColumn="0" w:lastRowLastColumn="0"/>
             </w:pPr>
             <w:r>
@@ -6894,7 +6883,7 @@
           </w:tcPr>
           <w:p>
             <w:pPr>
-              <w:spacing w:after="0" w:line="240" w:lineRule="auto"/>
+              <w:spacing w:after="0"/>
             </w:pPr>
             <w:r>
               <w:rPr>
@@ -6926,7 +6915,7 @@
           </w:tcPr>
           <w:p>
             <w:pPr>
-              <w:spacing w:after="0" w:line="240" w:lineRule="auto"/>
+              <w:spacing w:after="0"/>
               <w:cnfStyle w:val="100000000000" w:firstRow="1" w:lastRow="0" w:firstColumn="0" w:lastColumn="0" w:oddVBand="0" w:evenVBand="0" w:oddHBand="0" w:evenHBand="0" w:firstRowFirstColumn="0" w:firstRowLastColumn="0" w:lastRowFirstColumn="0" w:lastRowLastColumn="0"/>
             </w:pPr>
             <w:r>
@@ -6967,7 +6956,7 @@
           </w:tcPr>
           <w:p>
             <w:pPr>
-              <w:spacing w:after="0" w:line="240" w:lineRule="auto"/>
+              <w:spacing w:after="0"/>
             </w:pPr>
             <w:r>
               <w:rPr>
@@ -6998,7 +6987,7 @@
           </w:tcPr>
           <w:p>
             <w:pPr>
-              <w:spacing w:after="0" w:line="240" w:lineRule="auto"/>
+              <w:spacing w:after="0"/>
               <w:cnfStyle w:val="000000100000" w:firstRow="0" w:lastRow="0" w:firstColumn="0" w:lastColumn="0" w:oddVBand="0" w:evenVBand="0" w:oddHBand="1" w:evenHBand="0" w:firstRowFirstColumn="0" w:firstRowLastColumn="0" w:lastRowFirstColumn="0" w:lastRowLastColumn="0"/>
             </w:pPr>
             <w:r>
@@ -7037,7 +7026,7 @@
           </w:tcPr>
           <w:p>
             <w:pPr>
-              <w:spacing w:after="0" w:line="240" w:lineRule="auto"/>
+              <w:spacing w:after="0"/>
             </w:pPr>
             <w:r>
               <w:rPr>
@@ -7068,7 +7057,7 @@
           </w:tcPr>
           <w:p>
             <w:pPr>
-              <w:spacing w:after="0" w:line="240" w:lineRule="auto"/>
+              <w:spacing w:after="0"/>
               <w:cnfStyle w:val="000000000000" w:firstRow="0" w:lastRow="0" w:firstColumn="0" w:lastColumn="0" w:oddVBand="0" w:evenVBand="0" w:oddHBand="0" w:evenHBand="0" w:firstRowFirstColumn="0" w:firstRowLastColumn="0" w:lastRowFirstColumn="0" w:lastRowLastColumn="0"/>
             </w:pPr>
             <w:r>
@@ -7108,7 +7097,7 @@
           </w:tcPr>
           <w:p>
             <w:pPr>
-              <w:spacing w:after="0" w:line="240" w:lineRule="auto"/>
+              <w:spacing w:after="0"/>
             </w:pPr>
             <w:proofErr w:type="spellStart"/>
             <w:r>
@@ -7141,7 +7130,7 @@
           </w:tcPr>
           <w:p>
             <w:pPr>
-              <w:spacing w:after="0" w:line="240" w:lineRule="auto"/>
+              <w:spacing w:after="0"/>
               <w:cnfStyle w:val="000000100000" w:firstRow="0" w:lastRow="0" w:firstColumn="0" w:lastColumn="0" w:oddVBand="0" w:evenVBand="0" w:oddHBand="1" w:evenHBand="0" w:firstRowFirstColumn="0" w:firstRowLastColumn="0" w:lastRowFirstColumn="0" w:lastRowLastColumn="0"/>
             </w:pPr>
             <w:r>
@@ -7208,7 +7197,7 @@
           </w:tcPr>
           <w:p>
             <w:pPr>
-              <w:spacing w:after="0" w:line="240" w:lineRule="auto"/>
+              <w:spacing w:after="0"/>
             </w:pPr>
             <w:r>
               <w:rPr>
@@ -7239,7 +7228,7 @@
           </w:tcPr>
           <w:p>
             <w:pPr>
-              <w:spacing w:after="0" w:line="240" w:lineRule="auto"/>
+              <w:spacing w:after="0"/>
               <w:cnfStyle w:val="000000000000" w:firstRow="0" w:lastRow="0" w:firstColumn="0" w:lastColumn="0" w:oddVBand="0" w:evenVBand="0" w:oddHBand="0" w:evenHBand="0" w:firstRowFirstColumn="0" w:firstRowLastColumn="0" w:lastRowFirstColumn="0" w:lastRowLastColumn="0"/>
             </w:pPr>
             <w:r>
@@ -7310,7 +7299,7 @@
           </w:tcPr>
           <w:p>
             <w:pPr>
-              <w:spacing w:after="0" w:line="240" w:lineRule="auto"/>
+              <w:spacing w:after="0"/>
             </w:pPr>
             <w:r>
               <w:rPr>
@@ -7342,7 +7331,7 @@
           </w:tcPr>
           <w:p>
             <w:pPr>
-              <w:spacing w:after="0" w:line="240" w:lineRule="auto"/>
+              <w:spacing w:after="0"/>
               <w:cnfStyle w:val="100000000000" w:firstRow="1" w:lastRow="0" w:firstColumn="0" w:lastColumn="0" w:oddVBand="0" w:evenVBand="0" w:oddHBand="0" w:evenHBand="0" w:firstRowFirstColumn="0" w:firstRowLastColumn="0" w:lastRowFirstColumn="0" w:lastRowLastColumn="0"/>
             </w:pPr>
             <w:r>
@@ -7375,7 +7364,7 @@
           </w:tcPr>
           <w:p>
             <w:pPr>
-              <w:spacing w:after="0" w:line="240" w:lineRule="auto"/>
+              <w:spacing w:after="0"/>
               <w:cnfStyle w:val="100000000000" w:firstRow="1" w:lastRow="0" w:firstColumn="0" w:lastColumn="0" w:oddVBand="0" w:evenVBand="0" w:oddHBand="0" w:evenHBand="0" w:firstRowFirstColumn="0" w:firstRowLastColumn="0" w:lastRowFirstColumn="0" w:lastRowLastColumn="0"/>
             </w:pPr>
             <w:r>
@@ -7408,7 +7397,7 @@
           </w:tcPr>
           <w:p>
             <w:pPr>
-              <w:spacing w:after="0" w:line="240" w:lineRule="auto"/>
+              <w:spacing w:after="0"/>
               <w:cnfStyle w:val="100000000000" w:firstRow="1" w:lastRow="0" w:firstColumn="0" w:lastColumn="0" w:oddVBand="0" w:evenVBand="0" w:oddHBand="0" w:evenHBand="0" w:firstRowFirstColumn="0" w:firstRowLastColumn="0" w:lastRowFirstColumn="0" w:lastRowLastColumn="0"/>
             </w:pPr>
             <w:r>
@@ -7449,7 +7438,7 @@
           </w:tcPr>
           <w:p>
             <w:pPr>
-              <w:spacing w:after="0" w:line="240" w:lineRule="auto"/>
+              <w:spacing w:after="0"/>
             </w:pPr>
             <w:proofErr w:type="gramStart"/>
             <w:r>
@@ -7490,7 +7479,7 @@
           </w:tcPr>
           <w:p>
             <w:pPr>
-              <w:spacing w:after="0" w:line="240" w:lineRule="auto"/>
+              <w:spacing w:after="0"/>
               <w:cnfStyle w:val="000000100000" w:firstRow="0" w:lastRow="0" w:firstColumn="0" w:lastColumn="0" w:oddVBand="0" w:evenVBand="0" w:oddHBand="1" w:evenHBand="0" w:firstRowFirstColumn="0" w:firstRowLastColumn="0" w:lastRowFirstColumn="0" w:lastRowLastColumn="0"/>
             </w:pPr>
             <w:r>
@@ -7522,7 +7511,7 @@
           </w:tcPr>
           <w:p>
             <w:pPr>
-              <w:spacing w:after="0" w:line="240" w:lineRule="auto"/>
+              <w:spacing w:after="0"/>
               <w:cnfStyle w:val="000000100000" w:firstRow="0" w:lastRow="0" w:firstColumn="0" w:lastColumn="0" w:oddVBand="0" w:evenVBand="0" w:oddHBand="1" w:evenHBand="0" w:firstRowFirstColumn="0" w:firstRowLastColumn="0" w:lastRowFirstColumn="0" w:lastRowLastColumn="0"/>
             </w:pPr>
             <w:r>
@@ -7554,7 +7543,7 @@
           </w:tcPr>
           <w:p>
             <w:pPr>
-              <w:spacing w:after="0" w:line="240" w:lineRule="auto"/>
+              <w:spacing w:after="0"/>
               <w:cnfStyle w:val="000000100000" w:firstRow="0" w:lastRow="0" w:firstColumn="0" w:lastColumn="0" w:oddVBand="0" w:evenVBand="0" w:oddHBand="1" w:evenHBand="0" w:firstRowFirstColumn="0" w:firstRowLastColumn="0" w:lastRowFirstColumn="0" w:lastRowLastColumn="0"/>
             </w:pPr>
             <w:r>
@@ -7593,7 +7582,7 @@
           </w:tcPr>
           <w:p>
             <w:pPr>
-              <w:spacing w:after="0" w:line="240" w:lineRule="auto"/>
+              <w:spacing w:after="0"/>
             </w:pPr>
             <w:proofErr w:type="gramStart"/>
             <w:r>
@@ -7634,7 +7623,7 @@
           </w:tcPr>
           <w:p>
             <w:pPr>
-              <w:spacing w:after="0" w:line="240" w:lineRule="auto"/>
+              <w:spacing w:after="0"/>
               <w:cnfStyle w:val="000000000000" w:firstRow="0" w:lastRow="0" w:firstColumn="0" w:lastColumn="0" w:oddVBand="0" w:evenVBand="0" w:oddHBand="0" w:evenHBand="0" w:firstRowFirstColumn="0" w:firstRowLastColumn="0" w:lastRowFirstColumn="0" w:lastRowLastColumn="0"/>
             </w:pPr>
             <w:r>
@@ -7666,7 +7655,7 @@
           </w:tcPr>
           <w:p>
             <w:pPr>
-              <w:spacing w:after="0" w:line="240" w:lineRule="auto"/>
+              <w:spacing w:after="0"/>
               <w:cnfStyle w:val="000000000000" w:firstRow="0" w:lastRow="0" w:firstColumn="0" w:lastColumn="0" w:oddVBand="0" w:evenVBand="0" w:oddHBand="0" w:evenHBand="0" w:firstRowFirstColumn="0" w:firstRowLastColumn="0" w:lastRowFirstColumn="0" w:lastRowLastColumn="0"/>
             </w:pPr>
             <w:r>
@@ -7698,7 +7687,7 @@
           </w:tcPr>
           <w:p>
             <w:pPr>
-              <w:spacing w:after="0" w:line="240" w:lineRule="auto"/>
+              <w:spacing w:after="0"/>
               <w:cnfStyle w:val="000000000000" w:firstRow="0" w:lastRow="0" w:firstColumn="0" w:lastColumn="0" w:oddVBand="0" w:evenVBand="0" w:oddHBand="0" w:evenHBand="0" w:firstRowFirstColumn="0" w:firstRowLastColumn="0" w:lastRowFirstColumn="0" w:lastRowLastColumn="0"/>
             </w:pPr>
             <w:r>
@@ -7738,7 +7727,7 @@
           </w:tcPr>
           <w:p>
             <w:pPr>
-              <w:spacing w:after="0" w:line="240" w:lineRule="auto"/>
+              <w:spacing w:after="0"/>
             </w:pPr>
             <w:r>
               <w:rPr>
@@ -7786,7 +7775,7 @@
           </w:tcPr>
           <w:p>
             <w:pPr>
-              <w:spacing w:after="0" w:line="240" w:lineRule="auto"/>
+              <w:spacing w:after="0"/>
               <w:cnfStyle w:val="000000100000" w:firstRow="0" w:lastRow="0" w:firstColumn="0" w:lastColumn="0" w:oddVBand="0" w:evenVBand="0" w:oddHBand="1" w:evenHBand="0" w:firstRowFirstColumn="0" w:firstRowLastColumn="0" w:lastRowFirstColumn="0" w:lastRowLastColumn="0"/>
             </w:pPr>
             <w:r>
@@ -7818,7 +7807,7 @@
           </w:tcPr>
           <w:p>
             <w:pPr>
-              <w:spacing w:after="0" w:line="240" w:lineRule="auto"/>
+              <w:spacing w:after="0"/>
               <w:cnfStyle w:val="000000100000" w:firstRow="0" w:lastRow="0" w:firstColumn="0" w:lastColumn="0" w:oddVBand="0" w:evenVBand="0" w:oddHBand="1" w:evenHBand="0" w:firstRowFirstColumn="0" w:firstRowLastColumn="0" w:lastRowFirstColumn="0" w:lastRowLastColumn="0"/>
             </w:pPr>
             <w:r>
@@ -7850,7 +7839,7 @@
           </w:tcPr>
           <w:p>
             <w:pPr>
-              <w:spacing w:after="0" w:line="240" w:lineRule="auto"/>
+              <w:spacing w:after="0"/>
               <w:cnfStyle w:val="000000100000" w:firstRow="0" w:lastRow="0" w:firstColumn="0" w:lastColumn="0" w:oddVBand="0" w:evenVBand="0" w:oddHBand="1" w:evenHBand="0" w:firstRowFirstColumn="0" w:firstRowLastColumn="0" w:lastRowFirstColumn="0" w:lastRowLastColumn="0"/>
             </w:pPr>
             <w:r>
@@ -7921,7 +7910,7 @@
           </w:tcPr>
           <w:p>
             <w:pPr>
-              <w:spacing w:after="0" w:line="240" w:lineRule="auto"/>
+              <w:spacing w:after="0"/>
             </w:pPr>
             <w:r>
               <w:rPr>
@@ -7953,7 +7942,7 @@
           </w:tcPr>
           <w:p>
             <w:pPr>
-              <w:spacing w:after="0" w:line="240" w:lineRule="auto"/>
+              <w:spacing w:after="0"/>
               <w:cnfStyle w:val="100000000000" w:firstRow="1" w:lastRow="0" w:firstColumn="0" w:lastColumn="0" w:oddVBand="0" w:evenVBand="0" w:oddHBand="0" w:evenHBand="0" w:firstRowFirstColumn="0" w:firstRowLastColumn="0" w:lastRowFirstColumn="0" w:lastRowLastColumn="0"/>
             </w:pPr>
             <w:r>
@@ -7986,7 +7975,7 @@
           </w:tcPr>
           <w:p>
             <w:pPr>
-              <w:spacing w:after="0" w:line="240" w:lineRule="auto"/>
+              <w:spacing w:after="0"/>
               <w:cnfStyle w:val="100000000000" w:firstRow="1" w:lastRow="0" w:firstColumn="0" w:lastColumn="0" w:oddVBand="0" w:evenVBand="0" w:oddHBand="0" w:evenHBand="0" w:firstRowFirstColumn="0" w:firstRowLastColumn="0" w:lastRowFirstColumn="0" w:lastRowLastColumn="0"/>
             </w:pPr>
             <w:r>
@@ -8019,7 +8008,7 @@
           </w:tcPr>
           <w:p>
             <w:pPr>
-              <w:spacing w:after="0" w:line="240" w:lineRule="auto"/>
+              <w:spacing w:after="0"/>
               <w:cnfStyle w:val="100000000000" w:firstRow="1" w:lastRow="0" w:firstColumn="0" w:lastColumn="0" w:oddVBand="0" w:evenVBand="0" w:oddHBand="0" w:evenHBand="0" w:firstRowFirstColumn="0" w:firstRowLastColumn="0" w:lastRowFirstColumn="0" w:lastRowLastColumn="0"/>
             </w:pPr>
             <w:r>
@@ -8060,7 +8049,7 @@
           </w:tcPr>
           <w:p>
             <w:pPr>
-              <w:spacing w:after="0" w:line="240" w:lineRule="auto"/>
+              <w:spacing w:after="0"/>
             </w:pPr>
             <w:proofErr w:type="spellStart"/>
             <w:r>
@@ -8093,7 +8082,7 @@
           </w:tcPr>
           <w:p>
             <w:pPr>
-              <w:spacing w:after="0" w:line="240" w:lineRule="auto"/>
+              <w:spacing w:after="0"/>
               <w:cnfStyle w:val="000000100000" w:firstRow="0" w:lastRow="0" w:firstColumn="0" w:lastColumn="0" w:oddVBand="0" w:evenVBand="0" w:oddHBand="1" w:evenHBand="0" w:firstRowFirstColumn="0" w:firstRowLastColumn="0" w:lastRowFirstColumn="0" w:lastRowLastColumn="0"/>
             </w:pPr>
             <w:proofErr w:type="gramStart"/>
@@ -8135,7 +8124,7 @@
           </w:tcPr>
           <w:p>
             <w:pPr>
-              <w:spacing w:after="0" w:line="240" w:lineRule="auto"/>
+              <w:spacing w:after="0"/>
               <w:cnfStyle w:val="000000100000" w:firstRow="0" w:lastRow="0" w:firstColumn="0" w:lastColumn="0" w:oddVBand="0" w:evenVBand="0" w:oddHBand="1" w:evenHBand="0" w:firstRowFirstColumn="0" w:firstRowLastColumn="0" w:lastRowFirstColumn="0" w:lastRowLastColumn="0"/>
             </w:pPr>
             <w:r>
@@ -8167,7 +8156,7 @@
           </w:tcPr>
           <w:p>
             <w:pPr>
-              <w:spacing w:after="0" w:line="240" w:lineRule="auto"/>
+              <w:spacing w:after="0"/>
               <w:cnfStyle w:val="000000100000" w:firstRow="0" w:lastRow="0" w:firstColumn="0" w:lastColumn="0" w:oddVBand="0" w:evenVBand="0" w:oddHBand="1" w:evenHBand="0" w:firstRowFirstColumn="0" w:firstRowLastColumn="0" w:lastRowFirstColumn="0" w:lastRowLastColumn="0"/>
             </w:pPr>
             <w:r>
@@ -8206,7 +8195,7 @@
           </w:tcPr>
           <w:p>
             <w:pPr>
-              <w:spacing w:after="0" w:line="240" w:lineRule="auto"/>
+              <w:spacing w:after="0"/>
             </w:pPr>
             <w:proofErr w:type="spellStart"/>
             <w:r>
@@ -8239,7 +8228,7 @@
           </w:tcPr>
           <w:p>
             <w:pPr>
-              <w:spacing w:after="0" w:line="240" w:lineRule="auto"/>
+              <w:spacing w:after="0"/>
               <w:cnfStyle w:val="000000000000" w:firstRow="0" w:lastRow="0" w:firstColumn="0" w:lastColumn="0" w:oddVBand="0" w:evenVBand="0" w:oddHBand="0" w:evenHBand="0" w:firstRowFirstColumn="0" w:firstRowLastColumn="0" w:lastRowFirstColumn="0" w:lastRowLastColumn="0"/>
             </w:pPr>
             <w:proofErr w:type="gramStart"/>
@@ -8281,7 +8270,7 @@
           </w:tcPr>
           <w:p>
             <w:pPr>
-              <w:spacing w:after="0" w:line="240" w:lineRule="auto"/>
+              <w:spacing w:after="0"/>
               <w:cnfStyle w:val="000000000000" w:firstRow="0" w:lastRow="0" w:firstColumn="0" w:lastColumn="0" w:oddVBand="0" w:evenVBand="0" w:oddHBand="0" w:evenHBand="0" w:firstRowFirstColumn="0" w:firstRowLastColumn="0" w:lastRowFirstColumn="0" w:lastRowLastColumn="0"/>
             </w:pPr>
             <w:r>
@@ -8313,7 +8302,7 @@
           </w:tcPr>
           <w:p>
             <w:pPr>
-              <w:spacing w:after="0" w:line="240" w:lineRule="auto"/>
+              <w:spacing w:after="0"/>
               <w:cnfStyle w:val="000000000000" w:firstRow="0" w:lastRow="0" w:firstColumn="0" w:lastColumn="0" w:oddVBand="0" w:evenVBand="0" w:oddHBand="0" w:evenHBand="0" w:firstRowFirstColumn="0" w:firstRowLastColumn="0" w:lastRowFirstColumn="0" w:lastRowLastColumn="0"/>
             </w:pPr>
             <w:r>
@@ -8353,7 +8342,7 @@
           </w:tcPr>
           <w:p>
             <w:pPr>
-              <w:spacing w:after="0" w:line="240" w:lineRule="auto"/>
+              <w:spacing w:after="0"/>
             </w:pPr>
             <w:proofErr w:type="spellStart"/>
             <w:proofErr w:type="gramStart"/>
@@ -8403,7 +8392,7 @@
           </w:tcPr>
           <w:p>
             <w:pPr>
-              <w:spacing w:after="0" w:line="240" w:lineRule="auto"/>
+              <w:spacing w:after="0"/>
               <w:cnfStyle w:val="000000100000" w:firstRow="0" w:lastRow="0" w:firstColumn="0" w:lastColumn="0" w:oddVBand="0" w:evenVBand="0" w:oddHBand="1" w:evenHBand="0" w:firstRowFirstColumn="0" w:firstRowLastColumn="0" w:lastRowFirstColumn="0" w:lastRowLastColumn="0"/>
             </w:pPr>
             <w:proofErr w:type="spellStart"/>
@@ -8465,7 +8454,7 @@
           </w:tcPr>
           <w:p>
             <w:pPr>
-              <w:spacing w:after="0" w:line="240" w:lineRule="auto"/>
+              <w:spacing w:after="0"/>
               <w:cnfStyle w:val="000000100000" w:firstRow="0" w:lastRow="0" w:firstColumn="0" w:lastColumn="0" w:oddVBand="0" w:evenVBand="0" w:oddHBand="1" w:evenHBand="0" w:firstRowFirstColumn="0" w:firstRowLastColumn="0" w:lastRowFirstColumn="0" w:lastRowLastColumn="0"/>
             </w:pPr>
             <w:r>
@@ -8497,7 +8486,7 @@
           </w:tcPr>
           <w:p>
             <w:pPr>
-              <w:spacing w:after="0" w:line="240" w:lineRule="auto"/>
+              <w:spacing w:after="0"/>
               <w:cnfStyle w:val="000000100000" w:firstRow="0" w:lastRow="0" w:firstColumn="0" w:lastColumn="0" w:oddVBand="0" w:evenVBand="0" w:oddHBand="1" w:evenHBand="0" w:firstRowFirstColumn="0" w:firstRowLastColumn="0" w:lastRowFirstColumn="0" w:lastRowLastColumn="0"/>
             </w:pPr>
             <w:r>
@@ -8562,7 +8551,7 @@
           </w:tcPr>
           <w:p>
             <w:pPr>
-              <w:spacing w:after="0" w:line="240" w:lineRule="auto"/>
+              <w:spacing w:after="0"/>
             </w:pPr>
             <w:proofErr w:type="gramStart"/>
             <w:r>
@@ -8603,7 +8592,7 @@
           </w:tcPr>
           <w:p>
             <w:pPr>
-              <w:spacing w:after="0" w:line="240" w:lineRule="auto"/>
+              <w:spacing w:after="0"/>
               <w:cnfStyle w:val="000000000000" w:firstRow="0" w:lastRow="0" w:firstColumn="0" w:lastColumn="0" w:oddVBand="0" w:evenVBand="0" w:oddHBand="0" w:evenHBand="0" w:firstRowFirstColumn="0" w:firstRowLastColumn="0" w:lastRowFirstColumn="0" w:lastRowLastColumn="0"/>
             </w:pPr>
             <w:proofErr w:type="gramStart"/>
@@ -8645,7 +8634,7 @@
           </w:tcPr>
           <w:p>
             <w:pPr>
-              <w:spacing w:after="0" w:line="240" w:lineRule="auto"/>
+              <w:spacing w:after="0"/>
               <w:cnfStyle w:val="000000000000" w:firstRow="0" w:lastRow="0" w:firstColumn="0" w:lastColumn="0" w:oddVBand="0" w:evenVBand="0" w:oddHBand="0" w:evenHBand="0" w:firstRowFirstColumn="0" w:firstRowLastColumn="0" w:lastRowFirstColumn="0" w:lastRowLastColumn="0"/>
             </w:pPr>
             <w:r>
@@ -8677,7 +8666,7 @@
           </w:tcPr>
           <w:p>
             <w:pPr>
-              <w:spacing w:after="0" w:line="240" w:lineRule="auto"/>
+              <w:spacing w:after="0"/>
               <w:cnfStyle w:val="000000000000" w:firstRow="0" w:lastRow="0" w:firstColumn="0" w:lastColumn="0" w:oddVBand="0" w:evenVBand="0" w:oddHBand="0" w:evenHBand="0" w:firstRowFirstColumn="0" w:firstRowLastColumn="0" w:lastRowFirstColumn="0" w:lastRowLastColumn="0"/>
             </w:pPr>
             <w:r>
@@ -8764,7 +8753,7 @@
           </w:tcPr>
           <w:p>
             <w:pPr>
-              <w:spacing w:after="0" w:line="240" w:lineRule="auto"/>
+              <w:spacing w:after="0"/>
             </w:pPr>
             <w:r>
               <w:rPr>
@@ -8796,7 +8785,7 @@
           </w:tcPr>
           <w:p>
             <w:pPr>
-              <w:spacing w:after="0" w:line="240" w:lineRule="auto"/>
+              <w:spacing w:after="0"/>
               <w:cnfStyle w:val="100000000000" w:firstRow="1" w:lastRow="0" w:firstColumn="0" w:lastColumn="0" w:oddVBand="0" w:evenVBand="0" w:oddHBand="0" w:evenHBand="0" w:firstRowFirstColumn="0" w:firstRowLastColumn="0" w:lastRowFirstColumn="0" w:lastRowLastColumn="0"/>
             </w:pPr>
             <w:r>
@@ -8829,7 +8818,7 @@
           </w:tcPr>
           <w:p>
             <w:pPr>
-              <w:spacing w:after="0" w:line="240" w:lineRule="auto"/>
+              <w:spacing w:after="0"/>
               <w:cnfStyle w:val="100000000000" w:firstRow="1" w:lastRow="0" w:firstColumn="0" w:lastColumn="0" w:oddVBand="0" w:evenVBand="0" w:oddHBand="0" w:evenHBand="0" w:firstRowFirstColumn="0" w:firstRowLastColumn="0" w:lastRowFirstColumn="0" w:lastRowLastColumn="0"/>
             </w:pPr>
             <w:r>
@@ -8870,7 +8859,7 @@
           </w:tcPr>
           <w:p>
             <w:pPr>
-              <w:spacing w:after="0" w:line="240" w:lineRule="auto"/>
+              <w:spacing w:after="0"/>
             </w:pPr>
             <w:r>
               <w:rPr>
@@ -8901,7 +8890,7 @@
           </w:tcPr>
           <w:p>
             <w:pPr>
-              <w:spacing w:after="0" w:line="240" w:lineRule="auto"/>
+              <w:spacing w:after="0"/>
               <w:cnfStyle w:val="000000100000" w:firstRow="0" w:lastRow="0" w:firstColumn="0" w:lastColumn="0" w:oddVBand="0" w:evenVBand="0" w:oddHBand="1" w:evenHBand="0" w:firstRowFirstColumn="0" w:firstRowLastColumn="0" w:lastRowFirstColumn="0" w:lastRowLastColumn="0"/>
             </w:pPr>
             <w:r>
@@ -8933,7 +8922,7 @@
           </w:tcPr>
           <w:p>
             <w:pPr>
-              <w:spacing w:after="0" w:line="240" w:lineRule="auto"/>
+              <w:spacing w:after="0"/>
               <w:cnfStyle w:val="000000100000" w:firstRow="0" w:lastRow="0" w:firstColumn="0" w:lastColumn="0" w:oddVBand="0" w:evenVBand="0" w:oddHBand="1" w:evenHBand="0" w:firstRowFirstColumn="0" w:firstRowLastColumn="0" w:lastRowFirstColumn="0" w:lastRowLastColumn="0"/>
             </w:pPr>
             <w:r>
@@ -8972,7 +8961,7 @@
           </w:tcPr>
           <w:p>
             <w:pPr>
-              <w:spacing w:after="0" w:line="240" w:lineRule="auto"/>
+              <w:spacing w:after="0"/>
             </w:pPr>
             <w:r>
               <w:rPr>
@@ -9003,7 +8992,7 @@
           </w:tcPr>
           <w:p>
             <w:pPr>
-              <w:spacing w:after="0" w:line="240" w:lineRule="auto"/>
+              <w:spacing w:after="0"/>
               <w:cnfStyle w:val="000000000000" w:firstRow="0" w:lastRow="0" w:firstColumn="0" w:lastColumn="0" w:oddVBand="0" w:evenVBand="0" w:oddHBand="0" w:evenHBand="0" w:firstRowFirstColumn="0" w:firstRowLastColumn="0" w:lastRowFirstColumn="0" w:lastRowLastColumn="0"/>
             </w:pPr>
             <w:r>
@@ -9035,7 +9024,7 @@
           </w:tcPr>
           <w:p>
             <w:pPr>
-              <w:spacing w:after="0" w:line="240" w:lineRule="auto"/>
+              <w:spacing w:after="0"/>
               <w:cnfStyle w:val="000000000000" w:firstRow="0" w:lastRow="0" w:firstColumn="0" w:lastColumn="0" w:oddVBand="0" w:evenVBand="0" w:oddHBand="0" w:evenHBand="0" w:firstRowFirstColumn="0" w:firstRowLastColumn="0" w:lastRowFirstColumn="0" w:lastRowLastColumn="0"/>
             </w:pPr>
             <w:r>
@@ -9075,7 +9064,7 @@
           </w:tcPr>
           <w:p>
             <w:pPr>
-              <w:spacing w:after="0" w:line="240" w:lineRule="auto"/>
+              <w:spacing w:after="0"/>
             </w:pPr>
             <w:proofErr w:type="spellStart"/>
             <w:r>
@@ -9108,7 +9097,7 @@
           </w:tcPr>
           <w:p>
             <w:pPr>
-              <w:spacing w:after="0" w:line="240" w:lineRule="auto"/>
+              <w:spacing w:after="0"/>
               <w:cnfStyle w:val="000000100000" w:firstRow="0" w:lastRow="0" w:firstColumn="0" w:lastColumn="0" w:oddVBand="0" w:evenVBand="0" w:oddHBand="1" w:evenHBand="0" w:firstRowFirstColumn="0" w:firstRowLastColumn="0" w:lastRowFirstColumn="0" w:lastRowLastColumn="0"/>
             </w:pPr>
             <w:r>
@@ -9140,7 +9129,7 @@
           </w:tcPr>
           <w:p>
             <w:pPr>
-              <w:spacing w:after="0" w:line="240" w:lineRule="auto"/>
+              <w:spacing w:after="0"/>
               <w:cnfStyle w:val="000000100000" w:firstRow="0" w:lastRow="0" w:firstColumn="0" w:lastColumn="0" w:oddVBand="0" w:evenVBand="0" w:oddHBand="1" w:evenHBand="0" w:firstRowFirstColumn="0" w:firstRowLastColumn="0" w:lastRowFirstColumn="0" w:lastRowLastColumn="0"/>
             </w:pPr>
             <w:r>
@@ -9179,7 +9168,7 @@
           </w:tcPr>
           <w:p>
             <w:pPr>
-              <w:spacing w:after="0" w:line="240" w:lineRule="auto"/>
+              <w:spacing w:after="0"/>
             </w:pPr>
             <w:r>
               <w:rPr>
@@ -9210,7 +9199,7 @@
           </w:tcPr>
           <w:p>
             <w:pPr>
-              <w:spacing w:after="0" w:line="240" w:lineRule="auto"/>
+              <w:spacing w:after="0"/>
               <w:cnfStyle w:val="000000000000" w:firstRow="0" w:lastRow="0" w:firstColumn="0" w:lastColumn="0" w:oddVBand="0" w:evenVBand="0" w:oddHBand="0" w:evenHBand="0" w:firstRowFirstColumn="0" w:firstRowLastColumn="0" w:lastRowFirstColumn="0" w:lastRowLastColumn="0"/>
             </w:pPr>
             <w:r>
@@ -9242,7 +9231,7 @@
           </w:tcPr>
           <w:p>
             <w:pPr>
-              <w:spacing w:after="0" w:line="240" w:lineRule="auto"/>
+              <w:spacing w:after="0"/>
               <w:cnfStyle w:val="000000000000" w:firstRow="0" w:lastRow="0" w:firstColumn="0" w:lastColumn="0" w:oddVBand="0" w:evenVBand="0" w:oddHBand="0" w:evenHBand="0" w:firstRowFirstColumn="0" w:firstRowLastColumn="0" w:lastRowFirstColumn="0" w:lastRowLastColumn="0"/>
             </w:pPr>
             <w:r>
@@ -9282,7 +9271,7 @@
           </w:tcPr>
           <w:p>
             <w:pPr>
-              <w:spacing w:after="0" w:line="240" w:lineRule="auto"/>
+              <w:spacing w:after="0"/>
             </w:pPr>
             <w:r>
               <w:rPr>
@@ -9313,7 +9302,7 @@
           </w:tcPr>
           <w:p>
             <w:pPr>
-              <w:spacing w:after="0" w:line="240" w:lineRule="auto"/>
+              <w:spacing w:after="0"/>
               <w:cnfStyle w:val="000000100000" w:firstRow="0" w:lastRow="0" w:firstColumn="0" w:lastColumn="0" w:oddVBand="0" w:evenVBand="0" w:oddHBand="1" w:evenHBand="0" w:firstRowFirstColumn="0" w:firstRowLastColumn="0" w:lastRowFirstColumn="0" w:lastRowLastColumn="0"/>
             </w:pPr>
             <w:r>
@@ -9345,7 +9334,7 @@
           </w:tcPr>
           <w:p>
             <w:pPr>
-              <w:spacing w:after="0" w:line="240" w:lineRule="auto"/>
+              <w:spacing w:after="0"/>
               <w:cnfStyle w:val="000000100000" w:firstRow="0" w:lastRow="0" w:firstColumn="0" w:lastColumn="0" w:oddVBand="0" w:evenVBand="0" w:oddHBand="1" w:evenHBand="0" w:firstRowFirstColumn="0" w:firstRowLastColumn="0" w:lastRowFirstColumn="0" w:lastRowLastColumn="0"/>
             </w:pPr>
             <w:r>
@@ -9384,7 +9373,7 @@
           </w:tcPr>
           <w:p>
             <w:pPr>
-              <w:spacing w:after="0" w:line="240" w:lineRule="auto"/>
+              <w:spacing w:after="0"/>
             </w:pPr>
             <w:proofErr w:type="spellStart"/>
             <w:r>
@@ -9417,7 +9406,7 @@
           </w:tcPr>
           <w:p>
             <w:pPr>
-              <w:spacing w:after="0" w:line="240" w:lineRule="auto"/>
+              <w:spacing w:after="0"/>
               <w:cnfStyle w:val="000000000000" w:firstRow="0" w:lastRow="0" w:firstColumn="0" w:lastColumn="0" w:oddVBand="0" w:evenVBand="0" w:oddHBand="0" w:evenHBand="0" w:firstRowFirstColumn="0" w:firstRowLastColumn="0" w:lastRowFirstColumn="0" w:lastRowLastColumn="0"/>
             </w:pPr>
             <w:r>
@@ -9449,7 +9438,7 @@
           </w:tcPr>
           <w:p>
             <w:pPr>
-              <w:spacing w:after="0" w:line="240" w:lineRule="auto"/>
+              <w:spacing w:after="0"/>
               <w:cnfStyle w:val="000000000000" w:firstRow="0" w:lastRow="0" w:firstColumn="0" w:lastColumn="0" w:oddVBand="0" w:evenVBand="0" w:oddHBand="0" w:evenHBand="0" w:firstRowFirstColumn="0" w:firstRowLastColumn="0" w:lastRowFirstColumn="0" w:lastRowLastColumn="0"/>
             </w:pPr>
             <w:r>
@@ -9489,7 +9478,7 @@
           </w:tcPr>
           <w:p>
             <w:pPr>
-              <w:spacing w:after="0" w:line="240" w:lineRule="auto"/>
+              <w:spacing w:after="0"/>
             </w:pPr>
             <w:r>
               <w:rPr>
@@ -9520,7 +9509,7 @@
           </w:tcPr>
           <w:p>
             <w:pPr>
-              <w:spacing w:after="0" w:line="240" w:lineRule="auto"/>
+              <w:spacing w:after="0"/>
               <w:cnfStyle w:val="000000100000" w:firstRow="0" w:lastRow="0" w:firstColumn="0" w:lastColumn="0" w:oddVBand="0" w:evenVBand="0" w:oddHBand="1" w:evenHBand="0" w:firstRowFirstColumn="0" w:firstRowLastColumn="0" w:lastRowFirstColumn="0" w:lastRowLastColumn="0"/>
             </w:pPr>
             <w:r>
@@ -9552,7 +9541,7 @@
           </w:tcPr>
           <w:p>
             <w:pPr>
-              <w:spacing w:after="0" w:line="240" w:lineRule="auto"/>
+              <w:spacing w:after="0"/>
               <w:cnfStyle w:val="000000100000" w:firstRow="0" w:lastRow="0" w:firstColumn="0" w:lastColumn="0" w:oddVBand="0" w:evenVBand="0" w:oddHBand="1" w:evenHBand="0" w:firstRowFirstColumn="0" w:firstRowLastColumn="0" w:lastRowFirstColumn="0" w:lastRowLastColumn="0"/>
             </w:pPr>
             <w:r>
@@ -9642,7 +9631,7 @@
           </w:tcPr>
           <w:p>
             <w:pPr>
-              <w:spacing w:after="0" w:line="240" w:lineRule="auto"/>
+              <w:spacing w:after="0"/>
             </w:pPr>
             <w:r>
               <w:rPr>
@@ -9674,7 +9663,7 @@
           </w:tcPr>
           <w:p>
             <w:pPr>
-              <w:spacing w:after="0" w:line="240" w:lineRule="auto"/>
+              <w:spacing w:after="0"/>
               <w:cnfStyle w:val="100000000000" w:firstRow="1" w:lastRow="0" w:firstColumn="0" w:lastColumn="0" w:oddVBand="0" w:evenVBand="0" w:oddHBand="0" w:evenHBand="0" w:firstRowFirstColumn="0" w:firstRowLastColumn="0" w:lastRowFirstColumn="0" w:lastRowLastColumn="0"/>
             </w:pPr>
             <w:r>
@@ -9715,7 +9704,7 @@
           </w:tcPr>
           <w:p>
             <w:pPr>
-              <w:spacing w:after="0" w:line="240" w:lineRule="auto"/>
+              <w:spacing w:after="0"/>
             </w:pPr>
             <w:r>
               <w:rPr>
@@ -9746,7 +9735,7 @@
           </w:tcPr>
           <w:p>
             <w:pPr>
-              <w:spacing w:after="0" w:line="240" w:lineRule="auto"/>
+              <w:spacing w:after="0"/>
               <w:cnfStyle w:val="000000100000" w:firstRow="0" w:lastRow="0" w:firstColumn="0" w:lastColumn="0" w:oddVBand="0" w:evenVBand="0" w:oddHBand="1" w:evenHBand="0" w:firstRowFirstColumn="0" w:firstRowLastColumn="0" w:lastRowFirstColumn="0" w:lastRowLastColumn="0"/>
             </w:pPr>
             <w:proofErr w:type="spellStart"/>
@@ -9787,7 +9776,7 @@
           </w:tcPr>
           <w:p>
             <w:pPr>
-              <w:spacing w:after="0" w:line="240" w:lineRule="auto"/>
+              <w:spacing w:after="0"/>
             </w:pPr>
             <w:proofErr w:type="spellStart"/>
             <w:r>
@@ -9820,7 +9809,7 @@
           </w:tcPr>
           <w:p>
             <w:pPr>
-              <w:spacing w:after="0" w:line="240" w:lineRule="auto"/>
+              <w:spacing w:after="0"/>
               <w:cnfStyle w:val="000000000000" w:firstRow="0" w:lastRow="0" w:firstColumn="0" w:lastColumn="0" w:oddVBand="0" w:evenVBand="0" w:oddHBand="0" w:evenHBand="0" w:firstRowFirstColumn="0" w:firstRowLastColumn="0" w:lastRowFirstColumn="0" w:lastRowLastColumn="0"/>
             </w:pPr>
             <w:r>
@@ -9860,7 +9849,7 @@
           </w:tcPr>
           <w:p>
             <w:pPr>
-              <w:spacing w:after="0" w:line="240" w:lineRule="auto"/>
+              <w:spacing w:after="0"/>
             </w:pPr>
             <w:r>
               <w:rPr>
@@ -9891,7 +9880,7 @@
           </w:tcPr>
           <w:p>
             <w:pPr>
-              <w:spacing w:after="0" w:line="240" w:lineRule="auto"/>
+              <w:spacing w:after="0"/>
               <w:cnfStyle w:val="000000100000" w:firstRow="0" w:lastRow="0" w:firstColumn="0" w:lastColumn="0" w:oddVBand="0" w:evenVBand="0" w:oddHBand="1" w:evenHBand="0" w:firstRowFirstColumn="0" w:firstRowLastColumn="0" w:lastRowFirstColumn="0" w:lastRowLastColumn="0"/>
             </w:pPr>
             <w:proofErr w:type="spellStart"/>
@@ -9932,7 +9921,7 @@
           </w:tcPr>
           <w:p>
             <w:pPr>
-              <w:spacing w:after="0" w:line="240" w:lineRule="auto"/>
+              <w:spacing w:after="0"/>
             </w:pPr>
             <w:proofErr w:type="spellStart"/>
             <w:r>
@@ -9965,7 +9954,7 @@
           </w:tcPr>
           <w:p>
             <w:pPr>
-              <w:spacing w:after="0" w:line="240" w:lineRule="auto"/>
+              <w:spacing w:after="0"/>
               <w:cnfStyle w:val="000000000000" w:firstRow="0" w:lastRow="0" w:firstColumn="0" w:lastColumn="0" w:oddVBand="0" w:evenVBand="0" w:oddHBand="0" w:evenHBand="0" w:firstRowFirstColumn="0" w:firstRowLastColumn="0" w:lastRowFirstColumn="0" w:lastRowLastColumn="0"/>
             </w:pPr>
             <w:r>
@@ -10035,7 +10024,7 @@
           </w:tcPr>
           <w:p>
             <w:pPr>
-              <w:spacing w:after="0" w:line="240" w:lineRule="auto"/>
+              <w:spacing w:after="0"/>
             </w:pPr>
             <w:r>
               <w:rPr>
@@ -10067,7 +10056,7 @@
           </w:tcPr>
           <w:p>
             <w:pPr>
-              <w:spacing w:after="0" w:line="240" w:lineRule="auto"/>
+              <w:spacing w:after="0"/>
               <w:cnfStyle w:val="100000000000" w:firstRow="1" w:lastRow="0" w:firstColumn="0" w:lastColumn="0" w:oddVBand="0" w:evenVBand="0" w:oddHBand="0" w:evenHBand="0" w:firstRowFirstColumn="0" w:firstRowLastColumn="0" w:lastRowFirstColumn="0" w:lastRowLastColumn="0"/>
             </w:pPr>
             <w:r>
@@ -10100,7 +10089,7 @@
           </w:tcPr>
           <w:p>
             <w:pPr>
-              <w:spacing w:after="0" w:line="240" w:lineRule="auto"/>
+              <w:spacing w:after="0"/>
               <w:cnfStyle w:val="100000000000" w:firstRow="1" w:lastRow="0" w:firstColumn="0" w:lastColumn="0" w:oddVBand="0" w:evenVBand="0" w:oddHBand="0" w:evenHBand="0" w:firstRowFirstColumn="0" w:firstRowLastColumn="0" w:lastRowFirstColumn="0" w:lastRowLastColumn="0"/>
             </w:pPr>
             <w:r>
@@ -10141,7 +10130,7 @@
           </w:tcPr>
           <w:p>
             <w:pPr>
-              <w:spacing w:after="0" w:line="240" w:lineRule="auto"/>
+              <w:spacing w:after="0"/>
             </w:pPr>
             <w:r>
               <w:rPr>
@@ -10172,7 +10161,7 @@
           </w:tcPr>
           <w:p>
             <w:pPr>
-              <w:spacing w:after="0" w:line="240" w:lineRule="auto"/>
+              <w:spacing w:after="0"/>
               <w:cnfStyle w:val="000000100000" w:firstRow="0" w:lastRow="0" w:firstColumn="0" w:lastColumn="0" w:oddVBand="0" w:evenVBand="0" w:oddHBand="1" w:evenHBand="0" w:firstRowFirstColumn="0" w:firstRowLastColumn="0" w:lastRowFirstColumn="0" w:lastRowLastColumn="0"/>
             </w:pPr>
             <w:r>
@@ -10204,7 +10193,7 @@
           </w:tcPr>
           <w:p>
             <w:pPr>
-              <w:spacing w:after="0" w:line="240" w:lineRule="auto"/>
+              <w:spacing w:after="0"/>
               <w:cnfStyle w:val="000000100000" w:firstRow="0" w:lastRow="0" w:firstColumn="0" w:lastColumn="0" w:oddVBand="0" w:evenVBand="0" w:oddHBand="1" w:evenHBand="0" w:firstRowFirstColumn="0" w:firstRowLastColumn="0" w:lastRowFirstColumn="0" w:lastRowLastColumn="0"/>
             </w:pPr>
             <w:r>
@@ -10243,7 +10232,7 @@
           </w:tcPr>
           <w:p>
             <w:pPr>
-              <w:spacing w:after="0" w:line="240" w:lineRule="auto"/>
+              <w:spacing w:after="0"/>
             </w:pPr>
             <w:r>
               <w:rPr>
@@ -10274,7 +10263,7 @@
           </w:tcPr>
           <w:p>
             <w:pPr>
-              <w:spacing w:after="0" w:line="240" w:lineRule="auto"/>
+              <w:spacing w:after="0"/>
               <w:cnfStyle w:val="000000000000" w:firstRow="0" w:lastRow="0" w:firstColumn="0" w:lastColumn="0" w:oddVBand="0" w:evenVBand="0" w:oddHBand="0" w:evenHBand="0" w:firstRowFirstColumn="0" w:firstRowLastColumn="0" w:lastRowFirstColumn="0" w:lastRowLastColumn="0"/>
             </w:pPr>
             <w:r>
@@ -10306,7 +10295,7 @@
           </w:tcPr>
           <w:p>
             <w:pPr>
-              <w:spacing w:after="0" w:line="240" w:lineRule="auto"/>
+              <w:spacing w:after="0"/>
               <w:cnfStyle w:val="000000000000" w:firstRow="0" w:lastRow="0" w:firstColumn="0" w:lastColumn="0" w:oddVBand="0" w:evenVBand="0" w:oddHBand="0" w:evenHBand="0" w:firstRowFirstColumn="0" w:firstRowLastColumn="0" w:lastRowFirstColumn="0" w:lastRowLastColumn="0"/>
             </w:pPr>
             <w:r>
@@ -10346,7 +10335,7 @@
           </w:tcPr>
           <w:p>
             <w:pPr>
-              <w:spacing w:after="0" w:line="240" w:lineRule="auto"/>
+              <w:spacing w:after="0"/>
             </w:pPr>
             <w:r>
               <w:rPr>
@@ -10377,7 +10366,7 @@
           </w:tcPr>
           <w:p>
             <w:pPr>
-              <w:spacing w:after="0" w:line="240" w:lineRule="auto"/>
+              <w:spacing w:after="0"/>
               <w:cnfStyle w:val="000000100000" w:firstRow="0" w:lastRow="0" w:firstColumn="0" w:lastColumn="0" w:oddVBand="0" w:evenVBand="0" w:oddHBand="1" w:evenHBand="0" w:firstRowFirstColumn="0" w:firstRowLastColumn="0" w:lastRowFirstColumn="0" w:lastRowLastColumn="0"/>
             </w:pPr>
             <w:r>
@@ -10409,7 +10398,7 @@
           </w:tcPr>
           <w:p>
             <w:pPr>
-              <w:spacing w:after="0" w:line="240" w:lineRule="auto"/>
+              <w:spacing w:after="0"/>
               <w:cnfStyle w:val="000000100000" w:firstRow="0" w:lastRow="0" w:firstColumn="0" w:lastColumn="0" w:oddVBand="0" w:evenVBand="0" w:oddHBand="1" w:evenHBand="0" w:firstRowFirstColumn="0" w:firstRowLastColumn="0" w:lastRowFirstColumn="0" w:lastRowLastColumn="0"/>
             </w:pPr>
             <w:r>
@@ -10448,7 +10437,7 @@
           </w:tcPr>
           <w:p>
             <w:pPr>
-              <w:spacing w:after="0" w:line="240" w:lineRule="auto"/>
+              <w:spacing w:after="0"/>
             </w:pPr>
             <w:r>
               <w:rPr>
@@ -10479,7 +10468,7 @@
           </w:tcPr>
           <w:p>
             <w:pPr>
-              <w:spacing w:after="0" w:line="240" w:lineRule="auto"/>
+              <w:spacing w:after="0"/>
               <w:cnfStyle w:val="000000000000" w:firstRow="0" w:lastRow="0" w:firstColumn="0" w:lastColumn="0" w:oddVBand="0" w:evenVBand="0" w:oddHBand="0" w:evenHBand="0" w:firstRowFirstColumn="0" w:firstRowLastColumn="0" w:lastRowFirstColumn="0" w:lastRowLastColumn="0"/>
             </w:pPr>
             <w:r>
@@ -10511,7 +10500,7 @@
           </w:tcPr>
           <w:p>
             <w:pPr>
-              <w:spacing w:after="0" w:line="240" w:lineRule="auto"/>
+              <w:spacing w:after="0"/>
               <w:cnfStyle w:val="000000000000" w:firstRow="0" w:lastRow="0" w:firstColumn="0" w:lastColumn="0" w:oddVBand="0" w:evenVBand="0" w:oddHBand="0" w:evenHBand="0" w:firstRowFirstColumn="0" w:firstRowLastColumn="0" w:lastRowFirstColumn="0" w:lastRowLastColumn="0"/>
             </w:pPr>
             <w:r>
@@ -10551,7 +10540,7 @@
           </w:tcPr>
           <w:p>
             <w:pPr>
-              <w:spacing w:after="0" w:line="240" w:lineRule="auto"/>
+              <w:spacing w:after="0"/>
             </w:pPr>
             <w:r>
               <w:rPr>
@@ -10582,7 +10571,7 @@
           </w:tcPr>
           <w:p>
             <w:pPr>
-              <w:spacing w:after="0" w:line="240" w:lineRule="auto"/>
+              <w:spacing w:after="0"/>
               <w:cnfStyle w:val="000000100000" w:firstRow="0" w:lastRow="0" w:firstColumn="0" w:lastColumn="0" w:oddVBand="0" w:evenVBand="0" w:oddHBand="1" w:evenHBand="0" w:firstRowFirstColumn="0" w:firstRowLastColumn="0" w:lastRowFirstColumn="0" w:lastRowLastColumn="0"/>
             </w:pPr>
             <w:r>
@@ -10614,7 +10603,7 @@
           </w:tcPr>
           <w:p>
             <w:pPr>
-              <w:spacing w:after="0" w:line="240" w:lineRule="auto"/>
+              <w:spacing w:after="0"/>
               <w:cnfStyle w:val="000000100000" w:firstRow="0" w:lastRow="0" w:firstColumn="0" w:lastColumn="0" w:oddVBand="0" w:evenVBand="0" w:oddHBand="1" w:evenHBand="0" w:firstRowFirstColumn="0" w:firstRowLastColumn="0" w:lastRowFirstColumn="0" w:lastRowLastColumn="0"/>
             </w:pPr>
             <w:r>
@@ -10653,7 +10642,7 @@
           </w:tcPr>
           <w:p>
             <w:pPr>
-              <w:spacing w:after="0" w:line="240" w:lineRule="auto"/>
+              <w:spacing w:after="0"/>
             </w:pPr>
             <w:r>
               <w:rPr>
@@ -10684,7 +10673,7 @@
           </w:tcPr>
           <w:p>
             <w:pPr>
-              <w:spacing w:after="0" w:line="240" w:lineRule="auto"/>
+              <w:spacing w:after="0"/>
               <w:cnfStyle w:val="000000000000" w:firstRow="0" w:lastRow="0" w:firstColumn="0" w:lastColumn="0" w:oddVBand="0" w:evenVBand="0" w:oddHBand="0" w:evenHBand="0" w:firstRowFirstColumn="0" w:firstRowLastColumn="0" w:lastRowFirstColumn="0" w:lastRowLastColumn="0"/>
             </w:pPr>
             <w:r>
@@ -10716,7 +10705,7 @@
           </w:tcPr>
           <w:p>
             <w:pPr>
-              <w:spacing w:after="0" w:line="240" w:lineRule="auto"/>
+              <w:spacing w:after="0"/>
               <w:cnfStyle w:val="000000000000" w:firstRow="0" w:lastRow="0" w:firstColumn="0" w:lastColumn="0" w:oddVBand="0" w:evenVBand="0" w:oddHBand="0" w:evenHBand="0" w:firstRowFirstColumn="0" w:firstRowLastColumn="0" w:lastRowFirstColumn="0" w:lastRowLastColumn="0"/>
             </w:pPr>
             <w:r>
@@ -10756,7 +10745,7 @@
           </w:tcPr>
           <w:p>
             <w:pPr>
-              <w:spacing w:after="0" w:line="240" w:lineRule="auto"/>
+              <w:spacing w:after="0"/>
             </w:pPr>
             <w:r>
               <w:rPr>
@@ -10787,7 +10776,7 @@
           </w:tcPr>
           <w:p>
             <w:pPr>
-              <w:spacing w:after="0" w:line="240" w:lineRule="auto"/>
+              <w:spacing w:after="0"/>
               <w:cnfStyle w:val="000000100000" w:firstRow="0" w:lastRow="0" w:firstColumn="0" w:lastColumn="0" w:oddVBand="0" w:evenVBand="0" w:oddHBand="1" w:evenHBand="0" w:firstRowFirstColumn="0" w:firstRowLastColumn="0" w:lastRowFirstColumn="0" w:lastRowLastColumn="0"/>
             </w:pPr>
             <w:r>
@@ -10819,7 +10808,7 @@
           </w:tcPr>
           <w:p>
             <w:pPr>
-              <w:spacing w:after="0" w:line="240" w:lineRule="auto"/>
+              <w:spacing w:after="0"/>
               <w:cnfStyle w:val="000000100000" w:firstRow="0" w:lastRow="0" w:firstColumn="0" w:lastColumn="0" w:oddVBand="0" w:evenVBand="0" w:oddHBand="1" w:evenHBand="0" w:firstRowFirstColumn="0" w:firstRowLastColumn="0" w:lastRowFirstColumn="0" w:lastRowLastColumn="0"/>
             </w:pPr>
             <w:r>
@@ -10858,7 +10847,7 @@
           </w:tcPr>
           <w:p>
             <w:pPr>
-              <w:spacing w:after="0" w:line="240" w:lineRule="auto"/>
+              <w:spacing w:after="0"/>
             </w:pPr>
             <w:r>
               <w:rPr>
@@ -10889,7 +10878,7 @@
           </w:tcPr>
           <w:p>
             <w:pPr>
-              <w:spacing w:after="0" w:line="240" w:lineRule="auto"/>
+              <w:spacing w:after="0"/>
               <w:cnfStyle w:val="000000000000" w:firstRow="0" w:lastRow="0" w:firstColumn="0" w:lastColumn="0" w:oddVBand="0" w:evenVBand="0" w:oddHBand="0" w:evenHBand="0" w:firstRowFirstColumn="0" w:firstRowLastColumn="0" w:lastRowFirstColumn="0" w:lastRowLastColumn="0"/>
             </w:pPr>
             <w:r>
@@ -10921,7 +10910,7 @@
           </w:tcPr>
           <w:p>
             <w:pPr>
-              <w:spacing w:after="0" w:line="240" w:lineRule="auto"/>
+              <w:spacing w:after="0"/>
               <w:cnfStyle w:val="000000000000" w:firstRow="0" w:lastRow="0" w:firstColumn="0" w:lastColumn="0" w:oddVBand="0" w:evenVBand="0" w:oddHBand="0" w:evenHBand="0" w:firstRowFirstColumn="0" w:firstRowLastColumn="0" w:lastRowFirstColumn="0" w:lastRowLastColumn="0"/>
             </w:pPr>
             <w:r>
@@ -10961,7 +10950,7 @@
           </w:tcPr>
           <w:p>
             <w:pPr>
-              <w:spacing w:after="0" w:line="240" w:lineRule="auto"/>
+              <w:spacing w:after="0"/>
             </w:pPr>
             <w:r>
               <w:rPr>
@@ -10992,7 +10981,7 @@
           </w:tcPr>
           <w:p>
             <w:pPr>
-              <w:spacing w:after="0" w:line="240" w:lineRule="auto"/>
+              <w:spacing w:after="0"/>
               <w:cnfStyle w:val="000000100000" w:firstRow="0" w:lastRow="0" w:firstColumn="0" w:lastColumn="0" w:oddVBand="0" w:evenVBand="0" w:oddHBand="1" w:evenHBand="0" w:firstRowFirstColumn="0" w:firstRowLastColumn="0" w:lastRowFirstColumn="0" w:lastRowLastColumn="0"/>
             </w:pPr>
             <w:r>
@@ -11024,7 +11013,7 @@
           </w:tcPr>
           <w:p>
             <w:pPr>
-              <w:spacing w:after="0" w:line="240" w:lineRule="auto"/>
+              <w:spacing w:after="0"/>
               <w:cnfStyle w:val="000000100000" w:firstRow="0" w:lastRow="0" w:firstColumn="0" w:lastColumn="0" w:oddVBand="0" w:evenVBand="0" w:oddHBand="1" w:evenHBand="0" w:firstRowFirstColumn="0" w:firstRowLastColumn="0" w:lastRowFirstColumn="0" w:lastRowLastColumn="0"/>
             </w:pPr>
             <w:r>
@@ -11089,7 +11078,7 @@
           </w:tcPr>
           <w:p>
             <w:pPr>
-              <w:spacing w:after="0" w:line="240" w:lineRule="auto"/>
+              <w:spacing w:after="0"/>
             </w:pPr>
             <w:r>
               <w:rPr>
@@ -11120,7 +11109,7 @@
           </w:tcPr>
           <w:p>
             <w:pPr>
-              <w:spacing w:after="0" w:line="240" w:lineRule="auto"/>
+              <w:spacing w:after="0"/>
               <w:cnfStyle w:val="000000000000" w:firstRow="0" w:lastRow="0" w:firstColumn="0" w:lastColumn="0" w:oddVBand="0" w:evenVBand="0" w:oddHBand="0" w:evenHBand="0" w:firstRowFirstColumn="0" w:firstRowLastColumn="0" w:lastRowFirstColumn="0" w:lastRowLastColumn="0"/>
             </w:pPr>
             <w:r>
@@ -11152,7 +11141,7 @@
           </w:tcPr>
           <w:p>
             <w:pPr>
-              <w:spacing w:after="0" w:line="240" w:lineRule="auto"/>
+              <w:spacing w:after="0"/>
               <w:cnfStyle w:val="000000000000" w:firstRow="0" w:lastRow="0" w:firstColumn="0" w:lastColumn="0" w:oddVBand="0" w:evenVBand="0" w:oddHBand="0" w:evenHBand="0" w:firstRowFirstColumn="0" w:firstRowLastColumn="0" w:lastRowFirstColumn="0" w:lastRowLastColumn="0"/>
             </w:pPr>
             <w:r>
@@ -11192,7 +11181,7 @@
           </w:tcPr>
           <w:p>
             <w:pPr>
-              <w:spacing w:after="0" w:line="240" w:lineRule="auto"/>
+              <w:spacing w:after="0"/>
             </w:pPr>
             <w:r>
               <w:rPr>
@@ -11223,7 +11212,7 @@
           </w:tcPr>
           <w:p>
             <w:pPr>
-              <w:spacing w:after="0" w:line="240" w:lineRule="auto"/>
+              <w:spacing w:after="0"/>
               <w:cnfStyle w:val="000000100000" w:firstRow="0" w:lastRow="0" w:firstColumn="0" w:lastColumn="0" w:oddVBand="0" w:evenVBand="0" w:oddHBand="1" w:evenHBand="0" w:firstRowFirstColumn="0" w:firstRowLastColumn="0" w:lastRowFirstColumn="0" w:lastRowLastColumn="0"/>
             </w:pPr>
             <w:r>
@@ -11255,7 +11244,7 @@
           </w:tcPr>
           <w:p>
             <w:pPr>
-              <w:spacing w:after="0" w:line="240" w:lineRule="auto"/>
+              <w:spacing w:after="0"/>
               <w:cnfStyle w:val="000000100000" w:firstRow="0" w:lastRow="0" w:firstColumn="0" w:lastColumn="0" w:oddVBand="0" w:evenVBand="0" w:oddHBand="1" w:evenHBand="0" w:firstRowFirstColumn="0" w:firstRowLastColumn="0" w:lastRowFirstColumn="0" w:lastRowLastColumn="0"/>
             </w:pPr>
             <w:r>
@@ -11294,7 +11283,7 @@
           </w:tcPr>
           <w:p>
             <w:pPr>
-              <w:spacing w:after="0" w:line="240" w:lineRule="auto"/>
+              <w:spacing w:after="0"/>
             </w:pPr>
             <w:r>
               <w:rPr>
@@ -11325,7 +11314,7 @@
           </w:tcPr>
           <w:p>
             <w:pPr>
-              <w:spacing w:after="0" w:line="240" w:lineRule="auto"/>
+              <w:spacing w:after="0"/>
               <w:cnfStyle w:val="000000000000" w:firstRow="0" w:lastRow="0" w:firstColumn="0" w:lastColumn="0" w:oddVBand="0" w:evenVBand="0" w:oddHBand="0" w:evenHBand="0" w:firstRowFirstColumn="0" w:firstRowLastColumn="0" w:lastRowFirstColumn="0" w:lastRowLastColumn="0"/>
             </w:pPr>
             <w:r>
@@ -11357,7 +11346,7 @@
           </w:tcPr>
           <w:p>
             <w:pPr>
-              <w:spacing w:after="0" w:line="240" w:lineRule="auto"/>
+              <w:spacing w:after="0"/>
               <w:cnfStyle w:val="000000000000" w:firstRow="0" w:lastRow="0" w:firstColumn="0" w:lastColumn="0" w:oddVBand="0" w:evenVBand="0" w:oddHBand="0" w:evenHBand="0" w:firstRowFirstColumn="0" w:firstRowLastColumn="0" w:lastRowFirstColumn="0" w:lastRowLastColumn="0"/>
             </w:pPr>
             <w:r>
@@ -11446,7 +11435,7 @@
           </w:tcPr>
           <w:p>
             <w:pPr>
-              <w:spacing w:after="0" w:line="240" w:lineRule="auto"/>
+              <w:spacing w:after="0"/>
             </w:pPr>
             <w:r>
               <w:rPr>
@@ -11478,7 +11467,7 @@
           </w:tcPr>
           <w:p>
             <w:pPr>
-              <w:spacing w:after="0" w:line="240" w:lineRule="auto"/>
+              <w:spacing w:after="0"/>
               <w:cnfStyle w:val="100000000000" w:firstRow="1" w:lastRow="0" w:firstColumn="0" w:lastColumn="0" w:oddVBand="0" w:evenVBand="0" w:oddHBand="0" w:evenHBand="0" w:firstRowFirstColumn="0" w:firstRowLastColumn="0" w:lastRowFirstColumn="0" w:lastRowLastColumn="0"/>
             </w:pPr>
             <w:r>
@@ -11519,7 +11508,7 @@
           </w:tcPr>
           <w:p>
             <w:pPr>
-              <w:spacing w:after="0" w:line="240" w:lineRule="auto"/>
+              <w:spacing w:after="0"/>
             </w:pPr>
             <w:r>
               <w:rPr>
@@ -11550,7 +11539,7 @@
           </w:tcPr>
           <w:p>
             <w:pPr>
-              <w:spacing w:after="0" w:line="240" w:lineRule="auto"/>
+              <w:spacing w:after="0"/>
               <w:cnfStyle w:val="000000100000" w:firstRow="0" w:lastRow="0" w:firstColumn="0" w:lastColumn="0" w:oddVBand="0" w:evenVBand="0" w:oddHBand="1" w:evenHBand="0" w:firstRowFirstColumn="0" w:firstRowLastColumn="0" w:lastRowFirstColumn="0" w:lastRowLastColumn="0"/>
             </w:pPr>
             <w:r>
@@ -11589,7 +11578,7 @@
           </w:tcPr>
           <w:p>
             <w:pPr>
-              <w:spacing w:after="0" w:line="240" w:lineRule="auto"/>
+              <w:spacing w:after="0"/>
             </w:pPr>
             <w:r>
               <w:rPr>
@@ -11620,7 +11609,7 @@
           </w:tcPr>
           <w:p>
             <w:pPr>
-              <w:spacing w:after="0" w:line="240" w:lineRule="auto"/>
+              <w:spacing w:after="0"/>
               <w:cnfStyle w:val="000000000000" w:firstRow="0" w:lastRow="0" w:firstColumn="0" w:lastColumn="0" w:oddVBand="0" w:evenVBand="0" w:oddHBand="0" w:evenHBand="0" w:firstRowFirstColumn="0" w:firstRowLastColumn="0" w:lastRowFirstColumn="0" w:lastRowLastColumn="0"/>
             </w:pPr>
             <w:r>
@@ -11660,7 +11649,7 @@
           </w:tcPr>
           <w:p>
             <w:pPr>
-              <w:spacing w:after="0" w:line="240" w:lineRule="auto"/>
+              <w:spacing w:after="0"/>
             </w:pPr>
             <w:proofErr w:type="spellStart"/>
             <w:r>
@@ -11693,7 +11682,7 @@
           </w:tcPr>
           <w:p>
             <w:pPr>
-              <w:spacing w:after="0" w:line="240" w:lineRule="auto"/>
+              <w:spacing w:after="0"/>
               <w:cnfStyle w:val="000000100000" w:firstRow="0" w:lastRow="0" w:firstColumn="0" w:lastColumn="0" w:oddVBand="0" w:evenVBand="0" w:oddHBand="1" w:evenHBand="0" w:firstRowFirstColumn="0" w:firstRowLastColumn="0" w:lastRowFirstColumn="0" w:lastRowLastColumn="0"/>
             </w:pPr>
             <w:r>
@@ -11740,7 +11729,7 @@
           </w:tcPr>
           <w:p>
             <w:pPr>
-              <w:spacing w:after="0" w:line="240" w:lineRule="auto"/>
+              <w:spacing w:after="0"/>
             </w:pPr>
             <w:r>
               <w:rPr>
@@ -11771,7 +11760,7 @@
           </w:tcPr>
           <w:p>
             <w:pPr>
-              <w:spacing w:after="0" w:line="240" w:lineRule="auto"/>
+              <w:spacing w:after="0"/>
               <w:cnfStyle w:val="000000000000" w:firstRow="0" w:lastRow="0" w:firstColumn="0" w:lastColumn="0" w:oddVBand="0" w:evenVBand="0" w:oddHBand="0" w:evenHBand="0" w:firstRowFirstColumn="0" w:firstRowLastColumn="0" w:lastRowFirstColumn="0" w:lastRowLastColumn="0"/>
             </w:pPr>
             <w:proofErr w:type="spellStart"/>
@@ -11850,7 +11839,7 @@
           </w:tcPr>
           <w:p>
             <w:pPr>
-              <w:spacing w:after="0" w:line="240" w:lineRule="auto"/>
+              <w:spacing w:after="0"/>
             </w:pPr>
             <w:r>
               <w:rPr>
@@ -11882,7 +11871,7 @@
           </w:tcPr>
           <w:p>
             <w:pPr>
-              <w:spacing w:after="0" w:line="240" w:lineRule="auto"/>
+              <w:spacing w:after="0"/>
               <w:cnfStyle w:val="100000000000" w:firstRow="1" w:lastRow="0" w:firstColumn="0" w:lastColumn="0" w:oddVBand="0" w:evenVBand="0" w:oddHBand="0" w:evenHBand="0" w:firstRowFirstColumn="0" w:firstRowLastColumn="0" w:lastRowFirstColumn="0" w:lastRowLastColumn="0"/>
             </w:pPr>
             <w:r>
@@ -11915,7 +11904,7 @@
           </w:tcPr>
           <w:p>
             <w:pPr>
-              <w:spacing w:after="0" w:line="240" w:lineRule="auto"/>
+              <w:spacing w:after="0"/>
               <w:cnfStyle w:val="100000000000" w:firstRow="1" w:lastRow="0" w:firstColumn="0" w:lastColumn="0" w:oddVBand="0" w:evenVBand="0" w:oddHBand="0" w:evenHBand="0" w:firstRowFirstColumn="0" w:firstRowLastColumn="0" w:lastRowFirstColumn="0" w:lastRowLastColumn="0"/>
             </w:pPr>
             <w:proofErr w:type="spellStart"/>
@@ -11957,7 +11946,7 @@
           </w:tcPr>
           <w:p>
             <w:pPr>
-              <w:spacing w:after="0" w:line="240" w:lineRule="auto"/>
+              <w:spacing w:after="0"/>
               <w:cnfStyle w:val="100000000000" w:firstRow="1" w:lastRow="0" w:firstColumn="0" w:lastColumn="0" w:oddVBand="0" w:evenVBand="0" w:oddHBand="0" w:evenHBand="0" w:firstRowFirstColumn="0" w:firstRowLastColumn="0" w:lastRowFirstColumn="0" w:lastRowLastColumn="0"/>
             </w:pPr>
             <w:r>
@@ -11998,7 +11987,7 @@
           </w:tcPr>
           <w:p>
             <w:pPr>
-              <w:spacing w:after="0" w:line="240" w:lineRule="auto"/>
+              <w:spacing w:after="0"/>
             </w:pPr>
             <w:r>
               <w:rPr>
@@ -12029,7 +12018,7 @@
           </w:tcPr>
           <w:p>
             <w:pPr>
-              <w:spacing w:after="0" w:line="240" w:lineRule="auto"/>
+              <w:spacing w:after="0"/>
               <w:cnfStyle w:val="000000100000" w:firstRow="0" w:lastRow="0" w:firstColumn="0" w:lastColumn="0" w:oddVBand="0" w:evenVBand="0" w:oddHBand="1" w:evenHBand="0" w:firstRowFirstColumn="0" w:firstRowLastColumn="0" w:lastRowFirstColumn="0" w:lastRowLastColumn="0"/>
             </w:pPr>
             <w:proofErr w:type="gramStart"/>
@@ -12069,7 +12058,7 @@
           </w:tcPr>
           <w:p>
             <w:pPr>
-              <w:spacing w:after="0" w:line="240" w:lineRule="auto"/>
+              <w:spacing w:after="0"/>
               <w:cnfStyle w:val="000000100000" w:firstRow="0" w:lastRow="0" w:firstColumn="0" w:lastColumn="0" w:oddVBand="0" w:evenVBand="0" w:oddHBand="1" w:evenHBand="0" w:firstRowFirstColumn="0" w:firstRowLastColumn="0" w:lastRowFirstColumn="0" w:lastRowLastColumn="0"/>
             </w:pPr>
             <w:proofErr w:type="gramStart"/>
@@ -12145,7 +12134,7 @@
           </w:tcPr>
           <w:p>
             <w:pPr>
-              <w:spacing w:after="0" w:line="240" w:lineRule="auto"/>
+              <w:spacing w:after="0"/>
               <w:cnfStyle w:val="000000100000" w:firstRow="0" w:lastRow="0" w:firstColumn="0" w:lastColumn="0" w:oddVBand="0" w:evenVBand="0" w:oddHBand="1" w:evenHBand="0" w:firstRowFirstColumn="0" w:firstRowLastColumn="0" w:lastRowFirstColumn="0" w:lastRowLastColumn="0"/>
             </w:pPr>
             <w:proofErr w:type="gramStart"/>
@@ -12248,7 +12237,7 @@
           </w:tcPr>
           <w:p>
             <w:pPr>
-              <w:spacing w:after="0" w:line="240" w:lineRule="auto"/>
+              <w:spacing w:after="0"/>
             </w:pPr>
             <w:r>
               <w:rPr>
@@ -12279,7 +12268,7 @@
           </w:tcPr>
           <w:p>
             <w:pPr>
-              <w:spacing w:after="0" w:line="240" w:lineRule="auto"/>
+              <w:spacing w:after="0"/>
               <w:cnfStyle w:val="000000000000" w:firstRow="0" w:lastRow="0" w:firstColumn="0" w:lastColumn="0" w:oddVBand="0" w:evenVBand="0" w:oddHBand="0" w:evenHBand="0" w:firstRowFirstColumn="0" w:firstRowLastColumn="0" w:lastRowFirstColumn="0" w:lastRowLastColumn="0"/>
             </w:pPr>
             <w:proofErr w:type="gramStart"/>
@@ -12319,7 +12308,7 @@
           </w:tcPr>
           <w:p>
             <w:pPr>
-              <w:spacing w:after="0" w:line="240" w:lineRule="auto"/>
+              <w:spacing w:after="0"/>
               <w:cnfStyle w:val="000000000000" w:firstRow="0" w:lastRow="0" w:firstColumn="0" w:lastColumn="0" w:oddVBand="0" w:evenVBand="0" w:oddHBand="0" w:evenHBand="0" w:firstRowFirstColumn="0" w:firstRowLastColumn="0" w:lastRowFirstColumn="0" w:lastRowLastColumn="0"/>
             </w:pPr>
             <w:proofErr w:type="gramStart"/>
@@ -12373,7 +12362,7 @@
           </w:tcPr>
           <w:p>
             <w:pPr>
-              <w:spacing w:after="0" w:line="240" w:lineRule="auto"/>
+              <w:spacing w:after="0"/>
               <w:cnfStyle w:val="000000000000" w:firstRow="0" w:lastRow="0" w:firstColumn="0" w:lastColumn="0" w:oddVBand="0" w:evenVBand="0" w:oddHBand="0" w:evenHBand="0" w:firstRowFirstColumn="0" w:firstRowLastColumn="0" w:lastRowFirstColumn="0" w:lastRowLastColumn="0"/>
             </w:pPr>
             <w:r>
@@ -12441,7 +12430,7 @@
           </w:tcPr>
           <w:p>
             <w:pPr>
-              <w:spacing w:after="0" w:line="240" w:lineRule="auto"/>
+              <w:spacing w:after="0"/>
             </w:pPr>
             <w:proofErr w:type="spellStart"/>
             <w:r>
@@ -12475,7 +12464,7 @@
           </w:tcPr>
           <w:p>
             <w:pPr>
-              <w:spacing w:after="0" w:line="240" w:lineRule="auto"/>
+              <w:spacing w:after="0"/>
               <w:cnfStyle w:val="000000100000" w:firstRow="0" w:lastRow="0" w:firstColumn="0" w:lastColumn="0" w:oddVBand="0" w:evenVBand="0" w:oddHBand="1" w:evenHBand="0" w:firstRowFirstColumn="0" w:firstRowLastColumn="0" w:lastRowFirstColumn="0" w:lastRowLastColumn="0"/>
             </w:pPr>
             <w:proofErr w:type="gramStart"/>
@@ -12515,7 +12504,7 @@
           </w:tcPr>
           <w:p>
             <w:pPr>
-              <w:spacing w:after="0" w:line="240" w:lineRule="auto"/>
+              <w:spacing w:after="0"/>
               <w:cnfStyle w:val="000000100000" w:firstRow="0" w:lastRow="0" w:firstColumn="0" w:lastColumn="0" w:oddVBand="0" w:evenVBand="0" w:oddHBand="1" w:evenHBand="0" w:firstRowFirstColumn="0" w:firstRowLastColumn="0" w:lastRowFirstColumn="0" w:lastRowLastColumn="0"/>
             </w:pPr>
             <w:proofErr w:type="spellStart"/>
@@ -12577,7 +12566,7 @@
           </w:tcPr>
           <w:p>
             <w:pPr>
-              <w:spacing w:after="0" w:line="240" w:lineRule="auto"/>
+              <w:spacing w:after="0"/>
               <w:cnfStyle w:val="000000100000" w:firstRow="0" w:lastRow="0" w:firstColumn="0" w:lastColumn="0" w:oddVBand="0" w:evenVBand="0" w:oddHBand="1" w:evenHBand="0" w:firstRowFirstColumn="0" w:firstRowLastColumn="0" w:lastRowFirstColumn="0" w:lastRowLastColumn="0"/>
             </w:pPr>
             <w:proofErr w:type="gramStart"/>
@@ -12630,6 +12619,28 @@
           <w:sz w:val="32"/>
         </w:rPr>
         <w:t xml:space="preserve"> STATE </w:t>
+      </w:r>
+    </w:p>
+    <w:p>
+      <w:pPr>
+        <w:pStyle w:val="Heading3"/>
+        <w:shd w:val="clear" w:color="auto" w:fill="EDF4F7"/>
+        <w:spacing w:before="160" w:after="80"/>
+      </w:pPr>
+      <w:r>
+        <w:t xml:space="preserve">REASONING </w:t>
+      </w:r>
+    </w:p>
+    <w:p>
+      <w:pPr>
+        <w:pStyle w:val="ListParagraph"/>
+        <w:numPr>
+          <w:ilvl w:val="0"/>
+          <w:numId w:val="4"/>
+        </w:numPr>
+      </w:pPr>
+      <w:r>
+        <w:t xml:space="preserve">The State pattern was chosen for Incidents to better track and alter the behaviour of an Incident for a given scenario because each Incident requires a different set of operations and actions to be performed based on the context the best choice for the Incident subsystem was State </w:t>
       </w:r>
     </w:p>
     <w:p>
@@ -12688,7 +12699,7 @@
           </w:tcPr>
           <w:p>
             <w:pPr>
-              <w:spacing w:after="0" w:line="240" w:lineRule="auto"/>
+              <w:spacing w:after="0"/>
             </w:pPr>
             <w:r>
               <w:rPr>
@@ -12720,7 +12731,7 @@
           </w:tcPr>
           <w:p>
             <w:pPr>
-              <w:spacing w:after="0" w:line="240" w:lineRule="auto"/>
+              <w:spacing w:after="0"/>
               <w:cnfStyle w:val="100000000000" w:firstRow="1" w:lastRow="0" w:firstColumn="0" w:lastColumn="0" w:oddVBand="0" w:evenVBand="0" w:oddHBand="0" w:evenHBand="0" w:firstRowFirstColumn="0" w:firstRowLastColumn="0" w:lastRowFirstColumn="0" w:lastRowLastColumn="0"/>
             </w:pPr>
             <w:r>
@@ -12761,7 +12772,7 @@
           </w:tcPr>
           <w:p>
             <w:pPr>
-              <w:spacing w:after="0" w:line="240" w:lineRule="auto"/>
+              <w:spacing w:after="0"/>
             </w:pPr>
             <w:r>
               <w:rPr>
@@ -12792,7 +12803,7 @@
           </w:tcPr>
           <w:p>
             <w:pPr>
-              <w:spacing w:after="0" w:line="240" w:lineRule="auto"/>
+              <w:spacing w:after="0"/>
               <w:cnfStyle w:val="000000100000" w:firstRow="0" w:lastRow="0" w:firstColumn="0" w:lastColumn="0" w:oddVBand="0" w:evenVBand="0" w:oddHBand="1" w:evenHBand="0" w:firstRowFirstColumn="0" w:firstRowLastColumn="0" w:lastRowFirstColumn="0" w:lastRowLastColumn="0"/>
             </w:pPr>
             <w:proofErr w:type="spellStart"/>
@@ -12833,7 +12844,7 @@
           </w:tcPr>
           <w:p>
             <w:pPr>
-              <w:spacing w:after="0" w:line="240" w:lineRule="auto"/>
+              <w:spacing w:after="0"/>
             </w:pPr>
             <w:proofErr w:type="spellStart"/>
             <w:r>
@@ -12866,7 +12877,7 @@
           </w:tcPr>
           <w:p>
             <w:pPr>
-              <w:spacing w:after="0" w:line="240" w:lineRule="auto"/>
+              <w:spacing w:after="0"/>
               <w:cnfStyle w:val="000000000000" w:firstRow="0" w:lastRow="0" w:firstColumn="0" w:lastColumn="0" w:oddVBand="0" w:evenVBand="0" w:oddHBand="0" w:evenHBand="0" w:firstRowFirstColumn="0" w:firstRowLastColumn="0" w:lastRowFirstColumn="0" w:lastRowLastColumn="0"/>
             </w:pPr>
             <w:r>
@@ -12906,7 +12917,7 @@
           </w:tcPr>
           <w:p>
             <w:pPr>
-              <w:spacing w:after="0" w:line="240" w:lineRule="auto"/>
+              <w:spacing w:after="0"/>
             </w:pPr>
             <w:r>
               <w:rPr>
@@ -12937,7 +12948,7 @@
           </w:tcPr>
           <w:p>
             <w:pPr>
-              <w:spacing w:after="0" w:line="240" w:lineRule="auto"/>
+              <w:spacing w:after="0"/>
               <w:cnfStyle w:val="000000100000" w:firstRow="0" w:lastRow="0" w:firstColumn="0" w:lastColumn="0" w:oddVBand="0" w:evenVBand="0" w:oddHBand="1" w:evenHBand="0" w:firstRowFirstColumn="0" w:firstRowLastColumn="0" w:lastRowFirstColumn="0" w:lastRowLastColumn="0"/>
             </w:pPr>
             <w:r>
@@ -13008,7 +13019,7 @@
           </w:tcPr>
           <w:p>
             <w:pPr>
-              <w:spacing w:after="0" w:line="240" w:lineRule="auto"/>
+              <w:spacing w:after="0"/>
             </w:pPr>
             <w:r>
               <w:rPr>
@@ -13040,7 +13051,7 @@
           </w:tcPr>
           <w:p>
             <w:pPr>
-              <w:spacing w:after="0" w:line="240" w:lineRule="auto"/>
+              <w:spacing w:after="0"/>
               <w:cnfStyle w:val="100000000000" w:firstRow="1" w:lastRow="0" w:firstColumn="0" w:lastColumn="0" w:oddVBand="0" w:evenVBand="0" w:oddHBand="0" w:evenHBand="0" w:firstRowFirstColumn="0" w:firstRowLastColumn="0" w:lastRowFirstColumn="0" w:lastRowLastColumn="0"/>
             </w:pPr>
             <w:proofErr w:type="gramStart"/>
@@ -13082,7 +13093,7 @@
           </w:tcPr>
           <w:p>
             <w:pPr>
-              <w:spacing w:after="0" w:line="240" w:lineRule="auto"/>
+              <w:spacing w:after="0"/>
               <w:cnfStyle w:val="100000000000" w:firstRow="1" w:lastRow="0" w:firstColumn="0" w:lastColumn="0" w:oddVBand="0" w:evenVBand="0" w:oddHBand="0" w:evenHBand="0" w:firstRowFirstColumn="0" w:firstRowLastColumn="0" w:lastRowFirstColumn="0" w:lastRowLastColumn="0"/>
             </w:pPr>
             <w:proofErr w:type="gramStart"/>
@@ -13124,7 +13135,7 @@
           </w:tcPr>
           <w:p>
             <w:pPr>
-              <w:spacing w:after="0" w:line="240" w:lineRule="auto"/>
+              <w:spacing w:after="0"/>
               <w:cnfStyle w:val="100000000000" w:firstRow="1" w:lastRow="0" w:firstColumn="0" w:lastColumn="0" w:oddVBand="0" w:evenVBand="0" w:oddHBand="0" w:evenHBand="0" w:firstRowFirstColumn="0" w:firstRowLastColumn="0" w:lastRowFirstColumn="0" w:lastRowLastColumn="0"/>
             </w:pPr>
             <w:proofErr w:type="spellStart"/>
@@ -13183,7 +13194,7 @@
           </w:tcPr>
           <w:p>
             <w:pPr>
-              <w:spacing w:after="0" w:line="240" w:lineRule="auto"/>
+              <w:spacing w:after="0"/>
             </w:pPr>
             <w:r>
               <w:rPr>
@@ -13214,7 +13225,7 @@
           </w:tcPr>
           <w:p>
             <w:pPr>
-              <w:spacing w:after="0" w:line="240" w:lineRule="auto"/>
+              <w:spacing w:after="0"/>
               <w:cnfStyle w:val="000000100000" w:firstRow="0" w:lastRow="0" w:firstColumn="0" w:lastColumn="0" w:oddVBand="0" w:evenVBand="0" w:oddHBand="1" w:evenHBand="0" w:firstRowFirstColumn="0" w:firstRowLastColumn="0" w:lastRowFirstColumn="0" w:lastRowLastColumn="0"/>
             </w:pPr>
             <w:r>
@@ -13279,7 +13290,7 @@
           </w:tcPr>
           <w:p>
             <w:pPr>
-              <w:spacing w:after="0" w:line="240" w:lineRule="auto"/>
+              <w:spacing w:after="0"/>
               <w:cnfStyle w:val="000000100000" w:firstRow="0" w:lastRow="0" w:firstColumn="0" w:lastColumn="0" w:oddVBand="0" w:evenVBand="0" w:oddHBand="1" w:evenHBand="0" w:firstRowFirstColumn="0" w:firstRowLastColumn="0" w:lastRowFirstColumn="0" w:lastRowLastColumn="0"/>
             </w:pPr>
             <w:r>
@@ -13325,7 +13336,7 @@
           </w:tcPr>
           <w:p>
             <w:pPr>
-              <w:spacing w:after="0" w:line="240" w:lineRule="auto"/>
+              <w:spacing w:after="0"/>
               <w:cnfStyle w:val="000000100000" w:firstRow="0" w:lastRow="0" w:firstColumn="0" w:lastColumn="0" w:oddVBand="0" w:evenVBand="0" w:oddHBand="1" w:evenHBand="0" w:firstRowFirstColumn="0" w:firstRowLastColumn="0" w:lastRowFirstColumn="0" w:lastRowLastColumn="0"/>
             </w:pPr>
             <w:r>
@@ -13364,7 +13375,7 @@
           </w:tcPr>
           <w:p>
             <w:pPr>
-              <w:spacing w:after="0" w:line="240" w:lineRule="auto"/>
+              <w:spacing w:after="0"/>
             </w:pPr>
             <w:r>
               <w:rPr>
@@ -13395,7 +13406,7 @@
           </w:tcPr>
           <w:p>
             <w:pPr>
-              <w:spacing w:after="0" w:line="240" w:lineRule="auto"/>
+              <w:spacing w:after="0"/>
               <w:cnfStyle w:val="000000000000" w:firstRow="0" w:lastRow="0" w:firstColumn="0" w:lastColumn="0" w:oddVBand="0" w:evenVBand="0" w:oddHBand="0" w:evenHBand="0" w:firstRowFirstColumn="0" w:firstRowLastColumn="0" w:lastRowFirstColumn="0" w:lastRowLastColumn="0"/>
             </w:pPr>
             <w:r>
@@ -13460,7 +13471,7 @@
           </w:tcPr>
           <w:p>
             <w:pPr>
-              <w:spacing w:after="0" w:line="240" w:lineRule="auto"/>
+              <w:spacing w:after="0"/>
               <w:cnfStyle w:val="000000000000" w:firstRow="0" w:lastRow="0" w:firstColumn="0" w:lastColumn="0" w:oddVBand="0" w:evenVBand="0" w:oddHBand="0" w:evenHBand="0" w:firstRowFirstColumn="0" w:firstRowLastColumn="0" w:lastRowFirstColumn="0" w:lastRowLastColumn="0"/>
             </w:pPr>
             <w:r>
@@ -13525,7 +13536,7 @@
           </w:tcPr>
           <w:p>
             <w:pPr>
-              <w:spacing w:after="0" w:line="240" w:lineRule="auto"/>
+              <w:spacing w:after="0"/>
               <w:cnfStyle w:val="000000000000" w:firstRow="0" w:lastRow="0" w:firstColumn="0" w:lastColumn="0" w:oddVBand="0" w:evenVBand="0" w:oddHBand="0" w:evenHBand="0" w:firstRowFirstColumn="0" w:firstRowLastColumn="0" w:lastRowFirstColumn="0" w:lastRowLastColumn="0"/>
             </w:pPr>
             <w:r>
@@ -13565,7 +13576,7 @@
           </w:tcPr>
           <w:p>
             <w:pPr>
-              <w:spacing w:after="0" w:line="240" w:lineRule="auto"/>
+              <w:spacing w:after="0"/>
             </w:pPr>
             <w:r>
               <w:rPr>
@@ -13596,7 +13607,7 @@
           </w:tcPr>
           <w:p>
             <w:pPr>
-              <w:spacing w:after="0" w:line="240" w:lineRule="auto"/>
+              <w:spacing w:after="0"/>
               <w:cnfStyle w:val="000000100000" w:firstRow="0" w:lastRow="0" w:firstColumn="0" w:lastColumn="0" w:oddVBand="0" w:evenVBand="0" w:oddHBand="1" w:evenHBand="0" w:firstRowFirstColumn="0" w:firstRowLastColumn="0" w:lastRowFirstColumn="0" w:lastRowLastColumn="0"/>
             </w:pPr>
             <w:r>
@@ -13635,7 +13646,7 @@
           </w:tcPr>
           <w:p>
             <w:pPr>
-              <w:spacing w:after="0" w:line="240" w:lineRule="auto"/>
+              <w:spacing w:after="0"/>
               <w:cnfStyle w:val="000000100000" w:firstRow="0" w:lastRow="0" w:firstColumn="0" w:lastColumn="0" w:oddVBand="0" w:evenVBand="0" w:oddHBand="1" w:evenHBand="0" w:firstRowFirstColumn="0" w:firstRowLastColumn="0" w:lastRowFirstColumn="0" w:lastRowLastColumn="0"/>
             </w:pPr>
             <w:r>
@@ -13700,7 +13711,7 @@
           </w:tcPr>
           <w:p>
             <w:pPr>
-              <w:spacing w:after="0" w:line="240" w:lineRule="auto"/>
+              <w:spacing w:after="0"/>
               <w:cnfStyle w:val="000000100000" w:firstRow="0" w:lastRow="0" w:firstColumn="0" w:lastColumn="0" w:oddVBand="0" w:evenVBand="0" w:oddHBand="1" w:evenHBand="0" w:firstRowFirstColumn="0" w:firstRowLastColumn="0" w:lastRowFirstColumn="0" w:lastRowLastColumn="0"/>
             </w:pPr>
             <w:r>
@@ -13739,7 +13750,7 @@
           </w:tcPr>
           <w:p>
             <w:pPr>
-              <w:spacing w:after="0" w:line="240" w:lineRule="auto"/>
+              <w:spacing w:after="0"/>
             </w:pPr>
             <w:r>
               <w:rPr>
@@ -13770,7 +13781,7 @@
           </w:tcPr>
           <w:p>
             <w:pPr>
-              <w:spacing w:after="0" w:line="240" w:lineRule="auto"/>
+              <w:spacing w:after="0"/>
               <w:cnfStyle w:val="000000000000" w:firstRow="0" w:lastRow="0" w:firstColumn="0" w:lastColumn="0" w:oddVBand="0" w:evenVBand="0" w:oddHBand="0" w:evenHBand="0" w:firstRowFirstColumn="0" w:firstRowLastColumn="0" w:lastRowFirstColumn="0" w:lastRowLastColumn="0"/>
             </w:pPr>
             <w:r>
@@ -13835,7 +13846,7 @@
           </w:tcPr>
           <w:p>
             <w:pPr>
-              <w:spacing w:after="0" w:line="240" w:lineRule="auto"/>
+              <w:spacing w:after="0"/>
               <w:cnfStyle w:val="000000000000" w:firstRow="0" w:lastRow="0" w:firstColumn="0" w:lastColumn="0" w:oddVBand="0" w:evenVBand="0" w:oddHBand="0" w:evenHBand="0" w:firstRowFirstColumn="0" w:firstRowLastColumn="0" w:lastRowFirstColumn="0" w:lastRowLastColumn="0"/>
             </w:pPr>
             <w:r>
@@ -13874,7 +13885,7 @@
           </w:tcPr>
           <w:p>
             <w:pPr>
-              <w:spacing w:after="0" w:line="240" w:lineRule="auto"/>
+              <w:spacing w:after="0"/>
               <w:cnfStyle w:val="000000000000" w:firstRow="0" w:lastRow="0" w:firstColumn="0" w:lastColumn="0" w:oddVBand="0" w:evenVBand="0" w:oddHBand="0" w:evenHBand="0" w:firstRowFirstColumn="0" w:firstRowLastColumn="0" w:lastRowFirstColumn="0" w:lastRowLastColumn="0"/>
             </w:pPr>
             <w:r>
@@ -13906,7 +13917,7 @@
           <w:sz w:val="32"/>
         </w:rPr>
         <w:lastRenderedPageBreak/>
-        <w:t>6. MEMENTO PATTERN</w:t>
+        <w:t xml:space="preserve"> MEMENTO </w:t>
       </w:r>
     </w:p>
     <w:p>
@@ -13965,7 +13976,7 @@
           </w:tcPr>
           <w:p>
             <w:pPr>
-              <w:spacing w:after="0" w:line="240" w:lineRule="auto"/>
+              <w:spacing w:after="0"/>
             </w:pPr>
             <w:r>
               <w:rPr>
@@ -13997,7 +14008,7 @@
           </w:tcPr>
           <w:p>
             <w:pPr>
-              <w:spacing w:after="0" w:line="240" w:lineRule="auto"/>
+              <w:spacing w:after="0"/>
               <w:cnfStyle w:val="100000000000" w:firstRow="1" w:lastRow="0" w:firstColumn="0" w:lastColumn="0" w:oddVBand="0" w:evenVBand="0" w:oddHBand="0" w:evenHBand="0" w:firstRowFirstColumn="0" w:firstRowLastColumn="0" w:lastRowFirstColumn="0" w:lastRowLastColumn="0"/>
             </w:pPr>
             <w:r>
@@ -14038,7 +14049,7 @@
           </w:tcPr>
           <w:p>
             <w:pPr>
-              <w:spacing w:after="0" w:line="240" w:lineRule="auto"/>
+              <w:spacing w:after="0"/>
             </w:pPr>
             <w:r>
               <w:rPr>
@@ -14069,7 +14080,7 @@
           </w:tcPr>
           <w:p>
             <w:pPr>
-              <w:spacing w:after="0" w:line="240" w:lineRule="auto"/>
+              <w:spacing w:after="0"/>
               <w:cnfStyle w:val="000000100000" w:firstRow="0" w:lastRow="0" w:firstColumn="0" w:lastColumn="0" w:oddVBand="0" w:evenVBand="0" w:oddHBand="1" w:evenHBand="0" w:firstRowFirstColumn="0" w:firstRowLastColumn="0" w:lastRowFirstColumn="0" w:lastRowLastColumn="0"/>
             </w:pPr>
             <w:r>
@@ -14108,7 +14119,7 @@
           </w:tcPr>
           <w:p>
             <w:pPr>
-              <w:spacing w:after="0" w:line="240" w:lineRule="auto"/>
+              <w:spacing w:after="0"/>
             </w:pPr>
             <w:r>
               <w:rPr>
@@ -14139,7 +14150,7 @@
           </w:tcPr>
           <w:p>
             <w:pPr>
-              <w:spacing w:after="0" w:line="240" w:lineRule="auto"/>
+              <w:spacing w:after="0"/>
               <w:cnfStyle w:val="000000000000" w:firstRow="0" w:lastRow="0" w:firstColumn="0" w:lastColumn="0" w:oddVBand="0" w:evenVBand="0" w:oddHBand="0" w:evenHBand="0" w:firstRowFirstColumn="0" w:firstRowLastColumn="0" w:lastRowFirstColumn="0" w:lastRowLastColumn="0"/>
             </w:pPr>
             <w:r>
@@ -14179,7 +14190,7 @@
           </w:tcPr>
           <w:p>
             <w:pPr>
-              <w:spacing w:after="0" w:line="240" w:lineRule="auto"/>
+              <w:spacing w:after="0"/>
             </w:pPr>
             <w:r>
               <w:rPr>
@@ -14210,7 +14221,7 @@
           </w:tcPr>
           <w:p>
             <w:pPr>
-              <w:spacing w:after="0" w:line="240" w:lineRule="auto"/>
+              <w:spacing w:after="0"/>
               <w:cnfStyle w:val="000000100000" w:firstRow="0" w:lastRow="0" w:firstColumn="0" w:lastColumn="0" w:oddVBand="0" w:evenVBand="0" w:oddHBand="1" w:evenHBand="0" w:firstRowFirstColumn="0" w:firstRowLastColumn="0" w:lastRowFirstColumn="0" w:lastRowLastColumn="0"/>
             </w:pPr>
             <w:r>
@@ -14281,7 +14292,7 @@
           </w:tcPr>
           <w:p>
             <w:pPr>
-              <w:spacing w:after="0" w:line="240" w:lineRule="auto"/>
+              <w:spacing w:after="0"/>
             </w:pPr>
             <w:r>
               <w:rPr>
@@ -14313,7 +14324,7 @@
           </w:tcPr>
           <w:p>
             <w:pPr>
-              <w:spacing w:after="0" w:line="240" w:lineRule="auto"/>
+              <w:spacing w:after="0"/>
               <w:cnfStyle w:val="100000000000" w:firstRow="1" w:lastRow="0" w:firstColumn="0" w:lastColumn="0" w:oddVBand="0" w:evenVBand="0" w:oddHBand="0" w:evenHBand="0" w:firstRowFirstColumn="0" w:firstRowLastColumn="0" w:lastRowFirstColumn="0" w:lastRowLastColumn="0"/>
             </w:pPr>
             <w:r>
@@ -14346,7 +14357,7 @@
           </w:tcPr>
           <w:p>
             <w:pPr>
-              <w:spacing w:after="0" w:line="240" w:lineRule="auto"/>
+              <w:spacing w:after="0"/>
               <w:cnfStyle w:val="100000000000" w:firstRow="1" w:lastRow="0" w:firstColumn="0" w:lastColumn="0" w:oddVBand="0" w:evenVBand="0" w:oddHBand="0" w:evenHBand="0" w:firstRowFirstColumn="0" w:firstRowLastColumn="0" w:lastRowFirstColumn="0" w:lastRowLastColumn="0"/>
             </w:pPr>
             <w:r>
@@ -14379,7 +14390,7 @@
           </w:tcPr>
           <w:p>
             <w:pPr>
-              <w:spacing w:after="0" w:line="240" w:lineRule="auto"/>
+              <w:spacing w:after="0"/>
               <w:cnfStyle w:val="100000000000" w:firstRow="1" w:lastRow="0" w:firstColumn="0" w:lastColumn="0" w:oddVBand="0" w:evenVBand="0" w:oddHBand="0" w:evenHBand="0" w:firstRowFirstColumn="0" w:firstRowLastColumn="0" w:lastRowFirstColumn="0" w:lastRowLastColumn="0"/>
             </w:pPr>
             <w:r>
@@ -14420,7 +14431,7 @@
           </w:tcPr>
           <w:p>
             <w:pPr>
-              <w:spacing w:after="0" w:line="240" w:lineRule="auto"/>
+              <w:spacing w:after="0"/>
             </w:pPr>
             <w:proofErr w:type="spellStart"/>
             <w:r>
@@ -14453,7 +14464,7 @@
           </w:tcPr>
           <w:p>
             <w:pPr>
-              <w:spacing w:after="0" w:line="240" w:lineRule="auto"/>
+              <w:spacing w:after="0"/>
               <w:cnfStyle w:val="000000100000" w:firstRow="0" w:lastRow="0" w:firstColumn="0" w:lastColumn="0" w:oddVBand="0" w:evenVBand="0" w:oddHBand="1" w:evenHBand="0" w:firstRowFirstColumn="0" w:firstRowLastColumn="0" w:lastRowFirstColumn="0" w:lastRowLastColumn="0"/>
             </w:pPr>
             <w:r>
@@ -14485,7 +14496,7 @@
           </w:tcPr>
           <w:p>
             <w:pPr>
-              <w:spacing w:after="0" w:line="240" w:lineRule="auto"/>
+              <w:spacing w:after="0"/>
               <w:cnfStyle w:val="000000100000" w:firstRow="0" w:lastRow="0" w:firstColumn="0" w:lastColumn="0" w:oddVBand="0" w:evenVBand="0" w:oddHBand="1" w:evenHBand="0" w:firstRowFirstColumn="0" w:firstRowLastColumn="0" w:lastRowFirstColumn="0" w:lastRowLastColumn="0"/>
             </w:pPr>
             <w:r>
@@ -14517,7 +14528,7 @@
           </w:tcPr>
           <w:p>
             <w:pPr>
-              <w:spacing w:after="0" w:line="240" w:lineRule="auto"/>
+              <w:spacing w:after="0"/>
               <w:cnfStyle w:val="000000100000" w:firstRow="0" w:lastRow="0" w:firstColumn="0" w:lastColumn="0" w:oddVBand="0" w:evenVBand="0" w:oddHBand="1" w:evenHBand="0" w:firstRowFirstColumn="0" w:firstRowLastColumn="0" w:lastRowFirstColumn="0" w:lastRowLastColumn="0"/>
             </w:pPr>
             <w:r>
@@ -14556,7 +14567,7 @@
           </w:tcPr>
           <w:p>
             <w:pPr>
-              <w:spacing w:after="0" w:line="240" w:lineRule="auto"/>
+              <w:spacing w:after="0"/>
             </w:pPr>
             <w:proofErr w:type="spellStart"/>
             <w:r>
@@ -14589,7 +14600,7 @@
           </w:tcPr>
           <w:p>
             <w:pPr>
-              <w:spacing w:after="0" w:line="240" w:lineRule="auto"/>
+              <w:spacing w:after="0"/>
               <w:cnfStyle w:val="000000000000" w:firstRow="0" w:lastRow="0" w:firstColumn="0" w:lastColumn="0" w:oddVBand="0" w:evenVBand="0" w:oddHBand="0" w:evenHBand="0" w:firstRowFirstColumn="0" w:firstRowLastColumn="0" w:lastRowFirstColumn="0" w:lastRowLastColumn="0"/>
             </w:pPr>
             <w:proofErr w:type="gramStart"/>
@@ -14647,7 +14658,7 @@
           </w:tcPr>
           <w:p>
             <w:pPr>
-              <w:spacing w:after="0" w:line="240" w:lineRule="auto"/>
+              <w:spacing w:after="0"/>
               <w:cnfStyle w:val="000000000000" w:firstRow="0" w:lastRow="0" w:firstColumn="0" w:lastColumn="0" w:oddVBand="0" w:evenVBand="0" w:oddHBand="0" w:evenHBand="0" w:firstRowFirstColumn="0" w:firstRowLastColumn="0" w:lastRowFirstColumn="0" w:lastRowLastColumn="0"/>
             </w:pPr>
             <w:r>
@@ -14679,7 +14690,7 @@
           </w:tcPr>
           <w:p>
             <w:pPr>
-              <w:spacing w:after="0" w:line="240" w:lineRule="auto"/>
+              <w:spacing w:after="0"/>
               <w:cnfStyle w:val="000000000000" w:firstRow="0" w:lastRow="0" w:firstColumn="0" w:lastColumn="0" w:oddVBand="0" w:evenVBand="0" w:oddHBand="0" w:evenHBand="0" w:firstRowFirstColumn="0" w:firstRowLastColumn="0" w:lastRowFirstColumn="0" w:lastRowLastColumn="0"/>
             </w:pPr>
             <w:r>
@@ -14719,7 +14730,7 @@
           </w:tcPr>
           <w:p>
             <w:pPr>
-              <w:spacing w:after="0" w:line="240" w:lineRule="auto"/>
+              <w:spacing w:after="0"/>
             </w:pPr>
             <w:proofErr w:type="spellStart"/>
             <w:r>
@@ -14752,7 +14763,7 @@
           </w:tcPr>
           <w:p>
             <w:pPr>
-              <w:spacing w:after="0" w:line="240" w:lineRule="auto"/>
+              <w:spacing w:after="0"/>
               <w:cnfStyle w:val="000000100000" w:firstRow="0" w:lastRow="0" w:firstColumn="0" w:lastColumn="0" w:oddVBand="0" w:evenVBand="0" w:oddHBand="1" w:evenHBand="0" w:firstRowFirstColumn="0" w:firstRowLastColumn="0" w:lastRowFirstColumn="0" w:lastRowLastColumn="0"/>
             </w:pPr>
             <w:proofErr w:type="gramStart"/>
@@ -14794,7 +14805,7 @@
           </w:tcPr>
           <w:p>
             <w:pPr>
-              <w:spacing w:after="0" w:line="240" w:lineRule="auto"/>
+              <w:spacing w:after="0"/>
               <w:cnfStyle w:val="000000100000" w:firstRow="0" w:lastRow="0" w:firstColumn="0" w:lastColumn="0" w:oddVBand="0" w:evenVBand="0" w:oddHBand="1" w:evenHBand="0" w:firstRowFirstColumn="0" w:firstRowLastColumn="0" w:lastRowFirstColumn="0" w:lastRowLastColumn="0"/>
             </w:pPr>
             <w:r>
@@ -14826,7 +14837,7 @@
           </w:tcPr>
           <w:p>
             <w:pPr>
-              <w:spacing w:after="0" w:line="240" w:lineRule="auto"/>
+              <w:spacing w:after="0"/>
               <w:cnfStyle w:val="000000100000" w:firstRow="0" w:lastRow="0" w:firstColumn="0" w:lastColumn="0" w:oddVBand="0" w:evenVBand="0" w:oddHBand="1" w:evenHBand="0" w:firstRowFirstColumn="0" w:firstRowLastColumn="0" w:lastRowFirstColumn="0" w:lastRowLastColumn="0"/>
             </w:pPr>
             <w:r>
@@ -14925,14 +14936,14 @@
           </w:tcPr>
           <w:p>
             <w:pPr>
-              <w:spacing w:after="0" w:line="240" w:lineRule="auto"/>
+              <w:spacing w:after="0"/>
             </w:pPr>
             <w:r>
               <w:rPr>
                 <w:color w:val="FFFFFF"/>
                 <w:sz w:val="18"/>
               </w:rPr>
-              <w:t>Object PNG+ 2</w:t>
+              <w:t xml:space="preserve">Object </w:t>
             </w:r>
           </w:p>
         </w:tc>
@@ -14957,7 +14968,7 @@
           </w:tcPr>
           <w:p>
             <w:pPr>
-              <w:spacing w:after="0" w:line="240" w:lineRule="auto"/>
+              <w:spacing w:after="0"/>
               <w:cnfStyle w:val="100000000000" w:firstRow="1" w:lastRow="0" w:firstColumn="0" w:lastColumn="0" w:oddVBand="0" w:evenVBand="0" w:oddHBand="0" w:evenHBand="0" w:firstRowFirstColumn="0" w:firstRowLastColumn="0" w:lastRowFirstColumn="0" w:lastRowLastColumn="0"/>
             </w:pPr>
             <w:r>
@@ -14965,7 +14976,7 @@
                 <w:color w:val="FFFFFF"/>
                 <w:sz w:val="18"/>
               </w:rPr>
-              <w:t>Owner PNG+ 2</w:t>
+              <w:t xml:space="preserve">Owner </w:t>
             </w:r>
           </w:p>
         </w:tc>
@@ -14990,7 +15001,7 @@
           </w:tcPr>
           <w:p>
             <w:pPr>
-              <w:spacing w:after="0" w:line="240" w:lineRule="auto"/>
+              <w:spacing w:after="0"/>
               <w:cnfStyle w:val="100000000000" w:firstRow="1" w:lastRow="0" w:firstColumn="0" w:lastColumn="0" w:oddVBand="0" w:evenVBand="0" w:oddHBand="0" w:evenHBand="0" w:firstRowFirstColumn="0" w:firstRowLastColumn="0" w:lastRowFirstColumn="0" w:lastRowLastColumn="0"/>
             </w:pPr>
             <w:r>
@@ -14998,7 +15009,7 @@
                 <w:color w:val="FFFFFF"/>
                 <w:sz w:val="18"/>
               </w:rPr>
-              <w:t>Deleted in PNG+ 2</w:t>
+              <w:t xml:space="preserve">Deleted in </w:t>
             </w:r>
           </w:p>
         </w:tc>
@@ -15031,7 +15042,7 @@
           </w:tcPr>
           <w:p>
             <w:pPr>
-              <w:spacing w:after="0" w:line="240" w:lineRule="auto"/>
+              <w:spacing w:after="0"/>
             </w:pPr>
             <w:r>
               <w:rPr>
@@ -15062,7 +15073,7 @@
           </w:tcPr>
           <w:p>
             <w:pPr>
-              <w:spacing w:after="0" w:line="240" w:lineRule="auto"/>
+              <w:spacing w:after="0"/>
               <w:cnfStyle w:val="000000100000" w:firstRow="0" w:lastRow="0" w:firstColumn="0" w:lastColumn="0" w:oddVBand="0" w:evenVBand="0" w:oddHBand="1" w:evenHBand="0" w:firstRowFirstColumn="0" w:firstRowLastColumn="0" w:lastRowFirstColumn="0" w:lastRowLastColumn="0"/>
             </w:pPr>
             <w:r>
@@ -15094,7 +15105,7 @@
           </w:tcPr>
           <w:p>
             <w:pPr>
-              <w:spacing w:after="0" w:line="240" w:lineRule="auto"/>
+              <w:spacing w:after="0"/>
               <w:cnfStyle w:val="000000100000" w:firstRow="0" w:lastRow="0" w:firstColumn="0" w:lastColumn="0" w:oddVBand="0" w:evenVBand="0" w:oddHBand="1" w:evenHBand="0" w:firstRowFirstColumn="0" w:firstRowLastColumn="0" w:lastRowFirstColumn="0" w:lastRowLastColumn="0"/>
             </w:pPr>
             <w:r>
@@ -15150,7 +15161,7 @@
           </w:tcPr>
           <w:p>
             <w:pPr>
-              <w:spacing w:after="0" w:line="240" w:lineRule="auto"/>
+              <w:spacing w:after="0"/>
             </w:pPr>
             <w:r>
               <w:rPr>
@@ -15181,7 +15192,7 @@
           </w:tcPr>
           <w:p>
             <w:pPr>
-              <w:spacing w:after="0" w:line="240" w:lineRule="auto"/>
+              <w:spacing w:after="0"/>
               <w:cnfStyle w:val="000000000000" w:firstRow="0" w:lastRow="0" w:firstColumn="0" w:lastColumn="0" w:oddVBand="0" w:evenVBand="0" w:oddHBand="0" w:evenHBand="0" w:firstRowFirstColumn="0" w:firstRowLastColumn="0" w:lastRowFirstColumn="0" w:lastRowLastColumn="0"/>
             </w:pPr>
             <w:r>
@@ -15213,7 +15224,7 @@
           </w:tcPr>
           <w:p>
             <w:pPr>
-              <w:spacing w:after="0" w:line="240" w:lineRule="auto"/>
+              <w:spacing w:after="0"/>
               <w:cnfStyle w:val="000000000000" w:firstRow="0" w:lastRow="0" w:firstColumn="0" w:lastColumn="0" w:oddVBand="0" w:evenVBand="0" w:oddHBand="0" w:evenHBand="0" w:firstRowFirstColumn="0" w:firstRowLastColumn="0" w:lastRowFirstColumn="0" w:lastRowLastColumn="0"/>
             </w:pPr>
             <w:r>
@@ -15270,7 +15281,7 @@
           </w:tcPr>
           <w:p>
             <w:pPr>
-              <w:spacing w:after="0" w:line="240" w:lineRule="auto"/>
+              <w:spacing w:after="0"/>
             </w:pPr>
             <w:r>
               <w:rPr>
@@ -15301,7 +15312,7 @@
           </w:tcPr>
           <w:p>
             <w:pPr>
-              <w:spacing w:after="0" w:line="240" w:lineRule="auto"/>
+              <w:spacing w:after="0"/>
               <w:cnfStyle w:val="000000100000" w:firstRow="0" w:lastRow="0" w:firstColumn="0" w:lastColumn="0" w:oddVBand="0" w:evenVBand="0" w:oddHBand="1" w:evenHBand="0" w:firstRowFirstColumn="0" w:firstRowLastColumn="0" w:lastRowFirstColumn="0" w:lastRowLastColumn="0"/>
             </w:pPr>
             <w:r>
@@ -15333,7 +15344,7 @@
           </w:tcPr>
           <w:p>
             <w:pPr>
-              <w:spacing w:after="0" w:line="240" w:lineRule="auto"/>
+              <w:spacing w:after="0"/>
               <w:cnfStyle w:val="000000100000" w:firstRow="0" w:lastRow="0" w:firstColumn="0" w:lastColumn="0" w:oddVBand="0" w:evenVBand="0" w:oddHBand="1" w:evenHBand="0" w:firstRowFirstColumn="0" w:firstRowLastColumn="0" w:lastRowFirstColumn="0" w:lastRowLastColumn="0"/>
             </w:pPr>
             <w:r>
@@ -15389,7 +15400,7 @@
           </w:tcPr>
           <w:p>
             <w:pPr>
-              <w:spacing w:after="0" w:line="240" w:lineRule="auto"/>
+              <w:spacing w:after="0"/>
             </w:pPr>
             <w:r>
               <w:rPr>
@@ -15420,7 +15431,7 @@
           </w:tcPr>
           <w:p>
             <w:pPr>
-              <w:spacing w:after="0" w:line="240" w:lineRule="auto"/>
+              <w:spacing w:after="0"/>
               <w:cnfStyle w:val="000000000000" w:firstRow="0" w:lastRow="0" w:firstColumn="0" w:lastColumn="0" w:oddVBand="0" w:evenVBand="0" w:oddHBand="0" w:evenHBand="0" w:firstRowFirstColumn="0" w:firstRowLastColumn="0" w:lastRowFirstColumn="0" w:lastRowLastColumn="0"/>
             </w:pPr>
             <w:r>
@@ -15452,7 +15463,7 @@
           </w:tcPr>
           <w:p>
             <w:pPr>
-              <w:spacing w:after="0" w:line="240" w:lineRule="auto"/>
+              <w:spacing w:after="0"/>
               <w:cnfStyle w:val="000000000000" w:firstRow="0" w:lastRow="0" w:firstColumn="0" w:lastColumn="0" w:oddVBand="0" w:evenVBand="0" w:oddHBand="0" w:evenHBand="0" w:firstRowFirstColumn="0" w:firstRowLastColumn="0" w:lastRowFirstColumn="0" w:lastRowLastColumn="0"/>
             </w:pPr>
             <w:r>
@@ -15509,7 +15520,7 @@
           </w:tcPr>
           <w:p>
             <w:pPr>
-              <w:spacing w:after="0" w:line="240" w:lineRule="auto"/>
+              <w:spacing w:after="0"/>
             </w:pPr>
             <w:r>
               <w:rPr>
@@ -15540,7 +15551,7 @@
           </w:tcPr>
           <w:p>
             <w:pPr>
-              <w:spacing w:after="0" w:line="240" w:lineRule="auto"/>
+              <w:spacing w:after="0"/>
               <w:cnfStyle w:val="000000100000" w:firstRow="0" w:lastRow="0" w:firstColumn="0" w:lastColumn="0" w:oddVBand="0" w:evenVBand="0" w:oddHBand="1" w:evenHBand="0" w:firstRowFirstColumn="0" w:firstRowLastColumn="0" w:lastRowFirstColumn="0" w:lastRowLastColumn="0"/>
             </w:pPr>
             <w:r>
@@ -15572,7 +15583,7 @@
           </w:tcPr>
           <w:p>
             <w:pPr>
-              <w:spacing w:after="0" w:line="240" w:lineRule="auto"/>
+              <w:spacing w:after="0"/>
               <w:cnfStyle w:val="000000100000" w:firstRow="0" w:lastRow="0" w:firstColumn="0" w:lastColumn="0" w:oddVBand="0" w:evenVBand="0" w:oddHBand="1" w:evenHBand="0" w:firstRowFirstColumn="0" w:firstRowLastColumn="0" w:lastRowFirstColumn="0" w:lastRowLastColumn="0"/>
             </w:pPr>
             <w:r>
@@ -15628,7 +15639,7 @@
           </w:tcPr>
           <w:p>
             <w:pPr>
-              <w:spacing w:after="0" w:line="240" w:lineRule="auto"/>
+              <w:spacing w:after="0"/>
             </w:pPr>
             <w:proofErr w:type="spellStart"/>
             <w:r>
@@ -15661,7 +15672,7 @@
           </w:tcPr>
           <w:p>
             <w:pPr>
-              <w:spacing w:after="0" w:line="240" w:lineRule="auto"/>
+              <w:spacing w:after="0"/>
               <w:cnfStyle w:val="000000000000" w:firstRow="0" w:lastRow="0" w:firstColumn="0" w:lastColumn="0" w:oddVBand="0" w:evenVBand="0" w:oddHBand="0" w:evenHBand="0" w:firstRowFirstColumn="0" w:firstRowLastColumn="0" w:lastRowFirstColumn="0" w:lastRowLastColumn="0"/>
             </w:pPr>
             <w:r>
@@ -15693,7 +15704,7 @@
           </w:tcPr>
           <w:p>
             <w:pPr>
-              <w:spacing w:after="0" w:line="240" w:lineRule="auto"/>
+              <w:spacing w:after="0"/>
               <w:cnfStyle w:val="000000000000" w:firstRow="0" w:lastRow="0" w:firstColumn="0" w:lastColumn="0" w:oddVBand="0" w:evenVBand="0" w:oddHBand="0" w:evenHBand="0" w:firstRowFirstColumn="0" w:firstRowLastColumn="0" w:lastRowFirstColumn="0" w:lastRowLastColumn="0"/>
             </w:pPr>
             <w:r>
@@ -15750,7 +15761,7 @@
           </w:tcPr>
           <w:p>
             <w:pPr>
-              <w:spacing w:after="0" w:line="240" w:lineRule="auto"/>
+              <w:spacing w:after="0"/>
             </w:pPr>
             <w:r>
               <w:rPr>
@@ -15781,7 +15792,7 @@
           </w:tcPr>
           <w:p>
             <w:pPr>
-              <w:spacing w:after="0" w:line="240" w:lineRule="auto"/>
+              <w:spacing w:after="0"/>
               <w:cnfStyle w:val="000000100000" w:firstRow="0" w:lastRow="0" w:firstColumn="0" w:lastColumn="0" w:oddVBand="0" w:evenVBand="0" w:oddHBand="1" w:evenHBand="0" w:firstRowFirstColumn="0" w:firstRowLastColumn="0" w:lastRowFirstColumn="0" w:lastRowLastColumn="0"/>
             </w:pPr>
             <w:r>
@@ -15813,7 +15824,7 @@
           </w:tcPr>
           <w:p>
             <w:pPr>
-              <w:spacing w:after="0" w:line="240" w:lineRule="auto"/>
+              <w:spacing w:after="0"/>
               <w:cnfStyle w:val="000000100000" w:firstRow="0" w:lastRow="0" w:firstColumn="0" w:lastColumn="0" w:oddVBand="0" w:evenVBand="0" w:oddHBand="1" w:evenHBand="0" w:firstRowFirstColumn="0" w:firstRowLastColumn="0" w:lastRowFirstColumn="0" w:lastRowLastColumn="0"/>
             </w:pPr>
             <w:r>
@@ -15869,7 +15880,7 @@
           </w:tcPr>
           <w:p>
             <w:pPr>
-              <w:spacing w:after="0" w:line="240" w:lineRule="auto"/>
+              <w:spacing w:after="0"/>
             </w:pPr>
             <w:r>
               <w:rPr>
@@ -15900,7 +15911,7 @@
           </w:tcPr>
           <w:p>
             <w:pPr>
-              <w:spacing w:after="0" w:line="240" w:lineRule="auto"/>
+              <w:spacing w:after="0"/>
               <w:cnfStyle w:val="000000000000" w:firstRow="0" w:lastRow="0" w:firstColumn="0" w:lastColumn="0" w:oddVBand="0" w:evenVBand="0" w:oddHBand="0" w:evenHBand="0" w:firstRowFirstColumn="0" w:firstRowLastColumn="0" w:lastRowFirstColumn="0" w:lastRowLastColumn="0"/>
             </w:pPr>
             <w:r>
@@ -15932,7 +15943,7 @@
           </w:tcPr>
           <w:p>
             <w:pPr>
-              <w:spacing w:after="0" w:line="240" w:lineRule="auto"/>
+              <w:spacing w:after="0"/>
               <w:cnfStyle w:val="000000000000" w:firstRow="0" w:lastRow="0" w:firstColumn="0" w:lastColumn="0" w:oddVBand="0" w:evenVBand="0" w:oddHBand="0" w:evenHBand="0" w:firstRowFirstColumn="0" w:firstRowLastColumn="0" w:lastRowFirstColumn="0" w:lastRowLastColumn="0"/>
             </w:pPr>
             <w:r>
@@ -15989,7 +16000,7 @@
           </w:tcPr>
           <w:p>
             <w:pPr>
-              <w:spacing w:after="0" w:line="240" w:lineRule="auto"/>
+              <w:spacing w:after="0"/>
             </w:pPr>
             <w:r>
               <w:rPr>
@@ -16020,7 +16031,7 @@
           </w:tcPr>
           <w:p>
             <w:pPr>
-              <w:spacing w:after="0" w:line="240" w:lineRule="auto"/>
+              <w:spacing w:after="0"/>
               <w:cnfStyle w:val="000000100000" w:firstRow="0" w:lastRow="0" w:firstColumn="0" w:lastColumn="0" w:oddVBand="0" w:evenVBand="0" w:oddHBand="1" w:evenHBand="0" w:firstRowFirstColumn="0" w:firstRowLastColumn="0" w:lastRowFirstColumn="0" w:lastRowLastColumn="0"/>
             </w:pPr>
             <w:r>
@@ -16052,7 +16063,7 @@
           </w:tcPr>
           <w:p>
             <w:pPr>
-              <w:spacing w:after="0" w:line="240" w:lineRule="auto"/>
+              <w:spacing w:after="0"/>
               <w:cnfStyle w:val="000000100000" w:firstRow="0" w:lastRow="0" w:firstColumn="0" w:lastColumn="0" w:oddVBand="0" w:evenVBand="0" w:oddHBand="1" w:evenHBand="0" w:firstRowFirstColumn="0" w:firstRowLastColumn="0" w:lastRowFirstColumn="0" w:lastRowLastColumn="0"/>
             </w:pPr>
             <w:r>
@@ -16108,7 +16119,7 @@
           </w:tcPr>
           <w:p>
             <w:pPr>
-              <w:spacing w:after="0" w:line="240" w:lineRule="auto"/>
+              <w:spacing w:after="0"/>
             </w:pPr>
             <w:r>
               <w:rPr>
@@ -16139,7 +16150,7 @@
           </w:tcPr>
           <w:p>
             <w:pPr>
-              <w:spacing w:after="0" w:line="240" w:lineRule="auto"/>
+              <w:spacing w:after="0"/>
               <w:cnfStyle w:val="000000000000" w:firstRow="0" w:lastRow="0" w:firstColumn="0" w:lastColumn="0" w:oddVBand="0" w:evenVBand="0" w:oddHBand="0" w:evenHBand="0" w:firstRowFirstColumn="0" w:firstRowLastColumn="0" w:lastRowFirstColumn="0" w:lastRowLastColumn="0"/>
             </w:pPr>
             <w:r>
@@ -16171,7 +16182,7 @@
           </w:tcPr>
           <w:p>
             <w:pPr>
-              <w:spacing w:after="0" w:line="240" w:lineRule="auto"/>
+              <w:spacing w:after="0"/>
               <w:cnfStyle w:val="000000000000" w:firstRow="0" w:lastRow="0" w:firstColumn="0" w:lastColumn="0" w:oddVBand="0" w:evenVBand="0" w:oddHBand="0" w:evenHBand="0" w:firstRowFirstColumn="0" w:firstRowLastColumn="0" w:lastRowFirstColumn="0" w:lastRowLastColumn="0"/>
             </w:pPr>
             <w:proofErr w:type="gramStart"/>
@@ -16237,7 +16248,7 @@
           </w:tcPr>
           <w:p>
             <w:pPr>
-              <w:spacing w:after="0" w:line="240" w:lineRule="auto"/>
+              <w:spacing w:after="0"/>
             </w:pPr>
             <w:proofErr w:type="spellStart"/>
             <w:r>
@@ -16276,7 +16287,7 @@
           </w:tcPr>
           <w:p>
             <w:pPr>
-              <w:spacing w:after="0" w:line="240" w:lineRule="auto"/>
+              <w:spacing w:after="0"/>
               <w:cnfStyle w:val="000000100000" w:firstRow="0" w:lastRow="0" w:firstColumn="0" w:lastColumn="0" w:oddVBand="0" w:evenVBand="0" w:oddHBand="1" w:evenHBand="0" w:firstRowFirstColumn="0" w:firstRowLastColumn="0" w:lastRowFirstColumn="0" w:lastRowLastColumn="0"/>
             </w:pPr>
             <w:r>
@@ -16308,7 +16319,7 @@
           </w:tcPr>
           <w:p>
             <w:pPr>
-              <w:spacing w:after="0" w:line="240" w:lineRule="auto"/>
+              <w:spacing w:after="0"/>
               <w:cnfStyle w:val="000000100000" w:firstRow="0" w:lastRow="0" w:firstColumn="0" w:lastColumn="0" w:oddVBand="0" w:evenVBand="0" w:oddHBand="1" w:evenHBand="0" w:firstRowFirstColumn="0" w:firstRowLastColumn="0" w:lastRowFirstColumn="0" w:lastRowLastColumn="0"/>
             </w:pPr>
             <w:proofErr w:type="gramStart"/>
@@ -16373,7 +16384,7 @@
           </w:tcPr>
           <w:p>
             <w:pPr>
-              <w:spacing w:after="0" w:line="240" w:lineRule="auto"/>
+              <w:spacing w:after="0"/>
             </w:pPr>
             <w:r>
               <w:rPr>
@@ -16404,7 +16415,7 @@
           </w:tcPr>
           <w:p>
             <w:pPr>
-              <w:spacing w:after="0" w:line="240" w:lineRule="auto"/>
+              <w:spacing w:after="0"/>
               <w:cnfStyle w:val="000000000000" w:firstRow="0" w:lastRow="0" w:firstColumn="0" w:lastColumn="0" w:oddVBand="0" w:evenVBand="0" w:oddHBand="0" w:evenHBand="0" w:firstRowFirstColumn="0" w:firstRowLastColumn="0" w:lastRowFirstColumn="0" w:lastRowLastColumn="0"/>
             </w:pPr>
             <w:r>
@@ -16436,7 +16447,7 @@
           </w:tcPr>
           <w:p>
             <w:pPr>
-              <w:spacing w:after="0" w:line="240" w:lineRule="auto"/>
+              <w:spacing w:after="0"/>
               <w:cnfStyle w:val="000000000000" w:firstRow="0" w:lastRow="0" w:firstColumn="0" w:lastColumn="0" w:oddVBand="0" w:evenVBand="0" w:oddHBand="0" w:evenHBand="0" w:firstRowFirstColumn="0" w:firstRowLastColumn="0" w:lastRowFirstColumn="0" w:lastRowLastColumn="0"/>
             </w:pPr>
             <w:r>
@@ -16539,7 +16550,7 @@
           </w:tcPr>
           <w:p>
             <w:pPr>
-              <w:spacing w:after="0" w:line="240" w:lineRule="auto"/>
+              <w:spacing w:after="0"/>
             </w:pPr>
             <w:r>
               <w:rPr>
@@ -16571,7 +16582,7 @@
           </w:tcPr>
           <w:p>
             <w:pPr>
-              <w:spacing w:after="0" w:line="240" w:lineRule="auto"/>
+              <w:spacing w:after="0"/>
               <w:cnfStyle w:val="100000000000" w:firstRow="1" w:lastRow="0" w:firstColumn="0" w:lastColumn="0" w:oddVBand="0" w:evenVBand="0" w:oddHBand="0" w:evenHBand="0" w:firstRowFirstColumn="0" w:firstRowLastColumn="0" w:lastRowFirstColumn="0" w:lastRowLastColumn="0"/>
             </w:pPr>
             <w:r>
@@ -16604,7 +16615,7 @@
           </w:tcPr>
           <w:p>
             <w:pPr>
-              <w:spacing w:after="0" w:line="240" w:lineRule="auto"/>
+              <w:spacing w:after="0"/>
               <w:cnfStyle w:val="100000000000" w:firstRow="1" w:lastRow="0" w:firstColumn="0" w:lastColumn="0" w:oddVBand="0" w:evenVBand="0" w:oddHBand="0" w:evenHBand="0" w:firstRowFirstColumn="0" w:firstRowLastColumn="0" w:lastRowFirstColumn="0" w:lastRowLastColumn="0"/>
             </w:pPr>
             <w:r>
@@ -16645,7 +16656,7 @@
           </w:tcPr>
           <w:p>
             <w:pPr>
-              <w:spacing w:after="0" w:line="240" w:lineRule="auto"/>
+              <w:spacing w:after="0"/>
             </w:pPr>
             <w:r>
               <w:rPr>
@@ -16676,7 +16687,7 @@
           </w:tcPr>
           <w:p>
             <w:pPr>
-              <w:spacing w:after="0" w:line="240" w:lineRule="auto"/>
+              <w:spacing w:after="0"/>
               <w:cnfStyle w:val="000000100000" w:firstRow="0" w:lastRow="0" w:firstColumn="0" w:lastColumn="0" w:oddVBand="0" w:evenVBand="0" w:oddHBand="1" w:evenHBand="0" w:firstRowFirstColumn="0" w:firstRowLastColumn="0" w:lastRowFirstColumn="0" w:lastRowLastColumn="0"/>
             </w:pPr>
             <w:proofErr w:type="spellStart"/>
@@ -16730,7 +16741,7 @@
           </w:tcPr>
           <w:p>
             <w:pPr>
-              <w:spacing w:after="0" w:line="240" w:lineRule="auto"/>
+              <w:spacing w:after="0"/>
               <w:cnfStyle w:val="000000100000" w:firstRow="0" w:lastRow="0" w:firstColumn="0" w:lastColumn="0" w:oddVBand="0" w:evenVBand="0" w:oddHBand="1" w:evenHBand="0" w:firstRowFirstColumn="0" w:firstRowLastColumn="0" w:lastRowFirstColumn="0" w:lastRowLastColumn="0"/>
             </w:pPr>
             <w:r>
@@ -16769,7 +16780,7 @@
           </w:tcPr>
           <w:p>
             <w:pPr>
-              <w:spacing w:after="0" w:line="240" w:lineRule="auto"/>
+              <w:spacing w:after="0"/>
             </w:pPr>
             <w:r>
               <w:rPr>
@@ -16800,7 +16811,7 @@
           </w:tcPr>
           <w:p>
             <w:pPr>
-              <w:spacing w:after="0" w:line="240" w:lineRule="auto"/>
+              <w:spacing w:after="0"/>
               <w:cnfStyle w:val="000000000000" w:firstRow="0" w:lastRow="0" w:firstColumn="0" w:lastColumn="0" w:oddVBand="0" w:evenVBand="0" w:oddHBand="0" w:evenHBand="0" w:firstRowFirstColumn="0" w:firstRowLastColumn="0" w:lastRowFirstColumn="0" w:lastRowLastColumn="0"/>
             </w:pPr>
             <w:r>
@@ -16832,7 +16843,7 @@
           </w:tcPr>
           <w:p>
             <w:pPr>
-              <w:spacing w:after="0" w:line="240" w:lineRule="auto"/>
+              <w:spacing w:after="0"/>
               <w:cnfStyle w:val="000000000000" w:firstRow="0" w:lastRow="0" w:firstColumn="0" w:lastColumn="0" w:oddVBand="0" w:evenVBand="0" w:oddHBand="0" w:evenHBand="0" w:firstRowFirstColumn="0" w:firstRowLastColumn="0" w:lastRowFirstColumn="0" w:lastRowLastColumn="0"/>
             </w:pPr>
             <w:r>
@@ -16872,7 +16883,7 @@
           </w:tcPr>
           <w:p>
             <w:pPr>
-              <w:spacing w:after="0" w:line="240" w:lineRule="auto"/>
+              <w:spacing w:after="0"/>
             </w:pPr>
             <w:proofErr w:type="spellStart"/>
             <w:r>
@@ -16905,7 +16916,7 @@
           </w:tcPr>
           <w:p>
             <w:pPr>
-              <w:spacing w:after="0" w:line="240" w:lineRule="auto"/>
+              <w:spacing w:after="0"/>
               <w:cnfStyle w:val="000000100000" w:firstRow="0" w:lastRow="0" w:firstColumn="0" w:lastColumn="0" w:oddVBand="0" w:evenVBand="0" w:oddHBand="1" w:evenHBand="0" w:firstRowFirstColumn="0" w:firstRowLastColumn="0" w:lastRowFirstColumn="0" w:lastRowLastColumn="0"/>
             </w:pPr>
             <w:r>
@@ -16937,7 +16948,7 @@
           </w:tcPr>
           <w:p>
             <w:pPr>
-              <w:spacing w:after="0" w:line="240" w:lineRule="auto"/>
+              <w:spacing w:after="0"/>
               <w:cnfStyle w:val="000000100000" w:firstRow="0" w:lastRow="0" w:firstColumn="0" w:lastColumn="0" w:oddVBand="0" w:evenVBand="0" w:oddHBand="1" w:evenHBand="0" w:firstRowFirstColumn="0" w:firstRowLastColumn="0" w:lastRowFirstColumn="0" w:lastRowLastColumn="0"/>
             </w:pPr>
             <w:r>
@@ -16950,6 +16961,31 @@
         </w:tc>
       </w:tr>
     </w:tbl>
+    <w:p/>
+    <w:p/>
+    <w:p/>
+    <w:p>
+      <w:pPr>
+        <w:pStyle w:val="Heading1"/>
+        <w:pageBreakBefore/>
+        <w:pBdr>
+          <w:bottom w:val="single" w:sz="11" w:space="6" w:color="147D92"/>
+        </w:pBdr>
+        <w:spacing w:before="320" w:after="140"/>
+        <w:rPr>
+          <w:bCs/>
+        </w:rPr>
+      </w:pPr>
+      <w:r>
+        <w:rPr>
+          <w:rFonts w:ascii="Arial" w:hAnsi="Arial"/>
+          <w:bCs/>
+          <w:sz w:val="32"/>
+        </w:rPr>
+        <w:lastRenderedPageBreak/>
+        <w:t>UML DIAGRAMS</w:t>
+      </w:r>
+    </w:p>
     <w:p/>
     <w:sectPr>
       <w:headerReference w:type="default" r:id="rId7"/>
@@ -17401,7 +17437,7 @@
   <w:abstractNum w:abstractNumId="2" w15:restartNumberingAfterBreak="0">
     <w:nsid w:val="4DD703DE"/>
     <w:multiLevelType w:val="hybridMultilevel"/>
-    <w:tmpl w:val="FD4CFE36"/>
+    <w:tmpl w:val="1CBCC4C4"/>
     <w:lvl w:ilvl="0" w:tplc="1C090001">
       <w:start w:val="1"/>
       <w:numFmt w:val="bullet"/>
